--- a/docs/THESIS_PROPOSAL.docx
+++ b/docs/THESIS_PROPOSAL.docx
@@ -438,7 +438,7 @@
                 <w:rFonts w:ascii="Times New Roman" w:hAnsi="Times New Roman"/>
                 <w:sz w:val="24"/>
               </w:rPr>
-              <w:t>Preliminary work carried out by the group has established the feasibility and the empirical baseline for this design. A complete data pipeline has been constructed for six major currency pairs (EUR/USD, GBP/USD, USD/JPY, AUD/USD, USD/CAD, USD/CHF) over 2010–2025, aggregating approximately 34.9 million one-minute bars into daily bars and five-minute realized measures; a production volatility layer, a three-class probability layer, and a risk layer have been implemented end to end. Under a fixed 70/15/15 temporal split, the extended HAR specification attains a test-set QLIKE of 0.1585 against 0.2172 for the previous baseline, while fourteen machine-learning and deep-learning alternatives, two zero-shot time-series foundation models, and 509 forecast combinations fail to displace it from the Model Confidence Set [12]. On the direction axis, 8,652 fully enumerated rule hypotheses across twelve independent discovery branches yield zero survivors after family-wise error control, with a measured detection power corresponding to a lift of 1.20.</w:t>
+              <w:t>Preliminary work carried out by the group has established the feasibility and the empirical baseline for this design, and has already progressed through three staged, pre-registered information layers, each closed with a written decision record before the next was opened. A complete data pipeline has been constructed for six major currency pairs (EUR/USD, GBP/USD, USD/JPY, AUD/USD, USD/CAD, USD/CHF) over 2010–2025, aggregating approximately 34.9 million one-minute bars into daily bars and five-minute realized measures; a production volatility layer, a three-class probability layer, and a risk layer have been implemented end to end and are served through an operating web application updated on a daily schedule. Under a fixed 70/15/15 temporal split, the extended HAR specification attains a test-set QLIKE of 0.1585 against 0.2172 for the previous baseline, while fourteen machine-learning and deep-learning alternatives, two zero-shot time-series foundation models, and 509 forecast combinations fail to displace it from the Model Confidence Set [12]. On the direction axis, 8,652 fully enumerated rule hypotheses across twelve independent discovery branches — spanning historical price patterns and, in a subsequent closed phase, four independent representations of official central-bank communication — yield zero survivors after family-wise error control, with a measured detection power corresponding to a lift of 1.20. A further pre-registered investigation of exogenous macroeconomic and cross-asset variables under a causal-versus-validation feature-selection ablation has also been completed and frozen, with its sealed-set evaluation deliberately withheld because the pre-specified decision rule for opening it was not met.</w:t>
             </w:r>
           </w:p>
           <w:p>
@@ -467,7 +467,7 @@
                 <w:rFonts w:ascii="Times New Roman" w:hAnsi="Times New Roman"/>
                 <w:sz w:val="24"/>
               </w:rPr>
-              <w:t xml:space="preserve"> The remaining work consists of completing the outstanding validation components, extending the causal and exogenous-information analysis, performing a single sealed-set evaluation, and finalising the system and its documentation.</w:t>
+              <w:t xml:space="preserve"> The closed phases established what does and does not carry information; the remaining work consists of completing a small number of explicitly identified residual validation items within the existing protocol (rather than reopening its settled conclusions), performing the single sealed-set evaluation, and finalising the system and its documentation.</w:t>
             </w:r>
           </w:p>
         </w:tc>
@@ -501,7 +501,66 @@
                 <w:rFonts w:ascii="Times New Roman" w:hAnsi="Times New Roman"/>
                 <w:sz w:val="24"/>
               </w:rPr>
-              <w:t>The primary objective of this research is to design, implement, and empirically validate a decision support system for foreign exchange trading in which forecast skill is established per target axis under strict multiple-testing control, uncertainty is communicated with finite-sample coverage guarantees, and position sizing is constrained by a measured probability of ruin.</w:t>
+              <w:t>The primary objective of this research is to design, implement, and empirically validate a decision support system for foreign exchange trading in which forecast skill is established per target axis under strict multiple-testing control, uncertainty is communicated through calibrated conformal prediction sets, and position sizing is constrained by an estimated probability of ruin under explicitly stated assumptions.</w:t>
+            </w:r>
+          </w:p>
+          <w:p>
+            <w:pPr>
+              <w:spacing w:after="100"/>
+              <w:ind w:firstLine="340"/>
+              <w:jc w:val="both"/>
+            </w:pPr>
+            <w:r>
+              <w:rPr>
+                <w:rFonts w:ascii="Times New Roman" w:hAnsi="Times New Roman"/>
+                <w:sz w:val="24"/>
+              </w:rPr>
+              <w:t xml:space="preserve">Consistent with this objective, three groups of quantities are kept conceptually distinct throughout the study: </w:t>
+            </w:r>
+            <w:r>
+              <w:rPr>
+                <w:rFonts w:ascii="Times New Roman" w:hAnsi="Times New Roman"/>
+                <w:b/>
+                <w:sz w:val="24"/>
+              </w:rPr>
+              <w:t>predictive axes</w:t>
+            </w:r>
+            <w:r>
+              <w:rPr>
+                <w:rFonts w:ascii="Times New Roman" w:hAnsi="Times New Roman"/>
+                <w:sz w:val="24"/>
+              </w:rPr>
+              <w:t xml:space="preserve"> (direction, magnitude, and tail-event probability, each scored against its own baseline and its own proper scoring rule), </w:t>
+            </w:r>
+            <w:r>
+              <w:rPr>
+                <w:rFonts w:ascii="Times New Roman" w:hAnsi="Times New Roman"/>
+                <w:b/>
+                <w:sz w:val="24"/>
+              </w:rPr>
+              <w:t>calibration diagnostics</w:t>
+            </w:r>
+            <w:r>
+              <w:rPr>
+                <w:rFonts w:ascii="Times New Roman" w:hAnsi="Times New Roman"/>
+                <w:sz w:val="24"/>
+              </w:rPr>
+              <w:t xml:space="preserve"> (coverage and reliability of the probabilistic and conformal outputs), and the </w:t>
+            </w:r>
+            <w:r>
+              <w:rPr>
+                <w:rFonts w:ascii="Times New Roman" w:hAnsi="Times New Roman"/>
+                <w:b/>
+                <w:sz w:val="24"/>
+              </w:rPr>
+              <w:t>decision layer</w:t>
+            </w:r>
+            <w:r>
+              <w:rPr>
+                <w:rFonts w:ascii="Times New Roman" w:hAnsi="Times New Roman"/>
+                <w:sz w:val="24"/>
+              </w:rPr>
+              <w:t xml:space="preserve"> (Value-at-Risk, Expected Shortfall, stop-out probability, and position sizing, which consume the predictive and calibration outputs but are not themselves treated as an additional predictive claim).</w:t>
             </w:r>
           </w:p>
           <w:p>
@@ -615,14 +674,14 @@
                 <w:b/>
                 <w:sz w:val="24"/>
               </w:rPr>
-              <w:t>Delivering calibrated and guaranteed uncertainty.</w:t>
+              <w:t>Delivering calibrated uncertainty.</w:t>
             </w:r>
             <w:r>
               <w:rPr>
                 <w:rFonts w:ascii="Times New Roman" w:hAnsi="Times New Roman"/>
                 <w:sz w:val="24"/>
               </w:rPr>
-              <w:t xml:space="preserve"> Implement and validate adaptive conformal prediction so that the prediction sets displayed to the user carry a finite-sample coverage guarantee under distribution shift, and verify calibration with proper scoring rules and reliability diagnostics.</w:t>
+              <w:t xml:space="preserve"> Implement and validate adaptive conformal prediction so that the prediction sets displayed to the user are designed to maintain target coverage under distribution shift, verify this with empirical and regime-conditional coverage under the assumptions of the selected conformal procedure, and assess calibration with proper scoring rules and reliability diagnostics.</w:t>
             </w:r>
           </w:p>
           <w:p>
@@ -733,14 +792,14 @@
                 <w:b/>
                 <w:sz w:val="24"/>
               </w:rPr>
-              <w:t>daily-horizon decision support for six major USD-quoted currency pairs</w:t>
+              <w:t>daily-horizon decision support for six major currency pairs involving the U.S. dollar</w:t>
             </w:r>
             <w:r>
               <w:rPr>
                 <w:rFonts w:ascii="Times New Roman" w:hAnsi="Times New Roman"/>
                 <w:sz w:val="24"/>
               </w:rPr>
-              <w:t>: EUR/USD, GBP/USD, USD/JPY, AUD/USD, USD/CAD, and USD/CHF. The development sample covers 2010–2025 and is partitioned temporally into training, validation, and test segments in a 70/15/15 ratio; model and hyper-parameter selection uses only the validation segment, and the test segment is scored once.</w:t>
+              <w:t>: EUR/USD, GBP/USD, USD/JPY, AUD/USD, USD/CAD, and USD/CHF (the dollar is the quote currency in the first three pairs and the base currency in the last three). The development sample covers 2010–2025 and is partitioned temporally into a training segment, a validation segment used only for model and hyper-parameter selection, and a held-out development-test segment that is scored once and is distinct from the sealed evaluation set described below.</w:t>
             </w:r>
           </w:p>
           <w:p>
@@ -769,7 +828,7 @@
                 <w:rFonts w:ascii="Times New Roman" w:hAnsi="Times New Roman"/>
                 <w:sz w:val="24"/>
               </w:rPr>
-              <w:t xml:space="preserve"> — six cross pairs, NZD/USD, and the whole of 2026 — is reserved and is opened exactly once, at the end of the study, after the final configuration has been frozen in writing. No retuning is permitted after the sealed set is opened.</w:t>
+              <w:t xml:space="preserve"> — six cross pairs, NZD/USD, and 2026 data as available at the pre-specified cutoff date — is reserved and is opened exactly once, after the final configuration has been frozen in writing; because the sealed set includes calendar year 2026 while the study concludes before that year ends, "2026" refers to whatever portion of the year has been collected through the continuously operating daily pipeline by the cutoff date, not the completed calendar year. No retuning is permitted after the sealed set is opened.</w:t>
             </w:r>
           </w:p>
           <w:p>
@@ -1219,7 +1278,7 @@
                 <w:rFonts w:ascii="Times New Roman" w:hAnsi="Times New Roman"/>
                 <w:sz w:val="24"/>
               </w:rPr>
-              <w:t xml:space="preserve"> resampling with block-preserving null models [4].</w:t>
+              <w:t xml:space="preserve"> resampling with block-preserving null models [4]. Remaining work in this family is limited to completing pre-registered evaluations at horizons and axes not yet scored (Section on the Research Plan); no new discovery family will be introduced after the evaluation protocol has been frozen.</w:t>
             </w:r>
           </w:p>
           <w:p>
@@ -1323,7 +1382,7 @@
                 <w:rFonts w:ascii="Times New Roman" w:hAnsi="Times New Roman"/>
                 <w:sz w:val="24"/>
               </w:rPr>
-              <w:t>Compute position size as the minimum of a growth-optimal fraction [25] and a ruin-constrained cap, adjusted by volatility regime, drawdown state, a portfolio correlation factor, and a slippage coefficient measured from observed stop-loss executions.</w:t>
+              <w:t>Compute position size as the minimum of a growth-optimal fraction [25] and a cap constrained by an estimated probability of ruin, adjusted by volatility regime, drawdown state, a portfolio correlation factor, and a slippage coefficient measured from observed stop-loss executions; the ruin estimate is reported together with the return, dependence, and sizing assumptions on which it is conditioned.</w:t>
             </w:r>
           </w:p>
           <w:p>
@@ -1396,7 +1455,7 @@
                 <w:rFonts w:ascii="Times New Roman" w:hAnsi="Times New Roman"/>
                 <w:sz w:val="24"/>
               </w:rPr>
-              <w:t>Implement the system as a web application with a computation layer, a versioned forecast-artefact interface, and a user interface that presents per-axis skill, conformal prediction sets, the event calendar with measured historical responses, and the risk decision record with full provenance.</w:t>
+              <w:t>Maintain, throughout the study rather than only at its conclusion, an operating end-to-end product path — data ingestion, production forecast artefact, application programming interface, and a minimal user interface — so that each research layer is integrated as a versioned artefact update instead of being connected for the first time late in the project; dedicate the final weeks to hardening this system with a computation layer, a versioned forecast-artefact interface, and a user interface that presents per-axis skill, conformal prediction sets, the event calendar with measured historical responses, and the risk decision record with full provenance.</w:t>
             </w:r>
           </w:p>
           <w:p>
@@ -1491,7 +1550,7 @@
                 <w:rFonts w:ascii="Times New Roman" w:hAnsi="Times New Roman"/>
                 <w:sz w:val="24"/>
               </w:rPr>
-              <w:t>, establishing where skill exists and where it does not, under a single protocol applied uniformly across all information layers. Preliminary results indicate positive and statistically significant skill on the magnitude axis and no detectable skill on the direction axis across twelve independent discovery branches; the thesis will complete this analysis at the remaining horizons and validate it on sealed data.</w:t>
+              <w:t>, establishing where skill exists and where it does not, under a single protocol applied uniformly across all information layers. Results obtained and frozen to date indicate positive and statistically significant skill on the magnitude axis and no detectable skill on the direction axis across twelve independent discovery branches, including four independent representations of price history and of official central-bank communication; the thesis will complete this analysis at the remaining horizons and confirm it on the sealed evaluation set, which has not yet been opened.</w:t>
             </w:r>
           </w:p>
           <w:p>
@@ -1537,7 +1596,7 @@
                 <w:rFonts w:ascii="Times New Roman" w:hAnsi="Times New Roman"/>
                 <w:sz w:val="24"/>
               </w:rPr>
-              <w:t xml:space="preserve"> Preliminary results show that variables filtered by temporal-causal testing with a stability screen degrade substantially less out of sample than variables selected by validation performance, with the mechanism identified and measured as distribution drift in the selected macroeconomic variables. This result is, to our knowledge, not documented in the FX forecasting literature.</w:t>
+              <w:t xml:space="preserve"> A completed, frozen ablation (not yet confirmed on sealed data) shows that variables filtered by temporal-causal testing with a stability screen degrade substantially less out of sample than variables selected by validation performance, with the mechanism identified and measured as distribution drift in the selected macroeconomic variables. This comparison appears to be underexplored in the FX forecasting literature.</w:t>
             </w:r>
           </w:p>
           <w:p>
@@ -1713,7 +1772,7 @@
                 <w:rFonts w:ascii="Times New Roman" w:hAnsi="Times New Roman"/>
                 <w:sz w:val="24"/>
               </w:rPr>
-              <w:t xml:space="preserve">[3] M. C. Hutchinson, P. Kyziropoulos, J. O'Brien, F. O'Reilly, and T. Sharma, "Technical trading rule profitability in currencies: It's all about momentum," </w:t>
+              <w:t xml:space="preserve">[3] M. C. Hutchinson, P. E. Kyziropoulos, J. O'Brien, P. O'Reilly, and T. Sharma, "Technical trading rule profitability in currencies: It's all about momentum," </w:t>
             </w:r>
             <w:r>
               <w:rPr>
@@ -1728,7 +1787,7 @@
                 <w:rFonts w:ascii="Times New Roman" w:hAnsi="Times New Roman"/>
                 <w:sz w:val="24"/>
               </w:rPr>
-              <w:t>, vol. 61, Art. no. 101779, 2022, doi: 10.1016/j.ribaf.2022.101779.</w:t>
+              <w:t>, vol. 63, Art. no. 101779, 2022, doi: 10.1016/j.ribaf.2022.101779.</w:t>
             </w:r>
           </w:p>
           <w:p>

--- a/docs/THESIS_PROPOSAL.docx
+++ b/docs/THESIS_PROPOSAL.docx
@@ -828,7 +828,7 @@
                 <w:rFonts w:ascii="Times New Roman" w:hAnsi="Times New Roman"/>
                 <w:sz w:val="24"/>
               </w:rPr>
-              <w:t xml:space="preserve"> — six cross pairs, NZD/USD, and 2026 data as available at the pre-specified cutoff date — is reserved and is opened exactly once, after the final configuration has been frozen in writing; because the sealed set includes calendar year 2026 while the study concludes before that year ends, "2026" refers to whatever portion of the year has been collected through the continuously operating daily pipeline by the cutoff date, not the completed calendar year. No retuning is permitted after the sealed set is opened.</w:t>
+              <w:t xml:space="preserve"> — six cross pairs not used anywhere in development, namely EUR/GBP, EUR/JPY, GBP/JPY, AUD/JPY, EUR/CHF, and NZD/USD, together with 2026 data as available at the pre-specified cutoff date for all twelve pairs — is reserved and is opened exactly once, after the final configuration has been frozen in writing; because the sealed set includes calendar year 2026 while the study concludes before that year ends, "2026" refers to whatever portion of the year has been collected through the continuously operating daily pipeline by the cutoff date, not the completed calendar year. No retuning is permitted after the sealed set is opened.</w:t>
             </w:r>
           </w:p>
           <w:p>

--- a/docs/THESIS_PROPOSAL.docx
+++ b/docs/THESIS_PROPOSAL.docx
@@ -470,26 +470,6 @@
               <w:t xml:space="preserve"> The closed phases established what does and does not carry information; the remaining work consists of completing a small number of explicitly identified residual validation items within the existing protocol (rather than reopening its settled conclusions), performing the single sealed-set evaluation, and finalising the system and its documentation.</w:t>
             </w:r>
           </w:p>
-        </w:tc>
-      </w:tr>
-      <w:tr>
-        <w:tc>
-          <w:tcPr>
-            <w:tcW w:type="dxa" w:w="9973"/>
-          </w:tcPr>
-          <w:p>
-            <w:pPr>
-              <w:spacing w:after="100"/>
-            </w:pPr>
-            <w:r>
-              <w:rPr>
-                <w:rFonts w:ascii="Times New Roman" w:hAnsi="Times New Roman"/>
-                <w:b/>
-                <w:sz w:val="24"/>
-              </w:rPr>
-              <w:t>Research Objectives:</w:t>
-            </w:r>
-          </w:p>
           <w:p>
             <w:pPr>
               <w:spacing w:after="100"/>
@@ -501,149 +481,7 @@
                 <w:rFonts w:ascii="Times New Roman" w:hAnsi="Times New Roman"/>
                 <w:sz w:val="24"/>
               </w:rPr>
-              <w:t>The primary objective of this research is to design, implement, and empirically validate a decision support system for foreign exchange trading in which forecast skill is established per target axis under strict multiple-testing control, uncertainty is communicated through calibrated conformal prediction sets, and position sizing is constrained by an estimated probability of ruin under explicitly stated assumptions.</w:t>
-            </w:r>
-          </w:p>
-          <w:p>
-            <w:pPr>
-              <w:spacing w:after="100"/>
-              <w:ind w:firstLine="340"/>
-              <w:jc w:val="both"/>
-            </w:pPr>
-            <w:r>
-              <w:rPr>
-                <w:rFonts w:ascii="Times New Roman" w:hAnsi="Times New Roman"/>
-                <w:sz w:val="24"/>
-              </w:rPr>
-              <w:t xml:space="preserve">Consistent with this objective, three groups of quantities are kept conceptually distinct throughout the study: </w:t>
-            </w:r>
-            <w:r>
-              <w:rPr>
-                <w:rFonts w:ascii="Times New Roman" w:hAnsi="Times New Roman"/>
-                <w:b/>
-                <w:sz w:val="24"/>
-              </w:rPr>
-              <w:t>predictive axes</w:t>
-            </w:r>
-            <w:r>
-              <w:rPr>
-                <w:rFonts w:ascii="Times New Roman" w:hAnsi="Times New Roman"/>
-                <w:sz w:val="24"/>
-              </w:rPr>
-              <w:t xml:space="preserve"> (direction, magnitude, and tail-event probability, each scored against its own baseline and its own proper scoring rule), </w:t>
-            </w:r>
-            <w:r>
-              <w:rPr>
-                <w:rFonts w:ascii="Times New Roman" w:hAnsi="Times New Roman"/>
-                <w:b/>
-                <w:sz w:val="24"/>
-              </w:rPr>
-              <w:t>calibration diagnostics</w:t>
-            </w:r>
-            <w:r>
-              <w:rPr>
-                <w:rFonts w:ascii="Times New Roman" w:hAnsi="Times New Roman"/>
-                <w:sz w:val="24"/>
-              </w:rPr>
-              <w:t xml:space="preserve"> (coverage and reliability of the probabilistic and conformal outputs), and the </w:t>
-            </w:r>
-            <w:r>
-              <w:rPr>
-                <w:rFonts w:ascii="Times New Roman" w:hAnsi="Times New Roman"/>
-                <w:b/>
-                <w:sz w:val="24"/>
-              </w:rPr>
-              <w:t>decision layer</w:t>
-            </w:r>
-            <w:r>
-              <w:rPr>
-                <w:rFonts w:ascii="Times New Roman" w:hAnsi="Times New Roman"/>
-                <w:sz w:val="24"/>
-              </w:rPr>
-              <w:t xml:space="preserve"> (Value-at-Risk, Expected Shortfall, stop-out probability, and position sizing, which consume the predictive and calibration outputs but are not themselves treated as an additional predictive claim).</w:t>
-            </w:r>
-          </w:p>
-          <w:p>
-            <w:pPr>
-              <w:spacing w:after="100"/>
-              <w:ind w:firstLine="340"/>
-              <w:jc w:val="both"/>
-            </w:pPr>
-            <w:r>
-              <w:rPr>
-                <w:rFonts w:ascii="Times New Roman" w:hAnsi="Times New Roman"/>
-                <w:sz w:val="24"/>
-              </w:rPr>
-              <w:t>Specific objectives include:</w:t>
-            </w:r>
-          </w:p>
-          <w:p>
-            <w:pPr>
-              <w:pStyle w:val="ListBullet"/>
-              <w:spacing w:after="60"/>
-              <w:ind w:left="454"/>
-              <w:jc w:val="both"/>
-            </w:pPr>
-            <w:r>
-              <w:rPr>
-                <w:rFonts w:ascii="Times New Roman" w:hAnsi="Times New Roman"/>
-                <w:b/>
-                <w:sz w:val="24"/>
-              </w:rPr>
-              <w:t>Establishing axis-specific predictability.</w:t>
-            </w:r>
-            <w:r>
-              <w:rPr>
-                <w:rFonts w:ascii="Times New Roman" w:hAnsi="Times New Roman"/>
-                <w:sz w:val="24"/>
-              </w:rPr>
-              <w:t xml:space="preserve"> Determine, under a single fixed evaluation protocol, on which of the three target axes — direction, magnitude, and risk — out-of-sample predictive skill can be demonstrated for daily FX, and report the result on each axis separately rather than through a single aggregate score.</w:t>
-            </w:r>
-          </w:p>
-          <w:p>
-            <w:pPr>
-              <w:pStyle w:val="ListBullet"/>
-              <w:spacing w:after="60"/>
-              <w:ind w:left="454"/>
-              <w:jc w:val="both"/>
-            </w:pPr>
-            <w:r>
-              <w:rPr>
-                <w:rFonts w:ascii="Times New Roman" w:hAnsi="Times New Roman"/>
-                <w:b/>
-                <w:sz w:val="24"/>
-              </w:rPr>
-              <w:t>Benchmarking model complexity against a well-specified econometric baseline.</w:t>
-            </w:r>
-            <w:r>
-              <w:rPr>
-                <w:rFonts w:ascii="Times New Roman" w:hAnsi="Times New Roman"/>
-                <w:sz w:val="24"/>
-              </w:rPr>
-              <w:t xml:space="preserve"> Compare linear HAR-type specifications with tree-based ensembles, recurrent and attention-based neural architectures, tabular and time-series foundation models, and systematic forecast combinations, using proper scoring rules and formal model-comparison tests.</w:t>
-            </w:r>
-          </w:p>
-          <w:p>
-            <w:pPr>
-              <w:pStyle w:val="ListBullet"/>
-              <w:spacing w:after="60"/>
-              <w:ind w:left="454"/>
-              <w:jc w:val="both"/>
-            </w:pPr>
-            <w:r>
-              <w:rPr>
-                <w:rFonts w:ascii="Times New Roman" w:hAnsi="Times New Roman"/>
-                <w:b/>
-                <w:sz w:val="24"/>
-              </w:rPr>
-              <w:t>Quantifying the incremental value of additional information layers.</w:t>
-            </w:r>
-            <w:r>
-              <w:rPr>
-                <w:rFonts w:ascii="Times New Roman" w:hAnsi="Times New Roman"/>
-                <w:sz w:val="24"/>
-              </w:rPr>
-              <w:t xml:space="preserve"> Evaluate whether textual central-bank communication, macroeconomic and cross-asset exogenous variables, and daily candlestick geometry add measurable predictive value beyond price history, and determine whether </w:t>
+              <w:t xml:space="preserve">This is deliberately a systems thesis as much as a statistics thesis: the pre-registered protocol above is only a decision-support </w:t>
             </w:r>
             <w:r>
               <w:rPr>
@@ -651,106 +489,14 @@
                 <w:i/>
                 <w:sz w:val="24"/>
               </w:rPr>
-              <w:t>causal/temporal filtering</w:t>
-            </w:r>
-            <w:r>
-              <w:rPr>
-                <w:rFonts w:ascii="Times New Roman" w:hAnsi="Times New Roman"/>
-                <w:sz w:val="24"/>
-              </w:rPr>
-              <w:t xml:space="preserve"> of such variables outperforms ordinary validation-based feature selection.</w:t>
-            </w:r>
-          </w:p>
-          <w:p>
-            <w:pPr>
-              <w:pStyle w:val="ListBullet"/>
-              <w:spacing w:after="60"/>
-              <w:ind w:left="454"/>
-              <w:jc w:val="both"/>
-            </w:pPr>
-            <w:r>
-              <w:rPr>
-                <w:rFonts w:ascii="Times New Roman" w:hAnsi="Times New Roman"/>
-                <w:b/>
-                <w:sz w:val="24"/>
-              </w:rPr>
-              <w:t>Delivering calibrated uncertainty.</w:t>
-            </w:r>
-            <w:r>
-              <w:rPr>
-                <w:rFonts w:ascii="Times New Roman" w:hAnsi="Times New Roman"/>
-                <w:sz w:val="24"/>
-              </w:rPr>
-              <w:t xml:space="preserve"> Implement and validate adaptive conformal prediction so that the prediction sets displayed to the user are designed to maintain target coverage under distribution shift, verify this with empirical and regime-conditional coverage under the assumptions of the selected conformal procedure, and assess calibration with proper scoring rules and reliability diagnostics.</w:t>
-            </w:r>
-          </w:p>
-          <w:p>
-            <w:pPr>
-              <w:pStyle w:val="ListBullet"/>
-              <w:spacing w:after="60"/>
-              <w:ind w:left="454"/>
-              <w:jc w:val="both"/>
-            </w:pPr>
-            <w:r>
-              <w:rPr>
-                <w:rFonts w:ascii="Times New Roman" w:hAnsi="Times New Roman"/>
-                <w:b/>
-                <w:sz w:val="24"/>
-              </w:rPr>
-              <w:t>Converting forecasts into risk-controlled decisions.</w:t>
-            </w:r>
-            <w:r>
-              <w:rPr>
-                <w:rFonts w:ascii="Times New Roman" w:hAnsi="Times New Roman"/>
-                <w:sz w:val="24"/>
-              </w:rPr>
-              <w:t xml:space="preserve"> Produce a per-session decision record comprising forecast volatility, recommended stop distance, probability of stop-out by holding horizon, Value-at-Risk and Expected Shortfall with formal backtests, and a ruin-constrained position size adjusted for portfolio correlation and measured slippage.</w:t>
-            </w:r>
-          </w:p>
-          <w:p>
-            <w:pPr>
-              <w:pStyle w:val="ListBullet"/>
-              <w:spacing w:after="60"/>
-              <w:ind w:left="454"/>
-              <w:jc w:val="both"/>
-            </w:pPr>
-            <w:r>
-              <w:rPr>
-                <w:rFonts w:ascii="Times New Roman" w:hAnsi="Times New Roman"/>
-                <w:b/>
-                <w:sz w:val="24"/>
-              </w:rPr>
-              <w:t>Reporting negative findings with quantified power.</w:t>
-            </w:r>
-            <w:r>
-              <w:rPr>
-                <w:rFonts w:ascii="Times New Roman" w:hAnsi="Times New Roman"/>
-                <w:sz w:val="24"/>
-              </w:rPr>
-              <w:t xml:space="preserve"> For every negative result, report the minimum detectable effect size of the corresponding testing procedure, so that each negative claim is bounded rather than open-ended.</w:t>
-            </w:r>
-          </w:p>
-          <w:p>
-            <w:pPr>
-              <w:pStyle w:val="ListBullet"/>
-              <w:spacing w:after="60"/>
-              <w:ind w:left="454"/>
-              <w:jc w:val="both"/>
-            </w:pPr>
-            <w:r>
-              <w:rPr>
-                <w:rFonts w:ascii="Times New Roman" w:hAnsi="Times New Roman"/>
-                <w:b/>
-                <w:sz w:val="24"/>
-              </w:rPr>
-              <w:t>Implementing the complete system.</w:t>
-            </w:r>
-            <w:r>
-              <w:rPr>
-                <w:rFonts w:ascii="Times New Roman" w:hAnsi="Times New Roman"/>
-                <w:sz w:val="24"/>
-              </w:rPr>
-              <w:t xml:space="preserve"> Deliver a reproducible web-based decision support system in which every displayed number is traceable to a specific measurement and its supporting evidence.</w:t>
+              <w:t>system</w:t>
+            </w:r>
+            <w:r>
+              <w:rPr>
+                <w:rFonts w:ascii="Times New Roman" w:hAnsi="Times New Roman"/>
+                <w:sz w:val="24"/>
+              </w:rPr>
+              <w:t xml:space="preserve"> if every one of its numbers is produced, versioned, and served by software that operates continuously rather than by a script run once for a report. The data pipeline, computation layer, API, and web application described in the Proposed Method section below are therefore treated as a primary deliverable, developed and extended across the full sixteen-week timeline rather than assembled at its end.</w:t>
             </w:r>
           </w:p>
         </w:tc>
@@ -770,7 +516,7 @@
                 <w:b/>
                 <w:sz w:val="24"/>
               </w:rPr>
-              <w:t>Research Scope:</w:t>
+              <w:t>Market Survey:</w:t>
             </w:r>
           </w:p>
           <w:p>
@@ -784,22 +530,76 @@
                 <w:rFonts w:ascii="Times New Roman" w:hAnsi="Times New Roman"/>
                 <w:sz w:val="24"/>
               </w:rPr>
-              <w:t xml:space="preserve">This research focuses on </w:t>
-            </w:r>
+              <w:t>Before specifying the proposed system, the group surveyed the retail FX decision-support tools that already compete for the same user attention this thesis targets, so that the contribution claimed below is stated relative to what exists rather than in the abstract.</w:t>
+            </w:r>
+          </w:p>
+          <w:p>
+            <w:pPr>
+              <w:pStyle w:val="ListBullet"/>
+              <w:spacing w:after="60"/>
+              <w:ind w:left="454"/>
+              <w:jc w:val="both"/>
+            </w:pPr>
             <w:r>
               <w:rPr>
                 <w:rFonts w:ascii="Times New Roman" w:hAnsi="Times New Roman"/>
                 <w:b/>
                 <w:sz w:val="24"/>
               </w:rPr>
-              <w:t>daily-horizon decision support for six major currency pairs involving the U.S. dollar</w:t>
-            </w:r>
-            <w:r>
-              <w:rPr>
-                <w:rFonts w:ascii="Times New Roman" w:hAnsi="Times New Roman"/>
-                <w:sz w:val="24"/>
-              </w:rPr>
-              <w:t>: EUR/USD, GBP/USD, USD/JPY, AUD/USD, USD/CAD, and USD/CHF (the dollar is the quote currency in the first three pairs and the base currency in the last three). The development sample covers 2010–2025 and is partitioned temporally into a training segment, a validation segment used only for model and hyper-parameter selection, and a held-out development-test segment that is scored once and is distinct from the sealed evaluation set described below.</w:t>
+              <w:t>Signal marketplaces on trading platforms</w:t>
+            </w:r>
+            <w:r>
+              <w:rPr>
+                <w:rFonts w:ascii="Times New Roman" w:hAnsi="Times New Roman"/>
+                <w:sz w:val="24"/>
+              </w:rPr>
+              <w:t xml:space="preserve"> (e.g., MQL5/MetaTrader signal and expert-advisor marketplaces, TradingView public scripts) publish a directional call and a track record computed on the vendor's own in-sample selection, with no pre-registered protocol, no multiple-testing correction across the many scripts a user can browse, and no reported minimum detectable effect size for a "no edge" verdict.</w:t>
+            </w:r>
+          </w:p>
+          <w:p>
+            <w:pPr>
+              <w:pStyle w:val="ListBullet"/>
+              <w:spacing w:after="60"/>
+              <w:ind w:left="454"/>
+              <w:jc w:val="both"/>
+            </w:pPr>
+            <w:r>
+              <w:rPr>
+                <w:rFonts w:ascii="Times New Roman" w:hAnsi="Times New Roman"/>
+                <w:b/>
+                <w:sz w:val="24"/>
+              </w:rPr>
+              <w:t>Portfolio-analytics services</w:t>
+            </w:r>
+            <w:r>
+              <w:rPr>
+                <w:rFonts w:ascii="Times New Roman" w:hAnsi="Times New Roman"/>
+                <w:sz w:val="24"/>
+              </w:rPr>
+              <w:t xml:space="preserve"> (e.g., Myfxbook, FX Blue) report realized statistics of a user's own trade history but do not issue forward-looking calibrated probabilities or a stop-out probability by holding horizon; risk figures, where present, are descriptive rather than backtested against formal coverage tests.</w:t>
+            </w:r>
+          </w:p>
+          <w:p>
+            <w:pPr>
+              <w:pStyle w:val="ListBullet"/>
+              <w:spacing w:after="60"/>
+              <w:ind w:left="454"/>
+              <w:jc w:val="both"/>
+            </w:pPr>
+            <w:r>
+              <w:rPr>
+                <w:rFonts w:ascii="Times New Roman" w:hAnsi="Times New Roman"/>
+                <w:b/>
+                <w:sz w:val="24"/>
+              </w:rPr>
+              <w:t>Broker-supplied "confidence" or "sentiment" widgets</w:t>
+            </w:r>
+            <w:r>
+              <w:rPr>
+                <w:rFonts w:ascii="Times New Roman" w:hAnsi="Times New Roman"/>
+                <w:sz w:val="24"/>
+              </w:rPr>
+              <w:t xml:space="preserve"> attach a qualitative label (e.g., a percentage of retail positions long/short) to a pair without stating a proper scoring rule, a baseline, or a calibration diagnostic, so the number cannot be interpreted as a probability.</w:t>
             </w:r>
           </w:p>
           <w:p>
@@ -813,79 +613,7 @@
                 <w:rFonts w:ascii="Times New Roman" w:hAnsi="Times New Roman"/>
                 <w:sz w:val="24"/>
               </w:rPr>
-              <w:t xml:space="preserve">A </w:t>
-            </w:r>
-            <w:r>
-              <w:rPr>
-                <w:rFonts w:ascii="Times New Roman" w:hAnsi="Times New Roman"/>
-                <w:b/>
-                <w:sz w:val="24"/>
-              </w:rPr>
-              <w:t>sealed evaluation set</w:t>
-            </w:r>
-            <w:r>
-              <w:rPr>
-                <w:rFonts w:ascii="Times New Roman" w:hAnsi="Times New Roman"/>
-                <w:sz w:val="24"/>
-              </w:rPr>
-              <w:t xml:space="preserve"> — six cross pairs not used anywhere in development, namely EUR/GBP, EUR/JPY, GBP/JPY, AUD/JPY, EUR/CHF, and NZD/USD, together with 2026 data as available at the pre-specified cutoff date for all twelve pairs — is reserved and is opened exactly once, after the final configuration has been frozen in writing; because the sealed set includes calendar year 2026 while the study concludes before that year ends, "2026" refers to whatever portion of the year has been collected through the continuously operating daily pipeline by the cutoff date, not the completed calendar year. No retuning is permitted after the sealed set is opened.</w:t>
-            </w:r>
-          </w:p>
-          <w:p>
-            <w:pPr>
-              <w:spacing w:after="100"/>
-              <w:ind w:firstLine="340"/>
-              <w:jc w:val="both"/>
-            </w:pPr>
-            <w:r>
-              <w:rPr>
-                <w:rFonts w:ascii="Times New Roman" w:hAnsi="Times New Roman"/>
-                <w:sz w:val="24"/>
-              </w:rPr>
-              <w:t>The primary data source is aggregated one-minute historical bar data, from which daily bars and five-minute realized measures (realized variance, realized quarticity, bipower variation, and signed semivariances) are computed. Supplementary sources include an official central-bank meeting and macroeconomic release calendar, daily exogenous series obtained from a public economic data service, published monetary-policy surprise measures, interest-rate differentials, and transaction-cost measurements derived from tick data with bid–ask quotations.</w:t>
-            </w:r>
-          </w:p>
-          <w:p>
-            <w:pPr>
-              <w:spacing w:after="100"/>
-              <w:ind w:firstLine="340"/>
-              <w:jc w:val="both"/>
-            </w:pPr>
-            <w:r>
-              <w:rPr>
-                <w:rFonts w:ascii="Times New Roman" w:hAnsi="Times New Roman"/>
-                <w:sz w:val="24"/>
-              </w:rPr>
-              <w:t>Forecast horizons considered are one, five, and twenty trading sessions. The one-session horizon is the operational default; longer horizons are reported with their measured skill level rather than presented as equivalent.</w:t>
-            </w:r>
-          </w:p>
-          <w:p>
-            <w:pPr>
-              <w:spacing w:after="100"/>
-              <w:ind w:firstLine="340"/>
-              <w:jc w:val="both"/>
-            </w:pPr>
-            <w:r>
-              <w:rPr>
-                <w:rFonts w:ascii="Times New Roman" w:hAnsi="Times New Roman"/>
-                <w:sz w:val="24"/>
-              </w:rPr>
-              <w:t xml:space="preserve">The study is explicitly </w:t>
-            </w:r>
-            <w:r>
-              <w:rPr>
-                <w:rFonts w:ascii="Times New Roman" w:hAnsi="Times New Roman"/>
-                <w:b/>
-                <w:sz w:val="24"/>
-              </w:rPr>
-              <w:t>not</w:t>
-            </w:r>
-            <w:r>
-              <w:rPr>
-                <w:rFonts w:ascii="Times New Roman" w:hAnsi="Times New Roman"/>
-                <w:sz w:val="24"/>
-              </w:rPr>
-              <w:t xml:space="preserve"> an attempt to construct a profitable automated trading strategy. Order execution, order-book microstructure modelling, market impact of large orders, intraday trade timing below the daily decision, and portfolio optimisation across asset classes other than FX are outside the scope. Statements about causality are limited to temporal predictive relationships in the Granger sense and are not presented as structural causal claims.</w:t>
+              <w:t>None of the surveyed categories discloses (a) the hypothesis space searched, (b) the multiple-testing correction applied, (c) a calibration or coverage guarantee for its stated confidence, or (d) a quantified probability of ruin behind its position-size suggestion — properties long identified as missing from applied decision support systems generally [27] and which this thesis is designed to provide for the FX case specifically. This gap, rather than a claim of superior raw directional accuracy, is the specific contribution the proposed system targets.</w:t>
             </w:r>
           </w:p>
         </w:tc>
@@ -905,7 +633,7 @@
                 <w:b/>
                 <w:sz w:val="24"/>
               </w:rPr>
-              <w:t>Research Subjects:</w:t>
+              <w:t>Research Objectives:</w:t>
             </w:r>
           </w:p>
           <w:p>
@@ -919,22 +647,7 @@
                 <w:rFonts w:ascii="Times New Roman" w:hAnsi="Times New Roman"/>
                 <w:sz w:val="24"/>
               </w:rPr>
-              <w:t xml:space="preserve">The primary research subject is </w:t>
-            </w:r>
-            <w:r>
-              <w:rPr>
-                <w:rFonts w:ascii="Times New Roman" w:hAnsi="Times New Roman"/>
-                <w:b/>
-                <w:sz w:val="24"/>
-              </w:rPr>
-              <w:t>the statistical validation of decision support outputs for foreign exchange trading under a low signal-to-noise ratio</w:t>
-            </w:r>
-            <w:r>
-              <w:rPr>
-                <w:rFonts w:ascii="Times New Roman" w:hAnsi="Times New Roman"/>
-                <w:sz w:val="24"/>
-              </w:rPr>
-              <w:t>.</w:t>
+              <w:t>The primary objective of this research is to design, implement, and empirically validate a decision support system for foreign exchange trading in which forecast skill is established per target axis under strict multiple-testing control, uncertainty is communicated through calibrated conformal prediction sets, and position sizing is constrained by an estimated probability of ruin under explicitly stated assumptions.</w:t>
             </w:r>
           </w:p>
           <w:p>
@@ -948,7 +661,265 @@
                 <w:rFonts w:ascii="Times New Roman" w:hAnsi="Times New Roman"/>
                 <w:sz w:val="24"/>
               </w:rPr>
-              <w:t>The study examines how forecast skill can be attributed to a specific target axis and to a specific information layer; how multiple-testing control, power analysis, leakage protection, and sealed-set validation interact to produce claims that survive replication; how calibrated probabilistic forecasts and conformal prediction sets can be converted into risk limits with a measured probability of ruin; and how such evidence should be presented in a decision support interface so that the user can distinguish what the system measures from what it merely assumes.</w:t>
+              <w:t xml:space="preserve">Consistent with this objective, three groups of quantities are kept conceptually distinct throughout the study: </w:t>
+            </w:r>
+            <w:r>
+              <w:rPr>
+                <w:rFonts w:ascii="Times New Roman" w:hAnsi="Times New Roman"/>
+                <w:b/>
+                <w:sz w:val="24"/>
+              </w:rPr>
+              <w:t>predictive axes</w:t>
+            </w:r>
+            <w:r>
+              <w:rPr>
+                <w:rFonts w:ascii="Times New Roman" w:hAnsi="Times New Roman"/>
+                <w:sz w:val="24"/>
+              </w:rPr>
+              <w:t xml:space="preserve"> (direction, magnitude, and tail-event probability, each scored against its own baseline and its own proper scoring rule), </w:t>
+            </w:r>
+            <w:r>
+              <w:rPr>
+                <w:rFonts w:ascii="Times New Roman" w:hAnsi="Times New Roman"/>
+                <w:b/>
+                <w:sz w:val="24"/>
+              </w:rPr>
+              <w:t>calibration diagnostics</w:t>
+            </w:r>
+            <w:r>
+              <w:rPr>
+                <w:rFonts w:ascii="Times New Roman" w:hAnsi="Times New Roman"/>
+                <w:sz w:val="24"/>
+              </w:rPr>
+              <w:t xml:space="preserve"> (coverage and reliability of the probabilistic and conformal outputs), and the </w:t>
+            </w:r>
+            <w:r>
+              <w:rPr>
+                <w:rFonts w:ascii="Times New Roman" w:hAnsi="Times New Roman"/>
+                <w:b/>
+                <w:sz w:val="24"/>
+              </w:rPr>
+              <w:t>decision layer</w:t>
+            </w:r>
+            <w:r>
+              <w:rPr>
+                <w:rFonts w:ascii="Times New Roman" w:hAnsi="Times New Roman"/>
+                <w:sz w:val="24"/>
+              </w:rPr>
+              <w:t xml:space="preserve"> (Value-at-Risk, Expected Shortfall, stop-out probability, and position sizing, which consume the predictive and calibration outputs but are not themselves treated as an additional predictive claim).</w:t>
+            </w:r>
+          </w:p>
+          <w:p>
+            <w:pPr>
+              <w:spacing w:after="100"/>
+              <w:ind w:firstLine="340"/>
+              <w:jc w:val="both"/>
+            </w:pPr>
+            <w:r>
+              <w:rPr>
+                <w:rFonts w:ascii="Times New Roman" w:hAnsi="Times New Roman"/>
+                <w:sz w:val="24"/>
+              </w:rPr>
+              <w:t>Specific objectives include:</w:t>
+            </w:r>
+          </w:p>
+          <w:p>
+            <w:pPr>
+              <w:pStyle w:val="ListBullet"/>
+              <w:spacing w:after="60"/>
+              <w:ind w:left="454"/>
+              <w:jc w:val="both"/>
+            </w:pPr>
+            <w:r>
+              <w:rPr>
+                <w:rFonts w:ascii="Times New Roman" w:hAnsi="Times New Roman"/>
+                <w:b/>
+                <w:sz w:val="24"/>
+              </w:rPr>
+              <w:t>Establishing axis-specific predictability.</w:t>
+            </w:r>
+            <w:r>
+              <w:rPr>
+                <w:rFonts w:ascii="Times New Roman" w:hAnsi="Times New Roman"/>
+                <w:sz w:val="24"/>
+              </w:rPr>
+              <w:t xml:space="preserve"> Determine, under a single fixed evaluation protocol, on which of the three target axes — direction, magnitude, and risk — out-of-sample predictive skill can be demonstrated for daily FX, and report the result on each axis separately rather than through a single aggregate score.</w:t>
+            </w:r>
+          </w:p>
+          <w:p>
+            <w:pPr>
+              <w:pStyle w:val="ListBullet"/>
+              <w:spacing w:after="60"/>
+              <w:ind w:left="454"/>
+              <w:jc w:val="both"/>
+            </w:pPr>
+            <w:r>
+              <w:rPr>
+                <w:rFonts w:ascii="Times New Roman" w:hAnsi="Times New Roman"/>
+                <w:b/>
+                <w:sz w:val="24"/>
+              </w:rPr>
+              <w:t>Benchmarking model complexity against a well-specified econometric baseline.</w:t>
+            </w:r>
+            <w:r>
+              <w:rPr>
+                <w:rFonts w:ascii="Times New Roman" w:hAnsi="Times New Roman"/>
+                <w:sz w:val="24"/>
+              </w:rPr>
+              <w:t xml:space="preserve"> Compare linear HAR-type specifications with tree-based ensembles, recurrent and attention-based neural architectures, tabular and time-series foundation models, and systematic forecast combinations, using proper scoring rules and formal model-comparison tests.</w:t>
+            </w:r>
+          </w:p>
+          <w:p>
+            <w:pPr>
+              <w:pStyle w:val="ListBullet"/>
+              <w:spacing w:after="60"/>
+              <w:ind w:left="454"/>
+              <w:jc w:val="both"/>
+            </w:pPr>
+            <w:r>
+              <w:rPr>
+                <w:rFonts w:ascii="Times New Roman" w:hAnsi="Times New Roman"/>
+                <w:b/>
+                <w:sz w:val="24"/>
+              </w:rPr>
+              <w:t>Quantifying the incremental value of additional information layers.</w:t>
+            </w:r>
+            <w:r>
+              <w:rPr>
+                <w:rFonts w:ascii="Times New Roman" w:hAnsi="Times New Roman"/>
+                <w:sz w:val="24"/>
+              </w:rPr>
+              <w:t xml:space="preserve"> Evaluate whether textual central-bank communication, macroeconomic and cross-asset exogenous variables, and daily candlestick geometry add measurable predictive value beyond price history, and determine whether </w:t>
+            </w:r>
+            <w:r>
+              <w:rPr>
+                <w:rFonts w:ascii="Times New Roman" w:hAnsi="Times New Roman"/>
+                <w:i/>
+                <w:sz w:val="24"/>
+              </w:rPr>
+              <w:t>causal/temporal filtering</w:t>
+            </w:r>
+            <w:r>
+              <w:rPr>
+                <w:rFonts w:ascii="Times New Roman" w:hAnsi="Times New Roman"/>
+                <w:sz w:val="24"/>
+              </w:rPr>
+              <w:t xml:space="preserve"> of such variables outperforms ordinary validation-based feature selection.</w:t>
+            </w:r>
+          </w:p>
+          <w:p>
+            <w:pPr>
+              <w:pStyle w:val="ListBullet"/>
+              <w:spacing w:after="60"/>
+              <w:ind w:left="454"/>
+              <w:jc w:val="both"/>
+            </w:pPr>
+            <w:r>
+              <w:rPr>
+                <w:rFonts w:ascii="Times New Roman" w:hAnsi="Times New Roman"/>
+                <w:b/>
+                <w:sz w:val="24"/>
+              </w:rPr>
+              <w:t>Delivering calibrated uncertainty.</w:t>
+            </w:r>
+            <w:r>
+              <w:rPr>
+                <w:rFonts w:ascii="Times New Roman" w:hAnsi="Times New Roman"/>
+                <w:sz w:val="24"/>
+              </w:rPr>
+              <w:t xml:space="preserve"> Implement and validate adaptive conformal prediction so that the prediction sets displayed to the user are designed to maintain target coverage under distribution shift, verify this with empirical and regime-conditional coverage under the assumptions of the selected conformal procedure, and assess calibration with proper scoring rules and reliability diagnostics.</w:t>
+            </w:r>
+          </w:p>
+          <w:p>
+            <w:pPr>
+              <w:pStyle w:val="ListBullet"/>
+              <w:spacing w:after="60"/>
+              <w:ind w:left="454"/>
+              <w:jc w:val="both"/>
+            </w:pPr>
+            <w:r>
+              <w:rPr>
+                <w:rFonts w:ascii="Times New Roman" w:hAnsi="Times New Roman"/>
+                <w:b/>
+                <w:sz w:val="24"/>
+              </w:rPr>
+              <w:t>Converting forecasts into risk-controlled decisions.</w:t>
+            </w:r>
+            <w:r>
+              <w:rPr>
+                <w:rFonts w:ascii="Times New Roman" w:hAnsi="Times New Roman"/>
+                <w:sz w:val="24"/>
+              </w:rPr>
+              <w:t xml:space="preserve"> Produce a per-session decision record comprising forecast volatility, recommended stop distance, probability of stop-out by holding horizon, Value-at-Risk and Expected Shortfall with formal backtests, and a ruin-constrained position size adjusted for portfolio correlation and measured slippage.</w:t>
+            </w:r>
+          </w:p>
+          <w:p>
+            <w:pPr>
+              <w:pStyle w:val="ListBullet"/>
+              <w:spacing w:after="60"/>
+              <w:ind w:left="454"/>
+              <w:jc w:val="both"/>
+            </w:pPr>
+            <w:r>
+              <w:rPr>
+                <w:rFonts w:ascii="Times New Roman" w:hAnsi="Times New Roman"/>
+                <w:b/>
+                <w:sz w:val="24"/>
+              </w:rPr>
+              <w:t>Reporting negative findings with quantified power.</w:t>
+            </w:r>
+            <w:r>
+              <w:rPr>
+                <w:rFonts w:ascii="Times New Roman" w:hAnsi="Times New Roman"/>
+                <w:sz w:val="24"/>
+              </w:rPr>
+              <w:t xml:space="preserve"> For every negative result, report the minimum detectable effect size of the corresponding testing procedure, so that each negative claim is bounded rather than open-ended.</w:t>
+            </w:r>
+          </w:p>
+          <w:p>
+            <w:pPr>
+              <w:pStyle w:val="ListBullet"/>
+              <w:spacing w:after="60"/>
+              <w:ind w:left="454"/>
+              <w:jc w:val="both"/>
+            </w:pPr>
+            <w:r>
+              <w:rPr>
+                <w:rFonts w:ascii="Times New Roman" w:hAnsi="Times New Roman"/>
+                <w:b/>
+                <w:sz w:val="24"/>
+              </w:rPr>
+              <w:t>Engineering a production decision support architecture.</w:t>
+            </w:r>
+            <w:r>
+              <w:rPr>
+                <w:rFonts w:ascii="Times New Roman" w:hAnsi="Times New Roman"/>
+                <w:sz w:val="24"/>
+              </w:rPr>
+              <w:t xml:space="preserve"> Design and operate, throughout the sixteen-week timeline rather than only at its conclusion, a five-layer software architecture — data pipeline, computation layer, versioned forecast artefacts, a documented API, and a web application — so that each research layer above is integrated as soon as it is completed instead of being connected for the first time late in the project (see Proposed Method and System Architecture).</w:t>
+            </w:r>
+          </w:p>
+          <w:p>
+            <w:pPr>
+              <w:pStyle w:val="ListBullet"/>
+              <w:spacing w:after="60"/>
+              <w:ind w:left="454"/>
+              <w:jc w:val="both"/>
+            </w:pPr>
+            <w:r>
+              <w:rPr>
+                <w:rFonts w:ascii="Times New Roman" w:hAnsi="Times New Roman"/>
+                <w:b/>
+                <w:sz w:val="24"/>
+              </w:rPr>
+              <w:t>Implementing the complete system.</w:t>
+            </w:r>
+            <w:r>
+              <w:rPr>
+                <w:rFonts w:ascii="Times New Roman" w:hAnsi="Times New Roman"/>
+                <w:sz w:val="24"/>
+              </w:rPr>
+              <w:t xml:space="preserve"> Deliver a reproducible web-based decision support system in which every displayed number is traceable to a specific measurement and its supporting evidence, extending the API and web application that are already operating on a daily schedule (Introduction).</w:t>
             </w:r>
           </w:p>
         </w:tc>
@@ -968,7 +939,7 @@
                 <w:b/>
                 <w:sz w:val="24"/>
               </w:rPr>
-              <w:t>Research Methodology:</w:t>
+              <w:t>Research Scope:</w:t>
             </w:r>
           </w:p>
           <w:p>
@@ -982,28 +953,57 @@
                 <w:rFonts w:ascii="Times New Roman" w:hAnsi="Times New Roman"/>
                 <w:sz w:val="24"/>
               </w:rPr>
-              <w:t>The research is conducted through the following main activities.</w:t>
+              <w:t xml:space="preserve">This research focuses on </w:t>
+            </w:r>
+            <w:r>
+              <w:rPr>
+                <w:rFonts w:ascii="Times New Roman" w:hAnsi="Times New Roman"/>
+                <w:b/>
+                <w:sz w:val="24"/>
+              </w:rPr>
+              <w:t>daily-horizon decision support for six major currency pairs involving the U.S. dollar</w:t>
+            </w:r>
+            <w:r>
+              <w:rPr>
+                <w:rFonts w:ascii="Times New Roman" w:hAnsi="Times New Roman"/>
+                <w:sz w:val="24"/>
+              </w:rPr>
+              <w:t>: EUR/USD, GBP/USD, USD/JPY, AUD/USD, USD/CAD, and USD/CHF (the dollar is the quote currency in the first three pairs and the base currency in the last three). The development sample covers 2010–2025 and is partitioned temporally into a training segment, a validation segment used only for model and hyper-parameter selection, and a held-out development-test segment that is scored once and is distinct from the sealed evaluation set described below.</w:t>
             </w:r>
           </w:p>
           <w:p>
             <w:pPr>
-              <w:spacing w:before="140" w:after="60"/>
+              <w:spacing w:after="100"/>
+              <w:ind w:firstLine="340"/>
+              <w:jc w:val="both"/>
             </w:pPr>
             <w:r>
               <w:rPr>
                 <w:rFonts w:ascii="Times New Roman" w:hAnsi="Times New Roman"/>
+                <w:sz w:val="24"/>
+              </w:rPr>
+              <w:t xml:space="preserve">A </w:t>
+            </w:r>
+            <w:r>
+              <w:rPr>
+                <w:rFonts w:ascii="Times New Roman" w:hAnsi="Times New Roman"/>
                 <w:b/>
-                <w:i/>
-                <w:sz w:val="24"/>
-              </w:rPr>
-              <w:t>Literature Review</w:t>
+                <w:sz w:val="24"/>
+              </w:rPr>
+              <w:t>sealed evaluation set</w:t>
+            </w:r>
+            <w:r>
+              <w:rPr>
+                <w:rFonts w:ascii="Times New Roman" w:hAnsi="Times New Roman"/>
+                <w:sz w:val="24"/>
+              </w:rPr>
+              <w:t xml:space="preserve"> — six cross pairs not used anywhere in development, namely EUR/GBP, EUR/JPY, GBP/JPY, AUD/JPY, EUR/CHF, and NZD/USD, together with 2026 data as available at the pre-specified cutoff date for all twelve pairs — is reserved and is opened exactly once, after the final configuration has been frozen in writing; because the sealed set includes calendar year 2026 while the study concludes before that year ends, "2026" refers to whatever portion of the year has been collected through the continuously operating daily pipeline by the cutoff date, not the completed calendar year. No retuning is permitted after the sealed set is opened.</w:t>
             </w:r>
           </w:p>
           <w:p>
             <w:pPr>
-              <w:pStyle w:val="ListBullet"/>
-              <w:spacing w:after="60"/>
-              <w:ind w:left="454"/>
+              <w:spacing w:after="100"/>
+              <w:ind w:firstLine="340"/>
               <w:jc w:val="both"/>
             </w:pPr>
             <w:r>
@@ -1011,14 +1011,13 @@
                 <w:rFonts w:ascii="Times New Roman" w:hAnsi="Times New Roman"/>
                 <w:sz w:val="24"/>
               </w:rPr>
-              <w:t>Review realized-volatility modelling, covering the HAR family and its measurement-error, jump, and semivariance extensions, and recent comparative evidence on machine learning and foundation models for volatility forecasting.</w:t>
+              <w:t>The primary data source is aggregated one-minute historical bar data, from which daily bars and five-minute realized measures (realized variance, realized quarticity, bipower variation, and signed semivariances) are computed. Supplementary sources include an official central-bank meeting and macroeconomic release calendar, daily exogenous series obtained from a public economic data service, published monetary-policy surprise measures, interest-rate differentials, and transaction-cost measurements derived from tick data with bid–ask quotations.</w:t>
             </w:r>
           </w:p>
           <w:p>
             <w:pPr>
-              <w:pStyle w:val="ListBullet"/>
-              <w:spacing w:after="60"/>
-              <w:ind w:left="454"/>
+              <w:spacing w:after="100"/>
+              <w:ind w:firstLine="340"/>
               <w:jc w:val="both"/>
             </w:pPr>
             <w:r>
@@ -1026,14 +1025,13 @@
                 <w:rFonts w:ascii="Times New Roman" w:hAnsi="Times New Roman"/>
                 <w:sz w:val="24"/>
               </w:rPr>
-              <w:t>Review the evidence on FX directional predictability, including large-scale technical-rule studies with data-snooping control, and the momentum-factor explanation of residual rule profitability.</w:t>
+              <w:t>Forecast horizons considered are one, five, and twenty trading sessions. The one-session horizon is the operational default; longer horizons are reported with their measured skill level rather than presented as equivalent.</w:t>
             </w:r>
           </w:p>
           <w:p>
             <w:pPr>
-              <w:pStyle w:val="ListBullet"/>
-              <w:spacing w:after="60"/>
-              <w:ind w:left="454"/>
+              <w:spacing w:after="100"/>
+              <w:ind w:firstLine="340"/>
               <w:jc w:val="both"/>
             </w:pPr>
             <w:r>
@@ -1041,436 +1039,22 @@
                 <w:rFonts w:ascii="Times New Roman" w:hAnsi="Times New Roman"/>
                 <w:sz w:val="24"/>
               </w:rPr>
-              <w:t>Review statistically sound pattern discovery, family-wise error control, superior predictive ability testing, and model confidence sets.</w:t>
-            </w:r>
-          </w:p>
-          <w:p>
-            <w:pPr>
-              <w:pStyle w:val="ListBullet"/>
-              <w:spacing w:after="60"/>
-              <w:ind w:left="454"/>
-              <w:jc w:val="both"/>
-            </w:pPr>
-            <w:r>
-              <w:rPr>
-                <w:rFonts w:ascii="Times New Roman" w:hAnsi="Times New Roman"/>
-                <w:sz w:val="24"/>
-              </w:rPr>
-              <w:t>Review conformal prediction under distribution shift, proper scoring rules, and calibration diagnostics.</w:t>
-            </w:r>
-          </w:p>
-          <w:p>
-            <w:pPr>
-              <w:pStyle w:val="ListBullet"/>
-              <w:spacing w:after="60"/>
-              <w:ind w:left="454"/>
-              <w:jc w:val="both"/>
-            </w:pPr>
-            <w:r>
-              <w:rPr>
-                <w:rFonts w:ascii="Times New Roman" w:hAnsi="Times New Roman"/>
-                <w:sz w:val="24"/>
-              </w:rPr>
-              <w:t>Review Value-at-Risk and Expected Shortfall backtesting, and growth-optimal position sizing under a ruin constraint.</w:t>
-            </w:r>
-          </w:p>
-          <w:p>
-            <w:pPr>
-              <w:spacing w:before="140" w:after="60"/>
-            </w:pPr>
+              <w:t xml:space="preserve">The study is explicitly </w:t>
+            </w:r>
             <w:r>
               <w:rPr>
                 <w:rFonts w:ascii="Times New Roman" w:hAnsi="Times New Roman"/>
                 <w:b/>
-                <w:i/>
-                <w:sz w:val="24"/>
-              </w:rPr>
-              <w:t>Data Preparation and Protocol Fixing</w:t>
-            </w:r>
-          </w:p>
-          <w:p>
-            <w:pPr>
-              <w:pStyle w:val="ListBullet"/>
-              <w:spacing w:after="60"/>
-              <w:ind w:left="454"/>
-              <w:jc w:val="both"/>
-            </w:pPr>
-            <w:r>
-              <w:rPr>
-                <w:rFonts w:ascii="Times New Roman" w:hAnsi="Times New Roman"/>
-                <w:sz w:val="24"/>
-              </w:rPr>
-              <w:t>Construct daily bars and five-minute realized measures from one-minute source data; verify contiguity, session conventions, and time-zone handling.</w:t>
-            </w:r>
-          </w:p>
-          <w:p>
-            <w:pPr>
-              <w:pStyle w:val="ListBullet"/>
-              <w:spacing w:after="60"/>
-              <w:ind w:left="454"/>
-              <w:jc w:val="both"/>
-            </w:pPr>
-            <w:r>
-              <w:rPr>
-                <w:rFonts w:ascii="Times New Roman" w:hAnsi="Times New Roman"/>
-                <w:sz w:val="24"/>
-              </w:rPr>
-              <w:t xml:space="preserve">Fix the temporal partition, the evaluation metrics per axis, the multiple-testing procedure, and the sealed-set policy in a written record </w:t>
-            </w:r>
-            <w:r>
-              <w:rPr>
-                <w:rFonts w:ascii="Times New Roman" w:hAnsi="Times New Roman"/>
-                <w:b/>
-                <w:sz w:val="24"/>
-              </w:rPr>
-              <w:t>before</w:t>
-            </w:r>
-            <w:r>
-              <w:rPr>
-                <w:rFonts w:ascii="Times New Roman" w:hAnsi="Times New Roman"/>
-                <w:sz w:val="24"/>
-              </w:rPr>
-              <w:t xml:space="preserve"> any scoring, and record every configuration evaluated on the development sample.</w:t>
-            </w:r>
-          </w:p>
-          <w:p>
-            <w:pPr>
-              <w:pStyle w:val="ListBullet"/>
-              <w:spacing w:after="60"/>
-              <w:ind w:left="454"/>
-              <w:jc w:val="both"/>
-            </w:pPr>
-            <w:r>
-              <w:rPr>
-                <w:rFonts w:ascii="Times New Roman" w:hAnsi="Times New Roman"/>
-                <w:sz w:val="24"/>
-              </w:rPr>
-              <w:t xml:space="preserve">Implement a permanent anti-leakage protocol: every derived feature must satisfy the self-test that truncating all information revealed after time </w:t>
-            </w:r>
-            <w:r>
-              <w:rPr>
-                <w:rFonts w:ascii="Times New Roman" w:hAnsi="Times New Roman"/>
-                <w:i/>
-                <w:sz w:val="24"/>
-              </w:rPr>
-              <w:t>t</w:t>
-            </w:r>
-            <w:r>
-              <w:rPr>
-                <w:rFonts w:ascii="Times New Roman" w:hAnsi="Times New Roman"/>
-                <w:sz w:val="24"/>
-              </w:rPr>
-              <w:t xml:space="preserve"> leaves its value at </w:t>
-            </w:r>
-            <w:r>
-              <w:rPr>
-                <w:rFonts w:ascii="Times New Roman" w:hAnsi="Times New Roman"/>
-                <w:i/>
-                <w:sz w:val="24"/>
-              </w:rPr>
-              <w:t>t</w:t>
-            </w:r>
-            <w:r>
-              <w:rPr>
-                <w:rFonts w:ascii="Times New Roman" w:hAnsi="Times New Roman"/>
-                <w:sz w:val="24"/>
-              </w:rPr>
-              <w:t xml:space="preserve"> unchanged.</w:t>
-            </w:r>
-          </w:p>
-          <w:p>
-            <w:pPr>
-              <w:spacing w:before="140" w:after="60"/>
-            </w:pPr>
-            <w:r>
-              <w:rPr>
-                <w:rFonts w:ascii="Times New Roman" w:hAnsi="Times New Roman"/>
-                <w:b/>
-                <w:i/>
-                <w:sz w:val="24"/>
-              </w:rPr>
-              <w:t>Baseline Establishment and Model Comparison</w:t>
-            </w:r>
-          </w:p>
-          <w:p>
-            <w:pPr>
-              <w:pStyle w:val="ListBullet"/>
-              <w:spacing w:after="60"/>
-              <w:ind w:left="454"/>
-              <w:jc w:val="both"/>
-            </w:pPr>
-            <w:r>
-              <w:rPr>
-                <w:rFonts w:ascii="Times New Roman" w:hAnsi="Times New Roman"/>
-                <w:sz w:val="24"/>
-              </w:rPr>
-              <w:t>Establish the extended HAR specification as the production magnitude baseline and an online expert-combination layer [13] as the three-class probability baseline.</w:t>
-            </w:r>
-          </w:p>
-          <w:p>
-            <w:pPr>
-              <w:pStyle w:val="ListBullet"/>
-              <w:spacing w:after="60"/>
-              <w:ind w:left="454"/>
-              <w:jc w:val="both"/>
-            </w:pPr>
-            <w:r>
-              <w:rPr>
-                <w:rFonts w:ascii="Times New Roman" w:hAnsi="Times New Roman"/>
-                <w:sz w:val="24"/>
-              </w:rPr>
-              <w:t>Compare against linear regularised models, gradient-boosted trees, recurrent and attention-based networks, a tabular foundation model [14], zero-shot time-series foundation models [11], and systematic forecast combinations, all under an identical information set, refit frequency, and variance-conversion procedure.</w:t>
-            </w:r>
-          </w:p>
-          <w:p>
-            <w:pPr>
-              <w:pStyle w:val="ListBullet"/>
-              <w:spacing w:after="60"/>
-              <w:ind w:left="454"/>
-              <w:jc w:val="both"/>
-            </w:pPr>
-            <w:r>
-              <w:rPr>
-                <w:rFonts w:ascii="Times New Roman" w:hAnsi="Times New Roman"/>
-                <w:sz w:val="24"/>
-              </w:rPr>
-              <w:t>Evaluate with scale-invariant QLIKE [15], the continuous ranked probability score, and the logarithmic and Brier scores [16], and assess significance with Diebold–Mariano tests [17] and Model Confidence Sets [12].</w:t>
-            </w:r>
-          </w:p>
-          <w:p>
-            <w:pPr>
-              <w:spacing w:before="140" w:after="60"/>
-            </w:pPr>
-            <w:r>
-              <w:rPr>
-                <w:rFonts w:ascii="Times New Roman" w:hAnsi="Times New Roman"/>
-                <w:b/>
-                <w:i/>
-                <w:sz w:val="24"/>
-              </w:rPr>
-              <w:t>Pattern, Exogenous, and Causal Analysis</w:t>
-            </w:r>
-          </w:p>
-          <w:p>
-            <w:pPr>
-              <w:pStyle w:val="ListBullet"/>
-              <w:spacing w:after="60"/>
-              <w:ind w:left="454"/>
-              <w:jc w:val="both"/>
-            </w:pPr>
-            <w:r>
-              <w:rPr>
-                <w:rFonts w:ascii="Times New Roman" w:hAnsi="Times New Roman"/>
-                <w:sz w:val="24"/>
-              </w:rPr>
-              <w:t>Enumerate the hypothesis space in advance for every discovery family — symbolic sequence patterns, motif and matrix-profile analysis, interpretable rule learning, regime models, textual central-bank features, exogenous macro and cross-asset variables, and daily candlestick geometry — and apply step-down max-</w:t>
-            </w:r>
-            <w:r>
-              <w:rPr>
-                <w:rFonts w:ascii="Times New Roman" w:hAnsi="Times New Roman"/>
-                <w:i/>
-                <w:sz w:val="24"/>
-              </w:rPr>
-              <w:t>T</w:t>
-            </w:r>
-            <w:r>
-              <w:rPr>
-                <w:rFonts w:ascii="Times New Roman" w:hAnsi="Times New Roman"/>
-                <w:sz w:val="24"/>
-              </w:rPr>
-              <w:t xml:space="preserve"> resampling with block-preserving null models [4]. Remaining work in this family is limited to completing pre-registered evaluations at horizons and axes not yet scored (Section on the Research Plan); no new discovery family will be introduced after the evaluation protocol has been frozen.</w:t>
-            </w:r>
-          </w:p>
-          <w:p>
-            <w:pPr>
-              <w:pStyle w:val="ListBullet"/>
-              <w:spacing w:after="60"/>
-              <w:ind w:left="454"/>
-              <w:jc w:val="both"/>
-            </w:pPr>
-            <w:r>
-              <w:rPr>
-                <w:rFonts w:ascii="Times New Roman" w:hAnsi="Times New Roman"/>
-                <w:sz w:val="24"/>
-              </w:rPr>
-              <w:t>Condition every candidate on the strongest available null: the production volatility forecast for the magnitude axis, and time-series momentum for the direction axis [3].</w:t>
-            </w:r>
-          </w:p>
-          <w:p>
-            <w:pPr>
-              <w:pStyle w:val="ListBullet"/>
-              <w:spacing w:after="60"/>
-              <w:ind w:left="454"/>
-              <w:jc w:val="both"/>
-            </w:pPr>
-            <w:r>
-              <w:rPr>
-                <w:rFonts w:ascii="Times New Roman" w:hAnsi="Times New Roman"/>
-                <w:sz w:val="24"/>
-              </w:rPr>
-              <w:t>For the exogenous layer, contrast three feature-selection regimes under an identical model class and parameter budget: all declared variables, validation-selected variables, and variables filtered by temporal-causal testing [18] with a cross-pair and cross-year stability screen, in order to isolate the contribution of causal filtering itself.</w:t>
-            </w:r>
-          </w:p>
-          <w:p>
-            <w:pPr>
-              <w:pStyle w:val="ListBullet"/>
-              <w:spacing w:after="60"/>
-              <w:ind w:left="454"/>
-              <w:jc w:val="both"/>
-            </w:pPr>
-            <w:r>
-              <w:rPr>
-                <w:rFonts w:ascii="Times New Roman" w:hAnsi="Times New Roman"/>
-                <w:sz w:val="24"/>
-              </w:rPr>
-              <w:t>Screen surviving candidates for sign consistency across pairs and across years, and require leave-one-pair-out transfer before any candidate is admitted.</w:t>
-            </w:r>
-          </w:p>
-          <w:p>
-            <w:pPr>
-              <w:spacing w:before="140" w:after="60"/>
-            </w:pPr>
-            <w:r>
-              <w:rPr>
-                <w:rFonts w:ascii="Times New Roman" w:hAnsi="Times New Roman"/>
-                <w:b/>
-                <w:i/>
-                <w:sz w:val="24"/>
-              </w:rPr>
-              <w:t>Calibration, Risk, and Decision Layer</w:t>
-            </w:r>
-          </w:p>
-          <w:p>
-            <w:pPr>
-              <w:pStyle w:val="ListBullet"/>
-              <w:spacing w:after="60"/>
-              <w:ind w:left="454"/>
-              <w:jc w:val="both"/>
-            </w:pPr>
-            <w:r>
-              <w:rPr>
-                <w:rFonts w:ascii="Times New Roman" w:hAnsi="Times New Roman"/>
-                <w:sz w:val="24"/>
-              </w:rPr>
-              <w:t>Implement adaptive conformal inference with Mondrian stratification by volatility regime [19], [20], and verify empirical coverage overall and conditional on regime.</w:t>
-            </w:r>
-          </w:p>
-          <w:p>
-            <w:pPr>
-              <w:pStyle w:val="ListBullet"/>
-              <w:spacing w:after="60"/>
-              <w:ind w:left="454"/>
-              <w:jc w:val="both"/>
-            </w:pPr>
-            <w:r>
-              <w:rPr>
-                <w:rFonts w:ascii="Times New Roman" w:hAnsi="Times New Roman"/>
-                <w:sz w:val="24"/>
-              </w:rPr>
-              <w:t>Estimate Value-at-Risk and Expected Shortfall from empirical quantiles of standardised returns scaled by the volatility forecast, and backtest per pair using unconditional coverage [21], independence and conditional coverage [22], and dynamic quantile tests [23]; assess the joint (VaR, ES) pair with a strictly consistent scoring function [24].</w:t>
-            </w:r>
-          </w:p>
-          <w:p>
-            <w:pPr>
-              <w:pStyle w:val="ListBullet"/>
-              <w:spacing w:after="60"/>
-              <w:ind w:left="454"/>
-              <w:jc w:val="both"/>
-            </w:pPr>
-            <w:r>
-              <w:rPr>
-                <w:rFonts w:ascii="Times New Roman" w:hAnsi="Times New Roman"/>
-                <w:sz w:val="24"/>
-              </w:rPr>
-              <w:t>Compute position size as the minimum of a growth-optimal fraction [25] and a cap constrained by an estimated probability of ruin, adjusted by volatility regime, drawdown state, a portfolio correlation factor, and a slippage coefficient measured from observed stop-loss executions; the ruin estimate is reported together with the return, dependence, and sizing assumptions on which it is conditioned.</w:t>
-            </w:r>
-          </w:p>
-          <w:p>
-            <w:pPr>
-              <w:spacing w:before="140" w:after="60"/>
-            </w:pPr>
-            <w:r>
-              <w:rPr>
-                <w:rFonts w:ascii="Times New Roman" w:hAnsi="Times New Roman"/>
-                <w:b/>
-                <w:i/>
-                <w:sz w:val="24"/>
-              </w:rPr>
-              <w:t>Power Analysis and Sealed Validation</w:t>
-            </w:r>
-          </w:p>
-          <w:p>
-            <w:pPr>
-              <w:pStyle w:val="ListBullet"/>
-              <w:spacing w:after="60"/>
-              <w:ind w:left="454"/>
-              <w:jc w:val="both"/>
-            </w:pPr>
-            <w:r>
-              <w:rPr>
-                <w:rFonts w:ascii="Times New Roman" w:hAnsi="Times New Roman"/>
-                <w:sz w:val="24"/>
-              </w:rPr>
-              <w:t>For every negative finding, inject synthetic effects of known magnitude through the actual testing funnel and report the effect size detected with 80% power, together with a negative control establishing the false-positive rate under pure noise.</w:t>
-            </w:r>
-          </w:p>
-          <w:p>
-            <w:pPr>
-              <w:pStyle w:val="ListBullet"/>
-              <w:spacing w:after="60"/>
-              <w:ind w:left="454"/>
-              <w:jc w:val="both"/>
-            </w:pPr>
-            <w:r>
-              <w:rPr>
-                <w:rFonts w:ascii="Times New Roman" w:hAnsi="Times New Roman"/>
-                <w:sz w:val="24"/>
-              </w:rPr>
-              <w:t>Freeze the final configuration in writing, then open the sealed evaluation set exactly once and report the resulting numbers without modification.</w:t>
-            </w:r>
-          </w:p>
-          <w:p>
-            <w:pPr>
-              <w:spacing w:before="140" w:after="60"/>
-            </w:pPr>
-            <w:r>
-              <w:rPr>
-                <w:rFonts w:ascii="Times New Roman" w:hAnsi="Times New Roman"/>
-                <w:b/>
-                <w:i/>
-                <w:sz w:val="24"/>
-              </w:rPr>
-              <w:t>System Implementation and Analysis</w:t>
-            </w:r>
-          </w:p>
-          <w:p>
-            <w:pPr>
-              <w:pStyle w:val="ListBullet"/>
-              <w:spacing w:after="60"/>
-              <w:ind w:left="454"/>
-              <w:jc w:val="both"/>
-            </w:pPr>
-            <w:r>
-              <w:rPr>
-                <w:rFonts w:ascii="Times New Roman" w:hAnsi="Times New Roman"/>
-                <w:sz w:val="24"/>
-              </w:rPr>
-              <w:t>Maintain, throughout the study rather than only at its conclusion, an operating end-to-end product path — data ingestion, production forecast artefact, application programming interface, and a minimal user interface — so that each research layer is integrated as a versioned artefact update instead of being connected for the first time late in the project; dedicate the final weeks to hardening this system with a computation layer, a versioned forecast-artefact interface, and a user interface that presents per-axis skill, conformal prediction sets, the event calendar with measured historical responses, and the risk decision record with full provenance.</w:t>
-            </w:r>
-          </w:p>
-          <w:p>
-            <w:pPr>
-              <w:pStyle w:val="ListBullet"/>
-              <w:spacing w:after="60"/>
-              <w:ind w:left="454"/>
-              <w:jc w:val="both"/>
-            </w:pPr>
-            <w:r>
-              <w:rPr>
-                <w:rFonts w:ascii="Times New Roman" w:hAnsi="Times New Roman"/>
-                <w:sz w:val="24"/>
-              </w:rPr>
-              <w:t>Analyse failure cases and limitations, including pairs that fail tail backtests and horizons at which calibration degrades, and report them within the interface rather than omitting them.</w:t>
+                <w:sz w:val="24"/>
+              </w:rPr>
+              <w:t>not</w:t>
+            </w:r>
+            <w:r>
+              <w:rPr>
+                <w:rFonts w:ascii="Times New Roman" w:hAnsi="Times New Roman"/>
+                <w:sz w:val="24"/>
+              </w:rPr>
+              <w:t xml:space="preserve"> an attempt to construct a profitable automated trading strategy. Order execution, order-book microstructure modelling, market impact of large orders, intraday trade timing below the daily decision, and portfolio optimisation across asset classes other than FX are outside the scope. Statements about causality are limited to temporal predictive relationships in the Granger sense and are not presented as structural causal claims.</w:t>
             </w:r>
           </w:p>
         </w:tc>
@@ -1490,7 +1074,7 @@
                 <w:b/>
                 <w:sz w:val="24"/>
               </w:rPr>
-              <w:t>Expected Results and Contributions:</w:t>
+              <w:t>Research Subjects:</w:t>
             </w:r>
           </w:p>
           <w:p>
@@ -1504,183 +1088,36 @@
                 <w:rFonts w:ascii="Times New Roman" w:hAnsi="Times New Roman"/>
                 <w:sz w:val="24"/>
               </w:rPr>
-              <w:t>The expected outcomes of this research include:</w:t>
+              <w:t xml:space="preserve">The primary research subject is </w:t>
+            </w:r>
+            <w:r>
+              <w:rPr>
+                <w:rFonts w:ascii="Times New Roman" w:hAnsi="Times New Roman"/>
+                <w:b/>
+                <w:sz w:val="24"/>
+              </w:rPr>
+              <w:t>the statistical validation of decision support outputs for foreign exchange trading under a low signal-to-noise ratio</w:t>
+            </w:r>
+            <w:r>
+              <w:rPr>
+                <w:rFonts w:ascii="Times New Roman" w:hAnsi="Times New Roman"/>
+                <w:sz w:val="24"/>
+              </w:rPr>
+              <w:t>.</w:t>
             </w:r>
           </w:p>
           <w:p>
             <w:pPr>
-              <w:pStyle w:val="ListBullet"/>
-              <w:spacing w:after="60"/>
-              <w:ind w:left="454"/>
+              <w:spacing w:after="100"/>
+              <w:ind w:firstLine="340"/>
               <w:jc w:val="both"/>
             </w:pPr>
             <w:r>
               <w:rPr>
                 <w:rFonts w:ascii="Times New Roman" w:hAnsi="Times New Roman"/>
-                <w:b/>
-                <w:sz w:val="24"/>
-              </w:rPr>
-              <w:t>A validated decision support system for FX</w:t>
-            </w:r>
-            <w:r>
-              <w:rPr>
-                <w:rFonts w:ascii="Times New Roman" w:hAnsi="Times New Roman"/>
-                <w:sz w:val="24"/>
-              </w:rPr>
-              <w:t xml:space="preserve"> that issues, for each session and each pair, a volatility forecast, a calibrated three-class probability distribution with a conformal prediction set, an event-risk assessment, and a ruin-constrained position-sizing recommendation, with every displayed quantity traceable to a specific measurement.</w:t>
-            </w:r>
-          </w:p>
-          <w:p>
-            <w:pPr>
-              <w:pStyle w:val="ListBullet"/>
-              <w:spacing w:after="60"/>
-              <w:ind w:left="454"/>
-              <w:jc w:val="both"/>
-            </w:pPr>
-            <w:r>
-              <w:rPr>
-                <w:rFonts w:ascii="Times New Roman" w:hAnsi="Times New Roman"/>
-                <w:b/>
-                <w:sz w:val="24"/>
-              </w:rPr>
-              <w:t>An axis-resolved characterisation of daily FX predictability</w:t>
-            </w:r>
-            <w:r>
-              <w:rPr>
-                <w:rFonts w:ascii="Times New Roman" w:hAnsi="Times New Roman"/>
-                <w:sz w:val="24"/>
-              </w:rPr>
-              <w:t>, establishing where skill exists and where it does not, under a single protocol applied uniformly across all information layers. Results obtained and frozen to date indicate positive and statistically significant skill on the magnitude axis and no detectable skill on the direction axis across twelve independent discovery branches, including four independent representations of price history and of official central-bank communication; the thesis will complete this analysis at the remaining horizons and confirm it on the sealed evaluation set, which has not yet been opened.</w:t>
-            </w:r>
-          </w:p>
-          <w:p>
-            <w:pPr>
-              <w:pStyle w:val="ListBullet"/>
-              <w:spacing w:after="60"/>
-              <w:ind w:left="454"/>
-              <w:jc w:val="both"/>
-            </w:pPr>
-            <w:r>
-              <w:rPr>
-                <w:rFonts w:ascii="Times New Roman" w:hAnsi="Times New Roman"/>
-                <w:b/>
-                <w:sz w:val="24"/>
-              </w:rPr>
-              <w:t>A systematic benchmark of model complexity for FX volatility forecasting</w:t>
-            </w:r>
-            <w:r>
-              <w:rPr>
-                <w:rFonts w:ascii="Times New Roman" w:hAnsi="Times New Roman"/>
-                <w:sz w:val="24"/>
-              </w:rPr>
-              <w:t>, covering linear, tree-based, recurrent, attention-based, tabular-foundation and time-series-foundation models, together with exhaustive forecast combinations, evaluated with proper scoring rules and model confidence sets.</w:t>
-            </w:r>
-          </w:p>
-          <w:p>
-            <w:pPr>
-              <w:pStyle w:val="ListBullet"/>
-              <w:spacing w:after="60"/>
-              <w:ind w:left="454"/>
-              <w:jc w:val="both"/>
-            </w:pPr>
-            <w:r>
-              <w:rPr>
-                <w:rFonts w:ascii="Times New Roman" w:hAnsi="Times New Roman"/>
-                <w:b/>
-                <w:sz w:val="24"/>
-              </w:rPr>
-              <w:t>An empirical comparison of causal filtering against ordinary feature selection.</w:t>
-            </w:r>
-            <w:r>
-              <w:rPr>
-                <w:rFonts w:ascii="Times New Roman" w:hAnsi="Times New Roman"/>
-                <w:sz w:val="24"/>
-              </w:rPr>
-              <w:t xml:space="preserve"> A completed, frozen ablation (not yet confirmed on sealed data) shows that variables filtered by temporal-causal testing with a stability screen degrade substantially less out of sample than variables selected by validation performance, with the mechanism identified and measured as distribution drift in the selected macroeconomic variables. This comparison appears to be underexplored in the FX forecasting literature.</w:t>
-            </w:r>
-          </w:p>
-          <w:p>
-            <w:pPr>
-              <w:pStyle w:val="ListBullet"/>
-              <w:spacing w:after="60"/>
-              <w:ind w:left="454"/>
-              <w:jc w:val="both"/>
-            </w:pPr>
-            <w:r>
-              <w:rPr>
-                <w:rFonts w:ascii="Times New Roman" w:hAnsi="Times New Roman"/>
-                <w:b/>
-                <w:sz w:val="24"/>
-              </w:rPr>
-              <w:t>Power-bounded negative evidence.</w:t>
-            </w:r>
-            <w:r>
-              <w:rPr>
-                <w:rFonts w:ascii="Times New Roman" w:hAnsi="Times New Roman"/>
-                <w:sz w:val="24"/>
-              </w:rPr>
-              <w:t xml:space="preserve"> Each negative finding will be reported together with the minimum effect size detectable by the corresponding procedure, converting statements of the form "no relationship was found" into bounded claims of the form "no relationship stronger than </w:t>
-            </w:r>
-            <w:r>
-              <w:rPr>
-                <w:rFonts w:ascii="Times New Roman" w:hAnsi="Times New Roman"/>
-                <w:i/>
-                <w:sz w:val="24"/>
-              </w:rPr>
-              <w:t>X</w:t>
-            </w:r>
-            <w:r>
-              <w:rPr>
-                <w:rFonts w:ascii="Times New Roman" w:hAnsi="Times New Roman"/>
-                <w:sz w:val="24"/>
-              </w:rPr>
-              <w:t xml:space="preserve"> exists in these data".</w:t>
-            </w:r>
-          </w:p>
-          <w:p>
-            <w:pPr>
-              <w:pStyle w:val="ListBullet"/>
-              <w:spacing w:after="60"/>
-              <w:ind w:left="454"/>
-              <w:jc w:val="both"/>
-            </w:pPr>
-            <w:r>
-              <w:rPr>
-                <w:rFonts w:ascii="Times New Roman" w:hAnsi="Times New Roman"/>
-                <w:b/>
-                <w:sz w:val="24"/>
-              </w:rPr>
-              <w:t>Three applied contributions to risk-aware decision support</w:t>
-            </w:r>
-            <w:r>
-              <w:rPr>
-                <w:rFonts w:ascii="Times New Roman" w:hAnsi="Times New Roman"/>
-                <w:sz w:val="24"/>
-              </w:rPr>
-              <w:t>: a portfolio correlation factor for ruin-constrained sizing, quantifying the gap between the nominal and the realised probability of ruin when multiple correlated positions are opened simultaneously; a holding-horizon table on the decision record, addressing the systematic misreading of single-session stop-out probabilities; and a slippage coefficient estimated from observed stop-loss executions rather than assumed.</w:t>
-            </w:r>
-          </w:p>
-          <w:p>
-            <w:pPr>
-              <w:pStyle w:val="ListBullet"/>
-              <w:spacing w:after="60"/>
-              <w:ind w:left="454"/>
-              <w:jc w:val="both"/>
-            </w:pPr>
-            <w:r>
-              <w:rPr>
-                <w:rFonts w:ascii="Times New Roman" w:hAnsi="Times New Roman"/>
-                <w:b/>
-                <w:sz w:val="24"/>
-              </w:rPr>
-              <w:t>A reproducible research record</w:t>
-            </w:r>
-            <w:r>
-              <w:rPr>
-                <w:rFonts w:ascii="Times New Roman" w:hAnsi="Times New Roman"/>
-                <w:sz w:val="24"/>
-              </w:rPr>
-              <w:t xml:space="preserve"> containing the full data dictionary, the sealed-set protocol, the registry of every model configuration and hypothesis evaluated, and reproduction commands for every reported number, including all negative results.</w:t>
+                <w:sz w:val="24"/>
+              </w:rPr>
+              <w:t>The study examines how forecast skill can be attributed to a specific target axis and to a specific information layer; how multiple-testing control, power analysis, leakage protection, and sealed-set validation interact to produce claims that survive replication; how calibrated probabilistic forecasts and conformal prediction sets can be converted into risk limits with a measured probability of ruin; and how such evidence should be presented in a decision support interface so that the user can distinguish what the system measures from what it merely assumes.</w:t>
             </w:r>
           </w:p>
         </w:tc>
@@ -1700,7 +1137,7 @@
                 <w:b/>
                 <w:sz w:val="24"/>
               </w:rPr>
-              <w:t>References:</w:t>
+              <w:t>Proposed Method and System Architecture:</w:t>
             </w:r>
           </w:p>
           <w:p>
@@ -1714,22 +1151,285 @@
                 <w:rFonts w:ascii="Times New Roman" w:hAnsi="Times New Roman"/>
                 <w:sz w:val="24"/>
               </w:rPr>
-              <w:t xml:space="preserve">[1] R. A. Meese and K. Rogoff, "Empirical exchange rate models of the seventies: Do they fit out of sample?," </w:t>
-            </w:r>
-            <w:r>
-              <w:rPr>
-                <w:rFonts w:ascii="Times New Roman" w:hAnsi="Times New Roman"/>
+              <w:t xml:space="preserve">This section states explicitly what is proposed, distinguishing components already implemented and frozen during the pre-registered phases described in the Introduction from components that remain to be completed under this thesis. Every item below is labelled </w:t>
+            </w:r>
+            <w:r>
+              <w:rPr>
+                <w:rFonts w:ascii="Times New Roman" w:hAnsi="Times New Roman"/>
+                <w:b/>
+                <w:sz w:val="24"/>
+              </w:rPr>
+              <w:t>(implemented)</w:t>
+            </w:r>
+            <w:r>
+              <w:rPr>
+                <w:rFonts w:ascii="Times New Roman" w:hAnsi="Times New Roman"/>
+                <w:sz w:val="24"/>
+              </w:rPr>
+              <w:t xml:space="preserve"> or </w:t>
+            </w:r>
+            <w:r>
+              <w:rPr>
+                <w:rFonts w:ascii="Times New Roman" w:hAnsi="Times New Roman"/>
+                <w:b/>
+                <w:sz w:val="24"/>
+              </w:rPr>
+              <w:t>(proposed)</w:t>
+            </w:r>
+            <w:r>
+              <w:rPr>
+                <w:rFonts w:ascii="Times New Roman" w:hAnsi="Times New Roman"/>
+                <w:sz w:val="24"/>
+              </w:rPr>
+              <w:t xml:space="preserve"> accordingly; nothing in this section is presented as a finished result until it appears with its measured numbers in the Expected Results section or, later, the defended thesis.</w:t>
+            </w:r>
+          </w:p>
+          <w:p>
+            <w:pPr>
+              <w:spacing w:before="140" w:after="60"/>
+            </w:pPr>
+            <w:r>
+              <w:rPr>
+                <w:rFonts w:ascii="Times New Roman" w:hAnsi="Times New Roman"/>
+                <w:b/>
                 <w:i/>
                 <w:sz w:val="24"/>
               </w:rPr>
-              <w:t>Journal of International Economics</w:t>
-            </w:r>
-            <w:r>
-              <w:rPr>
-                <w:rFonts w:ascii="Times New Roman" w:hAnsi="Times New Roman"/>
-                <w:sz w:val="24"/>
-              </w:rPr>
-              <w:t>, vol. 14, no. 1–2, pp. 3–24, 1983, doi: 10.1016/0022-1996(83)90017-X.</w:t>
+              <w:t>Proposed Predictive and Risk Layers</w:t>
+            </w:r>
+          </w:p>
+          <w:p>
+            <w:pPr>
+              <w:pStyle w:val="ListBullet"/>
+              <w:spacing w:after="60"/>
+              <w:ind w:left="454"/>
+              <w:jc w:val="both"/>
+            </w:pPr>
+            <w:r>
+              <w:rPr>
+                <w:rFonts w:ascii="Times New Roman" w:hAnsi="Times New Roman"/>
+                <w:b/>
+                <w:sz w:val="24"/>
+              </w:rPr>
+              <w:t>Magnitude model — extended HAR.</w:t>
+            </w:r>
+            <w:r>
+              <w:rPr>
+                <w:rFonts w:ascii="Times New Roman" w:hAnsi="Times New Roman"/>
+                <w:sz w:val="24"/>
+              </w:rPr>
+              <w:t xml:space="preserve"> </w:t>
+            </w:r>
+            <w:r>
+              <w:rPr>
+                <w:rFonts w:ascii="Times New Roman" w:hAnsi="Times New Roman"/>
+                <w:i/>
+                <w:sz w:val="24"/>
+              </w:rPr>
+              <w:t>(implemented, frozen as production baseline)</w:t>
+            </w:r>
+            <w:r>
+              <w:rPr>
+                <w:rFonts w:ascii="Times New Roman" w:hAnsi="Times New Roman"/>
+                <w:sz w:val="24"/>
+              </w:rPr>
+              <w:t xml:space="preserve"> A heterogeneous-autoregressive specification on realized variance [7], extended with measurement-error correction [8] and jump/semivariance decomposition [9], selected over fourteen ML/DL challengers and 509 forecast combinations under the Model Confidence Set [12].</w:t>
+            </w:r>
+          </w:p>
+          <w:p>
+            <w:pPr>
+              <w:pStyle w:val="ListBullet"/>
+              <w:spacing w:after="60"/>
+              <w:ind w:left="454"/>
+              <w:jc w:val="both"/>
+            </w:pPr>
+            <w:r>
+              <w:rPr>
+                <w:rFonts w:ascii="Times New Roman" w:hAnsi="Times New Roman"/>
+                <w:b/>
+                <w:sz w:val="24"/>
+              </w:rPr>
+              <w:t>Direction/probability model — online expert combination.</w:t>
+            </w:r>
+            <w:r>
+              <w:rPr>
+                <w:rFonts w:ascii="Times New Roman" w:hAnsi="Times New Roman"/>
+                <w:sz w:val="24"/>
+              </w:rPr>
+              <w:t xml:space="preserve"> </w:t>
+            </w:r>
+            <w:r>
+              <w:rPr>
+                <w:rFonts w:ascii="Times New Roman" w:hAnsi="Times New Roman"/>
+                <w:i/>
+                <w:sz w:val="24"/>
+              </w:rPr>
+              <w:t>(implemented, frozen as production baseline)</w:t>
+            </w:r>
+            <w:r>
+              <w:rPr>
+                <w:rFonts w:ascii="Times New Roman" w:hAnsi="Times New Roman"/>
+                <w:sz w:val="24"/>
+              </w:rPr>
+              <w:t xml:space="preserve"> A Hedge-style online combination [13] of four sub-models (climatology, persistence, σ̂-only, σ̂+regime), re-weighted after every session; challenged by regularised linear, tree, recurrent, attention, and foundation-model alternatives under an identical information set.</w:t>
+            </w:r>
+          </w:p>
+          <w:p>
+            <w:pPr>
+              <w:pStyle w:val="ListBullet"/>
+              <w:spacing w:after="60"/>
+              <w:ind w:left="454"/>
+              <w:jc w:val="both"/>
+            </w:pPr>
+            <w:r>
+              <w:rPr>
+                <w:rFonts w:ascii="Times New Roman" w:hAnsi="Times New Roman"/>
+                <w:b/>
+                <w:sz w:val="24"/>
+              </w:rPr>
+              <w:t>Causal discovery module.</w:t>
+            </w:r>
+            <w:r>
+              <w:rPr>
+                <w:rFonts w:ascii="Times New Roman" w:hAnsi="Times New Roman"/>
+                <w:sz w:val="24"/>
+              </w:rPr>
+              <w:t xml:space="preserve"> </w:t>
+            </w:r>
+            <w:r>
+              <w:rPr>
+                <w:rFonts w:ascii="Times New Roman" w:hAnsi="Times New Roman"/>
+                <w:i/>
+                <w:sz w:val="24"/>
+              </w:rPr>
+              <w:t>(implemented — validation role; forecast-integration role tested and deferred)</w:t>
+            </w:r>
+            <w:r>
+              <w:rPr>
+                <w:rFonts w:ascii="Times New Roman" w:hAnsi="Times New Roman"/>
+                <w:sz w:val="24"/>
+              </w:rPr>
+              <w:t xml:space="preserve"> Five independently implemented methods triangulate which exogenous variable is trusted; using the estimated causal effect to directly adjust the production forecast was tested and found not yet effective. Full status in Causal Discovery Method below and Deferred / Future Work.</w:t>
+            </w:r>
+          </w:p>
+          <w:p>
+            <w:pPr>
+              <w:pStyle w:val="ListBullet"/>
+              <w:spacing w:after="60"/>
+              <w:ind w:left="454"/>
+              <w:jc w:val="both"/>
+            </w:pPr>
+            <w:r>
+              <w:rPr>
+                <w:rFonts w:ascii="Times New Roman" w:hAnsi="Times New Roman"/>
+                <w:b/>
+                <w:sz w:val="24"/>
+              </w:rPr>
+              <w:t>Calibration module — Mondrian-stratified adaptive conformal inference.</w:t>
+            </w:r>
+            <w:r>
+              <w:rPr>
+                <w:rFonts w:ascii="Times New Roman" w:hAnsi="Times New Roman"/>
+                <w:sz w:val="24"/>
+              </w:rPr>
+              <w:t xml:space="preserve"> </w:t>
+            </w:r>
+            <w:r>
+              <w:rPr>
+                <w:rFonts w:ascii="Times New Roman" w:hAnsi="Times New Roman"/>
+                <w:i/>
+                <w:sz w:val="24"/>
+              </w:rPr>
+              <w:t>(implemented for the production three-class output)</w:t>
+            </w:r>
+            <w:r>
+              <w:rPr>
+                <w:rFonts w:ascii="Times New Roman" w:hAnsi="Times New Roman"/>
+                <w:sz w:val="24"/>
+              </w:rPr>
+              <w:t xml:space="preserve"> ACI [19] stratified by volatility regime [20], measured at a 1.2-percentage-point maximum calibration deviation against 2.4–3.2 points for four alternative methods. </w:t>
+            </w:r>
+            <w:r>
+              <w:rPr>
+                <w:rFonts w:ascii="Times New Roman" w:hAnsi="Times New Roman"/>
+                <w:i/>
+                <w:sz w:val="24"/>
+              </w:rPr>
+              <w:t>(proposed extension)</w:t>
+            </w:r>
+            <w:r>
+              <w:rPr>
+                <w:rFonts w:ascii="Times New Roman" w:hAnsi="Times New Roman"/>
+                <w:sz w:val="24"/>
+              </w:rPr>
+              <w:t xml:space="preserve"> A PID-controller-based online conformal update [30] is evaluated on the development-test segment as a candidate refinement for the below-target coverage observed while an account is drawing down (Research Methodology, Calibration, Risk, and Decision Layer).</w:t>
+            </w:r>
+          </w:p>
+          <w:p>
+            <w:pPr>
+              <w:pStyle w:val="ListBullet"/>
+              <w:spacing w:after="60"/>
+              <w:ind w:left="454"/>
+              <w:jc w:val="both"/>
+            </w:pPr>
+            <w:r>
+              <w:rPr>
+                <w:rFonts w:ascii="Times New Roman" w:hAnsi="Times New Roman"/>
+                <w:b/>
+                <w:sz w:val="24"/>
+              </w:rPr>
+              <w:t>Risk/decision module.</w:t>
+            </w:r>
+            <w:r>
+              <w:rPr>
+                <w:rFonts w:ascii="Times New Roman" w:hAnsi="Times New Roman"/>
+                <w:sz w:val="24"/>
+              </w:rPr>
+              <w:t xml:space="preserve"> </w:t>
+            </w:r>
+            <w:r>
+              <w:rPr>
+                <w:rFonts w:ascii="Times New Roman" w:hAnsi="Times New Roman"/>
+                <w:i/>
+                <w:sz w:val="24"/>
+              </w:rPr>
+              <w:t>(implemented)</w:t>
+            </w:r>
+            <w:r>
+              <w:rPr>
+                <w:rFonts w:ascii="Times New Roman" w:hAnsi="Times New Roman"/>
+                <w:sz w:val="24"/>
+              </w:rPr>
+              <w:t xml:space="preserve"> Empirical-quantile VaR/ES with Kupiec [21], Christoffersen [22], and dynamic-quantile [23] backtests and a strictly consistent joint scoring function [24]; position size as a Kelly-derived growth-optimal fraction [25] capped by an estimated probability of ruin. </w:t>
+            </w:r>
+            <w:r>
+              <w:rPr>
+                <w:rFonts w:ascii="Times New Roman" w:hAnsi="Times New Roman"/>
+                <w:i/>
+                <w:sz w:val="24"/>
+              </w:rPr>
+              <w:t>(proposed remaining work)</w:t>
+            </w:r>
+            <w:r>
+              <w:rPr>
+                <w:rFonts w:ascii="Times New Roman" w:hAnsi="Times New Roman"/>
+                <w:sz w:val="24"/>
+              </w:rPr>
+              <w:t xml:space="preserve"> Portfolio-correlation adjustment and the slippage coefficient measured from observed stop-loss executions.</w:t>
+            </w:r>
+          </w:p>
+          <w:p>
+            <w:pPr>
+              <w:spacing w:before="140" w:after="60"/>
+            </w:pPr>
+            <w:r>
+              <w:rPr>
+                <w:rFonts w:ascii="Times New Roman" w:hAnsi="Times New Roman"/>
+                <w:b/>
+                <w:i/>
+                <w:sz w:val="24"/>
+              </w:rPr>
+              <w:t>Causal Discovery Method — Triangulated Validation, Deferred Forecast Integration</w:t>
             </w:r>
           </w:p>
           <w:p>
@@ -1741,24 +1441,10 @@
             <w:r>
               <w:rPr>
                 <w:rFonts w:ascii="Times New Roman" w:hAnsi="Times New Roman"/>
-                <w:sz w:val="24"/>
-              </w:rPr>
-              <w:t xml:space="preserve">[2] P.-H. Hsu, M. P. Taylor, and Z. Wang, "Technical trading: Is it still beating the foreign exchange market?," </w:t>
-            </w:r>
-            <w:r>
-              <w:rPr>
-                <w:rFonts w:ascii="Times New Roman" w:hAnsi="Times New Roman"/>
                 <w:i/>
                 <w:sz w:val="24"/>
               </w:rPr>
-              <w:t>Journal of International Economics</w:t>
-            </w:r>
-            <w:r>
-              <w:rPr>
-                <w:rFonts w:ascii="Times New Roman" w:hAnsi="Times New Roman"/>
-                <w:sz w:val="24"/>
-              </w:rPr>
-              <w:t>, vol. 102, pp. 188–208, 2016, doi: 10.1016/j.jinteco.2016.03.012.</w:t>
+              <w:t>(Status note: this subsection reports work that has already been carried out, not a plan — an earlier draft of this document proposed it as future work; five methods have since been run and the findings below are what they showed.)</w:t>
             </w:r>
           </w:p>
           <w:p>
@@ -1772,22 +1458,22 @@
                 <w:rFonts w:ascii="Times New Roman" w:hAnsi="Times New Roman"/>
                 <w:sz w:val="24"/>
               </w:rPr>
-              <w:t xml:space="preserve">[3] M. C. Hutchinson, P. E. Kyziropoulos, J. O'Brien, P. O'Reilly, and T. Sharma, "Technical trading rule profitability in currencies: It's all about momentum," </w:t>
-            </w:r>
-            <w:r>
-              <w:rPr>
-                <w:rFonts w:ascii="Times New Roman" w:hAnsi="Times New Roman"/>
-                <w:i/>
-                <w:sz w:val="24"/>
-              </w:rPr>
-              <w:t>Research in International Business and Finance</w:t>
-            </w:r>
-            <w:r>
-              <w:rPr>
-                <w:rFonts w:ascii="Times New Roman" w:hAnsi="Times New Roman"/>
-                <w:sz w:val="24"/>
-              </w:rPr>
-              <w:t>, vol. 63, Art. no. 101779, 2022, doi: 10.1016/j.ribaf.2022.101779.</w:t>
+              <w:t xml:space="preserve">The exogenous-variable layer requires a method that (a) searches many candidate lagged predictors simultaneously rather than one pair at a time, (b) distinguishes a direct temporal link from a link that only appears because two series share a common driver or an indirect path through a third variable, and (c) plugs into the same false-discovery-control machinery already used for the price-pattern families. The </w:t>
+            </w:r>
+            <w:r>
+              <w:rPr>
+                <w:rFonts w:ascii="Times New Roman" w:hAnsi="Times New Roman"/>
+                <w:b/>
+                <w:sz w:val="24"/>
+              </w:rPr>
+              <w:t>official decision gate</w:t>
+            </w:r>
+            <w:r>
+              <w:rPr>
+                <w:rFonts w:ascii="Times New Roman" w:hAnsi="Times New Roman"/>
+                <w:sz w:val="24"/>
+              </w:rPr>
+              <w:t xml:space="preserve"> for the frozen exogenous feature-selection ablation (Introduction; Expected Results) is Granger-type nested-regression F-testing under step-down Westfall–Young control [4] — the same family-wise-error machinery as every other discovery family in this thesis.</w:t>
             </w:r>
           </w:p>
           <w:p>
@@ -1799,24 +1485,17 @@
             <w:r>
               <w:rPr>
                 <w:rFonts w:ascii="Times New Roman" w:hAnsi="Times New Roman"/>
-                <w:sz w:val="24"/>
-              </w:rPr>
-              <w:t xml:space="preserve">[4] P. H. Westfall and S. S. Young, </w:t>
-            </w:r>
-            <w:r>
-              <w:rPr>
-                <w:rFonts w:ascii="Times New Roman" w:hAnsi="Times New Roman"/>
-                <w:i/>
-                <w:sz w:val="24"/>
-              </w:rPr>
-              <w:t>Resampling-Based Multiple Testing: Examples and Methods for p-Value Adjustment</w:t>
-            </w:r>
-            <w:r>
-              <w:rPr>
-                <w:rFonts w:ascii="Times New Roman" w:hAnsi="Times New Roman"/>
-                <w:sz w:val="24"/>
-              </w:rPr>
-              <w:t>. New York, NY, USA: John Wiley &amp; Sons, 1993.</w:t>
+                <w:b/>
+                <w:sz w:val="24"/>
+              </w:rPr>
+              <w:t>Answering "which algorithm, and how do you know it is real causality rather than random correlation" — five independently implemented methods, not one.</w:t>
+            </w:r>
+            <w:r>
+              <w:rPr>
+                <w:rFonts w:ascii="Times New Roman" w:hAnsi="Times New Roman"/>
+                <w:sz w:val="24"/>
+              </w:rPr>
+              <w:t xml:space="preserve"> Beyond the official Granger gate, four additional methods from their original authors' own libraries (not self-written) were run on the same frozen data to triangulate the result:</w:t>
             </w:r>
           </w:p>
           <w:p>
@@ -1830,22 +1509,36 @@
                 <w:rFonts w:ascii="Times New Roman" w:hAnsi="Times New Roman"/>
                 <w:sz w:val="24"/>
               </w:rPr>
-              <w:t xml:space="preserve">[5] P. R. Hansen, "A test for superior predictive ability," </w:t>
-            </w:r>
-            <w:r>
-              <w:rPr>
-                <w:rFonts w:ascii="Times New Roman" w:hAnsi="Times New Roman"/>
-                <w:i/>
-                <w:sz w:val="24"/>
-              </w:rPr>
-              <w:t>Journal of Business &amp; Economic Statistics</w:t>
-            </w:r>
-            <w:r>
-              <w:rPr>
-                <w:rFonts w:ascii="Times New Roman" w:hAnsi="Times New Roman"/>
-                <w:sz w:val="24"/>
-              </w:rPr>
-              <w:t>, vol. 23, no. 4, pp. 365–380, 2005, doi: 10.1198/073500105000000063.</w:t>
+              <w:t xml:space="preserve">1. </w:t>
+            </w:r>
+            <w:r>
+              <w:rPr>
+                <w:rFonts w:ascii="Times New Roman" w:hAnsi="Times New Roman"/>
+                <w:b/>
+                <w:sz w:val="24"/>
+              </w:rPr>
+              <w:t>PCMCI</w:t>
+            </w:r>
+            <w:r>
+              <w:rPr>
+                <w:rFonts w:ascii="Times New Roman" w:hAnsi="Times New Roman"/>
+                <w:sz w:val="24"/>
+              </w:rPr>
+              <w:t xml:space="preserve"> [18], run with the </w:t>
+            </w:r>
+            <w:r>
+              <w:rPr>
+                <w:rFonts w:ascii="Consolas" w:hAnsi="Consolas"/>
+                <w:sz w:val="24"/>
+              </w:rPr>
+              <w:t>tigramite</w:t>
+            </w:r>
+            <w:r>
+              <w:rPr>
+                <w:rFonts w:ascii="Times New Roman" w:hAnsi="Times New Roman"/>
+                <w:sz w:val="24"/>
+              </w:rPr>
+              <w:t xml:space="preserve"> package (Jakob Runge's own implementation), conditioning each candidate simultaneously on the others rather than one at a time. This is the concrete mechanism that separates a genuine driver from a confound: tested alone, gold-price implied volatility (GVZCLS) is a significant predictor of FX volatility; conditioned jointly on the VIX, that significance disappears — both are proxies for the same global risk-aversion factor, and only PCMCI's simultaneous conditioning exposes this, which pairwise Granger testing structurally cannot. VIX itself survives simultaneous conditioning across every pair tested.</w:t>
             </w:r>
           </w:p>
           <w:p>
@@ -1859,7 +1552,36 @@
                 <w:rFonts w:ascii="Times New Roman" w:hAnsi="Times New Roman"/>
                 <w:sz w:val="24"/>
               </w:rPr>
-              <w:t xml:space="preserve">[6] W. Hämäläinen and G. I. Webb, "A tutorial on statistically sound pattern discovery," </w:t>
+              <w:t xml:space="preserve">2. </w:t>
+            </w:r>
+            <w:r>
+              <w:rPr>
+                <w:rFonts w:ascii="Times New Roman" w:hAnsi="Times New Roman"/>
+                <w:b/>
+                <w:sz w:val="24"/>
+              </w:rPr>
+              <w:t>Double Machine Learning</w:t>
+            </w:r>
+            <w:r>
+              <w:rPr>
+                <w:rFonts w:ascii="Times New Roman" w:hAnsi="Times New Roman"/>
+                <w:sz w:val="24"/>
+              </w:rPr>
+              <w:t xml:space="preserve"> [33] (</w:t>
+            </w:r>
+            <w:r>
+              <w:rPr>
+                <w:rFonts w:ascii="Consolas" w:hAnsi="Consolas"/>
+                <w:sz w:val="24"/>
+              </w:rPr>
+              <w:t>doubleml</w:t>
+            </w:r>
+            <w:r>
+              <w:rPr>
+                <w:rFonts w:ascii="Times New Roman" w:hAnsi="Times New Roman"/>
+                <w:sz w:val="24"/>
+              </w:rPr>
+              <w:t xml:space="preserve">, gradient-boosted nuisance functions, five-fold cross-fitting), used to estimate the </w:t>
             </w:r>
             <w:r>
               <w:rPr>
@@ -1867,14 +1589,29 @@
                 <w:i/>
                 <w:sz w:val="24"/>
               </w:rPr>
-              <w:t>Data Mining and Knowledge Discovery</w:t>
-            </w:r>
-            <w:r>
-              <w:rPr>
-                <w:rFonts w:ascii="Times New Roman" w:hAnsi="Times New Roman"/>
-                <w:sz w:val="24"/>
-              </w:rPr>
-              <w:t>, vol. 33, no. 2, pp. 325–377, 2019, doi: 10.1007/s10618-018-0590-x.</w:t>
+              <w:t>size</w:t>
+            </w:r>
+            <w:r>
+              <w:rPr>
+                <w:rFonts w:ascii="Times New Roman" w:hAnsi="Times New Roman"/>
+                <w:sz w:val="24"/>
+              </w:rPr>
+              <w:t xml:space="preserve"> of VIX's effect on next-session log realized variance rather than merely its existence. The effect is positive and Holm-significant in </w:t>
+            </w:r>
+            <w:r>
+              <w:rPr>
+                <w:rFonts w:ascii="Times New Roman" w:hAnsi="Times New Roman"/>
+                <w:b/>
+                <w:sz w:val="24"/>
+              </w:rPr>
+              <w:t>6 of 6</w:t>
+            </w:r>
+            <w:r>
+              <w:rPr>
+                <w:rFonts w:ascii="Times New Roman" w:hAnsi="Times New Roman"/>
+                <w:sz w:val="24"/>
+              </w:rPr>
+              <w:t xml:space="preserve"> development pairs (θ from 0.070 to 0.186, every 95% confidence interval excluding zero) — the strongest and most consistent result in the triangulation, clearing the ≥5/6-pair stability bar applied everywhere else in this thesis.</w:t>
             </w:r>
           </w:p>
           <w:p>
@@ -1888,22 +1625,36 @@
                 <w:rFonts w:ascii="Times New Roman" w:hAnsi="Times New Roman"/>
                 <w:sz w:val="24"/>
               </w:rPr>
-              <w:t xml:space="preserve">[7] F. Corsi, "A simple approximate long-memory model of realized volatility," </w:t>
-            </w:r>
-            <w:r>
-              <w:rPr>
-                <w:rFonts w:ascii="Times New Roman" w:hAnsi="Times New Roman"/>
-                <w:i/>
-                <w:sz w:val="24"/>
-              </w:rPr>
-              <w:t>Journal of Financial Econometrics</w:t>
-            </w:r>
-            <w:r>
-              <w:rPr>
-                <w:rFonts w:ascii="Times New Roman" w:hAnsi="Times New Roman"/>
-                <w:sz w:val="24"/>
-              </w:rPr>
-              <w:t>, vol. 7, no. 2, pp. 174–196, 2009, doi: 10.1093/jjfinec/nbp001.</w:t>
+              <w:t xml:space="preserve">3. </w:t>
+            </w:r>
+            <w:r>
+              <w:rPr>
+                <w:rFonts w:ascii="Times New Roman" w:hAnsi="Times New Roman"/>
+                <w:b/>
+                <w:sz w:val="24"/>
+              </w:rPr>
+              <w:t>Causal Forest</w:t>
+            </w:r>
+            <w:r>
+              <w:rPr>
+                <w:rFonts w:ascii="Times New Roman" w:hAnsi="Times New Roman"/>
+                <w:sz w:val="24"/>
+              </w:rPr>
+              <w:t xml:space="preserve"> [34] (</w:t>
+            </w:r>
+            <w:r>
+              <w:rPr>
+                <w:rFonts w:ascii="Consolas" w:hAnsi="Consolas"/>
+                <w:sz w:val="24"/>
+              </w:rPr>
+              <w:t>econml</w:t>
+            </w:r>
+            <w:r>
+              <w:rPr>
+                <w:rFonts w:ascii="Times New Roman" w:hAnsi="Times New Roman"/>
+                <w:sz w:val="24"/>
+              </w:rPr>
+              <w:t>), used to test whether VIX's effect is regime-dependent. The effect is heterogeneous (confidence intervals differ materially by volatility regime), but the pattern is not consistent across pairs — 4 of 6 pairs show the effect increasing with stress, 2 do not — so no single "turn on the overlay under stress" rule generalises across all six pairs.</w:t>
             </w:r>
           </w:p>
           <w:p>
@@ -1917,7 +1668,36 @@
                 <w:rFonts w:ascii="Times New Roman" w:hAnsi="Times New Roman"/>
                 <w:sz w:val="24"/>
               </w:rPr>
-              <w:t xml:space="preserve">[8] T. Bollerslev, A. J. Patton, and R. Quaedvlieg, "Exploiting the errors: A simple approach for improved volatility forecasting," </w:t>
+              <w:t xml:space="preserve">4. </w:t>
+            </w:r>
+            <w:r>
+              <w:rPr>
+                <w:rFonts w:ascii="Times New Roman" w:hAnsi="Times New Roman"/>
+                <w:b/>
+                <w:sz w:val="24"/>
+              </w:rPr>
+              <w:t>CausalImpact</w:t>
+            </w:r>
+            <w:r>
+              <w:rPr>
+                <w:rFonts w:ascii="Times New Roman" w:hAnsi="Times New Roman"/>
+                <w:sz w:val="24"/>
+              </w:rPr>
+              <w:t xml:space="preserve"> [28] (</w:t>
+            </w:r>
+            <w:r>
+              <w:rPr>
+                <w:rFonts w:ascii="Consolas" w:hAnsi="Consolas"/>
+                <w:sz w:val="24"/>
+              </w:rPr>
+              <w:t>pycausalimpact</w:t>
+            </w:r>
+            <w:r>
+              <w:rPr>
+                <w:rFonts w:ascii="Times New Roman" w:hAnsi="Times New Roman"/>
+                <w:sz w:val="24"/>
+              </w:rPr>
+              <w:t xml:space="preserve">, the original Bayesian structural time-series implementation), applied at the level of individual ECB meetings rather than pooled across the series — a different question ("did </w:t>
             </w:r>
             <w:r>
               <w:rPr>
@@ -1925,14 +1705,14 @@
                 <w:i/>
                 <w:sz w:val="24"/>
               </w:rPr>
-              <w:t>Journal of Econometrics</w:t>
-            </w:r>
-            <w:r>
-              <w:rPr>
-                <w:rFonts w:ascii="Times New Roman" w:hAnsi="Times New Roman"/>
-                <w:sz w:val="24"/>
-              </w:rPr>
-              <w:t>, vol. 192, no. 1, pp. 1–18, 2016, doi: 10.1016/j.jeconom.2015.10.007.</w:t>
+              <w:t>this</w:t>
+            </w:r>
+            <w:r>
+              <w:rPr>
+                <w:rFonts w:ascii="Times New Roman" w:hAnsi="Times New Roman"/>
+                <w:sz w:val="24"/>
+              </w:rPr>
+              <w:t xml:space="preserve"> meeting push volatility past its counterfactual") from the other three methods' pooled feature-level question. Piloted on the twenty most recent ECB meetings inside the training/validation segment: 6 of 20 (30%) show a significant post-meeting volatility increase after FDR correction, against a ~5% false-positive rate expected under pure noise, and all six are positive — evidence, not noise, though the covariate series used does not fully remove shared global-risk-aversion confounding, a limitation the method's own diagnostics flag.</w:t>
             </w:r>
           </w:p>
           <w:p>
@@ -1946,22 +1726,7 @@
                 <w:rFonts w:ascii="Times New Roman" w:hAnsi="Times New Roman"/>
                 <w:sz w:val="24"/>
               </w:rPr>
-              <w:t xml:space="preserve">[9] O. E. Barndorff-Nielsen and N. Shephard, "Power and bipower variation with stochastic volatility and jumps," </w:t>
-            </w:r>
-            <w:r>
-              <w:rPr>
-                <w:rFonts w:ascii="Times New Roman" w:hAnsi="Times New Roman"/>
-                <w:i/>
-                <w:sz w:val="24"/>
-              </w:rPr>
-              <w:t>Journal of Financial Econometrics</w:t>
-            </w:r>
-            <w:r>
-              <w:rPr>
-                <w:rFonts w:ascii="Times New Roman" w:hAnsi="Times New Roman"/>
-                <w:sz w:val="24"/>
-              </w:rPr>
-              <w:t>, vol. 2, no. 1, pp. 1–37, 2004, doi: 10.1093/jjfinec/nbh001.</w:t>
+              <w:t>Four independent methods, built by different authors on different statistical assumptions (linear/nonlinear, pairwise/simultaneous, existence/magnitude/heterogeneity/single-event), converging on the same variable is stronger evidence than any one method's p-value — this triangulation, not a single algorithm, is how this thesis answers the causality-versus-correlation question. Consistent with the Research Scope, none of the five methods is presented as establishing structural causality; every statement remains a temporal-precedence (Granger-type) or potential-outcomes claim conditioned on the assumptions each method states.</w:t>
             </w:r>
           </w:p>
           <w:p>
@@ -1973,24 +1738,93 @@
             <w:r>
               <w:rPr>
                 <w:rFonts w:ascii="Times New Roman" w:hAnsi="Times New Roman"/>
-                <w:sz w:val="24"/>
-              </w:rPr>
-              <w:t xml:space="preserve">[10] R. R. Branco, A. Rubesam, and M. Zevallos, "Forecasting realized volatility: Does anything beat linear models?," </w:t>
-            </w:r>
-            <w:r>
-              <w:rPr>
-                <w:rFonts w:ascii="Times New Roman" w:hAnsi="Times New Roman"/>
+                <w:b/>
+                <w:sz w:val="24"/>
+              </w:rPr>
+              <w:t>The result splits into two roles, and only one is ready to ship.</w:t>
+            </w:r>
+          </w:p>
+          <w:p>
+            <w:pPr>
+              <w:pStyle w:val="ListBullet"/>
+              <w:spacing w:after="60"/>
+              <w:ind w:left="454"/>
+              <w:jc w:val="both"/>
+            </w:pPr>
+            <w:r>
+              <w:rPr>
+                <w:rFonts w:ascii="Times New Roman" w:hAnsi="Times New Roman"/>
+                <w:b/>
+                <w:sz w:val="24"/>
+              </w:rPr>
+              <w:t>Validation role — implemented, already load-bearing.</w:t>
+            </w:r>
+            <w:r>
+              <w:rPr>
+                <w:rFonts w:ascii="Times New Roman" w:hAnsi="Times New Roman"/>
+                <w:sz w:val="24"/>
+              </w:rPr>
+              <w:t xml:space="preserve"> The triangulation above is the actual mechanism that decided which exogenous variable survives into the frozen feature set: VIX is kept and ten other candidates are not, specifically because VIX — and only VIX — survives simultaneous conditioning in PCMCI and clears the 6/6-pair bar in Double ML. This is not a supplementary illustration; it is the filter, and it is done.</w:t>
+            </w:r>
+          </w:p>
+          <w:p>
+            <w:pPr>
+              <w:pStyle w:val="ListBullet"/>
+              <w:spacing w:after="60"/>
+              <w:ind w:left="454"/>
+              <w:jc w:val="both"/>
+            </w:pPr>
+            <w:r>
+              <w:rPr>
+                <w:rFonts w:ascii="Times New Roman" w:hAnsi="Times New Roman"/>
+                <w:b/>
+                <w:sz w:val="24"/>
+              </w:rPr>
+              <w:t>Forecast-performance role — tested, found not yet effective, deferred rather than shipped.</w:t>
+            </w:r>
+            <w:r>
+              <w:rPr>
+                <w:rFonts w:ascii="Times New Roman" w:hAnsi="Times New Roman"/>
+                <w:sz w:val="24"/>
+              </w:rPr>
+              <w:t xml:space="preserve"> Using the estimated causal effect to directly adjust the production volatility forecast — a VIX-conditioned multiplicative overlay on the HAR baseline, tested both as a constant adjustment and as a Causal-Forest regime-conditional adjustment — produced </w:t>
+            </w:r>
+            <w:r>
+              <w:rPr>
+                <w:rFonts w:ascii="Times New Roman" w:hAnsi="Times New Roman"/>
+                <w:b/>
+                <w:sz w:val="24"/>
+              </w:rPr>
+              <w:t>no statistically significant QLIKE improvement in any of the six pairs after Holm correction</w:t>
+            </w:r>
+            <w:r>
+              <w:rPr>
+                <w:rFonts w:ascii="Times New Roman" w:hAnsi="Times New Roman"/>
+                <w:sz w:val="24"/>
+              </w:rPr>
+              <w:t xml:space="preserve">, despite the underlying effect being real and robust. The most defensible reading is that the HAR baseline already absorbs most of this information indirectly (realized volatility over the past day/week/month is already elevated when the VIX is elevated), leaving little additional forecast value for VIX to add on top. Consistent with this thesis's commitment to reporting negative findings rather than forcing a claimed improvement that is not there, </w:t>
+            </w:r>
+            <w:r>
+              <w:rPr>
+                <w:rFonts w:ascii="Times New Roman" w:hAnsi="Times New Roman"/>
+                <w:b/>
+                <w:sz w:val="24"/>
+              </w:rPr>
+              <w:t>this application is not deployed and is moved to Deferred / Future Work below rather than scheduled for the remaining timeline.</w:t>
+            </w:r>
+          </w:p>
+          <w:p>
+            <w:pPr>
+              <w:spacing w:before="140" w:after="60"/>
+            </w:pPr>
+            <w:r>
+              <w:rPr>
+                <w:rFonts w:ascii="Times New Roman" w:hAnsi="Times New Roman"/>
+                <w:b/>
                 <w:i/>
                 <w:sz w:val="24"/>
               </w:rPr>
-              <w:t>Journal of Empirical Finance</w:t>
-            </w:r>
-            <w:r>
-              <w:rPr>
-                <w:rFonts w:ascii="Times New Roman" w:hAnsi="Times New Roman"/>
-                <w:sz w:val="24"/>
-              </w:rPr>
-              <w:t>, vol. 78, Art. no. 101524, 2024, doi: 10.1016/j.jempfin.2024.101524.</w:t>
+              <w:t>Proposed System Architecture</w:t>
             </w:r>
           </w:p>
           <w:p>
@@ -2002,9 +1836,10 @@
             <w:r>
               <w:rPr>
                 <w:rFonts w:ascii="Times New Roman" w:hAnsi="Times New Roman"/>
-                <w:sz w:val="24"/>
-              </w:rPr>
-              <w:t>[11] A. Brini, "Forecasting realized volatility with time series foundation models: A comparison with econometric benchmarks," arXiv:2607.05291, 2026. [Online]. Available: https://arxiv.org/abs/2607.05291</w:t>
+                <w:i/>
+                <w:sz w:val="24"/>
+              </w:rPr>
+              <w:t>(Data pipeline and API: implemented and operating on a daily schedule; extensions listed in the Research Plan are proposed.)</w:t>
             </w:r>
           </w:p>
           <w:p>
@@ -2018,22 +1853,7 @@
                 <w:rFonts w:ascii="Times New Roman" w:hAnsi="Times New Roman"/>
                 <w:sz w:val="24"/>
               </w:rPr>
-              <w:t xml:space="preserve">[12] P. R. Hansen, A. Lunde, and J. M. Nason, "The model confidence set," </w:t>
-            </w:r>
-            <w:r>
-              <w:rPr>
-                <w:rFonts w:ascii="Times New Roman" w:hAnsi="Times New Roman"/>
-                <w:i/>
-                <w:sz w:val="24"/>
-              </w:rPr>
-              <w:t>Econometrica</w:t>
-            </w:r>
-            <w:r>
-              <w:rPr>
-                <w:rFonts w:ascii="Times New Roman" w:hAnsi="Times New Roman"/>
-                <w:sz w:val="24"/>
-              </w:rPr>
-              <w:t>, vol. 79, no. 2, pp. 453–497, 2011, doi: 10.3982/ECTA5771.</w:t>
+              <w:t>The system is organised as five layers sharing one computation layer across two deployment targets, so the numbers a user sees on the live site and the numbers computed for the thesis are produced by the same code path:</w:t>
             </w:r>
           </w:p>
           <w:p>
@@ -2047,22 +1867,106 @@
                 <w:rFonts w:ascii="Times New Roman" w:hAnsi="Times New Roman"/>
                 <w:sz w:val="24"/>
               </w:rPr>
-              <w:t xml:space="preserve">[13] Y. Freund and R. E. Schapire, "A decision-theoretic generalization of on-line learning and an application to boosting," </w:t>
-            </w:r>
-            <w:r>
-              <w:rPr>
-                <w:rFonts w:ascii="Times New Roman" w:hAnsi="Times New Roman"/>
-                <w:i/>
-                <w:sz w:val="24"/>
-              </w:rPr>
-              <w:t>Journal of Computer and System Sciences</w:t>
-            </w:r>
-            <w:r>
-              <w:rPr>
-                <w:rFonts w:ascii="Times New Roman" w:hAnsi="Times New Roman"/>
-                <w:sz w:val="24"/>
-              </w:rPr>
-              <w:t>, vol. 55, no. 1, pp. 119–139, 1997, doi: 10.1006/jcss.1997.1504.</w:t>
+              <w:t xml:space="preserve">1. </w:t>
+            </w:r>
+            <w:r>
+              <w:rPr>
+                <w:rFonts w:ascii="Times New Roman" w:hAnsi="Times New Roman"/>
+                <w:b/>
+                <w:sz w:val="24"/>
+              </w:rPr>
+              <w:t>Data sources → data pipeline (`collect/`).</w:t>
+            </w:r>
+            <w:r>
+              <w:rPr>
+                <w:rFonts w:ascii="Times New Roman" w:hAnsi="Times New Roman"/>
+                <w:sz w:val="24"/>
+              </w:rPr>
+              <w:t xml:space="preserve"> A one-time historical bootstrap (</w:t>
+            </w:r>
+            <w:r>
+              <w:rPr>
+                <w:rFonts w:ascii="Consolas" w:hAnsi="Consolas"/>
+                <w:sz w:val="24"/>
+              </w:rPr>
+              <w:t>histdata_dl</w:t>
+            </w:r>
+            <w:r>
+              <w:rPr>
+                <w:rFonts w:ascii="Times New Roman" w:hAnsi="Times New Roman"/>
+                <w:sz w:val="24"/>
+              </w:rPr>
+              <w:t xml:space="preserve">, </w:t>
+            </w:r>
+            <w:r>
+              <w:rPr>
+                <w:rFonts w:ascii="Consolas" w:hAnsi="Consolas"/>
+                <w:sz w:val="24"/>
+              </w:rPr>
+              <w:t>prep_fx</w:t>
+            </w:r>
+            <w:r>
+              <w:rPr>
+                <w:rFonts w:ascii="Times New Roman" w:hAnsi="Times New Roman"/>
+                <w:sz w:val="24"/>
+              </w:rPr>
+              <w:t xml:space="preserve">, </w:t>
+            </w:r>
+            <w:r>
+              <w:rPr>
+                <w:rFonts w:ascii="Consolas" w:hAnsi="Consolas"/>
+                <w:sz w:val="24"/>
+              </w:rPr>
+              <w:t>rv5</w:t>
+            </w:r>
+            <w:r>
+              <w:rPr>
+                <w:rFonts w:ascii="Times New Roman" w:hAnsi="Times New Roman"/>
+                <w:sz w:val="24"/>
+              </w:rPr>
+              <w:t xml:space="preserve">, </w:t>
+            </w:r>
+            <w:r>
+              <w:rPr>
+                <w:rFonts w:ascii="Consolas" w:hAnsi="Consolas"/>
+                <w:sz w:val="24"/>
+              </w:rPr>
+              <w:t>rv_advanced</w:t>
+            </w:r>
+            <w:r>
+              <w:rPr>
+                <w:rFonts w:ascii="Times New Roman" w:hAnsi="Times New Roman"/>
+                <w:sz w:val="24"/>
+              </w:rPr>
+              <w:t>) plus a scheduled daily job (</w:t>
+            </w:r>
+            <w:r>
+              <w:rPr>
+                <w:rFonts w:ascii="Consolas" w:hAnsi="Consolas"/>
+                <w:sz w:val="24"/>
+              </w:rPr>
+              <w:t>live_fx.py</w:t>
+            </w:r>
+            <w:r>
+              <w:rPr>
+                <w:rFonts w:ascii="Times New Roman" w:hAnsi="Times New Roman"/>
+                <w:sz w:val="24"/>
+              </w:rPr>
+              <w:t xml:space="preserve">, </w:t>
+            </w:r>
+            <w:r>
+              <w:rPr>
+                <w:rFonts w:ascii="Consolas" w:hAnsi="Consolas"/>
+                <w:sz w:val="24"/>
+              </w:rPr>
+              <w:t>lich_su_kien.py</w:t>
+            </w:r>
+            <w:r>
+              <w:rPr>
+                <w:rFonts w:ascii="Times New Roman" w:hAnsi="Times New Roman"/>
+                <w:sz w:val="24"/>
+              </w:rPr>
+              <w:t>, run four times a day under continuous-integration scheduling) construct daily bars and five-minute realized measures for the six development pairs, plus the macro/central-bank calendar.</w:t>
             </w:r>
           </w:p>
           <w:p>
@@ -2076,22 +1980,22 @@
                 <w:rFonts w:ascii="Times New Roman" w:hAnsi="Times New Roman"/>
                 <w:sz w:val="24"/>
               </w:rPr>
-              <w:t xml:space="preserve">[14] N. Hollmann, S. Müller, L. Purucker, A. Krishnakumar, M. Körfer, S. B. Hoo, R. T. Schirrmeister, and F. Hutter, "Accurate predictions on small data with a tabular foundation model," </w:t>
-            </w:r>
-            <w:r>
-              <w:rPr>
-                <w:rFonts w:ascii="Times New Roman" w:hAnsi="Times New Roman"/>
-                <w:i/>
-                <w:sz w:val="24"/>
-              </w:rPr>
-              <w:t>Nature</w:t>
-            </w:r>
-            <w:r>
-              <w:rPr>
-                <w:rFonts w:ascii="Times New Roman" w:hAnsi="Times New Roman"/>
-                <w:sz w:val="24"/>
-              </w:rPr>
-              <w:t>, vol. 637, pp. 319–326, 2025, doi: 10.1038/s41586-024-08328-6.</w:t>
+              <w:t xml:space="preserve">2. </w:t>
+            </w:r>
+            <w:r>
+              <w:rPr>
+                <w:rFonts w:ascii="Times New Roman" w:hAnsi="Times New Roman"/>
+                <w:b/>
+                <w:sz w:val="24"/>
+              </w:rPr>
+              <w:t>Data store (`data/`).</w:t>
+            </w:r>
+            <w:r>
+              <w:rPr>
+                <w:rFonts w:ascii="Times New Roman" w:hAnsi="Times New Roman"/>
+                <w:sz w:val="24"/>
+              </w:rPr>
+              <w:t xml:space="preserve"> Static historical CSVs for the frozen development sample are kept separate from a daily-overwritten "live" store, so the sealed-evaluation and development segments cannot be silently mixed by a pipeline bug.</w:t>
             </w:r>
           </w:p>
           <w:p>
@@ -2105,22 +2009,22 @@
                 <w:rFonts w:ascii="Times New Roman" w:hAnsi="Times New Roman"/>
                 <w:sz w:val="24"/>
               </w:rPr>
-              <w:t xml:space="preserve">[15] A. J. Patton, "Volatility forecast comparison using imperfect volatility proxies," </w:t>
-            </w:r>
-            <w:r>
-              <w:rPr>
-                <w:rFonts w:ascii="Times New Roman" w:hAnsi="Times New Roman"/>
-                <w:i/>
-                <w:sz w:val="24"/>
-              </w:rPr>
-              <w:t>Journal of Econometrics</w:t>
-            </w:r>
-            <w:r>
-              <w:rPr>
-                <w:rFonts w:ascii="Times New Roman" w:hAnsi="Times New Roman"/>
-                <w:sz w:val="24"/>
-              </w:rPr>
-              <w:t>, vol. 160, no. 1, pp. 246–256, 2011, doi: 10.1016/j.jeconom.2010.03.034.</w:t>
+              <w:t xml:space="preserve">3. </w:t>
+            </w:r>
+            <w:r>
+              <w:rPr>
+                <w:rFonts w:ascii="Times New Roman" w:hAnsi="Times New Roman"/>
+                <w:b/>
+                <w:sz w:val="24"/>
+              </w:rPr>
+              <w:t>Computation layer (`src/` and `api/cache.py`).</w:t>
+            </w:r>
+            <w:r>
+              <w:rPr>
+                <w:rFonts w:ascii="Times New Roman" w:hAnsi="Times New Roman"/>
+                <w:sz w:val="24"/>
+              </w:rPr>
+              <w:t xml:space="preserve"> Chains the series-join, the extended-HAR forecast, the three-class combination, conformal calibration, and the risk/position-sizing functions in one Python process, with no serialisation boundary between the statistical code and the layer that serves it — removing an entire class of train/serve skew.</w:t>
             </w:r>
           </w:p>
           <w:p>
@@ -2134,22 +2038,274 @@
                 <w:rFonts w:ascii="Times New Roman" w:hAnsi="Times New Roman"/>
                 <w:sz w:val="24"/>
               </w:rPr>
-              <w:t xml:space="preserve">[16] T. Gneiting and A. E. Raftery, "Strictly proper scoring rules, prediction, and estimation," </w:t>
-            </w:r>
-            <w:r>
-              <w:rPr>
-                <w:rFonts w:ascii="Times New Roman" w:hAnsi="Times New Roman"/>
-                <w:i/>
-                <w:sz w:val="24"/>
-              </w:rPr>
-              <w:t>Journal of the American Statistical Association</w:t>
-            </w:r>
-            <w:r>
-              <w:rPr>
-                <w:rFonts w:ascii="Times New Roman" w:hAnsi="Times New Roman"/>
-                <w:sz w:val="24"/>
-              </w:rPr>
-              <w:t>, vol. 102, no. 477, pp. 359–378, 2007, doi: 10.1198/016214506000001437.</w:t>
+              <w:t xml:space="preserve">4. </w:t>
+            </w:r>
+            <w:r>
+              <w:rPr>
+                <w:rFonts w:ascii="Times New Roman" w:hAnsi="Times New Roman"/>
+                <w:b/>
+                <w:sz w:val="24"/>
+              </w:rPr>
+              <w:t>API layer (`api/`, FastAPI).</w:t>
+            </w:r>
+            <w:r>
+              <w:rPr>
+                <w:rFonts w:ascii="Times New Roman" w:hAnsi="Times New Roman"/>
+                <w:sz w:val="24"/>
+              </w:rPr>
+              <w:t xml:space="preserve"> One router per concern (</w:t>
+            </w:r>
+            <w:r>
+              <w:rPr>
+                <w:rFonts w:ascii="Consolas" w:hAnsi="Consolas"/>
+                <w:sz w:val="24"/>
+              </w:rPr>
+              <w:t>meta</w:t>
+            </w:r>
+            <w:r>
+              <w:rPr>
+                <w:rFonts w:ascii="Times New Roman" w:hAnsi="Times New Roman"/>
+                <w:sz w:val="24"/>
+              </w:rPr>
+              <w:t xml:space="preserve">, </w:t>
+            </w:r>
+            <w:r>
+              <w:rPr>
+                <w:rFonts w:ascii="Consolas" w:hAnsi="Consolas"/>
+                <w:sz w:val="24"/>
+              </w:rPr>
+              <w:t>market</w:t>
+            </w:r>
+            <w:r>
+              <w:rPr>
+                <w:rFonts w:ascii="Times New Roman" w:hAnsi="Times New Roman"/>
+                <w:sz w:val="24"/>
+              </w:rPr>
+              <w:t xml:space="preserve">, </w:t>
+            </w:r>
+            <w:r>
+              <w:rPr>
+                <w:rFonts w:ascii="Consolas" w:hAnsi="Consolas"/>
+                <w:sz w:val="24"/>
+              </w:rPr>
+              <w:t>forecast</w:t>
+            </w:r>
+            <w:r>
+              <w:rPr>
+                <w:rFonts w:ascii="Times New Roman" w:hAnsi="Times New Roman"/>
+                <w:sz w:val="24"/>
+              </w:rPr>
+              <w:t xml:space="preserve">, </w:t>
+            </w:r>
+            <w:r>
+              <w:rPr>
+                <w:rFonts w:ascii="Consolas" w:hAnsi="Consolas"/>
+                <w:sz w:val="24"/>
+              </w:rPr>
+              <w:t>risk</w:t>
+            </w:r>
+            <w:r>
+              <w:rPr>
+                <w:rFonts w:ascii="Times New Roman" w:hAnsi="Times New Roman"/>
+                <w:sz w:val="24"/>
+              </w:rPr>
+              <w:t xml:space="preserve">, </w:t>
+            </w:r>
+            <w:r>
+              <w:rPr>
+                <w:rFonts w:ascii="Consolas" w:hAnsi="Consolas"/>
+                <w:sz w:val="24"/>
+              </w:rPr>
+              <w:t>admin</w:t>
+            </w:r>
+            <w:r>
+              <w:rPr>
+                <w:rFonts w:ascii="Times New Roman" w:hAnsi="Times New Roman"/>
+                <w:sz w:val="24"/>
+              </w:rPr>
+              <w:t>) with Pydantic response models, already exposing the endpoints extended throughout the Research Plan below (</w:t>
+            </w:r>
+            <w:r>
+              <w:rPr>
+                <w:rFonts w:ascii="Consolas" w:hAnsi="Consolas"/>
+                <w:sz w:val="24"/>
+              </w:rPr>
+              <w:t>/health</w:t>
+            </w:r>
+            <w:r>
+              <w:rPr>
+                <w:rFonts w:ascii="Times New Roman" w:hAnsi="Times New Roman"/>
+                <w:sz w:val="24"/>
+              </w:rPr>
+              <w:t xml:space="preserve">, </w:t>
+            </w:r>
+            <w:r>
+              <w:rPr>
+                <w:rFonts w:ascii="Consolas" w:hAnsi="Consolas"/>
+                <w:sz w:val="24"/>
+              </w:rPr>
+              <w:t>/meta</w:t>
+            </w:r>
+            <w:r>
+              <w:rPr>
+                <w:rFonts w:ascii="Times New Roman" w:hAnsi="Times New Roman"/>
+                <w:sz w:val="24"/>
+              </w:rPr>
+              <w:t xml:space="preserve">, </w:t>
+            </w:r>
+            <w:r>
+              <w:rPr>
+                <w:rFonts w:ascii="Consolas" w:hAnsi="Consolas"/>
+                <w:sz w:val="24"/>
+              </w:rPr>
+              <w:t>/series</w:t>
+            </w:r>
+            <w:r>
+              <w:rPr>
+                <w:rFonts w:ascii="Times New Roman" w:hAnsi="Times New Roman"/>
+                <w:sz w:val="24"/>
+              </w:rPr>
+              <w:t xml:space="preserve">, </w:t>
+            </w:r>
+            <w:r>
+              <w:rPr>
+                <w:rFonts w:ascii="Consolas" w:hAnsi="Consolas"/>
+                <w:sz w:val="24"/>
+              </w:rPr>
+              <w:t>/indicators</w:t>
+            </w:r>
+            <w:r>
+              <w:rPr>
+                <w:rFonts w:ascii="Times New Roman" w:hAnsi="Times New Roman"/>
+                <w:sz w:val="24"/>
+              </w:rPr>
+              <w:t xml:space="preserve">, </w:t>
+            </w:r>
+            <w:r>
+              <w:rPr>
+                <w:rFonts w:ascii="Consolas" w:hAnsi="Consolas"/>
+                <w:sz w:val="24"/>
+              </w:rPr>
+              <w:t>/forecast</w:t>
+            </w:r>
+            <w:r>
+              <w:rPr>
+                <w:rFonts w:ascii="Times New Roman" w:hAnsi="Times New Roman"/>
+                <w:sz w:val="24"/>
+              </w:rPr>
+              <w:t xml:space="preserve">, </w:t>
+            </w:r>
+            <w:r>
+              <w:rPr>
+                <w:rFonts w:ascii="Consolas" w:hAnsi="Consolas"/>
+                <w:sz w:val="24"/>
+              </w:rPr>
+              <w:t>/forecast_series</w:t>
+            </w:r>
+            <w:r>
+              <w:rPr>
+                <w:rFonts w:ascii="Times New Roman" w:hAnsi="Times New Roman"/>
+                <w:sz w:val="24"/>
+              </w:rPr>
+              <w:t xml:space="preserve">, </w:t>
+            </w:r>
+            <w:r>
+              <w:rPr>
+                <w:rFonts w:ascii="Consolas" w:hAnsi="Consolas"/>
+                <w:sz w:val="24"/>
+              </w:rPr>
+              <w:t>/forecast_next</w:t>
+            </w:r>
+            <w:r>
+              <w:rPr>
+                <w:rFonts w:ascii="Times New Roman" w:hAnsi="Times New Roman"/>
+                <w:sz w:val="24"/>
+              </w:rPr>
+              <w:t xml:space="preserve">, </w:t>
+            </w:r>
+            <w:r>
+              <w:rPr>
+                <w:rFonts w:ascii="Consolas" w:hAnsi="Consolas"/>
+                <w:sz w:val="24"/>
+              </w:rPr>
+              <w:t>/journal</w:t>
+            </w:r>
+            <w:r>
+              <w:rPr>
+                <w:rFonts w:ascii="Times New Roman" w:hAnsi="Times New Roman"/>
+                <w:sz w:val="24"/>
+              </w:rPr>
+              <w:t xml:space="preserve">, </w:t>
+            </w:r>
+            <w:r>
+              <w:rPr>
+                <w:rFonts w:ascii="Consolas" w:hAnsi="Consolas"/>
+                <w:sz w:val="24"/>
+              </w:rPr>
+              <w:t>/calibration</w:t>
+            </w:r>
+            <w:r>
+              <w:rPr>
+                <w:rFonts w:ascii="Times New Roman" w:hAnsi="Times New Roman"/>
+                <w:sz w:val="24"/>
+              </w:rPr>
+              <w:t xml:space="preserve">, </w:t>
+            </w:r>
+            <w:r>
+              <w:rPr>
+                <w:rFonts w:ascii="Consolas" w:hAnsi="Consolas"/>
+                <w:sz w:val="24"/>
+              </w:rPr>
+              <w:t>/models</w:t>
+            </w:r>
+            <w:r>
+              <w:rPr>
+                <w:rFonts w:ascii="Times New Roman" w:hAnsi="Times New Roman"/>
+                <w:sz w:val="24"/>
+              </w:rPr>
+              <w:t xml:space="preserve">, </w:t>
+            </w:r>
+            <w:r>
+              <w:rPr>
+                <w:rFonts w:ascii="Consolas" w:hAnsi="Consolas"/>
+                <w:sz w:val="24"/>
+              </w:rPr>
+              <w:t>/risk</w:t>
+            </w:r>
+            <w:r>
+              <w:rPr>
+                <w:rFonts w:ascii="Times New Roman" w:hAnsi="Times New Roman"/>
+                <w:sz w:val="24"/>
+              </w:rPr>
+              <w:t xml:space="preserve">, </w:t>
+            </w:r>
+            <w:r>
+              <w:rPr>
+                <w:rFonts w:ascii="Consolas" w:hAnsi="Consolas"/>
+                <w:sz w:val="24"/>
+              </w:rPr>
+              <w:t>/events</w:t>
+            </w:r>
+            <w:r>
+              <w:rPr>
+                <w:rFonts w:ascii="Times New Roman" w:hAnsi="Times New Roman"/>
+                <w:sz w:val="24"/>
+              </w:rPr>
+              <w:t xml:space="preserve">, </w:t>
+            </w:r>
+            <w:r>
+              <w:rPr>
+                <w:rFonts w:ascii="Consolas" w:hAnsi="Consolas"/>
+                <w:sz w:val="24"/>
+              </w:rPr>
+              <w:t>/refresh</w:t>
+            </w:r>
+            <w:r>
+              <w:rPr>
+                <w:rFonts w:ascii="Times New Roman" w:hAnsi="Times New Roman"/>
+                <w:sz w:val="24"/>
+              </w:rPr>
+              <w:t>).</w:t>
             </w:r>
           </w:p>
           <w:p>
@@ -2163,22 +2319,36 @@
                 <w:rFonts w:ascii="Times New Roman" w:hAnsi="Times New Roman"/>
                 <w:sz w:val="24"/>
               </w:rPr>
-              <w:t xml:space="preserve">[17] F. X. Diebold and R. S. Mariano, "Comparing predictive accuracy," </w:t>
-            </w:r>
-            <w:r>
-              <w:rPr>
-                <w:rFonts w:ascii="Times New Roman" w:hAnsi="Times New Roman"/>
-                <w:i/>
-                <w:sz w:val="24"/>
-              </w:rPr>
-              <w:t>Journal of Business &amp; Economic Statistics</w:t>
-            </w:r>
-            <w:r>
-              <w:rPr>
-                <w:rFonts w:ascii="Times New Roman" w:hAnsi="Times New Roman"/>
-                <w:sz w:val="24"/>
-              </w:rPr>
-              <w:t>, vol. 13, no. 3, pp. 253–263, 1995, doi: 10.1080/07350015.1995.10524599.</w:t>
+              <w:t xml:space="preserve">5. </w:t>
+            </w:r>
+            <w:r>
+              <w:rPr>
+                <w:rFonts w:ascii="Times New Roman" w:hAnsi="Times New Roman"/>
+                <w:b/>
+                <w:sz w:val="24"/>
+              </w:rPr>
+              <w:t>Web application.</w:t>
+            </w:r>
+            <w:r>
+              <w:rPr>
+                <w:rFonts w:ascii="Times New Roman" w:hAnsi="Times New Roman"/>
+                <w:sz w:val="24"/>
+              </w:rPr>
+              <w:t xml:space="preserve"> A single HTML/JS template (</w:t>
+            </w:r>
+            <w:r>
+              <w:rPr>
+                <w:rFonts w:ascii="Consolas" w:hAnsi="Consolas"/>
+                <w:sz w:val="24"/>
+              </w:rPr>
+              <w:t>web/ui_template.html</w:t>
+            </w:r>
+            <w:r>
+              <w:rPr>
+                <w:rFonts w:ascii="Times New Roman" w:hAnsi="Times New Roman"/>
+                <w:sz w:val="24"/>
+              </w:rPr>
+              <w:t>) is the one source of truth for the interface and is compiled to three deployed variants rather than maintained as three separate hand-written pages.</w:t>
             </w:r>
           </w:p>
           <w:p>
@@ -2190,9 +2360,45 @@
             <w:r>
               <w:rPr>
                 <w:rFonts w:ascii="Times New Roman" w:hAnsi="Times New Roman"/>
-                <w:sz w:val="24"/>
-              </w:rPr>
-              <w:t xml:space="preserve">[18] J. Runge, P. Nowack, M. Kretschmer, S. Flaxman, and D. Sejdinovic, "Detecting and quantifying causal associations in large nonlinear time series datasets," </w:t>
+                <w:b/>
+                <w:sz w:val="24"/>
+              </w:rPr>
+              <w:t>The two deployment targets are a stated engineering trade-off, not an inconsistency — this is the answer to how the modules are linked at the deployment level.</w:t>
+            </w:r>
+            <w:r>
+              <w:rPr>
+                <w:rFonts w:ascii="Times New Roman" w:hAnsi="Times New Roman"/>
+                <w:sz w:val="24"/>
+              </w:rPr>
+              <w:t xml:space="preserve"> The local/continuous-integration deployment runs the full FastAPI process (with </w:t>
+            </w:r>
+            <w:r>
+              <w:rPr>
+                <w:rFonts w:ascii="Consolas" w:hAnsi="Consolas"/>
+                <w:sz w:val="24"/>
+              </w:rPr>
+              <w:t>scipy</w:t>
+            </w:r>
+            <w:r>
+              <w:rPr>
+                <w:rFonts w:ascii="Times New Roman" w:hAnsi="Times New Roman"/>
+                <w:sz w:val="24"/>
+              </w:rPr>
+              <w:t>/</w:t>
+            </w:r>
+            <w:r>
+              <w:rPr>
+                <w:rFonts w:ascii="Consolas" w:hAnsi="Consolas"/>
+                <w:sz w:val="24"/>
+              </w:rPr>
+              <w:t>pandas</w:t>
+            </w:r>
+            <w:r>
+              <w:rPr>
+                <w:rFonts w:ascii="Times New Roman" w:hAnsi="Times New Roman"/>
+                <w:sz w:val="24"/>
+              </w:rPr>
+              <w:t xml:space="preserve">) and is the only place risk numbers are </w:t>
             </w:r>
             <w:r>
               <w:rPr>
@@ -2200,14 +2406,14 @@
                 <w:i/>
                 <w:sz w:val="24"/>
               </w:rPr>
-              <w:t>Science Advances</w:t>
-            </w:r>
-            <w:r>
-              <w:rPr>
-                <w:rFonts w:ascii="Times New Roman" w:hAnsi="Times New Roman"/>
-                <w:sz w:val="24"/>
-              </w:rPr>
-              <w:t>, vol. 5, no. 11, Art. no. eaau4996, 2019, doi: 10.1126/sciadv.aau4996.</w:t>
+              <w:t>computed</w:t>
+            </w:r>
+            <w:r>
+              <w:rPr>
+                <w:rFonts w:ascii="Times New Roman" w:hAnsi="Times New Roman"/>
+                <w:sz w:val="24"/>
+              </w:rPr>
+              <w:t>. The Vercel serverless deployment cannot host that dependency stack under its packaged-function size limit, so the daily job pre-computes the numbers that change once a day (forecast, three-class probabilities, VaR/ES) and ships them as static JSON, while a separate lightweight serverless function computes only the intraday candlestick data needed to draw the chart. Concentrating computation in one synchronous service that a lighter deployment target consumes as a versioned, materialised artefact follows established practice for scaling ML-serving systems under heterogeneous deployment constraints [31], [32].</w:t>
             </w:r>
           </w:p>
           <w:p>
@@ -2219,24 +2425,704 @@
             <w:r>
               <w:rPr>
                 <w:rFonts w:ascii="Times New Roman" w:hAnsi="Times New Roman"/>
-                <w:sz w:val="24"/>
-              </w:rPr>
-              <w:t xml:space="preserve">[19] I. Gibbs and E. Candès, "Adaptive conformal inference under distribution shift," in </w:t>
-            </w:r>
-            <w:r>
-              <w:rPr>
-                <w:rFonts w:ascii="Times New Roman" w:hAnsi="Times New Roman"/>
-                <w:i/>
-                <w:sz w:val="24"/>
-              </w:rPr>
-              <w:t>Proc. 35th Conf. Neural Information Processing Systems (NeurIPS)</w:t>
-            </w:r>
-            <w:r>
-              <w:rPr>
-                <w:rFonts w:ascii="Times New Roman" w:hAnsi="Times New Roman"/>
-                <w:sz w:val="24"/>
-              </w:rPr>
-              <w:t>, 2021, pp. 1660–1672.</w:t>
+                <w:b/>
+                <w:sz w:val="24"/>
+              </w:rPr>
+              <w:t>Module contract — the mechanism, not just the diagram, behind "how are the modules linked."</w:t>
+            </w:r>
+            <w:r>
+              <w:rPr>
+                <w:rFonts w:ascii="Times New Roman" w:hAnsi="Times New Roman"/>
+                <w:sz w:val="24"/>
+              </w:rPr>
+              <w:t xml:space="preserve"> Each row below is a fixed data contract enforced in code, not an informal call:</w:t>
+            </w:r>
+          </w:p>
+          <w:tbl>
+            <w:tblPr>
+              <w:tblW w:type="auto" w:w="0"/>
+              <w:jc w:val="center"/>
+              <w:tblLook w:firstColumn="1" w:firstRow="1" w:lastColumn="0" w:lastRow="0" w:noHBand="0" w:noVBand="1" w:val="04A0"/>
+              <w:tblBorders>
+                <w:top w:val="single" w:sz="8" w:color="000000"/>
+                <w:left w:val="single" w:sz="8" w:color="000000"/>
+                <w:bottom w:val="single" w:sz="8" w:color="000000"/>
+                <w:right w:val="single" w:sz="8" w:color="000000"/>
+                <w:insideH w:val="single" w:sz="8" w:color="000000"/>
+                <w:insideV w:val="single" w:sz="8" w:color="000000"/>
+              </w:tblBorders>
+              <w:tblCellMar>
+                <w:top w:w="40" w:type="dxa"/>
+                <w:bottom w:w="40" w:type="dxa"/>
+                <w:left w:w="80" w:type="dxa"/>
+                <w:right w:w="80" w:type="dxa"/>
+              </w:tblCellMar>
+            </w:tblPr>
+            <w:tblGrid>
+              <w:gridCol w:w="2493"/>
+              <w:gridCol w:w="2493"/>
+              <w:gridCol w:w="2493"/>
+              <w:gridCol w:w="2493"/>
+            </w:tblGrid>
+            <w:tr>
+              <w:trPr>
+                <w:cantSplit/>
+                <w:tblHeader/>
+              </w:trPr>
+              <w:tc>
+                <w:tcPr>
+                  <w:tcW w:type="dxa" w:w="2493"/>
+                </w:tcPr>
+                <w:p>
+                  <w:pPr>
+                    <w:spacing w:after="20"/>
+                    <w:jc w:val="left"/>
+                  </w:pPr>
+                  <w:r/>
+                  <w:r>
+                    <w:rPr>
+                      <w:rFonts w:ascii="Times New Roman" w:hAnsi="Times New Roman"/>
+                      <w:b/>
+                      <w:sz w:val="21"/>
+                    </w:rPr>
+                    <w:t>From</w:t>
+                  </w:r>
+                </w:p>
+              </w:tc>
+              <w:tc>
+                <w:tcPr>
+                  <w:tcW w:type="dxa" w:w="2493"/>
+                </w:tcPr>
+                <w:p>
+                  <w:pPr>
+                    <w:spacing w:after="20"/>
+                    <w:jc w:val="left"/>
+                  </w:pPr>
+                  <w:r/>
+                  <w:r>
+                    <w:rPr>
+                      <w:rFonts w:ascii="Times New Roman" w:hAnsi="Times New Roman"/>
+                      <w:b/>
+                      <w:sz w:val="21"/>
+                    </w:rPr>
+                    <w:t>To</w:t>
+                  </w:r>
+                </w:p>
+              </w:tc>
+              <w:tc>
+                <w:tcPr>
+                  <w:tcW w:type="dxa" w:w="2493"/>
+                </w:tcPr>
+                <w:p>
+                  <w:pPr>
+                    <w:spacing w:after="20"/>
+                    <w:jc w:val="left"/>
+                  </w:pPr>
+                  <w:r/>
+                  <w:r>
+                    <w:rPr>
+                      <w:rFonts w:ascii="Times New Roman" w:hAnsi="Times New Roman"/>
+                      <w:b/>
+                      <w:sz w:val="21"/>
+                    </w:rPr>
+                    <w:t>Via</w:t>
+                  </w:r>
+                </w:p>
+              </w:tc>
+              <w:tc>
+                <w:tcPr>
+                  <w:tcW w:type="dxa" w:w="2493"/>
+                </w:tcPr>
+                <w:p>
+                  <w:pPr>
+                    <w:spacing w:after="20"/>
+                    <w:jc w:val="left"/>
+                  </w:pPr>
+                  <w:r/>
+                  <w:r>
+                    <w:rPr>
+                      <w:rFonts w:ascii="Times New Roman" w:hAnsi="Times New Roman"/>
+                      <w:b/>
+                      <w:sz w:val="21"/>
+                    </w:rPr>
+                    <w:t>Format</w:t>
+                  </w:r>
+                </w:p>
+              </w:tc>
+            </w:tr>
+            <w:tr>
+              <w:trPr>
+                <w:cantSplit/>
+              </w:trPr>
+              <w:tc>
+                <w:tcPr>
+                  <w:tcW w:type="dxa" w:w="2493"/>
+                </w:tcPr>
+                <w:p>
+                  <w:pPr>
+                    <w:spacing w:after="20"/>
+                    <w:jc w:val="left"/>
+                  </w:pPr>
+                  <w:r/>
+                  <w:r>
+                    <w:rPr>
+                      <w:rFonts w:ascii="Consolas" w:hAnsi="Consolas"/>
+                      <w:sz w:val="21"/>
+                    </w:rPr>
+                    <w:t>collect/*.py</w:t>
+                  </w:r>
+                </w:p>
+              </w:tc>
+              <w:tc>
+                <w:tcPr>
+                  <w:tcW w:type="dxa" w:w="2493"/>
+                </w:tcPr>
+                <w:p>
+                  <w:pPr>
+                    <w:spacing w:after="20"/>
+                    <w:jc w:val="left"/>
+                  </w:pPr>
+                  <w:r/>
+                  <w:r>
+                    <w:rPr>
+                      <w:rFonts w:ascii="Consolas" w:hAnsi="Consolas"/>
+                      <w:sz w:val="21"/>
+                    </w:rPr>
+                    <w:t>data/</w:t>
+                  </w:r>
+                </w:p>
+              </w:tc>
+              <w:tc>
+                <w:tcPr>
+                  <w:tcW w:type="dxa" w:w="2493"/>
+                </w:tcPr>
+                <w:p>
+                  <w:pPr>
+                    <w:spacing w:after="20"/>
+                    <w:jc w:val="left"/>
+                  </w:pPr>
+                  <w:r/>
+                  <w:r>
+                    <w:rPr>
+                      <w:rFonts w:ascii="Times New Roman" w:hAnsi="Times New Roman"/>
+                      <w:sz w:val="21"/>
+                    </w:rPr>
+                    <w:t>direct CSV/JSON write</w:t>
+                  </w:r>
+                </w:p>
+              </w:tc>
+              <w:tc>
+                <w:tcPr>
+                  <w:tcW w:type="dxa" w:w="2493"/>
+                </w:tcPr>
+                <w:p>
+                  <w:pPr>
+                    <w:spacing w:after="20"/>
+                    <w:jc w:val="left"/>
+                  </w:pPr>
+                  <w:r/>
+                  <w:r>
+                    <w:rPr>
+                      <w:rFonts w:ascii="Times New Roman" w:hAnsi="Times New Roman"/>
+                      <w:sz w:val="21"/>
+                    </w:rPr>
+                    <w:t>fixed columns, no silent schema change</w:t>
+                  </w:r>
+                </w:p>
+              </w:tc>
+            </w:tr>
+            <w:tr>
+              <w:trPr>
+                <w:cantSplit/>
+              </w:trPr>
+              <w:tc>
+                <w:tcPr>
+                  <w:tcW w:type="dxa" w:w="2493"/>
+                </w:tcPr>
+                <w:p>
+                  <w:pPr>
+                    <w:spacing w:after="20"/>
+                    <w:jc w:val="left"/>
+                  </w:pPr>
+                  <w:r/>
+                  <w:r>
+                    <w:rPr>
+                      <w:rFonts w:ascii="Consolas" w:hAnsi="Consolas"/>
+                      <w:sz w:val="21"/>
+                    </w:rPr>
+                    <w:t>data/</w:t>
+                  </w:r>
+                </w:p>
+              </w:tc>
+              <w:tc>
+                <w:tcPr>
+                  <w:tcW w:type="dxa" w:w="2493"/>
+                </w:tcPr>
+                <w:p>
+                  <w:pPr>
+                    <w:spacing w:after="20"/>
+                    <w:jc w:val="left"/>
+                  </w:pPr>
+                  <w:r/>
+                  <w:r>
+                    <w:rPr>
+                      <w:rFonts w:ascii="Consolas" w:hAnsi="Consolas"/>
+                      <w:sz w:val="21"/>
+                    </w:rPr>
+                    <w:t>api/cache.py</w:t>
+                  </w:r>
+                </w:p>
+              </w:tc>
+              <w:tc>
+                <w:tcPr>
+                  <w:tcW w:type="dxa" w:w="2493"/>
+                </w:tcPr>
+                <w:p>
+                  <w:pPr>
+                    <w:spacing w:after="20"/>
+                    <w:jc w:val="left"/>
+                  </w:pPr>
+                  <w:r/>
+                  <w:r>
+                    <w:rPr>
+                      <w:rFonts w:ascii="Times New Roman" w:hAnsi="Times New Roman"/>
+                      <w:sz w:val="21"/>
+                    </w:rPr>
+                    <w:t>fixed-path CSV read</w:t>
+                  </w:r>
+                </w:p>
+              </w:tc>
+              <w:tc>
+                <w:tcPr>
+                  <w:tcW w:type="dxa" w:w="2493"/>
+                </w:tcPr>
+                <w:p>
+                  <w:pPr>
+                    <w:spacing w:after="20"/>
+                    <w:jc w:val="left"/>
+                  </w:pPr>
+                  <w:r/>
+                  <w:r>
+                    <w:rPr>
+                      <w:rFonts w:ascii="Consolas" w:hAnsi="Consolas"/>
+                      <w:sz w:val="21"/>
+                    </w:rPr>
+                    <w:t>Date, open, high, low, close, rv5, …</w:t>
+                  </w:r>
+                </w:p>
+              </w:tc>
+            </w:tr>
+            <w:tr>
+              <w:trPr>
+                <w:cantSplit/>
+              </w:trPr>
+              <w:tc>
+                <w:tcPr>
+                  <w:tcW w:type="dxa" w:w="2493"/>
+                </w:tcPr>
+                <w:p>
+                  <w:pPr>
+                    <w:spacing w:after="20"/>
+                    <w:jc w:val="left"/>
+                  </w:pPr>
+                  <w:r/>
+                  <w:r>
+                    <w:rPr>
+                      <w:rFonts w:ascii="Consolas" w:hAnsi="Consolas"/>
+                      <w:sz w:val="21"/>
+                    </w:rPr>
+                    <w:t>src/*.py</w:t>
+                  </w:r>
+                  <w:r>
+                    <w:rPr>
+                      <w:rFonts w:ascii="Times New Roman" w:hAnsi="Times New Roman"/>
+                      <w:sz w:val="21"/>
+                    </w:rPr>
+                    <w:t xml:space="preserve"> (forecast, calibration, risk)</w:t>
+                  </w:r>
+                </w:p>
+              </w:tc>
+              <w:tc>
+                <w:tcPr>
+                  <w:tcW w:type="dxa" w:w="2493"/>
+                </w:tcPr>
+                <w:p>
+                  <w:pPr>
+                    <w:spacing w:after="20"/>
+                    <w:jc w:val="left"/>
+                  </w:pPr>
+                  <w:r/>
+                  <w:r>
+                    <w:rPr>
+                      <w:rFonts w:ascii="Consolas" w:hAnsi="Consolas"/>
+                      <w:sz w:val="21"/>
+                    </w:rPr>
+                    <w:t>api/cache.py</w:t>
+                  </w:r>
+                </w:p>
+              </w:tc>
+              <w:tc>
+                <w:tcPr>
+                  <w:tcW w:type="dxa" w:w="2493"/>
+                </w:tcPr>
+                <w:p>
+                  <w:pPr>
+                    <w:spacing w:after="20"/>
+                    <w:jc w:val="left"/>
+                  </w:pPr>
+                  <w:r/>
+                  <w:r>
+                    <w:rPr>
+                      <w:rFonts w:ascii="Times New Roman" w:hAnsi="Times New Roman"/>
+                      <w:sz w:val="21"/>
+                    </w:rPr>
+                    <w:t>in-process function call</w:t>
+                  </w:r>
+                </w:p>
+              </w:tc>
+              <w:tc>
+                <w:tcPr>
+                  <w:tcW w:type="dxa" w:w="2493"/>
+                </w:tcPr>
+                <w:p>
+                  <w:pPr>
+                    <w:spacing w:after="20"/>
+                    <w:jc w:val="left"/>
+                  </w:pPr>
+                  <w:r/>
+                  <w:r>
+                    <w:rPr>
+                      <w:rFonts w:ascii="Times New Roman" w:hAnsi="Times New Roman"/>
+                      <w:sz w:val="21"/>
+                    </w:rPr>
+                    <w:t>numpy/DataFrame, no serialisation</w:t>
+                  </w:r>
+                </w:p>
+              </w:tc>
+            </w:tr>
+            <w:tr>
+              <w:trPr>
+                <w:cantSplit/>
+              </w:trPr>
+              <w:tc>
+                <w:tcPr>
+                  <w:tcW w:type="dxa" w:w="2493"/>
+                </w:tcPr>
+                <w:p>
+                  <w:pPr>
+                    <w:spacing w:after="20"/>
+                    <w:jc w:val="left"/>
+                  </w:pPr>
+                  <w:r/>
+                  <w:r>
+                    <w:rPr>
+                      <w:rFonts w:ascii="Consolas" w:hAnsi="Consolas"/>
+                      <w:sz w:val="21"/>
+                    </w:rPr>
+                    <w:t>api/cache.py</w:t>
+                  </w:r>
+                </w:p>
+              </w:tc>
+              <w:tc>
+                <w:tcPr>
+                  <w:tcW w:type="dxa" w:w="2493"/>
+                </w:tcPr>
+                <w:p>
+                  <w:pPr>
+                    <w:spacing w:after="20"/>
+                    <w:jc w:val="left"/>
+                  </w:pPr>
+                  <w:r/>
+                  <w:r>
+                    <w:rPr>
+                      <w:rFonts w:ascii="Consolas" w:hAnsi="Consolas"/>
+                      <w:sz w:val="21"/>
+                    </w:rPr>
+                    <w:t>api/routers/*.py</w:t>
+                  </w:r>
+                </w:p>
+              </w:tc>
+              <w:tc>
+                <w:tcPr>
+                  <w:tcW w:type="dxa" w:w="2493"/>
+                </w:tcPr>
+                <w:p>
+                  <w:pPr>
+                    <w:spacing w:after="20"/>
+                    <w:jc w:val="left"/>
+                  </w:pPr>
+                  <w:r/>
+                  <w:r>
+                    <w:rPr>
+                      <w:rFonts w:ascii="Times New Roman" w:hAnsi="Times New Roman"/>
+                      <w:sz w:val="21"/>
+                    </w:rPr>
+                    <w:t>in-memory dictionary</w:t>
+                  </w:r>
+                </w:p>
+              </w:tc>
+              <w:tc>
+                <w:tcPr>
+                  <w:tcW w:type="dxa" w:w="2493"/>
+                </w:tcPr>
+                <w:p>
+                  <w:pPr>
+                    <w:spacing w:after="20"/>
+                    <w:jc w:val="left"/>
+                  </w:pPr>
+                  <w:r/>
+                  <w:r>
+                    <w:rPr>
+                      <w:rFonts w:ascii="Times New Roman" w:hAnsi="Times New Roman"/>
+                      <w:sz w:val="21"/>
+                    </w:rPr>
+                    <w:t>Python dict (</w:t>
+                  </w:r>
+                  <w:r>
+                    <w:rPr>
+                      <w:rFonts w:ascii="Consolas" w:hAnsi="Consolas"/>
+                      <w:sz w:val="21"/>
+                    </w:rPr>
+                    <w:t>pan</w:t>
+                  </w:r>
+                  <w:r>
+                    <w:rPr>
+                      <w:rFonts w:ascii="Times New Roman" w:hAnsi="Times New Roman"/>
+                      <w:sz w:val="21"/>
+                    </w:rPr>
+                    <w:t xml:space="preserve">, </w:t>
+                  </w:r>
+                  <w:r>
+                    <w:rPr>
+                      <w:rFonts w:ascii="Consolas" w:hAnsi="Consolas"/>
+                      <w:sz w:val="21"/>
+                    </w:rPr>
+                    <w:t>xs</w:t>
+                  </w:r>
+                  <w:r>
+                    <w:rPr>
+                      <w:rFonts w:ascii="Times New Roman" w:hAnsi="Times New Roman"/>
+                      <w:sz w:val="21"/>
+                    </w:rPr>
+                    <w:t xml:space="preserve">, </w:t>
+                  </w:r>
+                  <w:r>
+                    <w:rPr>
+                      <w:rFonts w:ascii="Consolas" w:hAnsi="Consolas"/>
+                      <w:sz w:val="21"/>
+                    </w:rPr>
+                    <w:t>sig</w:t>
+                  </w:r>
+                  <w:r>
+                    <w:rPr>
+                      <w:rFonts w:ascii="Times New Roman" w:hAnsi="Times New Roman"/>
+                      <w:sz w:val="21"/>
+                    </w:rPr>
+                    <w:t xml:space="preserve">, </w:t>
+                  </w:r>
+                  <w:r>
+                    <w:rPr>
+                      <w:rFonts w:ascii="Consolas" w:hAnsi="Consolas"/>
+                      <w:sz w:val="21"/>
+                    </w:rPr>
+                    <w:t>che_do</w:t>
+                  </w:r>
+                  <w:r>
+                    <w:rPr>
+                      <w:rFonts w:ascii="Times New Roman" w:hAnsi="Times New Roman"/>
+                      <w:sz w:val="21"/>
+                    </w:rPr>
+                    <w:t>, …)</w:t>
+                  </w:r>
+                </w:p>
+              </w:tc>
+            </w:tr>
+            <w:tr>
+              <w:trPr>
+                <w:cantSplit/>
+              </w:trPr>
+              <w:tc>
+                <w:tcPr>
+                  <w:tcW w:type="dxa" w:w="2493"/>
+                </w:tcPr>
+                <w:p>
+                  <w:pPr>
+                    <w:spacing w:after="20"/>
+                    <w:jc w:val="left"/>
+                  </w:pPr>
+                  <w:r/>
+                  <w:r>
+                    <w:rPr>
+                      <w:rFonts w:ascii="Consolas" w:hAnsi="Consolas"/>
+                      <w:sz w:val="21"/>
+                    </w:rPr>
+                    <w:t>api/routers/*.py</w:t>
+                  </w:r>
+                </w:p>
+              </w:tc>
+              <w:tc>
+                <w:tcPr>
+                  <w:tcW w:type="dxa" w:w="2493"/>
+                </w:tcPr>
+                <w:p>
+                  <w:pPr>
+                    <w:spacing w:after="20"/>
+                    <w:jc w:val="left"/>
+                  </w:pPr>
+                  <w:r/>
+                  <w:r>
+                    <w:rPr>
+                      <w:rFonts w:ascii="Times New Roman" w:hAnsi="Times New Roman"/>
+                      <w:sz w:val="21"/>
+                    </w:rPr>
+                    <w:t>web client</w:t>
+                  </w:r>
+                </w:p>
+              </w:tc>
+              <w:tc>
+                <w:tcPr>
+                  <w:tcW w:type="dxa" w:w="2493"/>
+                </w:tcPr>
+                <w:p>
+                  <w:pPr>
+                    <w:spacing w:after="20"/>
+                    <w:jc w:val="left"/>
+                  </w:pPr>
+                  <w:r/>
+                  <w:r>
+                    <w:rPr>
+                      <w:rFonts w:ascii="Times New Roman" w:hAnsi="Times New Roman"/>
+                      <w:sz w:val="21"/>
+                    </w:rPr>
+                    <w:t>HTTP JSON</w:t>
+                  </w:r>
+                </w:p>
+              </w:tc>
+              <w:tc>
+                <w:tcPr>
+                  <w:tcW w:type="dxa" w:w="2493"/>
+                </w:tcPr>
+                <w:p>
+                  <w:pPr>
+                    <w:spacing w:after="20"/>
+                    <w:jc w:val="left"/>
+                  </w:pPr>
+                  <w:r/>
+                  <w:r>
+                    <w:rPr>
+                      <w:rFonts w:ascii="Times New Roman" w:hAnsi="Times New Roman"/>
+                      <w:sz w:val="21"/>
+                    </w:rPr>
+                    <w:t xml:space="preserve">Pydantic </w:t>
+                  </w:r>
+                  <w:r>
+                    <w:rPr>
+                      <w:rFonts w:ascii="Consolas" w:hAnsi="Consolas"/>
+                      <w:sz w:val="21"/>
+                    </w:rPr>
+                    <w:t>response_model</w:t>
+                  </w:r>
+                  <w:r>
+                    <w:rPr>
+                      <w:rFonts w:ascii="Times New Roman" w:hAnsi="Times New Roman"/>
+                      <w:sz w:val="21"/>
+                    </w:rPr>
+                    <w:t xml:space="preserve"> where declared</w:t>
+                  </w:r>
+                </w:p>
+              </w:tc>
+            </w:tr>
+            <w:tr>
+              <w:trPr>
+                <w:cantSplit/>
+              </w:trPr>
+              <w:tc>
+                <w:tcPr>
+                  <w:tcW w:type="dxa" w:w="2493"/>
+                </w:tcPr>
+                <w:p>
+                  <w:pPr>
+                    <w:spacing w:after="20"/>
+                    <w:jc w:val="left"/>
+                  </w:pPr>
+                  <w:r/>
+                  <w:r>
+                    <w:rPr>
+                      <w:rFonts w:ascii="Times New Roman" w:hAnsi="Times New Roman"/>
+                      <w:sz w:val="21"/>
+                    </w:rPr>
+                    <w:t>daily job</w:t>
+                  </w:r>
+                </w:p>
+              </w:tc>
+              <w:tc>
+                <w:tcPr>
+                  <w:tcW w:type="dxa" w:w="2493"/>
+                </w:tcPr>
+                <w:p>
+                  <w:pPr>
+                    <w:spacing w:after="20"/>
+                    <w:jc w:val="left"/>
+                  </w:pPr>
+                  <w:r/>
+                  <w:r>
+                    <w:rPr>
+                      <w:rFonts w:ascii="Times New Roman" w:hAnsi="Times New Roman"/>
+                      <w:sz w:val="21"/>
+                    </w:rPr>
+                    <w:t>static site data</w:t>
+                  </w:r>
+                </w:p>
+              </w:tc>
+              <w:tc>
+                <w:tcPr>
+                  <w:tcW w:type="dxa" w:w="2493"/>
+                </w:tcPr>
+                <w:p>
+                  <w:pPr>
+                    <w:spacing w:after="20"/>
+                    <w:jc w:val="left"/>
+                  </w:pPr>
+                  <w:r/>
+                  <w:r>
+                    <w:rPr>
+                      <w:rFonts w:ascii="Times New Roman" w:hAnsi="Times New Roman"/>
+                      <w:sz w:val="21"/>
+                    </w:rPr>
+                    <w:t>HTTP call to the API</w:t>
+                  </w:r>
+                </w:p>
+              </w:tc>
+              <w:tc>
+                <w:tcPr>
+                  <w:tcW w:type="dxa" w:w="2493"/>
+                </w:tcPr>
+                <w:p>
+                  <w:pPr>
+                    <w:spacing w:after="20"/>
+                    <w:jc w:val="left"/>
+                  </w:pPr>
+                  <w:r/>
+                  <w:r>
+                    <w:rPr>
+                      <w:rFonts w:ascii="Times New Roman" w:hAnsi="Times New Roman"/>
+                      <w:sz w:val="21"/>
+                    </w:rPr>
+                    <w:t>identical JSON to the live API — never recomputed by a second formula</w:t>
+                  </w:r>
+                </w:p>
+              </w:tc>
+            </w:tr>
+          </w:tbl>
+          <w:p/>
+          <w:p>
+            <w:pPr>
+              <w:spacing w:after="0" w:before="0"/>
+            </w:pPr>
+            <w:r>
+              <w:rPr>
+                <w:sz w:val="2"/>
+              </w:rPr>
             </w:r>
           </w:p>
           <w:p>
@@ -2250,22 +3136,27 @@
                 <w:rFonts w:ascii="Times New Roman" w:hAnsi="Times New Roman"/>
                 <w:sz w:val="24"/>
               </w:rPr>
-              <w:t xml:space="preserve">[20] A. N. Angelopoulos and S. Bates, "Conformal prediction: A gentle introduction," </w:t>
-            </w:r>
-            <w:r>
-              <w:rPr>
-                <w:rFonts w:ascii="Times New Roman" w:hAnsi="Times New Roman"/>
-                <w:i/>
-                <w:sz w:val="24"/>
-              </w:rPr>
-              <w:t>Foundations and Trends in Machine Learning</w:t>
-            </w:r>
-            <w:r>
-              <w:rPr>
-                <w:rFonts w:ascii="Times New Roman" w:hAnsi="Times New Roman"/>
-                <w:sz w:val="24"/>
-              </w:rPr>
-              <w:t>, vol. 16, no. 4, pp. 494–591, 2023, doi: 10.1561/2200000101.</w:t>
+              <w:t>The daily job never recomputes a number through a second code path: it calls the API and snapshots the response. This single-source-of-truth discipline — recommended practice for operationalising ML systems reliably [31] — is the concrete mechanism that keeps the static and live deployments from ever diverging, and is applied uniformly to every module added under the Research Plan below, not only to the modules that exist today.</w:t>
+            </w:r>
+          </w:p>
+        </w:tc>
+      </w:tr>
+      <w:tr>
+        <w:tc>
+          <w:tcPr>
+            <w:tcW w:type="dxa" w:w="9973"/>
+          </w:tcPr>
+          <w:p>
+            <w:pPr>
+              <w:spacing w:after="100"/>
+            </w:pPr>
+            <w:r>
+              <w:rPr>
+                <w:rFonts w:ascii="Times New Roman" w:hAnsi="Times New Roman"/>
+                <w:b/>
+                <w:sz w:val="24"/>
+              </w:rPr>
+              <w:t>Research Methodology:</w:t>
             </w:r>
           </w:p>
           <w:p>
@@ -2279,22 +3170,515 @@
                 <w:rFonts w:ascii="Times New Roman" w:hAnsi="Times New Roman"/>
                 <w:sz w:val="24"/>
               </w:rPr>
-              <w:t xml:space="preserve">[21] P. H. Kupiec, "Techniques for verifying the accuracy of risk measurement models," </w:t>
-            </w:r>
-            <w:r>
-              <w:rPr>
-                <w:rFonts w:ascii="Times New Roman" w:hAnsi="Times New Roman"/>
+              <w:t>The research is conducted through the following main activities.</w:t>
+            </w:r>
+          </w:p>
+          <w:p>
+            <w:pPr>
+              <w:spacing w:before="140" w:after="60"/>
+            </w:pPr>
+            <w:r>
+              <w:rPr>
+                <w:rFonts w:ascii="Times New Roman" w:hAnsi="Times New Roman"/>
+                <w:b/>
                 <w:i/>
                 <w:sz w:val="24"/>
               </w:rPr>
-              <w:t>The Journal of Derivatives</w:t>
-            </w:r>
-            <w:r>
-              <w:rPr>
-                <w:rFonts w:ascii="Times New Roman" w:hAnsi="Times New Roman"/>
-                <w:sz w:val="24"/>
-              </w:rPr>
-              <w:t>, vol. 3, no. 2, pp. 73–84, 1995, doi: 10.3905/jod.1995.407942.</w:t>
+              <w:t>Literature Review</w:t>
+            </w:r>
+          </w:p>
+          <w:p>
+            <w:pPr>
+              <w:pStyle w:val="ListBullet"/>
+              <w:spacing w:after="60"/>
+              <w:ind w:left="454"/>
+              <w:jc w:val="both"/>
+            </w:pPr>
+            <w:r>
+              <w:rPr>
+                <w:rFonts w:ascii="Times New Roman" w:hAnsi="Times New Roman"/>
+                <w:sz w:val="24"/>
+              </w:rPr>
+              <w:t>Review realized-volatility modelling, covering the HAR family and its measurement-error, jump, and semivariance extensions, and recent comparative evidence on machine learning and foundation models for volatility forecasting.</w:t>
+            </w:r>
+          </w:p>
+          <w:p>
+            <w:pPr>
+              <w:pStyle w:val="ListBullet"/>
+              <w:spacing w:after="60"/>
+              <w:ind w:left="454"/>
+              <w:jc w:val="both"/>
+            </w:pPr>
+            <w:r>
+              <w:rPr>
+                <w:rFonts w:ascii="Times New Roman" w:hAnsi="Times New Roman"/>
+                <w:sz w:val="24"/>
+              </w:rPr>
+              <w:t>Review the evidence on FX directional predictability, including large-scale technical-rule studies with data-snooping control, and the momentum-factor explanation of residual rule profitability.</w:t>
+            </w:r>
+          </w:p>
+          <w:p>
+            <w:pPr>
+              <w:pStyle w:val="ListBullet"/>
+              <w:spacing w:after="60"/>
+              <w:ind w:left="454"/>
+              <w:jc w:val="both"/>
+            </w:pPr>
+            <w:r>
+              <w:rPr>
+                <w:rFonts w:ascii="Times New Roman" w:hAnsi="Times New Roman"/>
+                <w:sz w:val="24"/>
+              </w:rPr>
+              <w:t>Review statistically sound pattern discovery, family-wise error control, superior predictive ability testing, and model confidence sets.</w:t>
+            </w:r>
+          </w:p>
+          <w:p>
+            <w:pPr>
+              <w:pStyle w:val="ListBullet"/>
+              <w:spacing w:after="60"/>
+              <w:ind w:left="454"/>
+              <w:jc w:val="both"/>
+            </w:pPr>
+            <w:r>
+              <w:rPr>
+                <w:rFonts w:ascii="Times New Roman" w:hAnsi="Times New Roman"/>
+                <w:sz w:val="24"/>
+              </w:rPr>
+              <w:t>Review conformal prediction under distribution shift, proper scoring rules, and calibration diagnostics.</w:t>
+            </w:r>
+          </w:p>
+          <w:p>
+            <w:pPr>
+              <w:pStyle w:val="ListBullet"/>
+              <w:spacing w:after="60"/>
+              <w:ind w:left="454"/>
+              <w:jc w:val="both"/>
+            </w:pPr>
+            <w:r>
+              <w:rPr>
+                <w:rFonts w:ascii="Times New Roman" w:hAnsi="Times New Roman"/>
+                <w:sz w:val="24"/>
+              </w:rPr>
+              <w:t>Review Value-at-Risk and Expected Shortfall backtesting, and growth-optimal position sizing under a ruin constraint.</w:t>
+            </w:r>
+          </w:p>
+          <w:p>
+            <w:pPr>
+              <w:spacing w:before="140" w:after="60"/>
+            </w:pPr>
+            <w:r>
+              <w:rPr>
+                <w:rFonts w:ascii="Times New Roman" w:hAnsi="Times New Roman"/>
+                <w:b/>
+                <w:i/>
+                <w:sz w:val="24"/>
+              </w:rPr>
+              <w:t>Data Preparation and Protocol Fixing</w:t>
+            </w:r>
+          </w:p>
+          <w:p>
+            <w:pPr>
+              <w:pStyle w:val="ListBullet"/>
+              <w:spacing w:after="60"/>
+              <w:ind w:left="454"/>
+              <w:jc w:val="both"/>
+            </w:pPr>
+            <w:r>
+              <w:rPr>
+                <w:rFonts w:ascii="Times New Roman" w:hAnsi="Times New Roman"/>
+                <w:sz w:val="24"/>
+              </w:rPr>
+              <w:t>Construct daily bars and five-minute realized measures from one-minute source data; verify contiguity, session conventions, and time-zone handling.</w:t>
+            </w:r>
+          </w:p>
+          <w:p>
+            <w:pPr>
+              <w:pStyle w:val="ListBullet"/>
+              <w:spacing w:after="60"/>
+              <w:ind w:left="454"/>
+              <w:jc w:val="both"/>
+            </w:pPr>
+            <w:r>
+              <w:rPr>
+                <w:rFonts w:ascii="Times New Roman" w:hAnsi="Times New Roman"/>
+                <w:sz w:val="24"/>
+              </w:rPr>
+              <w:t xml:space="preserve">Fix the temporal partition, the evaluation metrics per axis, the multiple-testing procedure, and the sealed-set policy in a written record </w:t>
+            </w:r>
+            <w:r>
+              <w:rPr>
+                <w:rFonts w:ascii="Times New Roman" w:hAnsi="Times New Roman"/>
+                <w:b/>
+                <w:sz w:val="24"/>
+              </w:rPr>
+              <w:t>before</w:t>
+            </w:r>
+            <w:r>
+              <w:rPr>
+                <w:rFonts w:ascii="Times New Roman" w:hAnsi="Times New Roman"/>
+                <w:sz w:val="24"/>
+              </w:rPr>
+              <w:t xml:space="preserve"> any scoring, and record every configuration evaluated on the development sample.</w:t>
+            </w:r>
+          </w:p>
+          <w:p>
+            <w:pPr>
+              <w:pStyle w:val="ListBullet"/>
+              <w:spacing w:after="60"/>
+              <w:ind w:left="454"/>
+              <w:jc w:val="both"/>
+            </w:pPr>
+            <w:r>
+              <w:rPr>
+                <w:rFonts w:ascii="Times New Roman" w:hAnsi="Times New Roman"/>
+                <w:sz w:val="24"/>
+              </w:rPr>
+              <w:t xml:space="preserve">Implement a permanent anti-leakage protocol: every derived feature must satisfy the self-test that truncating all information revealed after time </w:t>
+            </w:r>
+            <w:r>
+              <w:rPr>
+                <w:rFonts w:ascii="Times New Roman" w:hAnsi="Times New Roman"/>
+                <w:i/>
+                <w:sz w:val="24"/>
+              </w:rPr>
+              <w:t>t</w:t>
+            </w:r>
+            <w:r>
+              <w:rPr>
+                <w:rFonts w:ascii="Times New Roman" w:hAnsi="Times New Roman"/>
+                <w:sz w:val="24"/>
+              </w:rPr>
+              <w:t xml:space="preserve"> leaves its value at </w:t>
+            </w:r>
+            <w:r>
+              <w:rPr>
+                <w:rFonts w:ascii="Times New Roman" w:hAnsi="Times New Roman"/>
+                <w:i/>
+                <w:sz w:val="24"/>
+              </w:rPr>
+              <w:t>t</w:t>
+            </w:r>
+            <w:r>
+              <w:rPr>
+                <w:rFonts w:ascii="Times New Roman" w:hAnsi="Times New Roman"/>
+                <w:sz w:val="24"/>
+              </w:rPr>
+              <w:t xml:space="preserve"> unchanged.</w:t>
+            </w:r>
+          </w:p>
+          <w:p>
+            <w:pPr>
+              <w:spacing w:before="140" w:after="60"/>
+            </w:pPr>
+            <w:r>
+              <w:rPr>
+                <w:rFonts w:ascii="Times New Roman" w:hAnsi="Times New Roman"/>
+                <w:b/>
+                <w:i/>
+                <w:sz w:val="24"/>
+              </w:rPr>
+              <w:t>Baseline Establishment and Model Comparison</w:t>
+            </w:r>
+          </w:p>
+          <w:p>
+            <w:pPr>
+              <w:pStyle w:val="ListBullet"/>
+              <w:spacing w:after="60"/>
+              <w:ind w:left="454"/>
+              <w:jc w:val="both"/>
+            </w:pPr>
+            <w:r>
+              <w:rPr>
+                <w:rFonts w:ascii="Times New Roman" w:hAnsi="Times New Roman"/>
+                <w:sz w:val="24"/>
+              </w:rPr>
+              <w:t>Establish the extended HAR specification as the production magnitude baseline and an online expert-combination layer [13] as the three-class probability baseline.</w:t>
+            </w:r>
+          </w:p>
+          <w:p>
+            <w:pPr>
+              <w:pStyle w:val="ListBullet"/>
+              <w:spacing w:after="60"/>
+              <w:ind w:left="454"/>
+              <w:jc w:val="both"/>
+            </w:pPr>
+            <w:r>
+              <w:rPr>
+                <w:rFonts w:ascii="Times New Roman" w:hAnsi="Times New Roman"/>
+                <w:sz w:val="24"/>
+              </w:rPr>
+              <w:t>Compare against linear regularised models, gradient-boosted trees, recurrent and attention-based networks, a tabular foundation model [14], zero-shot time-series foundation models [11], and systematic forecast combinations, all under an identical information set, refit frequency, and variance-conversion procedure.</w:t>
+            </w:r>
+          </w:p>
+          <w:p>
+            <w:pPr>
+              <w:pStyle w:val="ListBullet"/>
+              <w:spacing w:after="60"/>
+              <w:ind w:left="454"/>
+              <w:jc w:val="both"/>
+            </w:pPr>
+            <w:r>
+              <w:rPr>
+                <w:rFonts w:ascii="Times New Roman" w:hAnsi="Times New Roman"/>
+                <w:sz w:val="24"/>
+              </w:rPr>
+              <w:t>Evaluate with scale-invariant QLIKE [15], the continuous ranked probability score, and the logarithmic and Brier scores [16], and assess significance with Diebold–Mariano tests [17] and Model Confidence Sets [12].</w:t>
+            </w:r>
+          </w:p>
+          <w:p>
+            <w:pPr>
+              <w:spacing w:before="140" w:after="60"/>
+            </w:pPr>
+            <w:r>
+              <w:rPr>
+                <w:rFonts w:ascii="Times New Roman" w:hAnsi="Times New Roman"/>
+                <w:b/>
+                <w:i/>
+                <w:sz w:val="24"/>
+              </w:rPr>
+              <w:t>Pattern, Exogenous, and Causal Analysis</w:t>
+            </w:r>
+          </w:p>
+          <w:p>
+            <w:pPr>
+              <w:pStyle w:val="ListBullet"/>
+              <w:spacing w:after="60"/>
+              <w:ind w:left="454"/>
+              <w:jc w:val="both"/>
+            </w:pPr>
+            <w:r>
+              <w:rPr>
+                <w:rFonts w:ascii="Times New Roman" w:hAnsi="Times New Roman"/>
+                <w:sz w:val="24"/>
+              </w:rPr>
+              <w:t>Enumerate the hypothesis space in advance for every discovery family — symbolic sequence patterns, motif and matrix-profile analysis, interpretable rule learning, regime models, textual central-bank features, exogenous macro and cross-asset variables, and daily candlestick geometry — and apply step-down max-</w:t>
+            </w:r>
+            <w:r>
+              <w:rPr>
+                <w:rFonts w:ascii="Times New Roman" w:hAnsi="Times New Roman"/>
+                <w:i/>
+                <w:sz w:val="24"/>
+              </w:rPr>
+              <w:t>T</w:t>
+            </w:r>
+            <w:r>
+              <w:rPr>
+                <w:rFonts w:ascii="Times New Roman" w:hAnsi="Times New Roman"/>
+                <w:sz w:val="24"/>
+              </w:rPr>
+              <w:t xml:space="preserve"> resampling with block-preserving null models [4]. Remaining work in this family is limited to completing pre-registered evaluations at horizons and axes not yet scored (Section on the Research Plan); no new discovery family will be introduced after the evaluation protocol has been frozen.</w:t>
+            </w:r>
+          </w:p>
+          <w:p>
+            <w:pPr>
+              <w:pStyle w:val="ListBullet"/>
+              <w:spacing w:after="60"/>
+              <w:ind w:left="454"/>
+              <w:jc w:val="both"/>
+            </w:pPr>
+            <w:r>
+              <w:rPr>
+                <w:rFonts w:ascii="Times New Roman" w:hAnsi="Times New Roman"/>
+                <w:sz w:val="24"/>
+              </w:rPr>
+              <w:t>Condition every candidate on the strongest available null: the production volatility forecast for the magnitude axis, and time-series momentum for the direction axis [3].</w:t>
+            </w:r>
+          </w:p>
+          <w:p>
+            <w:pPr>
+              <w:pStyle w:val="ListBullet"/>
+              <w:spacing w:after="60"/>
+              <w:ind w:left="454"/>
+              <w:jc w:val="both"/>
+            </w:pPr>
+            <w:r>
+              <w:rPr>
+                <w:rFonts w:ascii="Times New Roman" w:hAnsi="Times New Roman"/>
+                <w:sz w:val="24"/>
+              </w:rPr>
+              <w:t>For the exogenous layer, contrast three feature-selection regimes under an identical model class and parameter budget: all declared variables, validation-selected variables, and variables filtered by Granger-type causal testing under step-down Westfall–Young control [4], triangulated against four independently implemented methods — PCMCI [18], Double Machine Learning [33], Causal Forest [34], and CausalImpact [28] — with a cross-pair and cross-year stability screen (full triangulation and its two-role finding detailed in Proposed Method and System Architecture: Causal Discovery Method), in order to isolate the contribution of causal filtering itself. This layer, including the triangulation, is complete; remaining work is limited to writing up the findings (Research Plan, Week 9–10) — no new causal discovery work is scheduled, and using the causal effect to adjust the forecast directly is deferred (Deferred / Future Work) rather than pursued in the remaining timeline.</w:t>
+            </w:r>
+          </w:p>
+          <w:p>
+            <w:pPr>
+              <w:pStyle w:val="ListBullet"/>
+              <w:spacing w:after="60"/>
+              <w:ind w:left="454"/>
+              <w:jc w:val="both"/>
+            </w:pPr>
+            <w:r>
+              <w:rPr>
+                <w:rFonts w:ascii="Times New Roman" w:hAnsi="Times New Roman"/>
+                <w:sz w:val="24"/>
+              </w:rPr>
+              <w:t>Screen surviving candidates for sign consistency across pairs and across years, and require leave-one-pair-out transfer before any candidate is admitted.</w:t>
+            </w:r>
+          </w:p>
+          <w:p>
+            <w:pPr>
+              <w:spacing w:before="140" w:after="60"/>
+            </w:pPr>
+            <w:r>
+              <w:rPr>
+                <w:rFonts w:ascii="Times New Roman" w:hAnsi="Times New Roman"/>
+                <w:b/>
+                <w:i/>
+                <w:sz w:val="24"/>
+              </w:rPr>
+              <w:t>Calibration, Risk, and Decision Layer</w:t>
+            </w:r>
+          </w:p>
+          <w:p>
+            <w:pPr>
+              <w:pStyle w:val="ListBullet"/>
+              <w:spacing w:after="60"/>
+              <w:ind w:left="454"/>
+              <w:jc w:val="both"/>
+            </w:pPr>
+            <w:r>
+              <w:rPr>
+                <w:rFonts w:ascii="Times New Roman" w:hAnsi="Times New Roman"/>
+                <w:sz w:val="24"/>
+              </w:rPr>
+              <w:t>Implement adaptive conformal inference with Mondrian stratification by volatility regime [19], [20], and verify empirical coverage overall and conditional on regime.</w:t>
+            </w:r>
+          </w:p>
+          <w:p>
+            <w:pPr>
+              <w:pStyle w:val="ListBullet"/>
+              <w:spacing w:after="60"/>
+              <w:ind w:left="454"/>
+              <w:jc w:val="both"/>
+            </w:pPr>
+            <w:r>
+              <w:rPr>
+                <w:rFonts w:ascii="Times New Roman" w:hAnsi="Times New Roman"/>
+                <w:sz w:val="24"/>
+              </w:rPr>
+              <w:t>Estimate Value-at-Risk and Expected Shortfall from empirical quantiles of standardised returns scaled by the volatility forecast, and backtest per pair using unconditional coverage [21], independence and conditional coverage [22], and dynamic quantile tests [23]; assess the joint (VaR, ES) pair with a strictly consistent scoring function [24].</w:t>
+            </w:r>
+          </w:p>
+          <w:p>
+            <w:pPr>
+              <w:pStyle w:val="ListBullet"/>
+              <w:spacing w:after="60"/>
+              <w:ind w:left="454"/>
+              <w:jc w:val="both"/>
+            </w:pPr>
+            <w:r>
+              <w:rPr>
+                <w:rFonts w:ascii="Times New Roman" w:hAnsi="Times New Roman"/>
+                <w:sz w:val="24"/>
+              </w:rPr>
+              <w:t>Compute position size as the minimum of a growth-optimal fraction [25] and a cap constrained by an estimated probability of ruin, adjusted by volatility regime, drawdown state, a portfolio correlation factor, and a slippage coefficient measured from observed stop-loss executions; the ruin estimate is reported together with the return, dependence, and sizing assumptions on which it is conditioned.</w:t>
+            </w:r>
+          </w:p>
+          <w:p>
+            <w:pPr>
+              <w:spacing w:before="140" w:after="60"/>
+            </w:pPr>
+            <w:r>
+              <w:rPr>
+                <w:rFonts w:ascii="Times New Roman" w:hAnsi="Times New Roman"/>
+                <w:b/>
+                <w:i/>
+                <w:sz w:val="24"/>
+              </w:rPr>
+              <w:t>Power Analysis and Sealed Validation</w:t>
+            </w:r>
+          </w:p>
+          <w:p>
+            <w:pPr>
+              <w:pStyle w:val="ListBullet"/>
+              <w:spacing w:after="60"/>
+              <w:ind w:left="454"/>
+              <w:jc w:val="both"/>
+            </w:pPr>
+            <w:r>
+              <w:rPr>
+                <w:rFonts w:ascii="Times New Roman" w:hAnsi="Times New Roman"/>
+                <w:sz w:val="24"/>
+              </w:rPr>
+              <w:t>For every negative finding, inject synthetic effects of known magnitude through the actual testing funnel and report the effect size detected with 80% power, together with a negative control establishing the false-positive rate under pure noise.</w:t>
+            </w:r>
+          </w:p>
+          <w:p>
+            <w:pPr>
+              <w:pStyle w:val="ListBullet"/>
+              <w:spacing w:after="60"/>
+              <w:ind w:left="454"/>
+              <w:jc w:val="both"/>
+            </w:pPr>
+            <w:r>
+              <w:rPr>
+                <w:rFonts w:ascii="Times New Roman" w:hAnsi="Times New Roman"/>
+                <w:sz w:val="24"/>
+              </w:rPr>
+              <w:t>Freeze the final configuration in writing, then open the sealed evaluation set exactly once and report the resulting numbers without modification.</w:t>
+            </w:r>
+          </w:p>
+          <w:p>
+            <w:pPr>
+              <w:spacing w:before="140" w:after="60"/>
+            </w:pPr>
+            <w:r>
+              <w:rPr>
+                <w:rFonts w:ascii="Times New Roman" w:hAnsi="Times New Roman"/>
+                <w:b/>
+                <w:i/>
+                <w:sz w:val="24"/>
+              </w:rPr>
+              <w:t>System Implementation and Analysis</w:t>
+            </w:r>
+          </w:p>
+          <w:p>
+            <w:pPr>
+              <w:pStyle w:val="ListBullet"/>
+              <w:spacing w:after="60"/>
+              <w:ind w:left="454"/>
+              <w:jc w:val="both"/>
+            </w:pPr>
+            <w:r>
+              <w:rPr>
+                <w:rFonts w:ascii="Times New Roman" w:hAnsi="Times New Roman"/>
+                <w:sz w:val="24"/>
+              </w:rPr>
+              <w:t>Maintain, throughout the study rather than only at its conclusion, the operating end-to-end product path specified in Proposed Method and System Architecture — data ingestion, production forecast artefact, application programming interface, and web application — so that each research layer is integrated as a versioned artefact update the same week it is completed (see the per-week engineering deliverables in the Research Plan) instead of being connected for the first time late in the project; dedicate the final weeks to hardening this system with a computation layer, a versioned forecast-artefact interface, and a user interface that presents per-axis skill, conformal prediction sets, the event calendar with measured historical responses, and the risk decision record with full provenance.</w:t>
+            </w:r>
+          </w:p>
+          <w:p>
+            <w:pPr>
+              <w:pStyle w:val="ListBullet"/>
+              <w:spacing w:after="60"/>
+              <w:ind w:left="454"/>
+              <w:jc w:val="both"/>
+            </w:pPr>
+            <w:r>
+              <w:rPr>
+                <w:rFonts w:ascii="Times New Roman" w:hAnsi="Times New Roman"/>
+                <w:sz w:val="24"/>
+              </w:rPr>
+              <w:t>Analyse failure cases and limitations, including pairs that fail tail backtests and horizons at which calibration degrades, and report them within the interface rather than omitting them.</w:t>
+            </w:r>
+          </w:p>
+        </w:tc>
+      </w:tr>
+      <w:tr>
+        <w:tc>
+          <w:tcPr>
+            <w:tcW w:type="dxa" w:w="9973"/>
+          </w:tcPr>
+          <w:p>
+            <w:pPr>
+              <w:spacing w:after="100"/>
+            </w:pPr>
+            <w:r>
+              <w:rPr>
+                <w:rFonts w:ascii="Times New Roman" w:hAnsi="Times New Roman"/>
+                <w:b/>
+                <w:sz w:val="24"/>
+              </w:rPr>
+              <w:t>Expected Results and Contributions:</w:t>
             </w:r>
           </w:p>
           <w:p>
@@ -2308,7 +3692,145 @@
                 <w:rFonts w:ascii="Times New Roman" w:hAnsi="Times New Roman"/>
                 <w:sz w:val="24"/>
               </w:rPr>
-              <w:t xml:space="preserve">[22] P. F. Christoffersen, "Evaluating interval forecasts," </w:t>
+              <w:t>The expected outcomes of this research include:</w:t>
+            </w:r>
+          </w:p>
+          <w:p>
+            <w:pPr>
+              <w:pStyle w:val="ListBullet"/>
+              <w:spacing w:after="60"/>
+              <w:ind w:left="454"/>
+              <w:jc w:val="both"/>
+            </w:pPr>
+            <w:r>
+              <w:rPr>
+                <w:rFonts w:ascii="Times New Roman" w:hAnsi="Times New Roman"/>
+                <w:b/>
+                <w:sz w:val="24"/>
+              </w:rPr>
+              <w:t>A validated decision support system for FX</w:t>
+            </w:r>
+            <w:r>
+              <w:rPr>
+                <w:rFonts w:ascii="Times New Roman" w:hAnsi="Times New Roman"/>
+                <w:sz w:val="24"/>
+              </w:rPr>
+              <w:t xml:space="preserve"> that issues, for each session and each pair, a volatility forecast, a calibrated three-class probability distribution with a conformal prediction set, an event-risk assessment, and a ruin-constrained position-sizing recommendation, with every displayed quantity traceable to a specific measurement.</w:t>
+            </w:r>
+          </w:p>
+          <w:p>
+            <w:pPr>
+              <w:pStyle w:val="ListBullet"/>
+              <w:spacing w:after="60"/>
+              <w:ind w:left="454"/>
+              <w:jc w:val="both"/>
+            </w:pPr>
+            <w:r>
+              <w:rPr>
+                <w:rFonts w:ascii="Times New Roman" w:hAnsi="Times New Roman"/>
+                <w:b/>
+                <w:sz w:val="24"/>
+              </w:rPr>
+              <w:t>An axis-resolved characterisation of daily FX predictability</w:t>
+            </w:r>
+            <w:r>
+              <w:rPr>
+                <w:rFonts w:ascii="Times New Roman" w:hAnsi="Times New Roman"/>
+                <w:sz w:val="24"/>
+              </w:rPr>
+              <w:t>, establishing where skill exists and where it does not, under a single protocol applied uniformly across all information layers. Results obtained and frozen to date indicate positive and statistically significant skill on the magnitude axis and no detectable skill on the direction axis across twelve independent discovery branches, including four independent representations of price history and of official central-bank communication; the thesis will complete this analysis at the remaining horizons and confirm it on the sealed evaluation set, which has not yet been opened.</w:t>
+            </w:r>
+          </w:p>
+          <w:p>
+            <w:pPr>
+              <w:pStyle w:val="ListBullet"/>
+              <w:spacing w:after="60"/>
+              <w:ind w:left="454"/>
+              <w:jc w:val="both"/>
+            </w:pPr>
+            <w:r>
+              <w:rPr>
+                <w:rFonts w:ascii="Times New Roman" w:hAnsi="Times New Roman"/>
+                <w:b/>
+                <w:sz w:val="24"/>
+              </w:rPr>
+              <w:t>A systematic benchmark of model complexity for FX volatility forecasting</w:t>
+            </w:r>
+            <w:r>
+              <w:rPr>
+                <w:rFonts w:ascii="Times New Roman" w:hAnsi="Times New Roman"/>
+                <w:sz w:val="24"/>
+              </w:rPr>
+              <w:t>, covering linear, tree-based, recurrent, attention-based, tabular-foundation and time-series-foundation models, together with exhaustive forecast combinations, evaluated with proper scoring rules and model confidence sets.</w:t>
+            </w:r>
+          </w:p>
+          <w:p>
+            <w:pPr>
+              <w:pStyle w:val="ListBullet"/>
+              <w:spacing w:after="60"/>
+              <w:ind w:left="454"/>
+              <w:jc w:val="both"/>
+            </w:pPr>
+            <w:r>
+              <w:rPr>
+                <w:rFonts w:ascii="Times New Roman" w:hAnsi="Times New Roman"/>
+                <w:b/>
+                <w:sz w:val="24"/>
+              </w:rPr>
+              <w:t>An empirical comparison of causal filtering against ordinary feature selection.</w:t>
+            </w:r>
+            <w:r>
+              <w:rPr>
+                <w:rFonts w:ascii="Times New Roman" w:hAnsi="Times New Roman"/>
+                <w:sz w:val="24"/>
+              </w:rPr>
+              <w:t xml:space="preserve"> A completed, frozen ablation — its sealed-set evaluation deliberately not opened, per the pre-registered rule that a non-positive development-test verdict does not warrant it (Introduction) — shows that variables filtered by temporal-causal testing with a stability screen degrade substantially less out of sample than variables selected by validation performance, with the mechanism identified and measured as distribution drift in the selected macroeconomic variables. This comparison appears to be underexplored in the FX forecasting literature.</w:t>
+            </w:r>
+          </w:p>
+          <w:p>
+            <w:pPr>
+              <w:pStyle w:val="ListBullet"/>
+              <w:spacing w:after="60"/>
+              <w:ind w:left="454"/>
+              <w:jc w:val="both"/>
+            </w:pPr>
+            <w:r>
+              <w:rPr>
+                <w:rFonts w:ascii="Times New Roman" w:hAnsi="Times New Roman"/>
+                <w:b/>
+                <w:sz w:val="24"/>
+              </w:rPr>
+              <w:t>A five-method causal triangulation, and an honest split between its two roles.</w:t>
+            </w:r>
+            <w:r>
+              <w:rPr>
+                <w:rFonts w:ascii="Times New Roman" w:hAnsi="Times New Roman"/>
+                <w:sz w:val="24"/>
+              </w:rPr>
+              <w:t xml:space="preserve"> Granger+Westfall–Young, PCMCI, Double Machine Learning, Causal Forest, and CausalImpact independently converge on the same variable (VIX) and concretely demonstrate the mechanism — simultaneous conditioning in PCMCI — that separates it from a confound (gold-implied volatility) that looks causal only until conditioned on VIX. The validation role of this triangulation (deciding which exogenous variable is trusted) is complete and already load-bearing in the frozen feature set; its forecast-performance role (directly adjusting the production forecast) was tested and found not yet statistically effective in any of the six development pairs, and is reported as a negative finding rather than folded into a claimed improvement (Proposed Method and System Architecture; Deferred / Future Work).</w:t>
+            </w:r>
+          </w:p>
+          <w:p>
+            <w:pPr>
+              <w:pStyle w:val="ListBullet"/>
+              <w:spacing w:after="60"/>
+              <w:ind w:left="454"/>
+              <w:jc w:val="both"/>
+            </w:pPr>
+            <w:r>
+              <w:rPr>
+                <w:rFonts w:ascii="Times New Roman" w:hAnsi="Times New Roman"/>
+                <w:b/>
+                <w:sz w:val="24"/>
+              </w:rPr>
+              <w:t>Power-bounded negative evidence.</w:t>
+            </w:r>
+            <w:r>
+              <w:rPr>
+                <w:rFonts w:ascii="Times New Roman" w:hAnsi="Times New Roman"/>
+                <w:sz w:val="24"/>
+              </w:rPr>
+              <w:t xml:space="preserve"> Each negative finding will be reported together with the minimum effect size detectable by the corresponding procedure, converting statements of the form "no relationship was found" into bounded claims of the form "no relationship stronger than </w:t>
             </w:r>
             <w:r>
               <w:rPr>
@@ -2316,14 +3838,103 @@
                 <w:i/>
                 <w:sz w:val="24"/>
               </w:rPr>
-              <w:t>International Economic Review</w:t>
-            </w:r>
-            <w:r>
-              <w:rPr>
-                <w:rFonts w:ascii="Times New Roman" w:hAnsi="Times New Roman"/>
-                <w:sz w:val="24"/>
-              </w:rPr>
-              <w:t>, vol. 39, no. 4, pp. 841–862, 1998, doi: 10.2307/2527341.</w:t>
+              <w:t>X</w:t>
+            </w:r>
+            <w:r>
+              <w:rPr>
+                <w:rFonts w:ascii="Times New Roman" w:hAnsi="Times New Roman"/>
+                <w:sz w:val="24"/>
+              </w:rPr>
+              <w:t xml:space="preserve"> exists in these data".</w:t>
+            </w:r>
+          </w:p>
+          <w:p>
+            <w:pPr>
+              <w:pStyle w:val="ListBullet"/>
+              <w:spacing w:after="60"/>
+              <w:ind w:left="454"/>
+              <w:jc w:val="both"/>
+            </w:pPr>
+            <w:r>
+              <w:rPr>
+                <w:rFonts w:ascii="Times New Roman" w:hAnsi="Times New Roman"/>
+                <w:b/>
+                <w:sz w:val="24"/>
+              </w:rPr>
+              <w:t>Three applied contributions to risk-aware decision support</w:t>
+            </w:r>
+            <w:r>
+              <w:rPr>
+                <w:rFonts w:ascii="Times New Roman" w:hAnsi="Times New Roman"/>
+                <w:sz w:val="24"/>
+              </w:rPr>
+              <w:t>: a portfolio correlation factor for ruin-constrained sizing, quantifying the gap between the nominal and the realised probability of ruin when multiple correlated positions are opened simultaneously; a holding-horizon table on the decision record, addressing the systematic misreading of single-session stop-out probabilities; and a slippage coefficient estimated from observed stop-loss executions rather than assumed.</w:t>
+            </w:r>
+          </w:p>
+          <w:p>
+            <w:pPr>
+              <w:pStyle w:val="ListBullet"/>
+              <w:spacing w:after="60"/>
+              <w:ind w:left="454"/>
+              <w:jc w:val="both"/>
+            </w:pPr>
+            <w:r>
+              <w:rPr>
+                <w:rFonts w:ascii="Times New Roman" w:hAnsi="Times New Roman"/>
+                <w:b/>
+                <w:sz w:val="24"/>
+              </w:rPr>
+              <w:t>A reproducible research record</w:t>
+            </w:r>
+            <w:r>
+              <w:rPr>
+                <w:rFonts w:ascii="Times New Roman" w:hAnsi="Times New Roman"/>
+                <w:sz w:val="24"/>
+              </w:rPr>
+              <w:t xml:space="preserve"> containing the full data dictionary, the sealed-set protocol, the registry of every model configuration and hypothesis evaluated, and reproduction commands for every reported number, including all negative results.</w:t>
+            </w:r>
+          </w:p>
+          <w:p>
+            <w:pPr>
+              <w:pStyle w:val="ListBullet"/>
+              <w:spacing w:after="60"/>
+              <w:ind w:left="454"/>
+              <w:jc w:val="both"/>
+            </w:pPr>
+            <w:r>
+              <w:rPr>
+                <w:rFonts w:ascii="Times New Roman" w:hAnsi="Times New Roman"/>
+                <w:b/>
+                <w:sz w:val="24"/>
+              </w:rPr>
+              <w:t>A documented, versioned software architecture</w:t>
+            </w:r>
+            <w:r>
+              <w:rPr>
+                <w:rFonts w:ascii="Times New Roman" w:hAnsi="Times New Roman"/>
+                <w:sz w:val="24"/>
+              </w:rPr>
+              <w:t xml:space="preserve"> — the five-layer data pipeline, computation layer, API, and web application specified in Proposed Method and System Architecture — with an explicit module contract between every layer, so that the engineering contribution (how the numbers are produced, versioned, and served without the static and live deployments diverging) is itself reported and defensible, not only the numbers it serves.</w:t>
+            </w:r>
+          </w:p>
+        </w:tc>
+      </w:tr>
+      <w:tr>
+        <w:tc>
+          <w:tcPr>
+            <w:tcW w:type="dxa" w:w="9973"/>
+          </w:tcPr>
+          <w:p>
+            <w:pPr>
+              <w:spacing w:after="100"/>
+            </w:pPr>
+            <w:r>
+              <w:rPr>
+                <w:rFonts w:ascii="Times New Roman" w:hAnsi="Times New Roman"/>
+                <w:b/>
+                <w:sz w:val="24"/>
+              </w:rPr>
+              <w:t>References:</w:t>
             </w:r>
           </w:p>
           <w:p>
@@ -2337,7 +3948,7 @@
                 <w:rFonts w:ascii="Times New Roman" w:hAnsi="Times New Roman"/>
                 <w:sz w:val="24"/>
               </w:rPr>
-              <w:t xml:space="preserve">[23] R. F. Engle and S. Manganelli, "CAViaR: Conditional autoregressive value at risk by regression quantiles," </w:t>
+              <w:t xml:space="preserve">[1] R. A. Meese and K. Rogoff, "Empirical exchange rate models of the seventies: Do they fit out of sample?," </w:t>
             </w:r>
             <w:r>
               <w:rPr>
@@ -2345,14 +3956,14 @@
                 <w:i/>
                 <w:sz w:val="24"/>
               </w:rPr>
-              <w:t>Journal of Business &amp; Economic Statistics</w:t>
-            </w:r>
-            <w:r>
-              <w:rPr>
-                <w:rFonts w:ascii="Times New Roman" w:hAnsi="Times New Roman"/>
-                <w:sz w:val="24"/>
-              </w:rPr>
-              <w:t>, vol. 22, no. 4, pp. 367–381, 2004, doi: 10.1198/073500104000000370.</w:t>
+              <w:t>Journal of International Economics</w:t>
+            </w:r>
+            <w:r>
+              <w:rPr>
+                <w:rFonts w:ascii="Times New Roman" w:hAnsi="Times New Roman"/>
+                <w:sz w:val="24"/>
+              </w:rPr>
+              <w:t>, vol. 14, no. 1–2, pp. 3–24, 1983, doi: 10.1016/0022-1996(83)90017-X.</w:t>
             </w:r>
           </w:p>
           <w:p>
@@ -2366,7 +3977,7 @@
                 <w:rFonts w:ascii="Times New Roman" w:hAnsi="Times New Roman"/>
                 <w:sz w:val="24"/>
               </w:rPr>
-              <w:t xml:space="preserve">[24] A. J. Patton, J. F. Ziegel, and R. Chen, "Dynamic semiparametric models for expected shortfall (and value-at-risk)," </w:t>
+              <w:t xml:space="preserve">[2] P.-H. Hsu, M. P. Taylor, and Z. Wang, "Technical trading: Is it still beating the foreign exchange market?," </w:t>
             </w:r>
             <w:r>
               <w:rPr>
@@ -2374,14 +3985,14 @@
                 <w:i/>
                 <w:sz w:val="24"/>
               </w:rPr>
-              <w:t>Journal of Econometrics</w:t>
-            </w:r>
-            <w:r>
-              <w:rPr>
-                <w:rFonts w:ascii="Times New Roman" w:hAnsi="Times New Roman"/>
-                <w:sz w:val="24"/>
-              </w:rPr>
-              <w:t>, vol. 211, no. 2, pp. 388–413, 2019, doi: 10.1016/j.jeconom.2018.10.008.</w:t>
+              <w:t>Journal of International Economics</w:t>
+            </w:r>
+            <w:r>
+              <w:rPr>
+                <w:rFonts w:ascii="Times New Roman" w:hAnsi="Times New Roman"/>
+                <w:sz w:val="24"/>
+              </w:rPr>
+              <w:t>, vol. 102, pp. 188–208, 2016, doi: 10.1016/j.jinteco.2016.03.012.</w:t>
             </w:r>
           </w:p>
           <w:p>
@@ -2395,7 +4006,7 @@
                 <w:rFonts w:ascii="Times New Roman" w:hAnsi="Times New Roman"/>
                 <w:sz w:val="24"/>
               </w:rPr>
-              <w:t xml:space="preserve">[25] J. L. Kelly, "A new interpretation of information rate," </w:t>
+              <w:t xml:space="preserve">[3] M. C. Hutchinson, P. E. Kyziropoulos, J. O'Brien, P. O'Reilly, and T. Sharma, "Technical trading rule profitability in currencies: It's all about momentum," </w:t>
             </w:r>
             <w:r>
               <w:rPr>
@@ -2403,14 +4014,14 @@
                 <w:i/>
                 <w:sz w:val="24"/>
               </w:rPr>
-              <w:t>The Bell System Technical Journal</w:t>
-            </w:r>
-            <w:r>
-              <w:rPr>
-                <w:rFonts w:ascii="Times New Roman" w:hAnsi="Times New Roman"/>
-                <w:sz w:val="24"/>
-              </w:rPr>
-              <w:t>, vol. 35, no. 4, pp. 917–926, 1956, doi: 10.1002/j.1538-7305.1956.tb03809.x.</w:t>
+              <w:t>Research in International Business and Finance</w:t>
+            </w:r>
+            <w:r>
+              <w:rPr>
+                <w:rFonts w:ascii="Times New Roman" w:hAnsi="Times New Roman"/>
+                <w:sz w:val="24"/>
+              </w:rPr>
+              <w:t>, vol. 63, Art. no. 101779, 2022, doi: 10.1016/j.ribaf.2022.101779.</w:t>
             </w:r>
           </w:p>
           <w:p>
@@ -2424,7 +4035,7 @@
                 <w:rFonts w:ascii="Times New Roman" w:hAnsi="Times New Roman"/>
                 <w:sz w:val="24"/>
               </w:rPr>
-              <w:t xml:space="preserve">[26] I. Orquín-Serrano, "Predictive power of adaptive candlestick patterns in Forex market. EURUSD case," </w:t>
+              <w:t xml:space="preserve">[4] P. H. Westfall and S. S. Young, </w:t>
             </w:r>
             <w:r>
               <w:rPr>
@@ -2432,14 +4043,14 @@
                 <w:i/>
                 <w:sz w:val="24"/>
               </w:rPr>
-              <w:t>Mathematics</w:t>
-            </w:r>
-            <w:r>
-              <w:rPr>
-                <w:rFonts w:ascii="Times New Roman" w:hAnsi="Times New Roman"/>
-                <w:sz w:val="24"/>
-              </w:rPr>
-              <w:t>, vol. 8, no. 5, Art. no. 802, 2020, doi: 10.3390/math8050802.</w:t>
+              <w:t>Resampling-Based Multiple Testing: Examples and Methods for p-Value Adjustment</w:t>
+            </w:r>
+            <w:r>
+              <w:rPr>
+                <w:rFonts w:ascii="Times New Roman" w:hAnsi="Times New Roman"/>
+                <w:sz w:val="24"/>
+              </w:rPr>
+              <w:t>. New York, NY, USA: John Wiley &amp; Sons, 1993.</w:t>
             </w:r>
           </w:p>
           <w:p>
@@ -2453,6 +4064,629 @@
                 <w:rFonts w:ascii="Times New Roman" w:hAnsi="Times New Roman"/>
                 <w:sz w:val="24"/>
               </w:rPr>
+              <w:t xml:space="preserve">[5] P. R. Hansen, "A test for superior predictive ability," </w:t>
+            </w:r>
+            <w:r>
+              <w:rPr>
+                <w:rFonts w:ascii="Times New Roman" w:hAnsi="Times New Roman"/>
+                <w:i/>
+                <w:sz w:val="24"/>
+              </w:rPr>
+              <w:t>Journal of Business &amp; Economic Statistics</w:t>
+            </w:r>
+            <w:r>
+              <w:rPr>
+                <w:rFonts w:ascii="Times New Roman" w:hAnsi="Times New Roman"/>
+                <w:sz w:val="24"/>
+              </w:rPr>
+              <w:t>, vol. 23, no. 4, pp. 365–380, 2005, doi: 10.1198/073500105000000063.</w:t>
+            </w:r>
+          </w:p>
+          <w:p>
+            <w:pPr>
+              <w:spacing w:after="100"/>
+              <w:ind w:firstLine="340"/>
+              <w:jc w:val="both"/>
+            </w:pPr>
+            <w:r>
+              <w:rPr>
+                <w:rFonts w:ascii="Times New Roman" w:hAnsi="Times New Roman"/>
+                <w:sz w:val="24"/>
+              </w:rPr>
+              <w:t xml:space="preserve">[6] W. Hämäläinen and G. I. Webb, "A tutorial on statistically sound pattern discovery," </w:t>
+            </w:r>
+            <w:r>
+              <w:rPr>
+                <w:rFonts w:ascii="Times New Roman" w:hAnsi="Times New Roman"/>
+                <w:i/>
+                <w:sz w:val="24"/>
+              </w:rPr>
+              <w:t>Data Mining and Knowledge Discovery</w:t>
+            </w:r>
+            <w:r>
+              <w:rPr>
+                <w:rFonts w:ascii="Times New Roman" w:hAnsi="Times New Roman"/>
+                <w:sz w:val="24"/>
+              </w:rPr>
+              <w:t>, vol. 33, no. 2, pp. 325–377, 2019, doi: 10.1007/s10618-018-0590-x.</w:t>
+            </w:r>
+          </w:p>
+          <w:p>
+            <w:pPr>
+              <w:spacing w:after="100"/>
+              <w:ind w:firstLine="340"/>
+              <w:jc w:val="both"/>
+            </w:pPr>
+            <w:r>
+              <w:rPr>
+                <w:rFonts w:ascii="Times New Roman" w:hAnsi="Times New Roman"/>
+                <w:sz w:val="24"/>
+              </w:rPr>
+              <w:t xml:space="preserve">[7] F. Corsi, "A simple approximate long-memory model of realized volatility," </w:t>
+            </w:r>
+            <w:r>
+              <w:rPr>
+                <w:rFonts w:ascii="Times New Roman" w:hAnsi="Times New Roman"/>
+                <w:i/>
+                <w:sz w:val="24"/>
+              </w:rPr>
+              <w:t>Journal of Financial Econometrics</w:t>
+            </w:r>
+            <w:r>
+              <w:rPr>
+                <w:rFonts w:ascii="Times New Roman" w:hAnsi="Times New Roman"/>
+                <w:sz w:val="24"/>
+              </w:rPr>
+              <w:t>, vol. 7, no. 2, pp. 174–196, 2009, doi: 10.1093/jjfinec/nbp001.</w:t>
+            </w:r>
+          </w:p>
+          <w:p>
+            <w:pPr>
+              <w:spacing w:after="100"/>
+              <w:ind w:firstLine="340"/>
+              <w:jc w:val="both"/>
+            </w:pPr>
+            <w:r>
+              <w:rPr>
+                <w:rFonts w:ascii="Times New Roman" w:hAnsi="Times New Roman"/>
+                <w:sz w:val="24"/>
+              </w:rPr>
+              <w:t xml:space="preserve">[8] T. Bollerslev, A. J. Patton, and R. Quaedvlieg, "Exploiting the errors: A simple approach for improved volatility forecasting," </w:t>
+            </w:r>
+            <w:r>
+              <w:rPr>
+                <w:rFonts w:ascii="Times New Roman" w:hAnsi="Times New Roman"/>
+                <w:i/>
+                <w:sz w:val="24"/>
+              </w:rPr>
+              <w:t>Journal of Econometrics</w:t>
+            </w:r>
+            <w:r>
+              <w:rPr>
+                <w:rFonts w:ascii="Times New Roman" w:hAnsi="Times New Roman"/>
+                <w:sz w:val="24"/>
+              </w:rPr>
+              <w:t>, vol. 192, no. 1, pp. 1–18, 2016, doi: 10.1016/j.jeconom.2015.10.007.</w:t>
+            </w:r>
+          </w:p>
+          <w:p>
+            <w:pPr>
+              <w:spacing w:after="100"/>
+              <w:ind w:firstLine="340"/>
+              <w:jc w:val="both"/>
+            </w:pPr>
+            <w:r>
+              <w:rPr>
+                <w:rFonts w:ascii="Times New Roman" w:hAnsi="Times New Roman"/>
+                <w:sz w:val="24"/>
+              </w:rPr>
+              <w:t xml:space="preserve">[9] O. E. Barndorff-Nielsen and N. Shephard, "Power and bipower variation with stochastic volatility and jumps," </w:t>
+            </w:r>
+            <w:r>
+              <w:rPr>
+                <w:rFonts w:ascii="Times New Roman" w:hAnsi="Times New Roman"/>
+                <w:i/>
+                <w:sz w:val="24"/>
+              </w:rPr>
+              <w:t>Journal of Financial Econometrics</w:t>
+            </w:r>
+            <w:r>
+              <w:rPr>
+                <w:rFonts w:ascii="Times New Roman" w:hAnsi="Times New Roman"/>
+                <w:sz w:val="24"/>
+              </w:rPr>
+              <w:t>, vol. 2, no. 1, pp. 1–37, 2004, doi: 10.1093/jjfinec/nbh001.</w:t>
+            </w:r>
+          </w:p>
+          <w:p>
+            <w:pPr>
+              <w:spacing w:after="100"/>
+              <w:ind w:firstLine="340"/>
+              <w:jc w:val="both"/>
+            </w:pPr>
+            <w:r>
+              <w:rPr>
+                <w:rFonts w:ascii="Times New Roman" w:hAnsi="Times New Roman"/>
+                <w:sz w:val="24"/>
+              </w:rPr>
+              <w:t xml:space="preserve">[10] R. R. Branco, A. Rubesam, and M. Zevallos, "Forecasting realized volatility: Does anything beat linear models?," </w:t>
+            </w:r>
+            <w:r>
+              <w:rPr>
+                <w:rFonts w:ascii="Times New Roman" w:hAnsi="Times New Roman"/>
+                <w:i/>
+                <w:sz w:val="24"/>
+              </w:rPr>
+              <w:t>Journal of Empirical Finance</w:t>
+            </w:r>
+            <w:r>
+              <w:rPr>
+                <w:rFonts w:ascii="Times New Roman" w:hAnsi="Times New Roman"/>
+                <w:sz w:val="24"/>
+              </w:rPr>
+              <w:t>, vol. 78, Art. no. 101524, 2024, doi: 10.1016/j.jempfin.2024.101524.</w:t>
+            </w:r>
+          </w:p>
+          <w:p>
+            <w:pPr>
+              <w:spacing w:after="100"/>
+              <w:ind w:firstLine="340"/>
+              <w:jc w:val="both"/>
+            </w:pPr>
+            <w:r>
+              <w:rPr>
+                <w:rFonts w:ascii="Times New Roman" w:hAnsi="Times New Roman"/>
+                <w:sz w:val="24"/>
+              </w:rPr>
+              <w:t>[11] A. Brini, "Forecasting realized volatility with time series foundation models: A comparison with econometric benchmarks," arXiv:2607.05291, 2026. [Online]. Available: https://arxiv.org/abs/2607.05291</w:t>
+            </w:r>
+          </w:p>
+          <w:p>
+            <w:pPr>
+              <w:spacing w:after="100"/>
+              <w:ind w:firstLine="340"/>
+              <w:jc w:val="both"/>
+            </w:pPr>
+            <w:r>
+              <w:rPr>
+                <w:rFonts w:ascii="Times New Roman" w:hAnsi="Times New Roman"/>
+                <w:sz w:val="24"/>
+              </w:rPr>
+              <w:t xml:space="preserve">[12] P. R. Hansen, A. Lunde, and J. M. Nason, "The model confidence set," </w:t>
+            </w:r>
+            <w:r>
+              <w:rPr>
+                <w:rFonts w:ascii="Times New Roman" w:hAnsi="Times New Roman"/>
+                <w:i/>
+                <w:sz w:val="24"/>
+              </w:rPr>
+              <w:t>Econometrica</w:t>
+            </w:r>
+            <w:r>
+              <w:rPr>
+                <w:rFonts w:ascii="Times New Roman" w:hAnsi="Times New Roman"/>
+                <w:sz w:val="24"/>
+              </w:rPr>
+              <w:t>, vol. 79, no. 2, pp. 453–497, 2011, doi: 10.3982/ECTA5771.</w:t>
+            </w:r>
+          </w:p>
+          <w:p>
+            <w:pPr>
+              <w:spacing w:after="100"/>
+              <w:ind w:firstLine="340"/>
+              <w:jc w:val="both"/>
+            </w:pPr>
+            <w:r>
+              <w:rPr>
+                <w:rFonts w:ascii="Times New Roman" w:hAnsi="Times New Roman"/>
+                <w:sz w:val="24"/>
+              </w:rPr>
+              <w:t xml:space="preserve">[13] Y. Freund and R. E. Schapire, "A decision-theoretic generalization of on-line learning and an application to boosting," </w:t>
+            </w:r>
+            <w:r>
+              <w:rPr>
+                <w:rFonts w:ascii="Times New Roman" w:hAnsi="Times New Roman"/>
+                <w:i/>
+                <w:sz w:val="24"/>
+              </w:rPr>
+              <w:t>Journal of Computer and System Sciences</w:t>
+            </w:r>
+            <w:r>
+              <w:rPr>
+                <w:rFonts w:ascii="Times New Roman" w:hAnsi="Times New Roman"/>
+                <w:sz w:val="24"/>
+              </w:rPr>
+              <w:t>, vol. 55, no. 1, pp. 119–139, 1997, doi: 10.1006/jcss.1997.1504.</w:t>
+            </w:r>
+          </w:p>
+          <w:p>
+            <w:pPr>
+              <w:spacing w:after="100"/>
+              <w:ind w:firstLine="340"/>
+              <w:jc w:val="both"/>
+            </w:pPr>
+            <w:r>
+              <w:rPr>
+                <w:rFonts w:ascii="Times New Roman" w:hAnsi="Times New Roman"/>
+                <w:sz w:val="24"/>
+              </w:rPr>
+              <w:t xml:space="preserve">[14] N. Hollmann, S. Müller, L. Purucker, A. Krishnakumar, M. Körfer, S. B. Hoo, R. T. Schirrmeister, and F. Hutter, "Accurate predictions on small data with a tabular foundation model," </w:t>
+            </w:r>
+            <w:r>
+              <w:rPr>
+                <w:rFonts w:ascii="Times New Roman" w:hAnsi="Times New Roman"/>
+                <w:i/>
+                <w:sz w:val="24"/>
+              </w:rPr>
+              <w:t>Nature</w:t>
+            </w:r>
+            <w:r>
+              <w:rPr>
+                <w:rFonts w:ascii="Times New Roman" w:hAnsi="Times New Roman"/>
+                <w:sz w:val="24"/>
+              </w:rPr>
+              <w:t>, vol. 637, pp. 319–326, 2025, doi: 10.1038/s41586-024-08328-6.</w:t>
+            </w:r>
+          </w:p>
+          <w:p>
+            <w:pPr>
+              <w:spacing w:after="100"/>
+              <w:ind w:firstLine="340"/>
+              <w:jc w:val="both"/>
+            </w:pPr>
+            <w:r>
+              <w:rPr>
+                <w:rFonts w:ascii="Times New Roman" w:hAnsi="Times New Roman"/>
+                <w:sz w:val="24"/>
+              </w:rPr>
+              <w:t xml:space="preserve">[15] A. J. Patton, "Volatility forecast comparison using imperfect volatility proxies," </w:t>
+            </w:r>
+            <w:r>
+              <w:rPr>
+                <w:rFonts w:ascii="Times New Roman" w:hAnsi="Times New Roman"/>
+                <w:i/>
+                <w:sz w:val="24"/>
+              </w:rPr>
+              <w:t>Journal of Econometrics</w:t>
+            </w:r>
+            <w:r>
+              <w:rPr>
+                <w:rFonts w:ascii="Times New Roman" w:hAnsi="Times New Roman"/>
+                <w:sz w:val="24"/>
+              </w:rPr>
+              <w:t>, vol. 160, no. 1, pp. 246–256, 2011, doi: 10.1016/j.jeconom.2010.03.034.</w:t>
+            </w:r>
+          </w:p>
+          <w:p>
+            <w:pPr>
+              <w:spacing w:after="100"/>
+              <w:ind w:firstLine="340"/>
+              <w:jc w:val="both"/>
+            </w:pPr>
+            <w:r>
+              <w:rPr>
+                <w:rFonts w:ascii="Times New Roman" w:hAnsi="Times New Roman"/>
+                <w:sz w:val="24"/>
+              </w:rPr>
+              <w:t xml:space="preserve">[16] T. Gneiting and A. E. Raftery, "Strictly proper scoring rules, prediction, and estimation," </w:t>
+            </w:r>
+            <w:r>
+              <w:rPr>
+                <w:rFonts w:ascii="Times New Roman" w:hAnsi="Times New Roman"/>
+                <w:i/>
+                <w:sz w:val="24"/>
+              </w:rPr>
+              <w:t>Journal of the American Statistical Association</w:t>
+            </w:r>
+            <w:r>
+              <w:rPr>
+                <w:rFonts w:ascii="Times New Roman" w:hAnsi="Times New Roman"/>
+                <w:sz w:val="24"/>
+              </w:rPr>
+              <w:t>, vol. 102, no. 477, pp. 359–378, 2007, doi: 10.1198/016214506000001437.</w:t>
+            </w:r>
+          </w:p>
+          <w:p>
+            <w:pPr>
+              <w:spacing w:after="100"/>
+              <w:ind w:firstLine="340"/>
+              <w:jc w:val="both"/>
+            </w:pPr>
+            <w:r>
+              <w:rPr>
+                <w:rFonts w:ascii="Times New Roman" w:hAnsi="Times New Roman"/>
+                <w:sz w:val="24"/>
+              </w:rPr>
+              <w:t xml:space="preserve">[17] F. X. Diebold and R. S. Mariano, "Comparing predictive accuracy," </w:t>
+            </w:r>
+            <w:r>
+              <w:rPr>
+                <w:rFonts w:ascii="Times New Roman" w:hAnsi="Times New Roman"/>
+                <w:i/>
+                <w:sz w:val="24"/>
+              </w:rPr>
+              <w:t>Journal of Business &amp; Economic Statistics</w:t>
+            </w:r>
+            <w:r>
+              <w:rPr>
+                <w:rFonts w:ascii="Times New Roman" w:hAnsi="Times New Roman"/>
+                <w:sz w:val="24"/>
+              </w:rPr>
+              <w:t>, vol. 13, no. 3, pp. 253–263, 1995, doi: 10.1080/07350015.1995.10524599.</w:t>
+            </w:r>
+          </w:p>
+          <w:p>
+            <w:pPr>
+              <w:spacing w:after="100"/>
+              <w:ind w:firstLine="340"/>
+              <w:jc w:val="both"/>
+            </w:pPr>
+            <w:r>
+              <w:rPr>
+                <w:rFonts w:ascii="Times New Roman" w:hAnsi="Times New Roman"/>
+                <w:sz w:val="24"/>
+              </w:rPr>
+              <w:t xml:space="preserve">[18] J. Runge, P. Nowack, M. Kretschmer, S. Flaxman, and D. Sejdinovic, "Detecting and quantifying causal associations in large nonlinear time series datasets," </w:t>
+            </w:r>
+            <w:r>
+              <w:rPr>
+                <w:rFonts w:ascii="Times New Roman" w:hAnsi="Times New Roman"/>
+                <w:i/>
+                <w:sz w:val="24"/>
+              </w:rPr>
+              <w:t>Science Advances</w:t>
+            </w:r>
+            <w:r>
+              <w:rPr>
+                <w:rFonts w:ascii="Times New Roman" w:hAnsi="Times New Roman"/>
+                <w:sz w:val="24"/>
+              </w:rPr>
+              <w:t>, vol. 5, no. 11, Art. no. eaau4996, 2019, doi: 10.1126/sciadv.aau4996.</w:t>
+            </w:r>
+          </w:p>
+          <w:p>
+            <w:pPr>
+              <w:spacing w:after="100"/>
+              <w:ind w:firstLine="340"/>
+              <w:jc w:val="both"/>
+            </w:pPr>
+            <w:r>
+              <w:rPr>
+                <w:rFonts w:ascii="Times New Roman" w:hAnsi="Times New Roman"/>
+                <w:sz w:val="24"/>
+              </w:rPr>
+              <w:t xml:space="preserve">[19] I. Gibbs and E. Candès, "Adaptive conformal inference under distribution shift," in </w:t>
+            </w:r>
+            <w:r>
+              <w:rPr>
+                <w:rFonts w:ascii="Times New Roman" w:hAnsi="Times New Roman"/>
+                <w:i/>
+                <w:sz w:val="24"/>
+              </w:rPr>
+              <w:t>Proc. 35th Conf. Neural Information Processing Systems (NeurIPS)</w:t>
+            </w:r>
+            <w:r>
+              <w:rPr>
+                <w:rFonts w:ascii="Times New Roman" w:hAnsi="Times New Roman"/>
+                <w:sz w:val="24"/>
+              </w:rPr>
+              <w:t>, 2021, pp. 1660–1672.</w:t>
+            </w:r>
+          </w:p>
+          <w:p>
+            <w:pPr>
+              <w:spacing w:after="100"/>
+              <w:ind w:firstLine="340"/>
+              <w:jc w:val="both"/>
+            </w:pPr>
+            <w:r>
+              <w:rPr>
+                <w:rFonts w:ascii="Times New Roman" w:hAnsi="Times New Roman"/>
+                <w:sz w:val="24"/>
+              </w:rPr>
+              <w:t xml:space="preserve">[20] A. N. Angelopoulos and S. Bates, "Conformal prediction: A gentle introduction," </w:t>
+            </w:r>
+            <w:r>
+              <w:rPr>
+                <w:rFonts w:ascii="Times New Roman" w:hAnsi="Times New Roman"/>
+                <w:i/>
+                <w:sz w:val="24"/>
+              </w:rPr>
+              <w:t>Foundations and Trends in Machine Learning</w:t>
+            </w:r>
+            <w:r>
+              <w:rPr>
+                <w:rFonts w:ascii="Times New Roman" w:hAnsi="Times New Roman"/>
+                <w:sz w:val="24"/>
+              </w:rPr>
+              <w:t>, vol. 16, no. 4, pp. 494–591, 2023, doi: 10.1561/2200000101.</w:t>
+            </w:r>
+          </w:p>
+          <w:p>
+            <w:pPr>
+              <w:spacing w:after="100"/>
+              <w:ind w:firstLine="340"/>
+              <w:jc w:val="both"/>
+            </w:pPr>
+            <w:r>
+              <w:rPr>
+                <w:rFonts w:ascii="Times New Roman" w:hAnsi="Times New Roman"/>
+                <w:sz w:val="24"/>
+              </w:rPr>
+              <w:t xml:space="preserve">[21] P. H. Kupiec, "Techniques for verifying the accuracy of risk measurement models," </w:t>
+            </w:r>
+            <w:r>
+              <w:rPr>
+                <w:rFonts w:ascii="Times New Roman" w:hAnsi="Times New Roman"/>
+                <w:i/>
+                <w:sz w:val="24"/>
+              </w:rPr>
+              <w:t>The Journal of Derivatives</w:t>
+            </w:r>
+            <w:r>
+              <w:rPr>
+                <w:rFonts w:ascii="Times New Roman" w:hAnsi="Times New Roman"/>
+                <w:sz w:val="24"/>
+              </w:rPr>
+              <w:t>, vol. 3, no. 2, pp. 73–84, 1995, doi: 10.3905/jod.1995.407942.</w:t>
+            </w:r>
+          </w:p>
+          <w:p>
+            <w:pPr>
+              <w:spacing w:after="100"/>
+              <w:ind w:firstLine="340"/>
+              <w:jc w:val="both"/>
+            </w:pPr>
+            <w:r>
+              <w:rPr>
+                <w:rFonts w:ascii="Times New Roman" w:hAnsi="Times New Roman"/>
+                <w:sz w:val="24"/>
+              </w:rPr>
+              <w:t xml:space="preserve">[22] P. F. Christoffersen, "Evaluating interval forecasts," </w:t>
+            </w:r>
+            <w:r>
+              <w:rPr>
+                <w:rFonts w:ascii="Times New Roman" w:hAnsi="Times New Roman"/>
+                <w:i/>
+                <w:sz w:val="24"/>
+              </w:rPr>
+              <w:t>International Economic Review</w:t>
+            </w:r>
+            <w:r>
+              <w:rPr>
+                <w:rFonts w:ascii="Times New Roman" w:hAnsi="Times New Roman"/>
+                <w:sz w:val="24"/>
+              </w:rPr>
+              <w:t>, vol. 39, no. 4, pp. 841–862, 1998, doi: 10.2307/2527341.</w:t>
+            </w:r>
+          </w:p>
+          <w:p>
+            <w:pPr>
+              <w:spacing w:after="100"/>
+              <w:ind w:firstLine="340"/>
+              <w:jc w:val="both"/>
+            </w:pPr>
+            <w:r>
+              <w:rPr>
+                <w:rFonts w:ascii="Times New Roman" w:hAnsi="Times New Roman"/>
+                <w:sz w:val="24"/>
+              </w:rPr>
+              <w:t xml:space="preserve">[23] R. F. Engle and S. Manganelli, "CAViaR: Conditional autoregressive value at risk by regression quantiles," </w:t>
+            </w:r>
+            <w:r>
+              <w:rPr>
+                <w:rFonts w:ascii="Times New Roman" w:hAnsi="Times New Roman"/>
+                <w:i/>
+                <w:sz w:val="24"/>
+              </w:rPr>
+              <w:t>Journal of Business &amp; Economic Statistics</w:t>
+            </w:r>
+            <w:r>
+              <w:rPr>
+                <w:rFonts w:ascii="Times New Roman" w:hAnsi="Times New Roman"/>
+                <w:sz w:val="24"/>
+              </w:rPr>
+              <w:t>, vol. 22, no. 4, pp. 367–381, 2004, doi: 10.1198/073500104000000370.</w:t>
+            </w:r>
+          </w:p>
+          <w:p>
+            <w:pPr>
+              <w:spacing w:after="100"/>
+              <w:ind w:firstLine="340"/>
+              <w:jc w:val="both"/>
+            </w:pPr>
+            <w:r>
+              <w:rPr>
+                <w:rFonts w:ascii="Times New Roman" w:hAnsi="Times New Roman"/>
+                <w:sz w:val="24"/>
+              </w:rPr>
+              <w:t xml:space="preserve">[24] A. J. Patton, J. F. Ziegel, and R. Chen, "Dynamic semiparametric models for expected shortfall (and value-at-risk)," </w:t>
+            </w:r>
+            <w:r>
+              <w:rPr>
+                <w:rFonts w:ascii="Times New Roman" w:hAnsi="Times New Roman"/>
+                <w:i/>
+                <w:sz w:val="24"/>
+              </w:rPr>
+              <w:t>Journal of Econometrics</w:t>
+            </w:r>
+            <w:r>
+              <w:rPr>
+                <w:rFonts w:ascii="Times New Roman" w:hAnsi="Times New Roman"/>
+                <w:sz w:val="24"/>
+              </w:rPr>
+              <w:t>, vol. 211, no. 2, pp. 388–413, 2019, doi: 10.1016/j.jeconom.2018.10.008.</w:t>
+            </w:r>
+          </w:p>
+          <w:p>
+            <w:pPr>
+              <w:spacing w:after="100"/>
+              <w:ind w:firstLine="340"/>
+              <w:jc w:val="both"/>
+            </w:pPr>
+            <w:r>
+              <w:rPr>
+                <w:rFonts w:ascii="Times New Roman" w:hAnsi="Times New Roman"/>
+                <w:sz w:val="24"/>
+              </w:rPr>
+              <w:t xml:space="preserve">[25] J. L. Kelly, "A new interpretation of information rate," </w:t>
+            </w:r>
+            <w:r>
+              <w:rPr>
+                <w:rFonts w:ascii="Times New Roman" w:hAnsi="Times New Roman"/>
+                <w:i/>
+                <w:sz w:val="24"/>
+              </w:rPr>
+              <w:t>The Bell System Technical Journal</w:t>
+            </w:r>
+            <w:r>
+              <w:rPr>
+                <w:rFonts w:ascii="Times New Roman" w:hAnsi="Times New Roman"/>
+                <w:sz w:val="24"/>
+              </w:rPr>
+              <w:t>, vol. 35, no. 4, pp. 917–926, 1956, doi: 10.1002/j.1538-7305.1956.tb03809.x.</w:t>
+            </w:r>
+          </w:p>
+          <w:p>
+            <w:pPr>
+              <w:spacing w:after="100"/>
+              <w:ind w:firstLine="340"/>
+              <w:jc w:val="both"/>
+            </w:pPr>
+            <w:r>
+              <w:rPr>
+                <w:rFonts w:ascii="Times New Roman" w:hAnsi="Times New Roman"/>
+                <w:sz w:val="24"/>
+              </w:rPr>
+              <w:t xml:space="preserve">[26] I. Orquín-Serrano, "Predictive power of adaptive candlestick patterns in Forex market. EURUSD case," </w:t>
+            </w:r>
+            <w:r>
+              <w:rPr>
+                <w:rFonts w:ascii="Times New Roman" w:hAnsi="Times New Roman"/>
+                <w:i/>
+                <w:sz w:val="24"/>
+              </w:rPr>
+              <w:t>Mathematics</w:t>
+            </w:r>
+            <w:r>
+              <w:rPr>
+                <w:rFonts w:ascii="Times New Roman" w:hAnsi="Times New Roman"/>
+                <w:sz w:val="24"/>
+              </w:rPr>
+              <w:t>, vol. 8, no. 5, Art. no. 802, 2020, doi: 10.3390/math8050802.</w:t>
+            </w:r>
+          </w:p>
+          <w:p>
+            <w:pPr>
+              <w:spacing w:after="100"/>
+              <w:ind w:firstLine="340"/>
+              <w:jc w:val="both"/>
+            </w:pPr>
+            <w:r>
+              <w:rPr>
+                <w:rFonts w:ascii="Times New Roman" w:hAnsi="Times New Roman"/>
+                <w:sz w:val="24"/>
+              </w:rPr>
               <w:t xml:space="preserve">[27] D. Arnott and G. Pervan, "A critical analysis of decision support systems research," </w:t>
             </w:r>
             <w:r>
@@ -2469,6 +4703,179 @@
                 <w:sz w:val="24"/>
               </w:rPr>
               <w:t>, vol. 20, no. 2, pp. 67–87, 2005, doi: 10.1057/palgrave.jit.2000035.</w:t>
+            </w:r>
+          </w:p>
+          <w:p>
+            <w:pPr>
+              <w:spacing w:after="100"/>
+              <w:ind w:firstLine="340"/>
+              <w:jc w:val="both"/>
+            </w:pPr>
+            <w:r>
+              <w:rPr>
+                <w:rFonts w:ascii="Times New Roman" w:hAnsi="Times New Roman"/>
+                <w:sz w:val="24"/>
+              </w:rPr>
+              <w:t xml:space="preserve">[28] K. H. Brodersen, F. Gallusser, J. Koehler, N. Remy, and S. L. Scott, "Inferring causal impact using Bayesian structural time-series models," </w:t>
+            </w:r>
+            <w:r>
+              <w:rPr>
+                <w:rFonts w:ascii="Times New Roman" w:hAnsi="Times New Roman"/>
+                <w:i/>
+                <w:sz w:val="24"/>
+              </w:rPr>
+              <w:t>Annals of Applied Statistics</w:t>
+            </w:r>
+            <w:r>
+              <w:rPr>
+                <w:rFonts w:ascii="Times New Roman" w:hAnsi="Times New Roman"/>
+                <w:sz w:val="24"/>
+              </w:rPr>
+              <w:t>, vol. 9, no. 1, pp. 247–274, 2015, doi: 10.1214/14-AOAS788.</w:t>
+            </w:r>
+          </w:p>
+          <w:p>
+            <w:pPr>
+              <w:spacing w:after="100"/>
+              <w:ind w:firstLine="340"/>
+              <w:jc w:val="both"/>
+            </w:pPr>
+            <w:r>
+              <w:rPr>
+                <w:rFonts w:ascii="Times New Roman" w:hAnsi="Times New Roman"/>
+                <w:sz w:val="24"/>
+              </w:rPr>
+              <w:t xml:space="preserve">[29] J. Runge, A. Gerhardus, G. Varando, V. Eyring, and G. Camps-Valls, "Causal inference for time series," </w:t>
+            </w:r>
+            <w:r>
+              <w:rPr>
+                <w:rFonts w:ascii="Times New Roman" w:hAnsi="Times New Roman"/>
+                <w:i/>
+                <w:sz w:val="24"/>
+              </w:rPr>
+              <w:t>Nature Reviews Earth &amp; Environment</w:t>
+            </w:r>
+            <w:r>
+              <w:rPr>
+                <w:rFonts w:ascii="Times New Roman" w:hAnsi="Times New Roman"/>
+                <w:sz w:val="24"/>
+              </w:rPr>
+              <w:t>, vol. 4, pp. 487–505, 2023, doi: 10.1038/s43017-023-00431-y.</w:t>
+            </w:r>
+          </w:p>
+          <w:p>
+            <w:pPr>
+              <w:spacing w:after="100"/>
+              <w:ind w:firstLine="340"/>
+              <w:jc w:val="both"/>
+            </w:pPr>
+            <w:r>
+              <w:rPr>
+                <w:rFonts w:ascii="Times New Roman" w:hAnsi="Times New Roman"/>
+                <w:sz w:val="24"/>
+              </w:rPr>
+              <w:t xml:space="preserve">[30] A. N. Angelopoulos, E. J. Candès, and R. J. Tibshirani, "Conformal PID control for time series prediction," in </w:t>
+            </w:r>
+            <w:r>
+              <w:rPr>
+                <w:rFonts w:ascii="Times New Roman" w:hAnsi="Times New Roman"/>
+                <w:i/>
+                <w:sz w:val="24"/>
+              </w:rPr>
+              <w:t>Advances in Neural Information Processing Systems (NeurIPS)</w:t>
+            </w:r>
+            <w:r>
+              <w:rPr>
+                <w:rFonts w:ascii="Times New Roman" w:hAnsi="Times New Roman"/>
+                <w:sz w:val="24"/>
+              </w:rPr>
+              <w:t>, vol. 36, 2023. arXiv:2307.16895.</w:t>
+            </w:r>
+          </w:p>
+          <w:p>
+            <w:pPr>
+              <w:spacing w:after="100"/>
+              <w:ind w:firstLine="340"/>
+              <w:jc w:val="both"/>
+            </w:pPr>
+            <w:r>
+              <w:rPr>
+                <w:rFonts w:ascii="Times New Roman" w:hAnsi="Times New Roman"/>
+                <w:sz w:val="24"/>
+              </w:rPr>
+              <w:t>[31] S. Shankar, R. Garcia, J. M. Hellerstein, and A. G. Parameswaran, "Operationalizing machine learning: An interview study," arXiv:2209.09125, 2022.</w:t>
+            </w:r>
+          </w:p>
+          <w:p>
+            <w:pPr>
+              <w:spacing w:after="100"/>
+              <w:ind w:firstLine="340"/>
+              <w:jc w:val="both"/>
+            </w:pPr>
+            <w:r>
+              <w:rPr>
+                <w:rFonts w:ascii="Times New Roman" w:hAnsi="Times New Roman"/>
+                <w:sz w:val="24"/>
+              </w:rPr>
+              <w:t>[32] S. Karanam and J. Bhargav, "Microservice architecture patterns for scalable machine learning systems," arXiv:2603.13672, 2026.</w:t>
+            </w:r>
+          </w:p>
+          <w:p>
+            <w:pPr>
+              <w:spacing w:after="100"/>
+              <w:ind w:firstLine="340"/>
+              <w:jc w:val="both"/>
+            </w:pPr>
+            <w:r>
+              <w:rPr>
+                <w:rFonts w:ascii="Times New Roman" w:hAnsi="Times New Roman"/>
+                <w:sz w:val="24"/>
+              </w:rPr>
+              <w:t xml:space="preserve">[33] V. Chernozhukov, D. Chetverikov, M. Demirer, E. Duflo, C. Hansen, W. Newey, and J. Robins, "Double/debiased machine learning for treatment and structural parameters," </w:t>
+            </w:r>
+            <w:r>
+              <w:rPr>
+                <w:rFonts w:ascii="Times New Roman" w:hAnsi="Times New Roman"/>
+                <w:i/>
+                <w:sz w:val="24"/>
+              </w:rPr>
+              <w:t>The Econometrics Journal</w:t>
+            </w:r>
+            <w:r>
+              <w:rPr>
+                <w:rFonts w:ascii="Times New Roman" w:hAnsi="Times New Roman"/>
+                <w:sz w:val="24"/>
+              </w:rPr>
+              <w:t>, vol. 21, no. 1, pp. C1–C68, 2018, doi: 10.1111/ectj.12097.</w:t>
+            </w:r>
+          </w:p>
+          <w:p>
+            <w:pPr>
+              <w:spacing w:after="100"/>
+              <w:ind w:firstLine="340"/>
+              <w:jc w:val="both"/>
+            </w:pPr>
+            <w:r>
+              <w:rPr>
+                <w:rFonts w:ascii="Times New Roman" w:hAnsi="Times New Roman"/>
+                <w:sz w:val="24"/>
+              </w:rPr>
+              <w:t xml:space="preserve">[34] S. Wager and S. Athey, "Estimation and inference of heterogeneous treatment effects using random forests," </w:t>
+            </w:r>
+            <w:r>
+              <w:rPr>
+                <w:rFonts w:ascii="Times New Roman" w:hAnsi="Times New Roman"/>
+                <w:i/>
+                <w:sz w:val="24"/>
+              </w:rPr>
+              <w:t>Journal of the American Statistical Association</w:t>
+            </w:r>
+            <w:r>
+              <w:rPr>
+                <w:rFonts w:ascii="Times New Roman" w:hAnsi="Times New Roman"/>
+                <w:sz w:val="24"/>
+              </w:rPr>
+              <w:t>, vol. 113, no. 523, pp. 1228–1242, 2018, doi: 10.1080/01621459.2017.1319839.</w:t>
             </w:r>
           </w:p>
         </w:tc>
@@ -2665,6 +5072,62 @@
                     <w:t>– Reproduce all baseline results from a clean checkout.</w:t>
                   </w:r>
                 </w:p>
+                <w:p>
+                  <w:pPr>
+                    <w:spacing w:after="20"/>
+                    <w:jc w:val="left"/>
+                  </w:pPr>
+                  <w:r>
+                    <w:rPr>
+                      <w:rFonts w:ascii="Times New Roman" w:hAnsi="Times New Roman"/>
+                      <w:sz w:val="21"/>
+                    </w:rPr>
+                    <w:t xml:space="preserve">– </w:t>
+                  </w:r>
+                  <w:r>
+                    <w:rPr>
+                      <w:rFonts w:ascii="Times New Roman" w:hAnsi="Times New Roman"/>
+                      <w:b/>
+                      <w:sz w:val="21"/>
+                    </w:rPr>
+                    <w:t>Engineering:</w:t>
+                  </w:r>
+                  <w:r>
+                    <w:rPr>
+                      <w:rFonts w:ascii="Times New Roman" w:hAnsi="Times New Roman"/>
+                      <w:sz w:val="21"/>
+                    </w:rPr>
+                    <w:t xml:space="preserve"> verify the already-operating daily pipeline job and its </w:t>
+                  </w:r>
+                  <w:r>
+                    <w:rPr>
+                      <w:rFonts w:ascii="Consolas" w:hAnsi="Consolas"/>
+                      <w:sz w:val="21"/>
+                    </w:rPr>
+                    <w:t>/health</w:t>
+                  </w:r>
+                  <w:r>
+                    <w:rPr>
+                      <w:rFonts w:ascii="Times New Roman" w:hAnsi="Times New Roman"/>
+                      <w:sz w:val="21"/>
+                    </w:rPr>
+                    <w:t>/</w:t>
+                  </w:r>
+                  <w:r>
+                    <w:rPr>
+                      <w:rFonts w:ascii="Consolas" w:hAnsi="Consolas"/>
+                      <w:sz w:val="21"/>
+                    </w:rPr>
+                    <w:t>/meta</w:t>
+                  </w:r>
+                  <w:r>
+                    <w:rPr>
+                      <w:rFonts w:ascii="Times New Roman" w:hAnsi="Times New Roman"/>
+                      <w:sz w:val="21"/>
+                    </w:rPr>
+                    <w:t xml:space="preserve"> diagnostics against the reproduced baseline; tag this state as the architecture's starting version.</w:t>
+                  </w:r>
+                </w:p>
               </w:tc>
               <w:tc>
                 <w:tcPr>
@@ -2751,6 +5214,48 @@
                       <w:sz w:val="21"/>
                     </w:rPr>
                     <w:t>– Document the enumerated hypothesis space in full.</w:t>
+                  </w:r>
+                </w:p>
+                <w:p>
+                  <w:pPr>
+                    <w:spacing w:after="20"/>
+                    <w:jc w:val="left"/>
+                  </w:pPr>
+                  <w:r>
+                    <w:rPr>
+                      <w:rFonts w:ascii="Times New Roman" w:hAnsi="Times New Roman"/>
+                      <w:sz w:val="21"/>
+                    </w:rPr>
+                    <w:t xml:space="preserve">– </w:t>
+                  </w:r>
+                  <w:r>
+                    <w:rPr>
+                      <w:rFonts w:ascii="Times New Roman" w:hAnsi="Times New Roman"/>
+                      <w:b/>
+                      <w:sz w:val="21"/>
+                    </w:rPr>
+                    <w:t>Engineering:</w:t>
+                  </w:r>
+                  <w:r>
+                    <w:rPr>
+                      <w:rFonts w:ascii="Times New Roman" w:hAnsi="Times New Roman"/>
+                      <w:sz w:val="21"/>
+                    </w:rPr>
+                    <w:t xml:space="preserve"> register the newly completed discovery-family results in the model registry served by </w:t>
+                  </w:r>
+                  <w:r>
+                    <w:rPr>
+                      <w:rFonts w:ascii="Consolas" w:hAnsi="Consolas"/>
+                      <w:sz w:val="21"/>
+                    </w:rPr>
+                    <w:t>/models</w:t>
+                  </w:r>
+                  <w:r>
+                    <w:rPr>
+                      <w:rFonts w:ascii="Times New Roman" w:hAnsi="Times New Roman"/>
+                      <w:sz w:val="21"/>
+                    </w:rPr>
+                    <w:t>.</w:t>
                   </w:r>
                 </w:p>
               </w:tc>
@@ -2841,6 +5346,48 @@
                     <w:t>– Formalise the reporting template for power-bounded negative claims.</w:t>
                   </w:r>
                 </w:p>
+                <w:p>
+                  <w:pPr>
+                    <w:spacing w:after="20"/>
+                    <w:jc w:val="left"/>
+                  </w:pPr>
+                  <w:r>
+                    <w:rPr>
+                      <w:rFonts w:ascii="Times New Roman" w:hAnsi="Times New Roman"/>
+                      <w:sz w:val="21"/>
+                    </w:rPr>
+                    <w:t xml:space="preserve">– </w:t>
+                  </w:r>
+                  <w:r>
+                    <w:rPr>
+                      <w:rFonts w:ascii="Times New Roman" w:hAnsi="Times New Roman"/>
+                      <w:b/>
+                      <w:sz w:val="21"/>
+                    </w:rPr>
+                    <w:t>Engineering:</w:t>
+                  </w:r>
+                  <w:r>
+                    <w:rPr>
+                      <w:rFonts w:ascii="Times New Roman" w:hAnsi="Times New Roman"/>
+                      <w:sz w:val="21"/>
+                    </w:rPr>
+                    <w:t xml:space="preserve"> extend </w:t>
+                  </w:r>
+                  <w:r>
+                    <w:rPr>
+                      <w:rFonts w:ascii="Consolas" w:hAnsi="Consolas"/>
+                      <w:sz w:val="21"/>
+                    </w:rPr>
+                    <w:t>/calibration</w:t>
+                  </w:r>
+                  <w:r>
+                    <w:rPr>
+                      <w:rFonts w:ascii="Times New Roman" w:hAnsi="Times New Roman"/>
+                      <w:sz w:val="21"/>
+                    </w:rPr>
+                    <w:t xml:space="preserve"> with the minimum-detectable-effect-size figure for every negative finding, so the power-bounded claim is traceable through the same API as every other number.</w:t>
+                  </w:r>
+                </w:p>
               </w:tc>
               <w:tc>
                 <w:tcPr>
@@ -2916,6 +5463,62 @@
                     <w:t>– Recalibrate the twenty-session horizon and re-measure calibration error.</w:t>
                   </w:r>
                 </w:p>
+                <w:p>
+                  <w:pPr>
+                    <w:spacing w:after="20"/>
+                    <w:jc w:val="left"/>
+                  </w:pPr>
+                  <w:r>
+                    <w:rPr>
+                      <w:rFonts w:ascii="Times New Roman" w:hAnsi="Times New Roman"/>
+                      <w:sz w:val="21"/>
+                    </w:rPr>
+                    <w:t xml:space="preserve">– </w:t>
+                  </w:r>
+                  <w:r>
+                    <w:rPr>
+                      <w:rFonts w:ascii="Times New Roman" w:hAnsi="Times New Roman"/>
+                      <w:b/>
+                      <w:sz w:val="21"/>
+                    </w:rPr>
+                    <w:t>Engineering:</w:t>
+                  </w:r>
+                  <w:r>
+                    <w:rPr>
+                      <w:rFonts w:ascii="Times New Roman" w:hAnsi="Times New Roman"/>
+                      <w:sz w:val="21"/>
+                    </w:rPr>
+                    <w:t xml:space="preserve"> update the </w:t>
+                  </w:r>
+                  <w:r>
+                    <w:rPr>
+                      <w:rFonts w:ascii="Consolas" w:hAnsi="Consolas"/>
+                      <w:sz w:val="21"/>
+                    </w:rPr>
+                    <w:t>/risk</w:t>
+                  </w:r>
+                  <w:r>
+                    <w:rPr>
+                      <w:rFonts w:ascii="Times New Roman" w:hAnsi="Times New Roman"/>
+                      <w:sz w:val="21"/>
+                    </w:rPr>
+                    <w:t xml:space="preserve"> endpoint's VaR/ES backtest fields for the two affected pairs and the </w:t>
+                  </w:r>
+                  <w:r>
+                    <w:rPr>
+                      <w:rFonts w:ascii="Consolas" w:hAnsi="Consolas"/>
+                      <w:sz w:val="21"/>
+                    </w:rPr>
+                    <w:t>/forecast_next</w:t>
+                  </w:r>
+                  <w:r>
+                    <w:rPr>
+                      <w:rFonts w:ascii="Times New Roman" w:hAnsi="Times New Roman"/>
+                      <w:sz w:val="21"/>
+                    </w:rPr>
+                    <w:t xml:space="preserve"> twenty-session horizon.</w:t>
+                  </w:r>
+                </w:p>
               </w:tc>
               <w:tc>
                 <w:tcPr>
@@ -2975,7 +5578,7 @@
                       <w:rFonts w:ascii="Times New Roman" w:hAnsi="Times New Roman"/>
                       <w:sz w:val="21"/>
                     </w:rPr>
-                    <w:t>– Complete the exogenous and causal information layer: all-variable, validation-selected and causally-filtered ablation under an identical parameter budget.</w:t>
+                    <w:t>– Write up the completed exogenous/causal analysis for the thesis: the frozen all-variable/validation-selected/causally-filtered ablation and the five-method causal triangulation (Proposed Method, Causal Discovery Method) — this work is done, not scheduled to be run here.</w:t>
                   </w:r>
                 </w:p>
                 <w:p>
@@ -2988,7 +5591,7 @@
                       <w:rFonts w:ascii="Times New Roman" w:hAnsi="Times New Roman"/>
                       <w:sz w:val="21"/>
                     </w:rPr>
-                    <w:t>– Report results separately on the direction, magnitude and risk axes.</w:t>
+                    <w:t>– Report results separately on the direction, magnitude and risk axes, as already measured.</w:t>
                   </w:r>
                 </w:p>
                 <w:p>
@@ -3001,7 +5604,49 @@
                       <w:rFonts w:ascii="Times New Roman" w:hAnsi="Times New Roman"/>
                       <w:sz w:val="21"/>
                     </w:rPr>
-                    <w:t>– Screen candidates for cross-pair and cross-year stability.</w:t>
+                    <w:t>– No new causal-discovery hypotheses are introduced at this stage, consistent with the frozen evaluation protocol; the causal-conditioned forecast overlay tested and found not yet effective stays in Deferred / Future Work rather than being reopened.</w:t>
+                  </w:r>
+                </w:p>
+                <w:p>
+                  <w:pPr>
+                    <w:spacing w:after="20"/>
+                    <w:jc w:val="left"/>
+                  </w:pPr>
+                  <w:r>
+                    <w:rPr>
+                      <w:rFonts w:ascii="Times New Roman" w:hAnsi="Times New Roman"/>
+                      <w:sz w:val="21"/>
+                    </w:rPr>
+                    <w:t xml:space="preserve">– </w:t>
+                  </w:r>
+                  <w:r>
+                    <w:rPr>
+                      <w:rFonts w:ascii="Times New Roman" w:hAnsi="Times New Roman"/>
+                      <w:b/>
+                      <w:sz w:val="21"/>
+                    </w:rPr>
+                    <w:t>Engineering:</w:t>
+                  </w:r>
+                  <w:r>
+                    <w:rPr>
+                      <w:rFonts w:ascii="Times New Roman" w:hAnsi="Times New Roman"/>
+                      <w:sz w:val="21"/>
+                    </w:rPr>
+                    <w:t xml:space="preserve"> expose the causal-validation provenance (which exogenous variable passed or failed the confounding check, and why) as a read-only diagnostic field in </w:t>
+                  </w:r>
+                  <w:r>
+                    <w:rPr>
+                      <w:rFonts w:ascii="Consolas" w:hAnsi="Consolas"/>
+                      <w:sz w:val="21"/>
+                    </w:rPr>
+                    <w:t>/forecast</w:t>
+                  </w:r>
+                  <w:r>
+                    <w:rPr>
+                      <w:rFonts w:ascii="Times New Roman" w:hAnsi="Times New Roman"/>
+                      <w:sz w:val="21"/>
+                    </w:rPr>
+                    <w:t>'s provenance metadata — explicitly not used to alter the forecast value, consistent with the causal layer's validation-only role today.</w:t>
                   </w:r>
                 </w:p>
               </w:tc>
@@ -3079,6 +5724,48 @@
                     <w:t>– Accumulate the forecast journal and compute rolling calibration on issued forecasts.</w:t>
                   </w:r>
                 </w:p>
+                <w:p>
+                  <w:pPr>
+                    <w:spacing w:after="20"/>
+                    <w:jc w:val="left"/>
+                  </w:pPr>
+                  <w:r>
+                    <w:rPr>
+                      <w:rFonts w:ascii="Times New Roman" w:hAnsi="Times New Roman"/>
+                      <w:sz w:val="21"/>
+                    </w:rPr>
+                    <w:t xml:space="preserve">– </w:t>
+                  </w:r>
+                  <w:r>
+                    <w:rPr>
+                      <w:rFonts w:ascii="Times New Roman" w:hAnsi="Times New Roman"/>
+                      <w:b/>
+                      <w:sz w:val="21"/>
+                    </w:rPr>
+                    <w:t>Engineering:</w:t>
+                  </w:r>
+                  <w:r>
+                    <w:rPr>
+                      <w:rFonts w:ascii="Times New Roman" w:hAnsi="Times New Roman"/>
+                      <w:sz w:val="21"/>
+                    </w:rPr>
+                    <w:t xml:space="preserve"> extend </w:t>
+                  </w:r>
+                  <w:r>
+                    <w:rPr>
+                      <w:rFonts w:ascii="Consolas" w:hAnsi="Consolas"/>
+                      <w:sz w:val="21"/>
+                    </w:rPr>
+                    <w:t>/journal</w:t>
+                  </w:r>
+                  <w:r>
+                    <w:rPr>
+                      <w:rFonts w:ascii="Times New Roman" w:hAnsi="Times New Roman"/>
+                      <w:sz w:val="21"/>
+                    </w:rPr>
+                    <w:t xml:space="preserve"> with realised transaction-cost-adjusted performance and rolling calibration diagnostics.</w:t>
+                  </w:r>
+                </w:p>
               </w:tc>
               <w:tc>
                 <w:tcPr>
@@ -3154,6 +5841,34 @@
                     <w:t>– Prepare the sealed-set evaluation record.</w:t>
                   </w:r>
                 </w:p>
+                <w:p>
+                  <w:pPr>
+                    <w:spacing w:after="20"/>
+                    <w:jc w:val="left"/>
+                  </w:pPr>
+                  <w:r>
+                    <w:rPr>
+                      <w:rFonts w:ascii="Times New Roman" w:hAnsi="Times New Roman"/>
+                      <w:sz w:val="21"/>
+                    </w:rPr>
+                    <w:t xml:space="preserve">– </w:t>
+                  </w:r>
+                  <w:r>
+                    <w:rPr>
+                      <w:rFonts w:ascii="Times New Roman" w:hAnsi="Times New Roman"/>
+                      <w:b/>
+                      <w:sz w:val="21"/>
+                    </w:rPr>
+                    <w:t>Engineering:</w:t>
+                  </w:r>
+                  <w:r>
+                    <w:rPr>
+                      <w:rFonts w:ascii="Times New Roman" w:hAnsi="Times New Roman"/>
+                      <w:sz w:val="21"/>
+                    </w:rPr>
+                    <w:t xml:space="preserve"> tag and freeze the API response schemas and forecast-artefact version alongside the written protocol freeze.</w:t>
+                  </w:r>
+                </w:p>
               </w:tc>
               <w:tc>
                 <w:tcPr>
@@ -3227,6 +5942,76 @@
                       <w:sz w:val="21"/>
                     </w:rPr>
                     <w:t>– Report results without modification and without retuning.</w:t>
+                  </w:r>
+                </w:p>
+                <w:p>
+                  <w:pPr>
+                    <w:spacing w:after="20"/>
+                    <w:jc w:val="left"/>
+                  </w:pPr>
+                  <w:r>
+                    <w:rPr>
+                      <w:rFonts w:ascii="Times New Roman" w:hAnsi="Times New Roman"/>
+                      <w:sz w:val="21"/>
+                    </w:rPr>
+                    <w:t xml:space="preserve">– </w:t>
+                  </w:r>
+                  <w:r>
+                    <w:rPr>
+                      <w:rFonts w:ascii="Times New Roman" w:hAnsi="Times New Roman"/>
+                      <w:b/>
+                      <w:sz w:val="21"/>
+                    </w:rPr>
+                    <w:t>Engineering:</w:t>
+                  </w:r>
+                  <w:r>
+                    <w:rPr>
+                      <w:rFonts w:ascii="Times New Roman" w:hAnsi="Times New Roman"/>
+                      <w:sz w:val="21"/>
+                    </w:rPr>
+                    <w:t xml:space="preserve"> serve the sealed-set results through the same frozen </w:t>
+                  </w:r>
+                  <w:r>
+                    <w:rPr>
+                      <w:rFonts w:ascii="Consolas" w:hAnsi="Consolas"/>
+                      <w:sz w:val="21"/>
+                    </w:rPr>
+                    <w:t>/forecast</w:t>
+                  </w:r>
+                  <w:r>
+                    <w:rPr>
+                      <w:rFonts w:ascii="Times New Roman" w:hAnsi="Times New Roman"/>
+                      <w:sz w:val="21"/>
+                    </w:rPr>
+                    <w:t xml:space="preserve">, </w:t>
+                  </w:r>
+                  <w:r>
+                    <w:rPr>
+                      <w:rFonts w:ascii="Consolas" w:hAnsi="Consolas"/>
+                      <w:sz w:val="21"/>
+                    </w:rPr>
+                    <w:t>/risk</w:t>
+                  </w:r>
+                  <w:r>
+                    <w:rPr>
+                      <w:rFonts w:ascii="Times New Roman" w:hAnsi="Times New Roman"/>
+                      <w:sz w:val="21"/>
+                    </w:rPr>
+                    <w:t xml:space="preserve">, and </w:t>
+                  </w:r>
+                  <w:r>
+                    <w:rPr>
+                      <w:rFonts w:ascii="Consolas" w:hAnsi="Consolas"/>
+                      <w:sz w:val="21"/>
+                    </w:rPr>
+                    <w:t>/calibration</w:t>
+                  </w:r>
+                  <w:r>
+                    <w:rPr>
+                      <w:rFonts w:ascii="Times New Roman" w:hAnsi="Times New Roman"/>
+                      <w:sz w:val="21"/>
+                    </w:rPr>
+                    <w:t xml:space="preserve"> endpoints used throughout — no separate reporting path.</w:t>
                   </w:r>
                 </w:p>
               </w:tc>
@@ -3379,6 +6164,34 @@
                     <w:t>– Examine representative failure cases and document limitations.</w:t>
                   </w:r>
                 </w:p>
+                <w:p>
+                  <w:pPr>
+                    <w:spacing w:after="20"/>
+                    <w:jc w:val="left"/>
+                  </w:pPr>
+                  <w:r>
+                    <w:rPr>
+                      <w:rFonts w:ascii="Times New Roman" w:hAnsi="Times New Roman"/>
+                      <w:sz w:val="21"/>
+                    </w:rPr>
+                    <w:t xml:space="preserve">– </w:t>
+                  </w:r>
+                  <w:r>
+                    <w:rPr>
+                      <w:rFonts w:ascii="Times New Roman" w:hAnsi="Times New Roman"/>
+                      <w:b/>
+                      <w:sz w:val="21"/>
+                    </w:rPr>
+                    <w:t>Engineering:</w:t>
+                  </w:r>
+                  <w:r>
+                    <w:rPr>
+                      <w:rFonts w:ascii="Times New Roman" w:hAnsi="Times New Roman"/>
+                      <w:sz w:val="21"/>
+                    </w:rPr>
+                    <w:t xml:space="preserve"> add regime-, pair-, and year-conditional breakdowns to the web application's risk and calibration views.</w:t>
+                  </w:r>
+                </w:p>
               </w:tc>
               <w:tc>
                 <w:tcPr>
@@ -3500,6 +6313,20 @@
               </w:rPr>
             </w:r>
           </w:p>
+          <w:p>
+            <w:pPr>
+              <w:spacing w:after="100"/>
+              <w:ind w:firstLine="340"/>
+              <w:jc w:val="both"/>
+            </w:pPr>
+            <w:r>
+              <w:rPr>
+                <w:rFonts w:ascii="Times New Roman" w:hAnsi="Times New Roman"/>
+                <w:sz w:val="24"/>
+              </w:rPr>
+              <w:t>Software-architecture work therefore runs across Weeks 1–15, extending the already-operating API and web application (Proposed Method and System Architecture) one layer at a time as each research result is frozen, rather than being concentrated in a single week at the end.</w:t>
+            </w:r>
+          </w:p>
         </w:tc>
       </w:tr>
       <w:tr>
@@ -3517,7 +6344,205 @@
                 <w:b/>
                 <w:sz w:val="24"/>
               </w:rPr>
+              <w:t>Deferred / Future Work (Not Scheduled in This Thesis):</w:t>
+            </w:r>
+          </w:p>
+          <w:p>
+            <w:pPr>
+              <w:spacing w:after="100"/>
+              <w:ind w:firstLine="340"/>
+              <w:jc w:val="both"/>
+            </w:pPr>
+            <w:r>
+              <w:rPr>
+                <w:rFonts w:ascii="Times New Roman" w:hAnsi="Times New Roman"/>
+                <w:sz w:val="24"/>
+              </w:rPr>
+              <w:t xml:space="preserve">Some directions surfaced by completed experiments are explicitly </w:t>
+            </w:r>
+            <w:r>
+              <w:rPr>
+                <w:rFonts w:ascii="Times New Roman" w:hAnsi="Times New Roman"/>
+                <w:b/>
+                <w:sz w:val="24"/>
+              </w:rPr>
+              <w:t>not</w:t>
+            </w:r>
+            <w:r>
+              <w:rPr>
+                <w:rFonts w:ascii="Times New Roman" w:hAnsi="Times New Roman"/>
+                <w:sz w:val="24"/>
+              </w:rPr>
+              <w:t xml:space="preserve"> part of the sixteen-week Research Plan above. Listing them here, rather than folding them into the Proposed Method section in a way that would imply they are being built during this thesis, keeps the timeline honest about what is actually committed:</w:t>
+            </w:r>
+          </w:p>
+          <w:p>
+            <w:pPr>
+              <w:pStyle w:val="ListBullet"/>
+              <w:spacing w:after="60"/>
+              <w:ind w:left="454"/>
+              <w:jc w:val="both"/>
+            </w:pPr>
+            <w:r>
+              <w:rPr>
+                <w:rFonts w:ascii="Times New Roman" w:hAnsi="Times New Roman"/>
+                <w:b/>
+                <w:sz w:val="24"/>
+              </w:rPr>
+              <w:t>Causal-conditioned forecast overlay.</w:t>
+            </w:r>
+            <w:r>
+              <w:rPr>
+                <w:rFonts w:ascii="Times New Roman" w:hAnsi="Times New Roman"/>
+                <w:sz w:val="24"/>
+              </w:rPr>
+              <w:t xml:space="preserve"> The VIX→volatility causal effect is real and robust (Double Machine Learning, 6/6 pairs significant after Holm correction; Proposed Method, Causal Discovery Method), but using it to directly adjust the production HAR forecast — tested both as a constant multiplicative overlay and as a Causal-Forest regime-conditional overlay — produced no statistically significant QLIKE improvement in any pair. Deferred pending either a better functional form for combining the causal signal with the HAR forecast, or acceptance that the baseline already absorbs it and no overlay is warranted.</w:t>
+            </w:r>
+          </w:p>
+          <w:p>
+            <w:pPr>
+              <w:pStyle w:val="ListBullet"/>
+              <w:spacing w:after="60"/>
+              <w:ind w:left="454"/>
+              <w:jc w:val="both"/>
+            </w:pPr>
+            <w:r>
+              <w:rPr>
+                <w:rFonts w:ascii="Times New Roman" w:hAnsi="Times New Roman"/>
+                <w:b/>
+                <w:sz w:val="24"/>
+              </w:rPr>
+              <w:t>Contemporaneous causal edges (PCMCI+, τ_min = 0).</w:t>
+            </w:r>
+            <w:r>
+              <w:rPr>
+                <w:rFonts w:ascii="Times New Roman" w:hAnsi="Times New Roman"/>
+                <w:sz w:val="24"/>
+              </w:rPr>
+              <w:t xml:space="preserve"> An exploratory run found several undirected or sign-ambiguous contemporaneous edges between implied-volatility variables and FX volatility, inconsistent in structure with the frozen lagged (τ ≥ 1) result. Resolving the directionality needs a larger sample or a nonlinear conditional-independence test; not attempted in this thesis.</w:t>
+            </w:r>
+          </w:p>
+          <w:p>
+            <w:pPr>
+              <w:pStyle w:val="ListBullet"/>
+              <w:spacing w:after="60"/>
+              <w:ind w:left="454"/>
+              <w:jc w:val="both"/>
+            </w:pPr>
+            <w:r>
+              <w:rPr>
+                <w:rFonts w:ascii="Times New Roman" w:hAnsi="Times New Roman"/>
+                <w:b/>
+                <w:sz w:val="24"/>
+              </w:rPr>
+              <w:t>Cross-pair volatility spillover (DYNOTEARS).</w:t>
+            </w:r>
+            <w:r>
+              <w:rPr>
+                <w:rFonts w:ascii="Times New Roman" w:hAnsi="Times New Roman"/>
+                <w:sz w:val="24"/>
+              </w:rPr>
+              <w:t xml:space="preserve"> A self-implemented DYNOTEARS network (the </w:t>
+            </w:r>
+            <w:r>
+              <w:rPr>
+                <w:rFonts w:ascii="Consolas" w:hAnsi="Consolas"/>
+                <w:sz w:val="24"/>
+              </w:rPr>
+              <w:t>causalnex</w:t>
+            </w:r>
+            <w:r>
+              <w:rPr>
+                <w:rFonts w:ascii="Times New Roman" w:hAnsi="Times New Roman"/>
+                <w:sz w:val="24"/>
+              </w:rPr>
+              <w:t xml:space="preserve"> reference implementation does not support the project's Python version) detects contemporaneous spillover structure between pairs (e.g., AUD/USD↔USD/CAD, EUR/USD→USD/CHF), consistent with an independently run linear Diebold–Yilmaz spillover measure. Neither the linear benchmark nor the DYNOTEARS-derived edges, added as an extra HAR feature, improved test-set QLIKE (six-pair average 0.1281 without vs. 0.1285 with the added column). The structure appears real but is not yet forecastable at a daily horizon with the methods tried; revisiting with a different estimation window or a nonlinear specification is future work.</w:t>
+            </w:r>
+          </w:p>
+          <w:p>
+            <w:pPr>
+              <w:pStyle w:val="ListBullet"/>
+              <w:spacing w:after="60"/>
+              <w:ind w:left="454"/>
+              <w:jc w:val="both"/>
+            </w:pPr>
+            <w:r>
+              <w:rPr>
+                <w:rFonts w:ascii="Times New Roman" w:hAnsi="Times New Roman"/>
+                <w:b/>
+                <w:sz w:val="24"/>
+              </w:rPr>
+              <w:t>Revisiting the exogenous/causal layer if FX-specific implied volatility becomes available.</w:t>
+            </w:r>
+            <w:r>
+              <w:rPr>
+                <w:rFonts w:ascii="Times New Roman" w:hAnsi="Times New Roman"/>
+                <w:sz w:val="24"/>
+              </w:rPr>
+              <w:t xml:space="preserve"> The single most promising untested candidate, </w:t>
+            </w:r>
+            <w:r>
+              <w:rPr>
+                <w:rFonts w:ascii="Consolas" w:hAnsi="Consolas"/>
+                <w:sz w:val="24"/>
+              </w:rPr>
+              <w:t>EVZCLS</w:t>
+            </w:r>
+            <w:r>
+              <w:rPr>
+                <w:rFonts w:ascii="Times New Roman" w:hAnsi="Times New Roman"/>
+                <w:sz w:val="24"/>
+              </w:rPr>
+              <w:t xml:space="preserve"> (EUR/USD-specific implied volatility), was discontinued by CBOE in March 2025 and is unavailable for the sample used here.</w:t>
+            </w:r>
+          </w:p>
+          <w:p>
+            <w:pPr>
+              <w:spacing w:after="100"/>
+              <w:ind w:firstLine="340"/>
+              <w:jc w:val="both"/>
+            </w:pPr>
+            <w:r>
+              <w:rPr>
+                <w:rFonts w:ascii="Times New Roman" w:hAnsi="Times New Roman"/>
+                <w:sz w:val="24"/>
+              </w:rPr>
+              <w:t>None of the above blocks the sealed-set evaluation or the system hardening in Weeks 12–15: the production magnitude forecast for this thesis continues to rely on the extended-HAR baseline alone, with the causal layer contributing to feature-trust validation (implemented) but not to the forecast value itself (deferred).</w:t>
+            </w:r>
+          </w:p>
+        </w:tc>
+      </w:tr>
+      <w:tr>
+        <w:tc>
+          <w:tcPr>
+            <w:tcW w:type="dxa" w:w="9973"/>
+          </w:tcPr>
+          <w:p>
+            <w:pPr>
+              <w:spacing w:after="100"/>
+            </w:pPr>
+            <w:r>
+              <w:rPr>
+                <w:rFonts w:ascii="Times New Roman" w:hAnsi="Times New Roman"/>
+                <w:b/>
+                <w:sz w:val="24"/>
+              </w:rPr>
               <w:t>Work Assignment:</w:t>
+            </w:r>
+          </w:p>
+          <w:p>
+            <w:pPr>
+              <w:spacing w:after="100"/>
+              <w:ind w:firstLine="340"/>
+              <w:jc w:val="both"/>
+            </w:pPr>
+            <w:r>
+              <w:rPr>
+                <w:rFonts w:ascii="Times New Roman" w:hAnsi="Times New Roman"/>
+                <w:i/>
+                <w:sz w:val="24"/>
+              </w:rPr>
+              <w:t>(DRAFT SPLIT — TO BE CONFIRMED BY THE TWO STUDENTS BEFORE SUBMISSION. The advisor explicitly rejected an undifferentiated 50/50 split; the allocation below is a working draft aligned with the codebase's own module boundaries — Member A on the quantitative/statistical core, Member B on the systems/software side — and must be replaced with the two members' actual division of labour, not merely re-approved as written.)</w:t>
             </w:r>
           </w:p>
           <w:tbl>
@@ -3588,7 +6613,7 @@
                       <w:b/>
                       <w:sz w:val="21"/>
                     </w:rPr>
-                    <w:t>Member A</w:t>
+                    <w:t>Member A (Nguyen Quoc Huy)</w:t>
                   </w:r>
                 </w:p>
               </w:tc>
@@ -3608,7 +6633,7 @@
                       <w:b/>
                       <w:sz w:val="21"/>
                     </w:rPr>
-                    <w:t>Member B</w:t>
+                    <w:t>Member B (Huynh Tran Quoc Huy)</w:t>
                   </w:r>
                 </w:p>
               </w:tc>
@@ -3651,7 +6676,7 @@
                       <w:rFonts w:ascii="Times New Roman" w:hAnsi="Times New Roman"/>
                       <w:sz w:val="21"/>
                     </w:rPr>
-                    <w:t>50%</w:t>
+                    <w:t>Lead</w:t>
                   </w:r>
                 </w:p>
               </w:tc>
@@ -3670,7 +6695,7 @@
                       <w:rFonts w:ascii="Times New Roman" w:hAnsi="Times New Roman"/>
                       <w:sz w:val="21"/>
                     </w:rPr>
-                    <w:t>50%</w:t>
+                    <w:t>Support</w:t>
                   </w:r>
                 </w:p>
               </w:tc>
@@ -3713,7 +6738,7 @@
                       <w:rFonts w:ascii="Times New Roman" w:hAnsi="Times New Roman"/>
                       <w:sz w:val="21"/>
                     </w:rPr>
-                    <w:t>50%</w:t>
+                    <w:t>Support</w:t>
                   </w:r>
                 </w:p>
               </w:tc>
@@ -3732,7 +6757,7 @@
                       <w:rFonts w:ascii="Times New Roman" w:hAnsi="Times New Roman"/>
                       <w:sz w:val="21"/>
                     </w:rPr>
-                    <w:t>50%</w:t>
+                    <w:t>Lead</w:t>
                   </w:r>
                 </w:p>
               </w:tc>
@@ -3775,7 +6800,7 @@
                       <w:rFonts w:ascii="Times New Roman" w:hAnsi="Times New Roman"/>
                       <w:sz w:val="21"/>
                     </w:rPr>
-                    <w:t>50%</w:t>
+                    <w:t>Joint</w:t>
                   </w:r>
                 </w:p>
               </w:tc>
@@ -3794,7 +6819,7 @@
                       <w:rFonts w:ascii="Times New Roman" w:hAnsi="Times New Roman"/>
                       <w:sz w:val="21"/>
                     </w:rPr>
-                    <w:t>50%</w:t>
+                    <w:t>Joint</w:t>
                   </w:r>
                 </w:p>
               </w:tc>
@@ -3837,7 +6862,7 @@
                       <w:rFonts w:ascii="Times New Roman" w:hAnsi="Times New Roman"/>
                       <w:sz w:val="21"/>
                     </w:rPr>
-                    <w:t>50%</w:t>
+                    <w:t>Lead</w:t>
                   </w:r>
                 </w:p>
               </w:tc>
@@ -3856,7 +6881,7 @@
                       <w:rFonts w:ascii="Times New Roman" w:hAnsi="Times New Roman"/>
                       <w:sz w:val="21"/>
                     </w:rPr>
-                    <w:t>50%</w:t>
+                    <w:t>Support</w:t>
                   </w:r>
                 </w:p>
               </w:tc>
@@ -3899,7 +6924,7 @@
                       <w:rFonts w:ascii="Times New Roman" w:hAnsi="Times New Roman"/>
                       <w:sz w:val="21"/>
                     </w:rPr>
-                    <w:t>50%</w:t>
+                    <w:t>Lead</w:t>
                   </w:r>
                 </w:p>
               </w:tc>
@@ -3918,7 +6943,7 @@
                       <w:rFonts w:ascii="Times New Roman" w:hAnsi="Times New Roman"/>
                       <w:sz w:val="21"/>
                     </w:rPr>
-                    <w:t>50%</w:t>
+                    <w:t>Support</w:t>
                   </w:r>
                 </w:p>
               </w:tc>
@@ -3961,7 +6986,7 @@
                       <w:rFonts w:ascii="Times New Roman" w:hAnsi="Times New Roman"/>
                       <w:sz w:val="21"/>
                     </w:rPr>
-                    <w:t>50%</w:t>
+                    <w:t>Lead</w:t>
                   </w:r>
                 </w:p>
               </w:tc>
@@ -3980,7 +7005,7 @@
                       <w:rFonts w:ascii="Times New Roman" w:hAnsi="Times New Roman"/>
                       <w:sz w:val="21"/>
                     </w:rPr>
-                    <w:t>50%</w:t>
+                    <w:t>Support</w:t>
                   </w:r>
                 </w:p>
               </w:tc>
@@ -4023,7 +7048,7 @@
                       <w:rFonts w:ascii="Times New Roman" w:hAnsi="Times New Roman"/>
                       <w:sz w:val="21"/>
                     </w:rPr>
-                    <w:t>50%</w:t>
+                    <w:t>Lead</w:t>
                   </w:r>
                 </w:p>
               </w:tc>
@@ -4042,7 +7067,7 @@
                       <w:rFonts w:ascii="Times New Roman" w:hAnsi="Times New Roman"/>
                       <w:sz w:val="21"/>
                     </w:rPr>
-                    <w:t>50%</w:t>
+                    <w:t>Support</w:t>
                   </w:r>
                 </w:p>
               </w:tc>
@@ -4066,7 +7091,7 @@
                       <w:rFonts w:ascii="Times New Roman" w:hAnsi="Times New Roman"/>
                       <w:sz w:val="21"/>
                     </w:rPr>
-                    <w:t>Develop the exogenous, textual and causal information layers</w:t>
+                    <w:t>Develop the exogenous, causal (five-method triangulation), and cross-asset information layers</w:t>
                   </w:r>
                 </w:p>
               </w:tc>
@@ -4085,7 +7110,7 @@
                       <w:rFonts w:ascii="Times New Roman" w:hAnsi="Times New Roman"/>
                       <w:sz w:val="21"/>
                     </w:rPr>
-                    <w:t>50%</w:t>
+                    <w:t>Lead</w:t>
                   </w:r>
                 </w:p>
               </w:tc>
@@ -4104,7 +7129,7 @@
                       <w:rFonts w:ascii="Times New Roman" w:hAnsi="Times New Roman"/>
                       <w:sz w:val="21"/>
                     </w:rPr>
-                    <w:t>50%</w:t>
+                    <w:t>Support</w:t>
                   </w:r>
                 </w:p>
               </w:tc>
@@ -4147,7 +7172,7 @@
                       <w:rFonts w:ascii="Times New Roman" w:hAnsi="Times New Roman"/>
                       <w:sz w:val="21"/>
                     </w:rPr>
-                    <w:t>50%</w:t>
+                    <w:t>Support</w:t>
                   </w:r>
                 </w:p>
               </w:tc>
@@ -4166,7 +7191,7 @@
                       <w:rFonts w:ascii="Times New Roman" w:hAnsi="Times New Roman"/>
                       <w:sz w:val="21"/>
                     </w:rPr>
-                    <w:t>50%</w:t>
+                    <w:t>Lead</w:t>
                   </w:r>
                 </w:p>
               </w:tc>
@@ -4209,7 +7234,7 @@
                       <w:rFonts w:ascii="Times New Roman" w:hAnsi="Times New Roman"/>
                       <w:sz w:val="21"/>
                     </w:rPr>
-                    <w:t>50%</w:t>
+                    <w:t>Lead</w:t>
                   </w:r>
                 </w:p>
               </w:tc>
@@ -4228,7 +7253,7 @@
                       <w:rFonts w:ascii="Times New Roman" w:hAnsi="Times New Roman"/>
                       <w:sz w:val="21"/>
                     </w:rPr>
-                    <w:t>50%</w:t>
+                    <w:t>Support</w:t>
                   </w:r>
                 </w:p>
               </w:tc>
@@ -4271,7 +7296,7 @@
                       <w:rFonts w:ascii="Times New Roman" w:hAnsi="Times New Roman"/>
                       <w:sz w:val="21"/>
                     </w:rPr>
-                    <w:t>50%</w:t>
+                    <w:t>Joint</w:t>
                   </w:r>
                 </w:p>
               </w:tc>
@@ -4290,7 +7315,7 @@
                       <w:rFonts w:ascii="Times New Roman" w:hAnsi="Times New Roman"/>
                       <w:sz w:val="21"/>
                     </w:rPr>
-                    <w:t>50%</w:t>
+                    <w:t>Joint</w:t>
                   </w:r>
                 </w:p>
               </w:tc>
@@ -4333,7 +7358,7 @@
                       <w:rFonts w:ascii="Times New Roman" w:hAnsi="Times New Roman"/>
                       <w:sz w:val="21"/>
                     </w:rPr>
-                    <w:t>50%</w:t>
+                    <w:t>Joint</w:t>
                   </w:r>
                 </w:p>
               </w:tc>
@@ -4352,7 +7377,7 @@
                       <w:rFonts w:ascii="Times New Roman" w:hAnsi="Times New Roman"/>
                       <w:sz w:val="21"/>
                     </w:rPr>
-                    <w:t>50%</w:t>
+                    <w:t>Joint</w:t>
                   </w:r>
                 </w:p>
               </w:tc>
@@ -4376,7 +7401,7 @@
                       <w:rFonts w:ascii="Times New Roman" w:hAnsi="Times New Roman"/>
                       <w:sz w:val="21"/>
                     </w:rPr>
-                    <w:t>Implement the application programming interface and user interface</w:t>
+                    <w:t>Design and implement the data pipeline scheduling and module contracts</w:t>
                   </w:r>
                 </w:p>
               </w:tc>
@@ -4395,7 +7420,7 @@
                       <w:rFonts w:ascii="Times New Roman" w:hAnsi="Times New Roman"/>
                       <w:sz w:val="21"/>
                     </w:rPr>
-                    <w:t>50%</w:t>
+                    <w:t>Support</w:t>
                   </w:r>
                 </w:p>
               </w:tc>
@@ -4414,7 +7439,131 @@
                       <w:rFonts w:ascii="Times New Roman" w:hAnsi="Times New Roman"/>
                       <w:sz w:val="21"/>
                     </w:rPr>
-                    <w:t>50%</w:t>
+                    <w:t>Lead</w:t>
+                  </w:r>
+                </w:p>
+              </w:tc>
+            </w:tr>
+            <w:tr>
+              <w:trPr>
+                <w:cantSplit/>
+              </w:trPr>
+              <w:tc>
+                <w:tcPr>
+                  <w:tcW w:type="dxa" w:w="5329"/>
+                </w:tcPr>
+                <w:p>
+                  <w:pPr>
+                    <w:spacing w:after="20"/>
+                    <w:jc w:val="left"/>
+                  </w:pPr>
+                  <w:r/>
+                  <w:r>
+                    <w:rPr>
+                      <w:rFonts w:ascii="Times New Roman" w:hAnsi="Times New Roman"/>
+                      <w:sz w:val="21"/>
+                    </w:rPr>
+                    <w:t>Implement the API layer (FastAPI routers, response schemas)</w:t>
+                  </w:r>
+                </w:p>
+              </w:tc>
+              <w:tc>
+                <w:tcPr>
+                  <w:tcW w:type="dxa" w:w="1928"/>
+                </w:tcPr>
+                <w:p>
+                  <w:pPr>
+                    <w:spacing w:after="20"/>
+                    <w:jc w:val="center"/>
+                  </w:pPr>
+                  <w:r/>
+                  <w:r>
+                    <w:rPr>
+                      <w:rFonts w:ascii="Times New Roman" w:hAnsi="Times New Roman"/>
+                      <w:sz w:val="21"/>
+                    </w:rPr>
+                    <w:t>Support</w:t>
+                  </w:r>
+                </w:p>
+              </w:tc>
+              <w:tc>
+                <w:tcPr>
+                  <w:tcW w:type="dxa" w:w="1928"/>
+                </w:tcPr>
+                <w:p>
+                  <w:pPr>
+                    <w:spacing w:after="20"/>
+                    <w:jc w:val="center"/>
+                  </w:pPr>
+                  <w:r/>
+                  <w:r>
+                    <w:rPr>
+                      <w:rFonts w:ascii="Times New Roman" w:hAnsi="Times New Roman"/>
+                      <w:sz w:val="21"/>
+                    </w:rPr>
+                    <w:t>Lead</w:t>
+                  </w:r>
+                </w:p>
+              </w:tc>
+            </w:tr>
+            <w:tr>
+              <w:trPr>
+                <w:cantSplit/>
+              </w:trPr>
+              <w:tc>
+                <w:tcPr>
+                  <w:tcW w:type="dxa" w:w="5329"/>
+                </w:tcPr>
+                <w:p>
+                  <w:pPr>
+                    <w:spacing w:after="20"/>
+                    <w:jc w:val="left"/>
+                  </w:pPr>
+                  <w:r/>
+                  <w:r>
+                    <w:rPr>
+                      <w:rFonts w:ascii="Times New Roman" w:hAnsi="Times New Roman"/>
+                      <w:sz w:val="21"/>
+                    </w:rPr>
+                    <w:t>Implement the web application and its three deployment variants</w:t>
+                  </w:r>
+                </w:p>
+              </w:tc>
+              <w:tc>
+                <w:tcPr>
+                  <w:tcW w:type="dxa" w:w="1928"/>
+                </w:tcPr>
+                <w:p>
+                  <w:pPr>
+                    <w:spacing w:after="20"/>
+                    <w:jc w:val="center"/>
+                  </w:pPr>
+                  <w:r/>
+                  <w:r>
+                    <w:rPr>
+                      <w:rFonts w:ascii="Times New Roman" w:hAnsi="Times New Roman"/>
+                      <w:sz w:val="21"/>
+                    </w:rPr>
+                    <w:t>Support</w:t>
+                  </w:r>
+                </w:p>
+              </w:tc>
+              <w:tc>
+                <w:tcPr>
+                  <w:tcW w:type="dxa" w:w="1928"/>
+                </w:tcPr>
+                <w:p>
+                  <w:pPr>
+                    <w:spacing w:after="20"/>
+                    <w:jc w:val="center"/>
+                  </w:pPr>
+                  <w:r/>
+                  <w:r>
+                    <w:rPr>
+                      <w:rFonts w:ascii="Times New Roman" w:hAnsi="Times New Roman"/>
+                      <w:sz w:val="21"/>
+                    </w:rPr>
+                    <w:t>Lead</w:t>
                   </w:r>
                 </w:p>
               </w:tc>
@@ -4457,7 +7606,7 @@
                       <w:rFonts w:ascii="Times New Roman" w:hAnsi="Times New Roman"/>
                       <w:sz w:val="21"/>
                     </w:rPr>
-                    <w:t>50%</w:t>
+                    <w:t>Joint</w:t>
                   </w:r>
                 </w:p>
               </w:tc>
@@ -4476,7 +7625,7 @@
                       <w:rFonts w:ascii="Times New Roman" w:hAnsi="Times New Roman"/>
                       <w:sz w:val="21"/>
                     </w:rPr>
-                    <w:t>50%</w:t>
+                    <w:t>Joint</w:t>
                   </w:r>
                 </w:p>
               </w:tc>
@@ -4519,7 +7668,7 @@
                       <w:rFonts w:ascii="Times New Roman" w:hAnsi="Times New Roman"/>
                       <w:sz w:val="21"/>
                     </w:rPr>
-                    <w:t>50%</w:t>
+                    <w:t>Joint</w:t>
                   </w:r>
                 </w:p>
               </w:tc>
@@ -4538,7 +7687,7 @@
                       <w:rFonts w:ascii="Times New Roman" w:hAnsi="Times New Roman"/>
                       <w:sz w:val="21"/>
                     </w:rPr>
-                    <w:t>50%</w:t>
+                    <w:t>Joint</w:t>
                   </w:r>
                 </w:p>
               </w:tc>
@@ -4581,7 +7730,7 @@
                       <w:rFonts w:ascii="Times New Roman" w:hAnsi="Times New Roman"/>
                       <w:sz w:val="21"/>
                     </w:rPr>
-                    <w:t>50%</w:t>
+                    <w:t>Joint</w:t>
                   </w:r>
                 </w:p>
               </w:tc>
@@ -4600,7 +7749,7 @@
                       <w:rFonts w:ascii="Times New Roman" w:hAnsi="Times New Roman"/>
                       <w:sz w:val="21"/>
                     </w:rPr>
-                    <w:t>50%</w:t>
+                    <w:t>Joint</w:t>
                   </w:r>
                 </w:p>
               </w:tc>
@@ -4628,7 +7777,7 @@
                 <w:rFonts w:ascii="Times New Roman" w:hAnsi="Times New Roman"/>
                 <w:sz w:val="24"/>
               </w:rPr>
-              <w:t>Work is split evenly across all activities. Both members are jointly responsible for every stage rather than owning separate stages independently, consistent with the collaborative nature of the research.</w:t>
+              <w:t>"Lead" denotes primary ownership and accountability for a task; "Support" denotes review, testing, and secondary contribution; "Joint" denotes tasks genuinely carried out together (protocol decisions, evaluation, writing, and defence) where a lead/support split would misrepresent how the work is actually done. Both members remain jointly responsible for the correctness of the full system regardless of individual lead assignments.</w:t>
             </w:r>
           </w:p>
         </w:tc>

--- a/docs/THESIS_PROPOSAL.docx
+++ b/docs/THESIS_PROPOSAL.docx
@@ -306,7 +306,37 @@
                 <w:rFonts w:ascii="Times New Roman" w:hAnsi="Times New Roman"/>
                 <w:sz w:val="24"/>
               </w:rPr>
-              <w:t>The foreign exchange (FX) market is the largest and most liquid financial market in the world, and a large number of decision support tools are marketed to retail participants. Such tools typically display a directional forecast, a set of chart-pattern signals, and a qualitative confidence label. The empirical foundation for these outputs is, however, considerably weaker than their presentation suggests. Daily exchange rate returns have resisted prediction since the benchmark result of Meese and Rogoff [1], and large-scale replications of technical trading rules in currencies report that in-sample profitability largely disappears out of sample and that residual abnormal returns are absorbed by a single time-series momentum factor [2], [3].</w:t>
+              <w:t xml:space="preserve">The foreign exchange (FX) market is the largest and most liquid financial market in the world, and many decision-support tools marketed to retail participants display a directional forecast, chart-pattern signals, and a qualitative confidence label whose empirical foundation is weaker than their presentation suggests. Daily exchange-rate returns have resisted prediction since Meese and Rogoff [1], and large-scale replications of technical trading rules report that in-sample profitability largely disappears out of sample, with residual abnormal returns absorbed by a time-series momentum factor [2], [3]. The central difficulty is inference under a low signal-to-noise ratio combined with a large hypothesis space: a system that evaluates thousands of candidate rules will find many spurious relationships unless the hypothesis space is enumerated in advance and the family-wise error rate is controlled [4]–[6]. A related, less-addressed difficulty is that a negative finding is uninformative without its minimum detectable effect size (MDES) — otherwise "there is nothing there" and "the test could not have found it" are indistinguishable. Predictability is also not one property: the </w:t>
+            </w:r>
+            <w:r>
+              <w:rPr>
+                <w:rFonts w:ascii="Times New Roman" w:hAnsi="Times New Roman"/>
+                <w:i/>
+                <w:sz w:val="24"/>
+              </w:rPr>
+              <w:t>direction</w:t>
+            </w:r>
+            <w:r>
+              <w:rPr>
+                <w:rFonts w:ascii="Times New Roman" w:hAnsi="Times New Roman"/>
+                <w:sz w:val="24"/>
+              </w:rPr>
+              <w:t xml:space="preserve"> and </w:t>
+            </w:r>
+            <w:r>
+              <w:rPr>
+                <w:rFonts w:ascii="Times New Roman" w:hAnsi="Times New Roman"/>
+                <w:i/>
+                <w:sz w:val="24"/>
+              </w:rPr>
+              <w:t>magnitude</w:t>
+            </w:r>
+            <w:r>
+              <w:rPr>
+                <w:rFonts w:ascii="Times New Roman" w:hAnsi="Times New Roman"/>
+                <w:sz w:val="24"/>
+              </w:rPr>
+              <w:t xml:space="preserve"> axes have different empirical status — the HAR model of realized volatility [7]–[9] gives well-established magnitude forecasts while directional skill remains contested [10], [11] — so a decision support system should state explicitly which axis it claims skill on and demonstrate that under a fixed protocol.</w:t>
             </w:r>
           </w:p>
           <w:p>
@@ -320,37 +350,7 @@
                 <w:rFonts w:ascii="Times New Roman" w:hAnsi="Times New Roman"/>
                 <w:sz w:val="24"/>
               </w:rPr>
-              <w:t xml:space="preserve">The central methodological difficulty is not model capacity but </w:t>
-            </w:r>
-            <w:r>
-              <w:rPr>
-                <w:rFonts w:ascii="Times New Roman" w:hAnsi="Times New Roman"/>
-                <w:b/>
-                <w:sz w:val="24"/>
-              </w:rPr>
-              <w:t>inference under a low signal-to-noise ratio combined with a large hypothesis space</w:t>
-            </w:r>
-            <w:r>
-              <w:rPr>
-                <w:rFonts w:ascii="Times New Roman" w:hAnsi="Times New Roman"/>
-                <w:sz w:val="24"/>
-              </w:rPr>
-              <w:t xml:space="preserve">. A system that evaluates thousands of candidate rules, feature sets, or model configurations will identify many nominally significant relationships purely by chance. Unless the hypothesis space is enumerated in advance and the family-wise error rate is controlled — for example by resampling-based step-down procedures [4] or by tests of superior predictive ability over an entire model family [5] — the resulting system reports discoveries that do not survive replication [6]. A second and less frequently addressed difficulty concerns </w:t>
-            </w:r>
-            <w:r>
-              <w:rPr>
-                <w:rFonts w:ascii="Times New Roman" w:hAnsi="Times New Roman"/>
-                <w:b/>
-                <w:sz w:val="24"/>
-              </w:rPr>
-              <w:t>negative findings</w:t>
-            </w:r>
-            <w:r>
-              <w:rPr>
-                <w:rFonts w:ascii="Times New Roman" w:hAnsi="Times New Roman"/>
-                <w:sz w:val="24"/>
-              </w:rPr>
-              <w:t>: reporting that no effect was detected is uninformative unless the minimum detectable effect size (MDES) of the testing procedure is also reported, because "there is nothing there" and "the procedure could not have found it" are otherwise indistinguishable.</w:t>
+              <w:t>Preliminary work by the group has established feasibility through three staged, pre-registered phases, each closed with a written decision record. A complete data pipeline covers six major pairs (EUR/USD, GBP/USD, USD/JPY, AUD/USD, USD/CAD, USD/CHF) over 2010–2025 (≈34.9 million one-minute bars); a production volatility layer, a three-class probability layer, and a risk layer run end to end through an operating web application updated on a daily schedule. The extended HAR specification attains a test-set QLIKE of 0.1585 versus 0.2172 for the prior baseline, and fourteen ML/DL alternatives plus 509 forecast combinations fail to displace it from the Model Confidence Set [12]. On the direction axis, 8,652 enumerated rule hypotheses across twelve discovery branches (price patterns and central-bank communication) yield zero survivors after family-wise error control, with measured detection power at a lift of 1.20. A further pre-registered ablation of exogenous macro/cross-asset variables under a causal-versus-validation feature-selection design is completed and frozen; its sealed-set evaluation was withheld because the pre-specified opening rule was not met.</w:t>
             </w:r>
           </w:p>
           <w:p>
@@ -364,7 +364,7 @@
                 <w:rFonts w:ascii="Times New Roman" w:hAnsi="Times New Roman"/>
                 <w:sz w:val="24"/>
               </w:rPr>
-              <w:t xml:space="preserve">A third observation motivates the design adopted here. Predictability in FX is not a single property: it should be decomposed by </w:t>
+              <w:t xml:space="preserve">This thesis therefore addresses a problem that is as much </w:t>
             </w:r>
             <w:r>
               <w:rPr>
@@ -372,131 +372,14 @@
                 <w:b/>
                 <w:sz w:val="24"/>
               </w:rPr>
-              <w:t>target axis</w:t>
-            </w:r>
-            <w:r>
-              <w:rPr>
-                <w:rFonts w:ascii="Times New Roman" w:hAnsi="Times New Roman"/>
-                <w:sz w:val="24"/>
-              </w:rPr>
-              <w:t xml:space="preserve">. The </w:t>
-            </w:r>
-            <w:r>
-              <w:rPr>
-                <w:rFonts w:ascii="Times New Roman" w:hAnsi="Times New Roman"/>
-                <w:i/>
-                <w:sz w:val="24"/>
-              </w:rPr>
-              <w:t>direction</w:t>
-            </w:r>
-            <w:r>
-              <w:rPr>
-                <w:rFonts w:ascii="Times New Roman" w:hAnsi="Times New Roman"/>
-                <w:sz w:val="24"/>
-              </w:rPr>
-              <w:t xml:space="preserve"> axis (will the price rise or fall) and the </w:t>
-            </w:r>
-            <w:r>
-              <w:rPr>
-                <w:rFonts w:ascii="Times New Roman" w:hAnsi="Times New Roman"/>
-                <w:i/>
-                <w:sz w:val="24"/>
-              </w:rPr>
-              <w:t>magnitude</w:t>
-            </w:r>
-            <w:r>
-              <w:rPr>
-                <w:rFonts w:ascii="Times New Roman" w:hAnsi="Times New Roman"/>
-                <w:sz w:val="24"/>
-              </w:rPr>
-              <w:t xml:space="preserve"> axis (how large will the movement be) have very different empirical status. The heterogeneous autoregressive (HAR) model of realized volatility [7] and its extensions incorporating measurement-error correction [8] and jump/semivariance components [9] provide well-established magnitude forecasts, whereas directional skill remains contested. Recent comparative studies further report that nonlinear machine-learning models do not statistically outperform linear specifications for realized volatility once multiple testing is accounted for [10], and that time-series foundation models do not consistently beat a log-HAR benchmark [11]. A decision support system should therefore state explicitly </w:t>
-            </w:r>
-            <w:r>
-              <w:rPr>
-                <w:rFonts w:ascii="Times New Roman" w:hAnsi="Times New Roman"/>
-                <w:i/>
-                <w:sz w:val="24"/>
-              </w:rPr>
-              <w:t>on which axis</w:t>
-            </w:r>
-            <w:r>
-              <w:rPr>
-                <w:rFonts w:ascii="Times New Roman" w:hAnsi="Times New Roman"/>
-                <w:sz w:val="24"/>
-              </w:rPr>
-              <w:t xml:space="preserve"> it claims skill, and should demonstrate that claim under a fixed evaluation protocol rather than asserting it.</w:t>
-            </w:r>
-          </w:p>
-          <w:p>
-            <w:pPr>
-              <w:spacing w:after="100"/>
-              <w:ind w:firstLine="340"/>
-              <w:jc w:val="both"/>
-            </w:pPr>
-            <w:r>
-              <w:rPr>
-                <w:rFonts w:ascii="Times New Roman" w:hAnsi="Times New Roman"/>
-                <w:sz w:val="24"/>
-              </w:rPr>
-              <w:t>Preliminary work carried out by the group has established the feasibility and the empirical baseline for this design, and has already progressed through three staged, pre-registered information layers, each closed with a written decision record before the next was opened. A complete data pipeline has been constructed for six major currency pairs (EUR/USD, GBP/USD, USD/JPY, AUD/USD, USD/CAD, USD/CHF) over 2010–2025, aggregating approximately 34.9 million one-minute bars into daily bars and five-minute realized measures; a production volatility layer, a three-class probability layer, and a risk layer have been implemented end to end and are served through an operating web application updated on a daily schedule. Under a fixed 70/15/15 temporal split, the extended HAR specification attains a test-set QLIKE of 0.1585 against 0.2172 for the previous baseline, while fourteen machine-learning and deep-learning alternatives, two zero-shot time-series foundation models, and 509 forecast combinations fail to displace it from the Model Confidence Set [12]. On the direction axis, 8,652 fully enumerated rule hypotheses across twelve independent discovery branches — spanning historical price patterns and, in a subsequent closed phase, four independent representations of official central-bank communication — yield zero survivors after family-wise error control, with a measured detection power corresponding to a lift of 1.20. A further pre-registered investigation of exogenous macroeconomic and cross-asset variables under a causal-versus-validation feature-selection ablation has also been completed and frozen, with its sealed-set evaluation deliberately withheld because the pre-specified decision rule for opening it was not met.</w:t>
-            </w:r>
-          </w:p>
-          <w:p>
-            <w:pPr>
-              <w:spacing w:after="100"/>
-              <w:ind w:firstLine="340"/>
-              <w:jc w:val="both"/>
-            </w:pPr>
-            <w:r>
-              <w:rPr>
-                <w:rFonts w:ascii="Times New Roman" w:hAnsi="Times New Roman"/>
-                <w:sz w:val="24"/>
-              </w:rPr>
-              <w:t xml:space="preserve">This thesis therefore addresses a research problem that is methodological as much as it is predictive: </w:t>
-            </w:r>
-            <w:r>
-              <w:rPr>
-                <w:rFonts w:ascii="Times New Roman" w:hAnsi="Times New Roman"/>
-                <w:b/>
-                <w:sz w:val="24"/>
-              </w:rPr>
-              <w:t>how to construct a decision support system for FX whose every displayed quantity is traceable to a measurement under a pre-registered evaluation protocol, which states the axis on which it has skill, which quantifies the strength of its negative findings, and which converts calibrated uncertainty into actionable risk limits.</w:t>
-            </w:r>
-            <w:r>
-              <w:rPr>
-                <w:rFonts w:ascii="Times New Roman" w:hAnsi="Times New Roman"/>
-                <w:sz w:val="24"/>
-              </w:rPr>
-              <w:t xml:space="preserve"> The closed phases established what does and does not carry information; the remaining work consists of completing a small number of explicitly identified residual validation items within the existing protocol (rather than reopening its settled conclusions), performing the single sealed-set evaluation, and finalising the system and its documentation.</w:t>
-            </w:r>
-          </w:p>
-          <w:p>
-            <w:pPr>
-              <w:spacing w:after="100"/>
-              <w:ind w:firstLine="340"/>
-              <w:jc w:val="both"/>
-            </w:pPr>
-            <w:r>
-              <w:rPr>
-                <w:rFonts w:ascii="Times New Roman" w:hAnsi="Times New Roman"/>
-                <w:sz w:val="24"/>
-              </w:rPr>
-              <w:t xml:space="preserve">This is deliberately a systems thesis as much as a statistics thesis: the pre-registered protocol above is only a decision-support </w:t>
-            </w:r>
-            <w:r>
-              <w:rPr>
-                <w:rFonts w:ascii="Times New Roman" w:hAnsi="Times New Roman"/>
-                <w:i/>
-                <w:sz w:val="24"/>
-              </w:rPr>
-              <w:t>system</w:t>
-            </w:r>
-            <w:r>
-              <w:rPr>
-                <w:rFonts w:ascii="Times New Roman" w:hAnsi="Times New Roman"/>
-                <w:sz w:val="24"/>
-              </w:rPr>
-              <w:t xml:space="preserve"> if every one of its numbers is produced, versioned, and served by software that operates continuously rather than by a script run once for a report. The data pipeline, computation layer, API, and web application described in the Proposed Method section below are therefore treated as a primary deliverable, developed and extended across the full sixteen-week timeline rather than assembled at its end.</w:t>
+              <w:t>engineering</w:t>
+            </w:r>
+            <w:r>
+              <w:rPr>
+                <w:rFonts w:ascii="Times New Roman" w:hAnsi="Times New Roman"/>
+                <w:sz w:val="24"/>
+              </w:rPr>
+              <w:t xml:space="preserve"> as it is statistical: constructing a decision support system whose every displayed number is traceable to a pre-registered measurement, states the axis on which it has skill, quantifies its negative findings, and is delivered as software that runs continuously rather than as a script for a report. The data pipeline, computation layer, API, and web application (Proposed Method and System Architecture) are a primary deliverable, developed across the full sixteen weeks rather than assembled at the end. The remaining research work is a small number of explicitly identified residual validation items, the single sealed-set evaluation, and system hardening.</w:t>
             </w:r>
           </w:p>
         </w:tc>
@@ -530,39 +413,23 @@
                 <w:rFonts w:ascii="Times New Roman" w:hAnsi="Times New Roman"/>
                 <w:sz w:val="24"/>
               </w:rPr>
-              <w:t>Before specifying the proposed system, the group surveyed the retail FX decision-support tools that already compete for the same user attention this thesis targets, so that the contribution claimed below is stated relative to what exists rather than in the abstract.</w:t>
-            </w:r>
-          </w:p>
-          <w:p>
-            <w:pPr>
-              <w:pStyle w:val="ListBullet"/>
-              <w:spacing w:after="60"/>
-              <w:ind w:left="454"/>
-              <w:jc w:val="both"/>
-            </w:pPr>
+              <w:t xml:space="preserve">The group surveyed existing retail FX decision-support tools so the contribution below is stated relative to what exists, not in the abstract. </w:t>
+            </w:r>
             <w:r>
               <w:rPr>
                 <w:rFonts w:ascii="Times New Roman" w:hAnsi="Times New Roman"/>
                 <w:b/>
                 <w:sz w:val="24"/>
               </w:rPr>
-              <w:t>Signal marketplaces on trading platforms</w:t>
-            </w:r>
-            <w:r>
-              <w:rPr>
-                <w:rFonts w:ascii="Times New Roman" w:hAnsi="Times New Roman"/>
-                <w:sz w:val="24"/>
-              </w:rPr>
-              <w:t xml:space="preserve"> (e.g., MQL5/MetaTrader signal and expert-advisor marketplaces, TradingView public scripts) publish a directional call and a track record computed on the vendor's own in-sample selection, with no pre-registered protocol, no multiple-testing correction across the many scripts a user can browse, and no reported minimum detectable effect size for a "no edge" verdict.</w:t>
-            </w:r>
-          </w:p>
-          <w:p>
-            <w:pPr>
-              <w:pStyle w:val="ListBullet"/>
-              <w:spacing w:after="60"/>
-              <w:ind w:left="454"/>
-              <w:jc w:val="both"/>
-            </w:pPr>
+              <w:t>Signal marketplaces</w:t>
+            </w:r>
+            <w:r>
+              <w:rPr>
+                <w:rFonts w:ascii="Times New Roman" w:hAnsi="Times New Roman"/>
+                <w:sz w:val="24"/>
+              </w:rPr>
+              <w:t xml:space="preserve"> (MQL5/MetaTrader, TradingView public scripts) publish a track record from the vendor's own in-sample selection, with no pre-registered protocol or multiple-testing correction across the many scripts a user browses. </w:t>
+            </w:r>
             <w:r>
               <w:rPr>
                 <w:rFonts w:ascii="Times New Roman" w:hAnsi="Times New Roman"/>
@@ -576,44 +443,22 @@
                 <w:rFonts w:ascii="Times New Roman" w:hAnsi="Times New Roman"/>
                 <w:sz w:val="24"/>
               </w:rPr>
-              <w:t xml:space="preserve"> (e.g., Myfxbook, FX Blue) report realized statistics of a user's own trade history but do not issue forward-looking calibrated probabilities or a stop-out probability by holding horizon; risk figures, where present, are descriptive rather than backtested against formal coverage tests.</w:t>
-            </w:r>
-          </w:p>
-          <w:p>
-            <w:pPr>
-              <w:pStyle w:val="ListBullet"/>
-              <w:spacing w:after="60"/>
-              <w:ind w:left="454"/>
-              <w:jc w:val="both"/>
-            </w:pPr>
+              <w:t xml:space="preserve"> (Myfxbook, FX Blue) report realized trade statistics but no forward-looking calibrated probabilities or backtested risk figures. </w:t>
+            </w:r>
             <w:r>
               <w:rPr>
                 <w:rFonts w:ascii="Times New Roman" w:hAnsi="Times New Roman"/>
                 <w:b/>
                 <w:sz w:val="24"/>
               </w:rPr>
-              <w:t>Broker-supplied "confidence" or "sentiment" widgets</w:t>
-            </w:r>
-            <w:r>
-              <w:rPr>
-                <w:rFonts w:ascii="Times New Roman" w:hAnsi="Times New Roman"/>
-                <w:sz w:val="24"/>
-              </w:rPr>
-              <w:t xml:space="preserve"> attach a qualitative label (e.g., a percentage of retail positions long/short) to a pair without stating a proper scoring rule, a baseline, or a calibration diagnostic, so the number cannot be interpreted as a probability.</w:t>
-            </w:r>
-          </w:p>
-          <w:p>
-            <w:pPr>
-              <w:spacing w:after="100"/>
-              <w:ind w:firstLine="340"/>
-              <w:jc w:val="both"/>
-            </w:pPr>
-            <w:r>
-              <w:rPr>
-                <w:rFonts w:ascii="Times New Roman" w:hAnsi="Times New Roman"/>
-                <w:sz w:val="24"/>
-              </w:rPr>
-              <w:t>None of the surveyed categories discloses (a) the hypothesis space searched, (b) the multiple-testing correction applied, (c) a calibration or coverage guarantee for its stated confidence, or (d) a quantified probability of ruin behind its position-size suggestion — properties long identified as missing from applied decision support systems generally [27] and which this thesis is designed to provide for the FX case specifically. This gap, rather than a claim of superior raw directional accuracy, is the specific contribution the proposed system targets.</w:t>
+              <w:t>Broker "confidence"/"sentiment" widgets</w:t>
+            </w:r>
+            <w:r>
+              <w:rPr>
+                <w:rFonts w:ascii="Times New Roman" w:hAnsi="Times New Roman"/>
+                <w:sz w:val="24"/>
+              </w:rPr>
+              <w:t xml:space="preserve"> attach a qualitative label with no proper scoring rule or calibration diagnostic. None discloses the hypothesis space searched, the multiple-testing correction applied, a calibration guarantee, or a quantified probability of ruin — properties missing from applied decision support systems generally [27]. This gap, not a claim of superior directional accuracy, is what the proposed system targets.</w:t>
             </w:r>
           </w:p>
         </w:tc>
@@ -647,7 +492,7 @@
                 <w:rFonts w:ascii="Times New Roman" w:hAnsi="Times New Roman"/>
                 <w:sz w:val="24"/>
               </w:rPr>
-              <w:t>The primary objective of this research is to design, implement, and empirically validate a decision support system for foreign exchange trading in which forecast skill is established per target axis under strict multiple-testing control, uncertainty is communicated through calibrated conformal prediction sets, and position sizing is constrained by an estimated probability of ruin under explicitly stated assumptions.</w:t>
+              <w:t>The primary objective is to design, implement, and empirically validate a decision support system for FX trading in which forecast skill is established per target axis under strict multiple-testing control, uncertainty is communicated through calibrated conformal prediction, and position sizing is constrained by an estimated probability of ruin.</w:t>
             </w:r>
           </w:p>
           <w:p>
@@ -661,7 +506,7 @@
                 <w:rFonts w:ascii="Times New Roman" w:hAnsi="Times New Roman"/>
                 <w:sz w:val="24"/>
               </w:rPr>
-              <w:t xml:space="preserve">Consistent with this objective, three groups of quantities are kept conceptually distinct throughout the study: </w:t>
+              <w:t xml:space="preserve">Three groups of quantities are kept conceptually distinct throughout: </w:t>
             </w:r>
             <w:r>
               <w:rPr>
@@ -676,7 +521,7 @@
                 <w:rFonts w:ascii="Times New Roman" w:hAnsi="Times New Roman"/>
                 <w:sz w:val="24"/>
               </w:rPr>
-              <w:t xml:space="preserve"> (direction, magnitude, and tail-event probability, each scored against its own baseline and its own proper scoring rule), </w:t>
+              <w:t xml:space="preserve"> (direction, magnitude, tail-event probability, each scored against its own baseline), </w:t>
             </w:r>
             <w:r>
               <w:rPr>
@@ -691,7 +536,7 @@
                 <w:rFonts w:ascii="Times New Roman" w:hAnsi="Times New Roman"/>
                 <w:sz w:val="24"/>
               </w:rPr>
-              <w:t xml:space="preserve"> (coverage and reliability of the probabilistic and conformal outputs), and the </w:t>
+              <w:t xml:space="preserve"> (coverage and reliability), and the </w:t>
             </w:r>
             <w:r>
               <w:rPr>
@@ -706,7 +551,7 @@
                 <w:rFonts w:ascii="Times New Roman" w:hAnsi="Times New Roman"/>
                 <w:sz w:val="24"/>
               </w:rPr>
-              <w:t xml:space="preserve"> (Value-at-Risk, Expected Shortfall, stop-out probability, and position sizing, which consume the predictive and calibration outputs but are not themselves treated as an additional predictive claim).</w:t>
+              <w:t xml:space="preserve"> (VaR, ES, stop-out probability, position sizing).</w:t>
             </w:r>
           </w:p>
           <w:p>
@@ -720,7 +565,7 @@
                 <w:rFonts w:ascii="Times New Roman" w:hAnsi="Times New Roman"/>
                 <w:sz w:val="24"/>
               </w:rPr>
-              <w:t>Specific objectives include:</w:t>
+              <w:t>Specific objectives:</w:t>
             </w:r>
           </w:p>
           <w:p>
@@ -743,7 +588,7 @@
                 <w:rFonts w:ascii="Times New Roman" w:hAnsi="Times New Roman"/>
                 <w:sz w:val="24"/>
               </w:rPr>
-              <w:t xml:space="preserve"> Determine, under a single fixed evaluation protocol, on which of the three target axes — direction, magnitude, and risk — out-of-sample predictive skill can be demonstrated for daily FX, and report the result on each axis separately rather than through a single aggregate score.</w:t>
+              <w:t xml:space="preserve"> Determine, under one fixed protocol, on which axis — direction, magnitude, or risk — out-of-sample skill exists for daily FX, reported separately per axis.</w:t>
             </w:r>
           </w:p>
           <w:p>
@@ -766,7 +611,7 @@
                 <w:rFonts w:ascii="Times New Roman" w:hAnsi="Times New Roman"/>
                 <w:sz w:val="24"/>
               </w:rPr>
-              <w:t xml:space="preserve"> Compare linear HAR-type specifications with tree-based ensembles, recurrent and attention-based neural architectures, tabular and time-series foundation models, and systematic forecast combinations, using proper scoring rules and formal model-comparison tests.</w:t>
+              <w:t xml:space="preserve"> Compare linear HAR-type specifications with tree-based, recurrent, attention-based, and foundation-model alternatives, and systematic forecast combinations, under proper scoring rules and formal comparison tests.</w:t>
             </w:r>
           </w:p>
           <w:p>
@@ -789,22 +634,7 @@
                 <w:rFonts w:ascii="Times New Roman" w:hAnsi="Times New Roman"/>
                 <w:sz w:val="24"/>
               </w:rPr>
-              <w:t xml:space="preserve"> Evaluate whether textual central-bank communication, macroeconomic and cross-asset exogenous variables, and daily candlestick geometry add measurable predictive value beyond price history, and determine whether </w:t>
-            </w:r>
-            <w:r>
-              <w:rPr>
-                <w:rFonts w:ascii="Times New Roman" w:hAnsi="Times New Roman"/>
-                <w:i/>
-                <w:sz w:val="24"/>
-              </w:rPr>
-              <w:t>causal/temporal filtering</w:t>
-            </w:r>
-            <w:r>
-              <w:rPr>
-                <w:rFonts w:ascii="Times New Roman" w:hAnsi="Times New Roman"/>
-                <w:sz w:val="24"/>
-              </w:rPr>
-              <w:t xml:space="preserve"> of such variables outperforms ordinary validation-based feature selection.</w:t>
+              <w:t xml:space="preserve"> Evaluate whether central-bank text, exogenous macro/cross-asset variables, and candlestick geometry [26] add predictive value, and whether causal filtering outperforms ordinary feature selection.</w:t>
             </w:r>
           </w:p>
           <w:p>
@@ -827,7 +657,7 @@
                 <w:rFonts w:ascii="Times New Roman" w:hAnsi="Times New Roman"/>
                 <w:sz w:val="24"/>
               </w:rPr>
-              <w:t xml:space="preserve"> Implement and validate adaptive conformal prediction so that the prediction sets displayed to the user are designed to maintain target coverage under distribution shift, verify this with empirical and regime-conditional coverage under the assumptions of the selected conformal procedure, and assess calibration with proper scoring rules and reliability diagnostics.</w:t>
+              <w:t xml:space="preserve"> Implement and validate adaptive conformal prediction for target coverage under distribution shift, verified empirically and by regime, with proper scoring rules and reliability diagnostics.</w:t>
             </w:r>
           </w:p>
           <w:p>
@@ -850,7 +680,7 @@
                 <w:rFonts w:ascii="Times New Roman" w:hAnsi="Times New Roman"/>
                 <w:sz w:val="24"/>
               </w:rPr>
-              <w:t xml:space="preserve"> Produce a per-session decision record comprising forecast volatility, recommended stop distance, probability of stop-out by holding horizon, Value-at-Risk and Expected Shortfall with formal backtests, and a ruin-constrained position size adjusted for portfolio correlation and measured slippage.</w:t>
+              <w:t xml:space="preserve"> Produce a per-session decision record: forecast volatility, stop distance, stop-out probability by horizon, VaR/ES with formal backtests, and a ruin-constrained position size adjusted for portfolio correlation and slippage.</w:t>
             </w:r>
           </w:p>
           <w:p>
@@ -873,7 +703,7 @@
                 <w:rFonts w:ascii="Times New Roman" w:hAnsi="Times New Roman"/>
                 <w:sz w:val="24"/>
               </w:rPr>
-              <w:t xml:space="preserve"> For every negative result, report the minimum detectable effect size of the corresponding testing procedure, so that each negative claim is bounded rather than open-ended.</w:t>
+              <w:t xml:space="preserve"> Report the MDES for every negative result, so each negative claim is bounded rather than open-ended.</w:t>
             </w:r>
           </w:p>
           <w:p>
@@ -889,37 +719,14 @@
                 <w:b/>
                 <w:sz w:val="24"/>
               </w:rPr>
-              <w:t>Engineering a production decision support architecture.</w:t>
-            </w:r>
-            <w:r>
-              <w:rPr>
-                <w:rFonts w:ascii="Times New Roman" w:hAnsi="Times New Roman"/>
-                <w:sz w:val="24"/>
-              </w:rPr>
-              <w:t xml:space="preserve"> Design and operate, throughout the sixteen-week timeline rather than only at its conclusion, a five-layer software architecture — data pipeline, computation layer, versioned forecast artefacts, a documented API, and a web application — so that each research layer above is integrated as soon as it is completed instead of being connected for the first time late in the project (see Proposed Method and System Architecture).</w:t>
-            </w:r>
-          </w:p>
-          <w:p>
-            <w:pPr>
-              <w:pStyle w:val="ListBullet"/>
-              <w:spacing w:after="60"/>
-              <w:ind w:left="454"/>
-              <w:jc w:val="both"/>
-            </w:pPr>
-            <w:r>
-              <w:rPr>
-                <w:rFonts w:ascii="Times New Roman" w:hAnsi="Times New Roman"/>
-                <w:b/>
-                <w:sz w:val="24"/>
-              </w:rPr>
-              <w:t>Implementing the complete system.</w:t>
-            </w:r>
-            <w:r>
-              <w:rPr>
-                <w:rFonts w:ascii="Times New Roman" w:hAnsi="Times New Roman"/>
-                <w:sz w:val="24"/>
-              </w:rPr>
-              <w:t xml:space="preserve"> Deliver a reproducible web-based decision support system in which every displayed number is traceable to a specific measurement and its supporting evidence, extending the API and web application that are already operating on a daily schedule (Introduction).</w:t>
+              <w:t>Engineering and operating a production decision support architecture.</w:t>
+            </w:r>
+            <w:r>
+              <w:rPr>
+                <w:rFonts w:ascii="Times New Roman" w:hAnsi="Times New Roman"/>
+                <w:sz w:val="24"/>
+              </w:rPr>
+              <w:t xml:space="preserve"> Design, implement, and extend — throughout the sixteen weeks rather than only at the end — a five-layer software architecture (data pipeline, computation layer, versioned forecast artefacts, a documented API, and a web application) so every research layer is integrated as soon as it is completed and every displayed number stays traceable to its measurement (Proposed Method and System Architecture).</w:t>
             </w:r>
           </w:p>
         </w:tc>
@@ -961,14 +768,14 @@
                 <w:b/>
                 <w:sz w:val="24"/>
               </w:rPr>
-              <w:t>daily-horizon decision support for six major currency pairs involving the U.S. dollar</w:t>
-            </w:r>
-            <w:r>
-              <w:rPr>
-                <w:rFonts w:ascii="Times New Roman" w:hAnsi="Times New Roman"/>
-                <w:sz w:val="24"/>
-              </w:rPr>
-              <w:t>: EUR/USD, GBP/USD, USD/JPY, AUD/USD, USD/CAD, and USD/CHF (the dollar is the quote currency in the first three pairs and the base currency in the last three). The development sample covers 2010–2025 and is partitioned temporally into a training segment, a validation segment used only for model and hyper-parameter selection, and a held-out development-test segment that is scored once and is distinct from the sealed evaluation set described below.</w:t>
+              <w:t>daily-horizon decision support for six major USD pairs</w:t>
+            </w:r>
+            <w:r>
+              <w:rPr>
+                <w:rFonts w:ascii="Times New Roman" w:hAnsi="Times New Roman"/>
+                <w:sz w:val="24"/>
+              </w:rPr>
+              <w:t>: EUR/USD, GBP/USD, USD/JPY, AUD/USD, USD/CAD, USD/CHF. The development sample (2010–2025) is split into training, validation (model/hyper-parameter selection only), and a held-out development-test segment scored once, distinct from the sealed set below.</w:t>
             </w:r>
           </w:p>
           <w:p>
@@ -997,7 +804,7 @@
                 <w:rFonts w:ascii="Times New Roman" w:hAnsi="Times New Roman"/>
                 <w:sz w:val="24"/>
               </w:rPr>
-              <w:t xml:space="preserve"> — six cross pairs not used anywhere in development, namely EUR/GBP, EUR/JPY, GBP/JPY, AUD/JPY, EUR/CHF, and NZD/USD, together with 2026 data as available at the pre-specified cutoff date for all twelve pairs — is reserved and is opened exactly once, after the final configuration has been frozen in writing; because the sealed set includes calendar year 2026 while the study concludes before that year ends, "2026" refers to whatever portion of the year has been collected through the continuously operating daily pipeline by the cutoff date, not the completed calendar year. No retuning is permitted after the sealed set is opened.</w:t>
+              <w:t xml:space="preserve"> — six cross pairs never used in development (EUR/GBP, EUR/JPY, GBP/JPY, AUD/JPY, EUR/CHF, NZD/USD) plus 2026 data for all twelve pairs as available at a pre-specified cutoff — is opened exactly once after the final configuration is frozen in writing, with no retuning afterward. Because the sealed set includes calendar year 2026 while the study concludes before that year ends, "2026" means whatever the continuously operating daily pipeline has collected by the cutoff, not the completed year.</w:t>
             </w:r>
           </w:p>
           <w:p>
@@ -1011,7 +818,7 @@
                 <w:rFonts w:ascii="Times New Roman" w:hAnsi="Times New Roman"/>
                 <w:sz w:val="24"/>
               </w:rPr>
-              <w:t>The primary data source is aggregated one-minute historical bar data, from which daily bars and five-minute realized measures (realized variance, realized quarticity, bipower variation, and signed semivariances) are computed. Supplementary sources include an official central-bank meeting and macroeconomic release calendar, daily exogenous series obtained from a public economic data service, published monetary-policy surprise measures, interest-rate differentials, and transaction-cost measurements derived from tick data with bid–ask quotations.</w:t>
+              <w:t>The primary source is one-minute historical bar data, from which daily bars and five-minute realized measures (variance, quarticity, bipower variation, signed semivariances) are computed. Supplementary sources: the central-bank/macro release calendar, daily exogenous series from a public economic data service, monetary-policy surprise measures, interest-rate differentials, and tick-derived transaction-cost measurements.</w:t>
             </w:r>
           </w:p>
           <w:p>
@@ -1025,21 +832,7 @@
                 <w:rFonts w:ascii="Times New Roman" w:hAnsi="Times New Roman"/>
                 <w:sz w:val="24"/>
               </w:rPr>
-              <w:t>Forecast horizons considered are one, five, and twenty trading sessions. The one-session horizon is the operational default; longer horizons are reported with their measured skill level rather than presented as equivalent.</w:t>
-            </w:r>
-          </w:p>
-          <w:p>
-            <w:pPr>
-              <w:spacing w:after="100"/>
-              <w:ind w:firstLine="340"/>
-              <w:jc w:val="both"/>
-            </w:pPr>
-            <w:r>
-              <w:rPr>
-                <w:rFonts w:ascii="Times New Roman" w:hAnsi="Times New Roman"/>
-                <w:sz w:val="24"/>
-              </w:rPr>
-              <w:t xml:space="preserve">The study is explicitly </w:t>
+              <w:t xml:space="preserve">Forecast horizons are one, five, and twenty sessions, with one session the operational default; longer horizons are reported with their measured skill rather than presented as equivalent. The study explicitly does </w:t>
             </w:r>
             <w:r>
               <w:rPr>
@@ -1054,7 +847,7 @@
                 <w:rFonts w:ascii="Times New Roman" w:hAnsi="Times New Roman"/>
                 <w:sz w:val="24"/>
               </w:rPr>
-              <w:t xml:space="preserve"> an attempt to construct a profitable automated trading strategy. Order execution, order-book microstructure modelling, market impact of large orders, intraday trade timing below the daily decision, and portfolio optimisation across asset classes other than FX are outside the scope. Statements about causality are limited to temporal predictive relationships in the Granger sense and are not presented as structural causal claims.</w:t>
+              <w:t xml:space="preserve"> attempt a profitable automated trading strategy — order execution, microstructure, market impact, sub-daily timing, and cross-asset portfolio optimisation are out of scope. Causality claims are limited to temporal predictive relationships in the Granger sense, not structural causal claims.</w:t>
             </w:r>
           </w:p>
         </w:tc>
@@ -1117,7 +910,7 @@
                 <w:rFonts w:ascii="Times New Roman" w:hAnsi="Times New Roman"/>
                 <w:sz w:val="24"/>
               </w:rPr>
-              <w:t>The study examines how forecast skill can be attributed to a specific target axis and to a specific information layer; how multiple-testing control, power analysis, leakage protection, and sealed-set validation interact to produce claims that survive replication; how calibrated probabilistic forecasts and conformal prediction sets can be converted into risk limits with a measured probability of ruin; and how such evidence should be presented in a decision support interface so that the user can distinguish what the system measures from what it merely assumes.</w:t>
+              <w:t>The study examines how forecast skill is attributed to a target axis and an information layer; how multiple-testing control, power analysis, leakage protection, and sealed-set validation combine to produce claims that survive replication; how calibrated forecasts and conformal sets convert into risk limits with a measured probability of ruin; and how this evidence should be presented so a user can distinguish what the system measures from what it merely assumes.</w:t>
             </w:r>
           </w:p>
         </w:tc>
@@ -1151,7 +944,7 @@
                 <w:rFonts w:ascii="Times New Roman" w:hAnsi="Times New Roman"/>
                 <w:sz w:val="24"/>
               </w:rPr>
-              <w:t xml:space="preserve">This section states explicitly what is proposed, distinguishing components already implemented and frozen during the pre-registered phases described in the Introduction from components that remain to be completed under this thesis. Every item below is labelled </w:t>
+              <w:t xml:space="preserve">This section states what is proposed, labelling each item </w:t>
             </w:r>
             <w:r>
               <w:rPr>
@@ -1181,7 +974,7 @@
                 <w:rFonts w:ascii="Times New Roman" w:hAnsi="Times New Roman"/>
                 <w:sz w:val="24"/>
               </w:rPr>
-              <w:t xml:space="preserve"> accordingly; nothing in this section is presented as a finished result until it appears with its measured numbers in the Expected Results section or, later, the defended thesis.</w:t>
+              <w:t xml:space="preserve"> to distinguish components already frozen from remaining work; nothing here is presented as finished until it appears with measured numbers in Expected Results or the defended thesis.</w:t>
             </w:r>
           </w:p>
           <w:p>
@@ -1226,14 +1019,14 @@
                 <w:i/>
                 <w:sz w:val="24"/>
               </w:rPr>
-              <w:t>(implemented, frozen as production baseline)</w:t>
-            </w:r>
-            <w:r>
-              <w:rPr>
-                <w:rFonts w:ascii="Times New Roman" w:hAnsi="Times New Roman"/>
-                <w:sz w:val="24"/>
-              </w:rPr>
-              <w:t xml:space="preserve"> A heterogeneous-autoregressive specification on realized variance [7], extended with measurement-error correction [8] and jump/semivariance decomposition [9], selected over fourteen ML/DL challengers and 509 forecast combinations under the Model Confidence Set [12].</w:t>
+              <w:t>(implemented)</w:t>
+            </w:r>
+            <w:r>
+              <w:rPr>
+                <w:rFonts w:ascii="Times New Roman" w:hAnsi="Times New Roman"/>
+                <w:sz w:val="24"/>
+              </w:rPr>
+              <w:t xml:space="preserve"> A heterogeneous-autoregressive specification on realized variance [7], extended with measurement-error correction [8] and jump/semivariance decomposition [9], selected over fourteen ML/DL challengers and 509 combinations under the Model Confidence Set [12].</w:t>
             </w:r>
           </w:p>
           <w:p>
@@ -1264,14 +1057,14 @@
                 <w:i/>
                 <w:sz w:val="24"/>
               </w:rPr>
-              <w:t>(implemented, frozen as production baseline)</w:t>
-            </w:r>
-            <w:r>
-              <w:rPr>
-                <w:rFonts w:ascii="Times New Roman" w:hAnsi="Times New Roman"/>
-                <w:sz w:val="24"/>
-              </w:rPr>
-              <w:t xml:space="preserve"> A Hedge-style online combination [13] of four sub-models (climatology, persistence, σ̂-only, σ̂+regime), re-weighted after every session; challenged by regularised linear, tree, recurrent, attention, and foundation-model alternatives under an identical information set.</w:t>
+              <w:t>(implemented)</w:t>
+            </w:r>
+            <w:r>
+              <w:rPr>
+                <w:rFonts w:ascii="Times New Roman" w:hAnsi="Times New Roman"/>
+                <w:sz w:val="24"/>
+              </w:rPr>
+              <w:t xml:space="preserve"> A Hedge-style combination [13] of four sub-models (climatology, persistence, σ̂-only, σ̂+regime), re-weighted every session; challenged by regularised linear, tree, recurrent, attention, and foundation-model alternatives.</w:t>
             </w:r>
           </w:p>
           <w:p>
@@ -1302,14 +1095,14 @@
                 <w:i/>
                 <w:sz w:val="24"/>
               </w:rPr>
-              <w:t>(implemented — validation role; forecast-integration role tested and deferred)</w:t>
-            </w:r>
-            <w:r>
-              <w:rPr>
-                <w:rFonts w:ascii="Times New Roman" w:hAnsi="Times New Roman"/>
-                <w:sz w:val="24"/>
-              </w:rPr>
-              <w:t xml:space="preserve"> Five independently implemented methods triangulate which exogenous variable is trusted; using the estimated causal effect to directly adjust the production forecast was tested and found not yet effective. Full status in Causal Discovery Method below and Deferred / Future Work.</w:t>
+              <w:t>(implemented — validation role; forecast-integration tested and deferred)</w:t>
+            </w:r>
+            <w:r>
+              <w:rPr>
+                <w:rFonts w:ascii="Times New Roman" w:hAnsi="Times New Roman"/>
+                <w:sz w:val="24"/>
+              </w:rPr>
+              <w:t xml:space="preserve"> Five triangulated methods decide which exogenous variable is trusted; using the estimated effect to adjust the forecast directly was tested and found not yet effective (below; Deferred / Future Work).</w:t>
             </w:r>
           </w:p>
           <w:p>
@@ -1325,7 +1118,7 @@
                 <w:b/>
                 <w:sz w:val="24"/>
               </w:rPr>
-              <w:t>Calibration module — Mondrian-stratified adaptive conformal inference.</w:t>
+              <w:t>Calibration — Mondrian-stratified adaptive conformal inference.</w:t>
             </w:r>
             <w:r>
               <w:rPr>
@@ -1340,14 +1133,14 @@
                 <w:i/>
                 <w:sz w:val="24"/>
               </w:rPr>
-              <w:t>(implemented for the production three-class output)</w:t>
-            </w:r>
-            <w:r>
-              <w:rPr>
-                <w:rFonts w:ascii="Times New Roman" w:hAnsi="Times New Roman"/>
-                <w:sz w:val="24"/>
-              </w:rPr>
-              <w:t xml:space="preserve"> ACI [19] stratified by volatility regime [20], measured at a 1.2-percentage-point maximum calibration deviation against 2.4–3.2 points for four alternative methods. </w:t>
+              <w:t>(implemented)</w:t>
+            </w:r>
+            <w:r>
+              <w:rPr>
+                <w:rFonts w:ascii="Times New Roman" w:hAnsi="Times New Roman"/>
+                <w:sz w:val="24"/>
+              </w:rPr>
+              <w:t xml:space="preserve"> ACI [19] stratified by volatility regime [20], 1.2-point maximum calibration deviation versus 2.4–3.2 for four alternatives. </w:t>
             </w:r>
             <w:r>
               <w:rPr>
@@ -1355,14 +1148,14 @@
                 <w:i/>
                 <w:sz w:val="24"/>
               </w:rPr>
-              <w:t>(proposed extension)</w:t>
-            </w:r>
-            <w:r>
-              <w:rPr>
-                <w:rFonts w:ascii="Times New Roman" w:hAnsi="Times New Roman"/>
-                <w:sz w:val="24"/>
-              </w:rPr>
-              <w:t xml:space="preserve"> A PID-controller-based online conformal update [30] is evaluated on the development-test segment as a candidate refinement for the below-target coverage observed while an account is drawing down (Research Methodology, Calibration, Risk, and Decision Layer).</w:t>
+              <w:t>(proposed)</w:t>
+            </w:r>
+            <w:r>
+              <w:rPr>
+                <w:rFonts w:ascii="Times New Roman" w:hAnsi="Times New Roman"/>
+                <w:sz w:val="24"/>
+              </w:rPr>
+              <w:t xml:space="preserve"> A PID-controller-based online update [30] is evaluated as a candidate refinement for the below-target coverage observed during drawdown.</w:t>
             </w:r>
           </w:p>
           <w:p>
@@ -1400,7 +1193,7 @@
                 <w:rFonts w:ascii="Times New Roman" w:hAnsi="Times New Roman"/>
                 <w:sz w:val="24"/>
               </w:rPr>
-              <w:t xml:space="preserve"> Empirical-quantile VaR/ES with Kupiec [21], Christoffersen [22], and dynamic-quantile [23] backtests and a strictly consistent joint scoring function [24]; position size as a Kelly-derived growth-optimal fraction [25] capped by an estimated probability of ruin. </w:t>
+              <w:t xml:space="preserve"> Empirical-quantile VaR/ES with Kupiec [21], Christoffersen [22], and dynamic-quantile [23] backtests and a consistent joint scoring function [24]; Kelly-derived position size [25] capped by an estimated probability of ruin. </w:t>
             </w:r>
             <w:r>
               <w:rPr>
@@ -1408,14 +1201,14 @@
                 <w:i/>
                 <w:sz w:val="24"/>
               </w:rPr>
-              <w:t>(proposed remaining work)</w:t>
-            </w:r>
-            <w:r>
-              <w:rPr>
-                <w:rFonts w:ascii="Times New Roman" w:hAnsi="Times New Roman"/>
-                <w:sz w:val="24"/>
-              </w:rPr>
-              <w:t xml:space="preserve"> Portfolio-correlation adjustment and the slippage coefficient measured from observed stop-loss executions.</w:t>
+              <w:t>(proposed)</w:t>
+            </w:r>
+            <w:r>
+              <w:rPr>
+                <w:rFonts w:ascii="Times New Roman" w:hAnsi="Times New Roman"/>
+                <w:sz w:val="24"/>
+              </w:rPr>
+              <w:t xml:space="preserve"> Portfolio-correlation adjustment and a slippage coefficient measured from observed stop-loss executions.</w:t>
             </w:r>
           </w:p>
           <w:p>
@@ -1429,7 +1222,7 @@
                 <w:i/>
                 <w:sz w:val="24"/>
               </w:rPr>
-              <w:t>Causal Discovery Method — Triangulated Validation, Deferred Forecast Integration</w:t>
+              <w:t>Causal Discovery Method</w:t>
             </w:r>
           </w:p>
           <w:p>
@@ -1441,10 +1234,508 @@
             <w:r>
               <w:rPr>
                 <w:rFonts w:ascii="Times New Roman" w:hAnsi="Times New Roman"/>
-                <w:i/>
-                <w:sz w:val="24"/>
-              </w:rPr>
-              <w:t>(Status note: this subsection reports work that has already been carried out, not a plan — an earlier draft of this document proposed it as future work; five methods have since been run and the findings below are what they showed.)</w:t>
+                <w:sz w:val="24"/>
+              </w:rPr>
+              <w:t xml:space="preserve">The exogenous layer needs a method that conditions on many candidates simultaneously rather than pairwise, separates a direct link from a shared-confound artefact, and plugs into the same false-discovery control as the price-pattern families. The </w:t>
+            </w:r>
+            <w:r>
+              <w:rPr>
+                <w:rFonts w:ascii="Times New Roman" w:hAnsi="Times New Roman"/>
+                <w:b/>
+                <w:sz w:val="24"/>
+              </w:rPr>
+              <w:t>official decision gate</w:t>
+            </w:r>
+            <w:r>
+              <w:rPr>
+                <w:rFonts w:ascii="Times New Roman" w:hAnsi="Times New Roman"/>
+                <w:sz w:val="24"/>
+              </w:rPr>
+              <w:t xml:space="preserve"> for the frozen exogenous feature-selection ablation is Granger-type nested-regression F-testing under step-down Westfall–Young control [4]. Beyond it, four independent, non-self-written methods triangulate the result — this is the answer to "which algorithm, and how do you know it is real causality rather than random correlation":</w:t>
+            </w:r>
+          </w:p>
+          <w:tbl>
+            <w:tblPr>
+              <w:tblW w:type="auto" w:w="0"/>
+              <w:jc w:val="center"/>
+              <w:tblLook w:firstColumn="1" w:firstRow="1" w:lastColumn="0" w:lastRow="0" w:noHBand="0" w:noVBand="1" w:val="04A0"/>
+              <w:tblBorders>
+                <w:top w:val="single" w:sz="8" w:color="000000"/>
+                <w:left w:val="single" w:sz="8" w:color="000000"/>
+                <w:bottom w:val="single" w:sz="8" w:color="000000"/>
+                <w:right w:val="single" w:sz="8" w:color="000000"/>
+                <w:insideH w:val="single" w:sz="8" w:color="000000"/>
+                <w:insideV w:val="single" w:sz="8" w:color="000000"/>
+              </w:tblBorders>
+              <w:tblCellMar>
+                <w:top w:w="40" w:type="dxa"/>
+                <w:bottom w:w="40" w:type="dxa"/>
+                <w:left w:w="80" w:type="dxa"/>
+                <w:right w:w="80" w:type="dxa"/>
+              </w:tblCellMar>
+            </w:tblPr>
+            <w:tblGrid>
+              <w:gridCol w:w="3324"/>
+              <w:gridCol w:w="3324"/>
+              <w:gridCol w:w="3324"/>
+            </w:tblGrid>
+            <w:tr>
+              <w:trPr>
+                <w:cantSplit/>
+                <w:tblHeader/>
+              </w:trPr>
+              <w:tc>
+                <w:tcPr>
+                  <w:tcW w:type="dxa" w:w="3324"/>
+                </w:tcPr>
+                <w:p>
+                  <w:pPr>
+                    <w:spacing w:after="20"/>
+                    <w:jc w:val="left"/>
+                  </w:pPr>
+                  <w:r/>
+                  <w:r>
+                    <w:rPr>
+                      <w:rFonts w:ascii="Times New Roman" w:hAnsi="Times New Roman"/>
+                      <w:b/>
+                      <w:sz w:val="21"/>
+                    </w:rPr>
+                    <w:t>Method</w:t>
+                  </w:r>
+                </w:p>
+              </w:tc>
+              <w:tc>
+                <w:tcPr>
+                  <w:tcW w:type="dxa" w:w="3324"/>
+                </w:tcPr>
+                <w:p>
+                  <w:pPr>
+                    <w:spacing w:after="20"/>
+                    <w:jc w:val="left"/>
+                  </w:pPr>
+                  <w:r/>
+                  <w:r>
+                    <w:rPr>
+                      <w:rFonts w:ascii="Times New Roman" w:hAnsi="Times New Roman"/>
+                      <w:b/>
+                      <w:sz w:val="21"/>
+                    </w:rPr>
+                    <w:t>Question answered</w:t>
+                  </w:r>
+                </w:p>
+              </w:tc>
+              <w:tc>
+                <w:tcPr>
+                  <w:tcW w:type="dxa" w:w="3324"/>
+                </w:tcPr>
+                <w:p>
+                  <w:pPr>
+                    <w:spacing w:after="20"/>
+                    <w:jc w:val="left"/>
+                  </w:pPr>
+                  <w:r/>
+                  <w:r>
+                    <w:rPr>
+                      <w:rFonts w:ascii="Times New Roman" w:hAnsi="Times New Roman"/>
+                      <w:b/>
+                      <w:sz w:val="21"/>
+                    </w:rPr>
+                    <w:t>Key result</w:t>
+                  </w:r>
+                </w:p>
+              </w:tc>
+            </w:tr>
+            <w:tr>
+              <w:trPr>
+                <w:cantSplit/>
+              </w:trPr>
+              <w:tc>
+                <w:tcPr>
+                  <w:tcW w:type="dxa" w:w="3324"/>
+                </w:tcPr>
+                <w:p>
+                  <w:pPr>
+                    <w:spacing w:after="20"/>
+                    <w:jc w:val="left"/>
+                  </w:pPr>
+                  <w:r/>
+                  <w:r>
+                    <w:rPr>
+                      <w:rFonts w:ascii="Times New Roman" w:hAnsi="Times New Roman"/>
+                      <w:b/>
+                      <w:sz w:val="21"/>
+                    </w:rPr>
+                    <w:t>PCMCI</w:t>
+                  </w:r>
+                  <w:r>
+                    <w:rPr>
+                      <w:rFonts w:ascii="Times New Roman" w:hAnsi="Times New Roman"/>
+                      <w:sz w:val="21"/>
+                    </w:rPr>
+                    <w:t xml:space="preserve"> [18], [29] (</w:t>
+                  </w:r>
+                  <w:r>
+                    <w:rPr>
+                      <w:rFonts w:ascii="Consolas" w:hAnsi="Consolas"/>
+                      <w:sz w:val="21"/>
+                    </w:rPr>
+                    <w:t>tigramite</w:t>
+                  </w:r>
+                  <w:r>
+                    <w:rPr>
+                      <w:rFonts w:ascii="Times New Roman" w:hAnsi="Times New Roman"/>
+                      <w:sz w:val="21"/>
+                    </w:rPr>
+                    <w:t>)</w:t>
+                  </w:r>
+                </w:p>
+              </w:tc>
+              <w:tc>
+                <w:tcPr>
+                  <w:tcW w:type="dxa" w:w="3324"/>
+                </w:tcPr>
+                <w:p>
+                  <w:pPr>
+                    <w:spacing w:after="20"/>
+                    <w:jc w:val="left"/>
+                  </w:pPr>
+                  <w:r/>
+                  <w:r>
+                    <w:rPr>
+                      <w:rFonts w:ascii="Times New Roman" w:hAnsi="Times New Roman"/>
+                      <w:sz w:val="21"/>
+                    </w:rPr>
+                    <w:t>Does the link survive simultaneous conditioning on the other candidates?</w:t>
+                  </w:r>
+                </w:p>
+              </w:tc>
+              <w:tc>
+                <w:tcPr>
+                  <w:tcW w:type="dxa" w:w="3324"/>
+                </w:tcPr>
+                <w:p>
+                  <w:pPr>
+                    <w:spacing w:after="20"/>
+                    <w:jc w:val="left"/>
+                  </w:pPr>
+                  <w:r/>
+                  <w:r>
+                    <w:rPr>
+                      <w:rFonts w:ascii="Times New Roman" w:hAnsi="Times New Roman"/>
+                      <w:sz w:val="21"/>
+                    </w:rPr>
+                    <w:t>VIX survives on every pair tested; gold-implied volatility (GVZCLS) looks causal alone but loses significance once conditioned on VIX — the concrete confound-vs-cause distinction pairwise Granger cannot make</w:t>
+                  </w:r>
+                </w:p>
+              </w:tc>
+            </w:tr>
+            <w:tr>
+              <w:trPr>
+                <w:cantSplit/>
+              </w:trPr>
+              <w:tc>
+                <w:tcPr>
+                  <w:tcW w:type="dxa" w:w="3324"/>
+                </w:tcPr>
+                <w:p>
+                  <w:pPr>
+                    <w:spacing w:after="20"/>
+                    <w:jc w:val="left"/>
+                  </w:pPr>
+                  <w:r/>
+                  <w:r>
+                    <w:rPr>
+                      <w:rFonts w:ascii="Times New Roman" w:hAnsi="Times New Roman"/>
+                      <w:b/>
+                      <w:sz w:val="21"/>
+                    </w:rPr>
+                    <w:t>Double Machine Learning</w:t>
+                  </w:r>
+                  <w:r>
+                    <w:rPr>
+                      <w:rFonts w:ascii="Times New Roman" w:hAnsi="Times New Roman"/>
+                      <w:sz w:val="21"/>
+                    </w:rPr>
+                    <w:t xml:space="preserve"> [33] (</w:t>
+                  </w:r>
+                  <w:r>
+                    <w:rPr>
+                      <w:rFonts w:ascii="Consolas" w:hAnsi="Consolas"/>
+                      <w:sz w:val="21"/>
+                    </w:rPr>
+                    <w:t>doubleml</w:t>
+                  </w:r>
+                  <w:r>
+                    <w:rPr>
+                      <w:rFonts w:ascii="Times New Roman" w:hAnsi="Times New Roman"/>
+                      <w:sz w:val="21"/>
+                    </w:rPr>
+                    <w:t>)</w:t>
+                  </w:r>
+                </w:p>
+              </w:tc>
+              <w:tc>
+                <w:tcPr>
+                  <w:tcW w:type="dxa" w:w="3324"/>
+                </w:tcPr>
+                <w:p>
+                  <w:pPr>
+                    <w:spacing w:after="20"/>
+                    <w:jc w:val="left"/>
+                  </w:pPr>
+                  <w:r/>
+                  <w:r>
+                    <w:rPr>
+                      <w:rFonts w:ascii="Times New Roman" w:hAnsi="Times New Roman"/>
+                      <w:sz w:val="21"/>
+                    </w:rPr>
+                    <w:t xml:space="preserve">What is the effect </w:t>
+                  </w:r>
+                  <w:r>
+                    <w:rPr>
+                      <w:rFonts w:ascii="Times New Roman" w:hAnsi="Times New Roman"/>
+                      <w:i/>
+                      <w:sz w:val="21"/>
+                    </w:rPr>
+                    <w:t>size</w:t>
+                  </w:r>
+                  <w:r>
+                    <w:rPr>
+                      <w:rFonts w:ascii="Times New Roman" w:hAnsi="Times New Roman"/>
+                      <w:sz w:val="21"/>
+                    </w:rPr>
+                    <w:t>, with a nonlinear nuisance model?</w:t>
+                  </w:r>
+                </w:p>
+              </w:tc>
+              <w:tc>
+                <w:tcPr>
+                  <w:tcW w:type="dxa" w:w="3324"/>
+                </w:tcPr>
+                <w:p>
+                  <w:pPr>
+                    <w:spacing w:after="20"/>
+                    <w:jc w:val="left"/>
+                  </w:pPr>
+                  <w:r/>
+                  <w:r>
+                    <w:rPr>
+                      <w:rFonts w:ascii="Times New Roman" w:hAnsi="Times New Roman"/>
+                      <w:sz w:val="21"/>
+                    </w:rPr>
+                    <w:t xml:space="preserve">VIX effect positive, Holm-significant in </w:t>
+                  </w:r>
+                  <w:r>
+                    <w:rPr>
+                      <w:rFonts w:ascii="Times New Roman" w:hAnsi="Times New Roman"/>
+                      <w:b/>
+                      <w:sz w:val="21"/>
+                    </w:rPr>
+                    <w:t>6/6</w:t>
+                  </w:r>
+                  <w:r>
+                    <w:rPr>
+                      <w:rFonts w:ascii="Times New Roman" w:hAnsi="Times New Roman"/>
+                      <w:sz w:val="21"/>
+                    </w:rPr>
+                    <w:t xml:space="preserve"> pairs (θ = 0.070–0.186) — the strongest, most consistent result in the triangulation</w:t>
+                  </w:r>
+                </w:p>
+              </w:tc>
+            </w:tr>
+            <w:tr>
+              <w:trPr>
+                <w:cantSplit/>
+              </w:trPr>
+              <w:tc>
+                <w:tcPr>
+                  <w:tcW w:type="dxa" w:w="3324"/>
+                </w:tcPr>
+                <w:p>
+                  <w:pPr>
+                    <w:spacing w:after="20"/>
+                    <w:jc w:val="left"/>
+                  </w:pPr>
+                  <w:r/>
+                  <w:r>
+                    <w:rPr>
+                      <w:rFonts w:ascii="Times New Roman" w:hAnsi="Times New Roman"/>
+                      <w:b/>
+                      <w:sz w:val="21"/>
+                    </w:rPr>
+                    <w:t>Causal Forest</w:t>
+                  </w:r>
+                  <w:r>
+                    <w:rPr>
+                      <w:rFonts w:ascii="Times New Roman" w:hAnsi="Times New Roman"/>
+                      <w:sz w:val="21"/>
+                    </w:rPr>
+                    <w:t xml:space="preserve"> [34] (</w:t>
+                  </w:r>
+                  <w:r>
+                    <w:rPr>
+                      <w:rFonts w:ascii="Consolas" w:hAnsi="Consolas"/>
+                      <w:sz w:val="21"/>
+                    </w:rPr>
+                    <w:t>econml</w:t>
+                  </w:r>
+                  <w:r>
+                    <w:rPr>
+                      <w:rFonts w:ascii="Times New Roman" w:hAnsi="Times New Roman"/>
+                      <w:sz w:val="21"/>
+                    </w:rPr>
+                    <w:t>)</w:t>
+                  </w:r>
+                </w:p>
+              </w:tc>
+              <w:tc>
+                <w:tcPr>
+                  <w:tcW w:type="dxa" w:w="3324"/>
+                </w:tcPr>
+                <w:p>
+                  <w:pPr>
+                    <w:spacing w:after="20"/>
+                    <w:jc w:val="left"/>
+                  </w:pPr>
+                  <w:r/>
+                  <w:r>
+                    <w:rPr>
+                      <w:rFonts w:ascii="Times New Roman" w:hAnsi="Times New Roman"/>
+                      <w:sz w:val="21"/>
+                    </w:rPr>
+                    <w:t>Is the effect regime-dependent?</w:t>
+                  </w:r>
+                </w:p>
+              </w:tc>
+              <w:tc>
+                <w:tcPr>
+                  <w:tcW w:type="dxa" w:w="3324"/>
+                </w:tcPr>
+                <w:p>
+                  <w:pPr>
+                    <w:spacing w:after="20"/>
+                    <w:jc w:val="left"/>
+                  </w:pPr>
+                  <w:r/>
+                  <w:r>
+                    <w:rPr>
+                      <w:rFonts w:ascii="Times New Roman" w:hAnsi="Times New Roman"/>
+                      <w:sz w:val="21"/>
+                    </w:rPr>
+                    <w:t>Heterogeneous but not consistent across pairs (4/6 increase with stress, 2 do not) — no single rule generalises</w:t>
+                  </w:r>
+                </w:p>
+              </w:tc>
+            </w:tr>
+            <w:tr>
+              <w:trPr>
+                <w:cantSplit/>
+              </w:trPr>
+              <w:tc>
+                <w:tcPr>
+                  <w:tcW w:type="dxa" w:w="3324"/>
+                </w:tcPr>
+                <w:p>
+                  <w:pPr>
+                    <w:spacing w:after="20"/>
+                    <w:jc w:val="left"/>
+                  </w:pPr>
+                  <w:r/>
+                  <w:r>
+                    <w:rPr>
+                      <w:rFonts w:ascii="Times New Roman" w:hAnsi="Times New Roman"/>
+                      <w:b/>
+                      <w:sz w:val="21"/>
+                    </w:rPr>
+                    <w:t>CausalImpact</w:t>
+                  </w:r>
+                  <w:r>
+                    <w:rPr>
+                      <w:rFonts w:ascii="Times New Roman" w:hAnsi="Times New Roman"/>
+                      <w:sz w:val="21"/>
+                    </w:rPr>
+                    <w:t xml:space="preserve"> [28] (</w:t>
+                  </w:r>
+                  <w:r>
+                    <w:rPr>
+                      <w:rFonts w:ascii="Consolas" w:hAnsi="Consolas"/>
+                      <w:sz w:val="21"/>
+                    </w:rPr>
+                    <w:t>pycausalimpact</w:t>
+                  </w:r>
+                  <w:r>
+                    <w:rPr>
+                      <w:rFonts w:ascii="Times New Roman" w:hAnsi="Times New Roman"/>
+                      <w:sz w:val="21"/>
+                    </w:rPr>
+                    <w:t>)</w:t>
+                  </w:r>
+                </w:p>
+              </w:tc>
+              <w:tc>
+                <w:tcPr>
+                  <w:tcW w:type="dxa" w:w="3324"/>
+                </w:tcPr>
+                <w:p>
+                  <w:pPr>
+                    <w:spacing w:after="20"/>
+                    <w:jc w:val="left"/>
+                  </w:pPr>
+                  <w:r/>
+                  <w:r>
+                    <w:rPr>
+                      <w:rFonts w:ascii="Times New Roman" w:hAnsi="Times New Roman"/>
+                      <w:sz w:val="21"/>
+                    </w:rPr>
+                    <w:t xml:space="preserve">Did </w:t>
+                  </w:r>
+                  <w:r>
+                    <w:rPr>
+                      <w:rFonts w:ascii="Times New Roman" w:hAnsi="Times New Roman"/>
+                      <w:i/>
+                      <w:sz w:val="21"/>
+                    </w:rPr>
+                    <w:t>this</w:t>
+                  </w:r>
+                  <w:r>
+                    <w:rPr>
+                      <w:rFonts w:ascii="Times New Roman" w:hAnsi="Times New Roman"/>
+                      <w:sz w:val="21"/>
+                    </w:rPr>
+                    <w:t xml:space="preserve"> specific event move volatility past its counterfactual?</w:t>
+                  </w:r>
+                </w:p>
+              </w:tc>
+              <w:tc>
+                <w:tcPr>
+                  <w:tcW w:type="dxa" w:w="3324"/>
+                </w:tcPr>
+                <w:p>
+                  <w:pPr>
+                    <w:spacing w:after="20"/>
+                    <w:jc w:val="left"/>
+                  </w:pPr>
+                  <w:r/>
+                  <w:r>
+                    <w:rPr>
+                      <w:rFonts w:ascii="Times New Roman" w:hAnsi="Times New Roman"/>
+                      <w:sz w:val="21"/>
+                    </w:rPr>
+                    <w:t>Piloted on 20 ECB meetings: 6/20 significant after FDR correction (vs. ~5% expected under noise), all positive</w:t>
+                  </w:r>
+                </w:p>
+              </w:tc>
+            </w:tr>
+          </w:tbl>
+          <w:p/>
+          <w:p>
+            <w:pPr>
+              <w:spacing w:after="0" w:before="0"/>
+            </w:pPr>
+            <w:r>
+              <w:rPr>
+                <w:sz w:val="2"/>
+              </w:rPr>
             </w:r>
           </w:p>
           <w:p>
@@ -1458,22 +1749,7 @@
                 <w:rFonts w:ascii="Times New Roman" w:hAnsi="Times New Roman"/>
                 <w:sz w:val="24"/>
               </w:rPr>
-              <w:t xml:space="preserve">The exogenous-variable layer requires a method that (a) searches many candidate lagged predictors simultaneously rather than one pair at a time, (b) distinguishes a direct temporal link from a link that only appears because two series share a common driver or an indirect path through a third variable, and (c) plugs into the same false-discovery-control machinery already used for the price-pattern families. The </w:t>
-            </w:r>
-            <w:r>
-              <w:rPr>
-                <w:rFonts w:ascii="Times New Roman" w:hAnsi="Times New Roman"/>
-                <w:b/>
-                <w:sz w:val="24"/>
-              </w:rPr>
-              <w:t>official decision gate</w:t>
-            </w:r>
-            <w:r>
-              <w:rPr>
-                <w:rFonts w:ascii="Times New Roman" w:hAnsi="Times New Roman"/>
-                <w:sz w:val="24"/>
-              </w:rPr>
-              <w:t xml:space="preserve"> for the frozen exogenous feature-selection ablation (Introduction; Expected Results) is Granger-type nested-regression F-testing under step-down Westfall–Young control [4] — the same family-wise-error machinery as every other discovery family in this thesis.</w:t>
+              <w:t>Four independently authored methods, resting on different assumptions (linear/nonlinear, pairwise/simultaneous, existence/magnitude/heterogeneity/single-event), converging on the same variable is stronger evidence than any single p-value — this triangulation, not one algorithm, is how the causality-versus-correlation question is answered. Consistent with the Research Scope, none of the five methods is presented as establishing structural causality; every statement remains a temporal-precedence or potential-outcomes claim under its own method's assumptions.</w:t>
             </w:r>
           </w:p>
           <w:p>
@@ -1488,14 +1764,58 @@
                 <w:b/>
                 <w:sz w:val="24"/>
               </w:rPr>
-              <w:t>Answering "which algorithm, and how do you know it is real causality rather than random correlation" — five independently implemented methods, not one.</w:t>
-            </w:r>
-            <w:r>
-              <w:rPr>
-                <w:rFonts w:ascii="Times New Roman" w:hAnsi="Times New Roman"/>
-                <w:sz w:val="24"/>
-              </w:rPr>
-              <w:t xml:space="preserve"> Beyond the official Granger gate, four additional methods from their original authors' own libraries (not self-written) were run on the same frozen data to triangulate the result:</w:t>
+              <w:t>Two roles, only one shipped.</w:t>
+            </w:r>
+            <w:r>
+              <w:rPr>
+                <w:rFonts w:ascii="Times New Roman" w:hAnsi="Times New Roman"/>
+                <w:sz w:val="24"/>
+              </w:rPr>
+              <w:t xml:space="preserve"> The triangulation's </w:t>
+            </w:r>
+            <w:r>
+              <w:rPr>
+                <w:rFonts w:ascii="Times New Roman" w:hAnsi="Times New Roman"/>
+                <w:b/>
+                <w:sz w:val="24"/>
+              </w:rPr>
+              <w:t>validation role is implemented and load-bearing</w:t>
+            </w:r>
+            <w:r>
+              <w:rPr>
+                <w:rFonts w:ascii="Times New Roman" w:hAnsi="Times New Roman"/>
+                <w:sz w:val="24"/>
+              </w:rPr>
+              <w:t xml:space="preserve">: it is the actual filter that kept VIX and dropped ten other candidates from the frozen feature set. Its </w:t>
+            </w:r>
+            <w:r>
+              <w:rPr>
+                <w:rFonts w:ascii="Times New Roman" w:hAnsi="Times New Roman"/>
+                <w:b/>
+                <w:sz w:val="24"/>
+              </w:rPr>
+              <w:t>forecast-performance role — using the effect to directly adjust the production forecast (constant and regime-conditional overlays) — produced no significant QLIKE improvement in any pair after Holm correction</w:t>
+            </w:r>
+            <w:r>
+              <w:rPr>
+                <w:rFonts w:ascii="Times New Roman" w:hAnsi="Times New Roman"/>
+                <w:sz w:val="24"/>
+              </w:rPr>
+              <w:t>, most plausibly because the HAR baseline already absorbs the information indirectly. Consistent with this thesis's negative-findings policy, this application is not deployed and moves to Deferred / Future Work rather than the remaining timeline.</w:t>
+            </w:r>
+          </w:p>
+          <w:p>
+            <w:pPr>
+              <w:spacing w:before="140" w:after="60"/>
+            </w:pPr>
+            <w:r>
+              <w:rPr>
+                <w:rFonts w:ascii="Times New Roman" w:hAnsi="Times New Roman"/>
+                <w:b/>
+                <w:i/>
+                <w:sz w:val="24"/>
+              </w:rPr>
+              <w:t>Proposed System Architecture</w:t>
             </w:r>
           </w:p>
           <w:p>
@@ -1507,38 +1827,10 @@
             <w:r>
               <w:rPr>
                 <w:rFonts w:ascii="Times New Roman" w:hAnsi="Times New Roman"/>
-                <w:sz w:val="24"/>
-              </w:rPr>
-              <w:t xml:space="preserve">1. </w:t>
-            </w:r>
-            <w:r>
-              <w:rPr>
-                <w:rFonts w:ascii="Times New Roman" w:hAnsi="Times New Roman"/>
-                <w:b/>
-                <w:sz w:val="24"/>
-              </w:rPr>
-              <w:t>PCMCI</w:t>
-            </w:r>
-            <w:r>
-              <w:rPr>
-                <w:rFonts w:ascii="Times New Roman" w:hAnsi="Times New Roman"/>
-                <w:sz w:val="24"/>
-              </w:rPr>
-              <w:t xml:space="preserve"> [18], run with the </w:t>
-            </w:r>
-            <w:r>
-              <w:rPr>
-                <w:rFonts w:ascii="Consolas" w:hAnsi="Consolas"/>
-                <w:sz w:val="24"/>
-              </w:rPr>
-              <w:t>tigramite</w:t>
-            </w:r>
-            <w:r>
-              <w:rPr>
-                <w:rFonts w:ascii="Times New Roman" w:hAnsi="Times New Roman"/>
-                <w:sz w:val="24"/>
-              </w:rPr>
-              <w:t xml:space="preserve"> package (Jakob Runge's own implementation), conditioning each candidate simultaneously on the others rather than one at a time. This is the concrete mechanism that separates a genuine driver from a confound: tested alone, gold-price implied volatility (GVZCLS) is a significant predictor of FX volatility; conditioned jointly on the VIX, that significance disappears — both are proxies for the same global risk-aversion factor, and only PCMCI's simultaneous conditioning exposes this, which pairwise Granger testing structurally cannot. VIX itself survives simultaneous conditioning across every pair tested.</w:t>
+                <w:i/>
+                <w:sz w:val="24"/>
+              </w:rPr>
+              <w:t>(Data pipeline and API: implemented and operating on a daily schedule; extensions in the Research Plan are proposed.)</w:t>
             </w:r>
           </w:p>
           <w:p>
@@ -1552,66 +1844,7 @@
                 <w:rFonts w:ascii="Times New Roman" w:hAnsi="Times New Roman"/>
                 <w:sz w:val="24"/>
               </w:rPr>
-              <w:t xml:space="preserve">2. </w:t>
-            </w:r>
-            <w:r>
-              <w:rPr>
-                <w:rFonts w:ascii="Times New Roman" w:hAnsi="Times New Roman"/>
-                <w:b/>
-                <w:sz w:val="24"/>
-              </w:rPr>
-              <w:t>Double Machine Learning</w:t>
-            </w:r>
-            <w:r>
-              <w:rPr>
-                <w:rFonts w:ascii="Times New Roman" w:hAnsi="Times New Roman"/>
-                <w:sz w:val="24"/>
-              </w:rPr>
-              <w:t xml:space="preserve"> [33] (</w:t>
-            </w:r>
-            <w:r>
-              <w:rPr>
-                <w:rFonts w:ascii="Consolas" w:hAnsi="Consolas"/>
-                <w:sz w:val="24"/>
-              </w:rPr>
-              <w:t>doubleml</w:t>
-            </w:r>
-            <w:r>
-              <w:rPr>
-                <w:rFonts w:ascii="Times New Roman" w:hAnsi="Times New Roman"/>
-                <w:sz w:val="24"/>
-              </w:rPr>
-              <w:t xml:space="preserve">, gradient-boosted nuisance functions, five-fold cross-fitting), used to estimate the </w:t>
-            </w:r>
-            <w:r>
-              <w:rPr>
-                <w:rFonts w:ascii="Times New Roman" w:hAnsi="Times New Roman"/>
-                <w:i/>
-                <w:sz w:val="24"/>
-              </w:rPr>
-              <w:t>size</w:t>
-            </w:r>
-            <w:r>
-              <w:rPr>
-                <w:rFonts w:ascii="Times New Roman" w:hAnsi="Times New Roman"/>
-                <w:sz w:val="24"/>
-              </w:rPr>
-              <w:t xml:space="preserve"> of VIX's effect on next-session log realized variance rather than merely its existence. The effect is positive and Holm-significant in </w:t>
-            </w:r>
-            <w:r>
-              <w:rPr>
-                <w:rFonts w:ascii="Times New Roman" w:hAnsi="Times New Roman"/>
-                <w:b/>
-                <w:sz w:val="24"/>
-              </w:rPr>
-              <w:t>6 of 6</w:t>
-            </w:r>
-            <w:r>
-              <w:rPr>
-                <w:rFonts w:ascii="Times New Roman" w:hAnsi="Times New Roman"/>
-                <w:sz w:val="24"/>
-              </w:rPr>
-              <w:t xml:space="preserve"> development pairs (θ from 0.070 to 0.186, every 95% confidence interval excluding zero) — the strongest and most consistent result in the triangulation, clearing the ≥5/6-pair stability bar applied everywhere else in this thesis.</w:t>
+              <w:t>Five layers share one computation layer across two deployment targets, so the live site and the numbers computed for the thesis come from the same code path:</w:t>
             </w:r>
           </w:p>
           <w:p>
@@ -1625,7 +1858,7 @@
                 <w:rFonts w:ascii="Times New Roman" w:hAnsi="Times New Roman"/>
                 <w:sz w:val="24"/>
               </w:rPr>
-              <w:t xml:space="preserve">3. </w:t>
+              <w:t xml:space="preserve">1. </w:t>
             </w:r>
             <w:r>
               <w:rPr>
@@ -1633,28 +1866,42 @@
                 <w:b/>
                 <w:sz w:val="24"/>
               </w:rPr>
-              <w:t>Causal Forest</w:t>
-            </w:r>
-            <w:r>
-              <w:rPr>
-                <w:rFonts w:ascii="Times New Roman" w:hAnsi="Times New Roman"/>
-                <w:sz w:val="24"/>
-              </w:rPr>
-              <w:t xml:space="preserve"> [34] (</w:t>
+              <w:t>Data pipeline (`collect/`).</w:t>
+            </w:r>
+            <w:r>
+              <w:rPr>
+                <w:rFonts w:ascii="Times New Roman" w:hAnsi="Times New Roman"/>
+                <w:sz w:val="24"/>
+              </w:rPr>
+              <w:t xml:space="preserve"> A one-time historical bootstrap plus a daily job (</w:t>
             </w:r>
             <w:r>
               <w:rPr>
                 <w:rFonts w:ascii="Consolas" w:hAnsi="Consolas"/>
                 <w:sz w:val="24"/>
               </w:rPr>
-              <w:t>econml</w:t>
-            </w:r>
-            <w:r>
-              <w:rPr>
-                <w:rFonts w:ascii="Times New Roman" w:hAnsi="Times New Roman"/>
-                <w:sz w:val="24"/>
-              </w:rPr>
-              <w:t>), used to test whether VIX's effect is regime-dependent. The effect is heterogeneous (confidence intervals differ materially by volatility regime), but the pattern is not consistent across pairs — 4 of 6 pairs show the effect increasing with stress, 2 do not — so no single "turn on the overlay under stress" rule generalises across all six pairs.</w:t>
+              <w:t>live_fx.py</w:t>
+            </w:r>
+            <w:r>
+              <w:rPr>
+                <w:rFonts w:ascii="Times New Roman" w:hAnsi="Times New Roman"/>
+                <w:sz w:val="24"/>
+              </w:rPr>
+              <w:t xml:space="preserve">, </w:t>
+            </w:r>
+            <w:r>
+              <w:rPr>
+                <w:rFonts w:ascii="Consolas" w:hAnsi="Consolas"/>
+                <w:sz w:val="24"/>
+              </w:rPr>
+              <w:t>lich_su_kien.py</w:t>
+            </w:r>
+            <w:r>
+              <w:rPr>
+                <w:rFonts w:ascii="Times New Roman" w:hAnsi="Times New Roman"/>
+                <w:sz w:val="24"/>
+              </w:rPr>
+              <w:t>, run four times a day via CI) build daily bars, five-minute realized measures, and the macro/central-bank calendar.</w:t>
             </w:r>
           </w:p>
           <w:p>
@@ -1668,7 +1915,7 @@
                 <w:rFonts w:ascii="Times New Roman" w:hAnsi="Times New Roman"/>
                 <w:sz w:val="24"/>
               </w:rPr>
-              <w:t xml:space="preserve">4. </w:t>
+              <w:t xml:space="preserve">2. </w:t>
             </w:r>
             <w:r>
               <w:rPr>
@@ -1676,43 +1923,14 @@
                 <w:b/>
                 <w:sz w:val="24"/>
               </w:rPr>
-              <w:t>CausalImpact</w:t>
-            </w:r>
-            <w:r>
-              <w:rPr>
-                <w:rFonts w:ascii="Times New Roman" w:hAnsi="Times New Roman"/>
-                <w:sz w:val="24"/>
-              </w:rPr>
-              <w:t xml:space="preserve"> [28] (</w:t>
-            </w:r>
-            <w:r>
-              <w:rPr>
-                <w:rFonts w:ascii="Consolas" w:hAnsi="Consolas"/>
-                <w:sz w:val="24"/>
-              </w:rPr>
-              <w:t>pycausalimpact</w:t>
-            </w:r>
-            <w:r>
-              <w:rPr>
-                <w:rFonts w:ascii="Times New Roman" w:hAnsi="Times New Roman"/>
-                <w:sz w:val="24"/>
-              </w:rPr>
-              <w:t xml:space="preserve">, the original Bayesian structural time-series implementation), applied at the level of individual ECB meetings rather than pooled across the series — a different question ("did </w:t>
-            </w:r>
-            <w:r>
-              <w:rPr>
-                <w:rFonts w:ascii="Times New Roman" w:hAnsi="Times New Roman"/>
-                <w:i/>
-                <w:sz w:val="24"/>
-              </w:rPr>
-              <w:t>this</w:t>
-            </w:r>
-            <w:r>
-              <w:rPr>
-                <w:rFonts w:ascii="Times New Roman" w:hAnsi="Times New Roman"/>
-                <w:sz w:val="24"/>
-              </w:rPr>
-              <w:t xml:space="preserve"> meeting push volatility past its counterfactual") from the other three methods' pooled feature-level question. Piloted on the twenty most recent ECB meetings inside the training/validation segment: 6 of 20 (30%) show a significant post-meeting volatility increase after FDR correction, against a ~5% false-positive rate expected under pure noise, and all six are positive — evidence, not noise, though the covariate series used does not fully remove shared global-risk-aversion confounding, a limitation the method's own diagnostics flag.</w:t>
+              <w:t>Data store (`data/`).</w:t>
+            </w:r>
+            <w:r>
+              <w:rPr>
+                <w:rFonts w:ascii="Times New Roman" w:hAnsi="Times New Roman"/>
+                <w:sz w:val="24"/>
+              </w:rPr>
+              <w:t xml:space="preserve"> Frozen historical CSVs are kept separate from a daily-overwritten live store, so development and sealed-evaluation segments cannot be silently mixed by a pipeline bug.</w:t>
             </w:r>
           </w:p>
           <w:p>
@@ -1726,7 +1944,22 @@
                 <w:rFonts w:ascii="Times New Roman" w:hAnsi="Times New Roman"/>
                 <w:sz w:val="24"/>
               </w:rPr>
-              <w:t>Four independent methods, built by different authors on different statistical assumptions (linear/nonlinear, pairwise/simultaneous, existence/magnitude/heterogeneity/single-event), converging on the same variable is stronger evidence than any one method's p-value — this triangulation, not a single algorithm, is how this thesis answers the causality-versus-correlation question. Consistent with the Research Scope, none of the five methods is presented as establishing structural causality; every statement remains a temporal-precedence (Granger-type) or potential-outcomes claim conditioned on the assumptions each method states.</w:t>
+              <w:t xml:space="preserve">3. </w:t>
+            </w:r>
+            <w:r>
+              <w:rPr>
+                <w:rFonts w:ascii="Times New Roman" w:hAnsi="Times New Roman"/>
+                <w:b/>
+                <w:sz w:val="24"/>
+              </w:rPr>
+              <w:t>Computation layer (`src/`, `api/cache.py`).</w:t>
+            </w:r>
+            <w:r>
+              <w:rPr>
+                <w:rFonts w:ascii="Times New Roman" w:hAnsi="Times New Roman"/>
+                <w:sz w:val="24"/>
+              </w:rPr>
+              <w:t xml:space="preserve"> The series join, HAR forecast, three-class combination, conformal calibration, and risk/sizing functions run in one process, with no serialisation boundary to the layer that serves them.</w:t>
             </w:r>
           </w:p>
           <w:p>
@@ -1738,93 +1971,276 @@
             <w:r>
               <w:rPr>
                 <w:rFonts w:ascii="Times New Roman" w:hAnsi="Times New Roman"/>
+                <w:sz w:val="24"/>
+              </w:rPr>
+              <w:t xml:space="preserve">4. </w:t>
+            </w:r>
+            <w:r>
+              <w:rPr>
+                <w:rFonts w:ascii="Times New Roman" w:hAnsi="Times New Roman"/>
                 <w:b/>
                 <w:sz w:val="24"/>
               </w:rPr>
-              <w:t>The result splits into two roles, and only one is ready to ship.</w:t>
-            </w:r>
-          </w:p>
-          <w:p>
-            <w:pPr>
-              <w:pStyle w:val="ListBullet"/>
-              <w:spacing w:after="60"/>
-              <w:ind w:left="454"/>
-              <w:jc w:val="both"/>
-            </w:pPr>
-            <w:r>
-              <w:rPr>
-                <w:rFonts w:ascii="Times New Roman" w:hAnsi="Times New Roman"/>
-                <w:b/>
-                <w:sz w:val="24"/>
-              </w:rPr>
-              <w:t>Validation role — implemented, already load-bearing.</w:t>
-            </w:r>
-            <w:r>
-              <w:rPr>
-                <w:rFonts w:ascii="Times New Roman" w:hAnsi="Times New Roman"/>
-                <w:sz w:val="24"/>
-              </w:rPr>
-              <w:t xml:space="preserve"> The triangulation above is the actual mechanism that decided which exogenous variable survives into the frozen feature set: VIX is kept and ten other candidates are not, specifically because VIX — and only VIX — survives simultaneous conditioning in PCMCI and clears the 6/6-pair bar in Double ML. This is not a supplementary illustration; it is the filter, and it is done.</w:t>
-            </w:r>
-          </w:p>
-          <w:p>
-            <w:pPr>
-              <w:pStyle w:val="ListBullet"/>
-              <w:spacing w:after="60"/>
-              <w:ind w:left="454"/>
-              <w:jc w:val="both"/>
-            </w:pPr>
-            <w:r>
-              <w:rPr>
-                <w:rFonts w:ascii="Times New Roman" w:hAnsi="Times New Roman"/>
-                <w:b/>
-                <w:sz w:val="24"/>
-              </w:rPr>
-              <w:t>Forecast-performance role — tested, found not yet effective, deferred rather than shipped.</w:t>
-            </w:r>
-            <w:r>
-              <w:rPr>
-                <w:rFonts w:ascii="Times New Roman" w:hAnsi="Times New Roman"/>
-                <w:sz w:val="24"/>
-              </w:rPr>
-              <w:t xml:space="preserve"> Using the estimated causal effect to directly adjust the production volatility forecast — a VIX-conditioned multiplicative overlay on the HAR baseline, tested both as a constant adjustment and as a Causal-Forest regime-conditional adjustment — produced </w:t>
-            </w:r>
-            <w:r>
-              <w:rPr>
-                <w:rFonts w:ascii="Times New Roman" w:hAnsi="Times New Roman"/>
-                <w:b/>
-                <w:sz w:val="24"/>
-              </w:rPr>
-              <w:t>no statistically significant QLIKE improvement in any of the six pairs after Holm correction</w:t>
-            </w:r>
-            <w:r>
-              <w:rPr>
-                <w:rFonts w:ascii="Times New Roman" w:hAnsi="Times New Roman"/>
-                <w:sz w:val="24"/>
-              </w:rPr>
-              <w:t xml:space="preserve">, despite the underlying effect being real and robust. The most defensible reading is that the HAR baseline already absorbs most of this information indirectly (realized volatility over the past day/week/month is already elevated when the VIX is elevated), leaving little additional forecast value for VIX to add on top. Consistent with this thesis's commitment to reporting negative findings rather than forcing a claimed improvement that is not there, </w:t>
-            </w:r>
-            <w:r>
-              <w:rPr>
-                <w:rFonts w:ascii="Times New Roman" w:hAnsi="Times New Roman"/>
-                <w:b/>
-                <w:sz w:val="24"/>
-              </w:rPr>
-              <w:t>this application is not deployed and is moved to Deferred / Future Work below rather than scheduled for the remaining timeline.</w:t>
-            </w:r>
-          </w:p>
-          <w:p>
-            <w:pPr>
-              <w:spacing w:before="140" w:after="60"/>
-            </w:pPr>
-            <w:r>
-              <w:rPr>
-                <w:rFonts w:ascii="Times New Roman" w:hAnsi="Times New Roman"/>
-                <w:b/>
-                <w:i/>
-                <w:sz w:val="24"/>
-              </w:rPr>
-              <w:t>Proposed System Architecture</w:t>
+              <w:t>API (`api/`, FastAPI).</w:t>
+            </w:r>
+            <w:r>
+              <w:rPr>
+                <w:rFonts w:ascii="Times New Roman" w:hAnsi="Times New Roman"/>
+                <w:sz w:val="24"/>
+              </w:rPr>
+              <w:t xml:space="preserve"> One router per concern (</w:t>
+            </w:r>
+            <w:r>
+              <w:rPr>
+                <w:rFonts w:ascii="Consolas" w:hAnsi="Consolas"/>
+                <w:sz w:val="24"/>
+              </w:rPr>
+              <w:t>meta</w:t>
+            </w:r>
+            <w:r>
+              <w:rPr>
+                <w:rFonts w:ascii="Times New Roman" w:hAnsi="Times New Roman"/>
+                <w:sz w:val="24"/>
+              </w:rPr>
+              <w:t xml:space="preserve">, </w:t>
+            </w:r>
+            <w:r>
+              <w:rPr>
+                <w:rFonts w:ascii="Consolas" w:hAnsi="Consolas"/>
+                <w:sz w:val="24"/>
+              </w:rPr>
+              <w:t>market</w:t>
+            </w:r>
+            <w:r>
+              <w:rPr>
+                <w:rFonts w:ascii="Times New Roman" w:hAnsi="Times New Roman"/>
+                <w:sz w:val="24"/>
+              </w:rPr>
+              <w:t xml:space="preserve">, </w:t>
+            </w:r>
+            <w:r>
+              <w:rPr>
+                <w:rFonts w:ascii="Consolas" w:hAnsi="Consolas"/>
+                <w:sz w:val="24"/>
+              </w:rPr>
+              <w:t>forecast</w:t>
+            </w:r>
+            <w:r>
+              <w:rPr>
+                <w:rFonts w:ascii="Times New Roman" w:hAnsi="Times New Roman"/>
+                <w:sz w:val="24"/>
+              </w:rPr>
+              <w:t xml:space="preserve">, </w:t>
+            </w:r>
+            <w:r>
+              <w:rPr>
+                <w:rFonts w:ascii="Consolas" w:hAnsi="Consolas"/>
+                <w:sz w:val="24"/>
+              </w:rPr>
+              <w:t>risk</w:t>
+            </w:r>
+            <w:r>
+              <w:rPr>
+                <w:rFonts w:ascii="Times New Roman" w:hAnsi="Times New Roman"/>
+                <w:sz w:val="24"/>
+              </w:rPr>
+              <w:t xml:space="preserve">, </w:t>
+            </w:r>
+            <w:r>
+              <w:rPr>
+                <w:rFonts w:ascii="Consolas" w:hAnsi="Consolas"/>
+                <w:sz w:val="24"/>
+              </w:rPr>
+              <w:t>admin</w:t>
+            </w:r>
+            <w:r>
+              <w:rPr>
+                <w:rFonts w:ascii="Times New Roman" w:hAnsi="Times New Roman"/>
+                <w:sz w:val="24"/>
+              </w:rPr>
+              <w:t>) with Pydantic response models, already exposing the endpoints extended through the Research Plan below (</w:t>
+            </w:r>
+            <w:r>
+              <w:rPr>
+                <w:rFonts w:ascii="Consolas" w:hAnsi="Consolas"/>
+                <w:sz w:val="24"/>
+              </w:rPr>
+              <w:t>/health</w:t>
+            </w:r>
+            <w:r>
+              <w:rPr>
+                <w:rFonts w:ascii="Times New Roman" w:hAnsi="Times New Roman"/>
+                <w:sz w:val="24"/>
+              </w:rPr>
+              <w:t xml:space="preserve">, </w:t>
+            </w:r>
+            <w:r>
+              <w:rPr>
+                <w:rFonts w:ascii="Consolas" w:hAnsi="Consolas"/>
+                <w:sz w:val="24"/>
+              </w:rPr>
+              <w:t>/meta</w:t>
+            </w:r>
+            <w:r>
+              <w:rPr>
+                <w:rFonts w:ascii="Times New Roman" w:hAnsi="Times New Roman"/>
+                <w:sz w:val="24"/>
+              </w:rPr>
+              <w:t xml:space="preserve">, </w:t>
+            </w:r>
+            <w:r>
+              <w:rPr>
+                <w:rFonts w:ascii="Consolas" w:hAnsi="Consolas"/>
+                <w:sz w:val="24"/>
+              </w:rPr>
+              <w:t>/series</w:t>
+            </w:r>
+            <w:r>
+              <w:rPr>
+                <w:rFonts w:ascii="Times New Roman" w:hAnsi="Times New Roman"/>
+                <w:sz w:val="24"/>
+              </w:rPr>
+              <w:t xml:space="preserve">, </w:t>
+            </w:r>
+            <w:r>
+              <w:rPr>
+                <w:rFonts w:ascii="Consolas" w:hAnsi="Consolas"/>
+                <w:sz w:val="24"/>
+              </w:rPr>
+              <w:t>/indicators</w:t>
+            </w:r>
+            <w:r>
+              <w:rPr>
+                <w:rFonts w:ascii="Times New Roman" w:hAnsi="Times New Roman"/>
+                <w:sz w:val="24"/>
+              </w:rPr>
+              <w:t xml:space="preserve">, </w:t>
+            </w:r>
+            <w:r>
+              <w:rPr>
+                <w:rFonts w:ascii="Consolas" w:hAnsi="Consolas"/>
+                <w:sz w:val="24"/>
+              </w:rPr>
+              <w:t>/forecast</w:t>
+            </w:r>
+            <w:r>
+              <w:rPr>
+                <w:rFonts w:ascii="Times New Roman" w:hAnsi="Times New Roman"/>
+                <w:sz w:val="24"/>
+              </w:rPr>
+              <w:t xml:space="preserve">, </w:t>
+            </w:r>
+            <w:r>
+              <w:rPr>
+                <w:rFonts w:ascii="Consolas" w:hAnsi="Consolas"/>
+                <w:sz w:val="24"/>
+              </w:rPr>
+              <w:t>/forecast_series</w:t>
+            </w:r>
+            <w:r>
+              <w:rPr>
+                <w:rFonts w:ascii="Times New Roman" w:hAnsi="Times New Roman"/>
+                <w:sz w:val="24"/>
+              </w:rPr>
+              <w:t xml:space="preserve">, </w:t>
+            </w:r>
+            <w:r>
+              <w:rPr>
+                <w:rFonts w:ascii="Consolas" w:hAnsi="Consolas"/>
+                <w:sz w:val="24"/>
+              </w:rPr>
+              <w:t>/forecast_next</w:t>
+            </w:r>
+            <w:r>
+              <w:rPr>
+                <w:rFonts w:ascii="Times New Roman" w:hAnsi="Times New Roman"/>
+                <w:sz w:val="24"/>
+              </w:rPr>
+              <w:t xml:space="preserve">, </w:t>
+            </w:r>
+            <w:r>
+              <w:rPr>
+                <w:rFonts w:ascii="Consolas" w:hAnsi="Consolas"/>
+                <w:sz w:val="24"/>
+              </w:rPr>
+              <w:t>/journal</w:t>
+            </w:r>
+            <w:r>
+              <w:rPr>
+                <w:rFonts w:ascii="Times New Roman" w:hAnsi="Times New Roman"/>
+                <w:sz w:val="24"/>
+              </w:rPr>
+              <w:t xml:space="preserve">, </w:t>
+            </w:r>
+            <w:r>
+              <w:rPr>
+                <w:rFonts w:ascii="Consolas" w:hAnsi="Consolas"/>
+                <w:sz w:val="24"/>
+              </w:rPr>
+              <w:t>/calibration</w:t>
+            </w:r>
+            <w:r>
+              <w:rPr>
+                <w:rFonts w:ascii="Times New Roman" w:hAnsi="Times New Roman"/>
+                <w:sz w:val="24"/>
+              </w:rPr>
+              <w:t xml:space="preserve">, </w:t>
+            </w:r>
+            <w:r>
+              <w:rPr>
+                <w:rFonts w:ascii="Consolas" w:hAnsi="Consolas"/>
+                <w:sz w:val="24"/>
+              </w:rPr>
+              <w:t>/models</w:t>
+            </w:r>
+            <w:r>
+              <w:rPr>
+                <w:rFonts w:ascii="Times New Roman" w:hAnsi="Times New Roman"/>
+                <w:sz w:val="24"/>
+              </w:rPr>
+              <w:t xml:space="preserve">, </w:t>
+            </w:r>
+            <w:r>
+              <w:rPr>
+                <w:rFonts w:ascii="Consolas" w:hAnsi="Consolas"/>
+                <w:sz w:val="24"/>
+              </w:rPr>
+              <w:t>/risk</w:t>
+            </w:r>
+            <w:r>
+              <w:rPr>
+                <w:rFonts w:ascii="Times New Roman" w:hAnsi="Times New Roman"/>
+                <w:sz w:val="24"/>
+              </w:rPr>
+              <w:t xml:space="preserve">, </w:t>
+            </w:r>
+            <w:r>
+              <w:rPr>
+                <w:rFonts w:ascii="Consolas" w:hAnsi="Consolas"/>
+                <w:sz w:val="24"/>
+              </w:rPr>
+              <w:t>/events</w:t>
+            </w:r>
+            <w:r>
+              <w:rPr>
+                <w:rFonts w:ascii="Times New Roman" w:hAnsi="Times New Roman"/>
+                <w:sz w:val="24"/>
+              </w:rPr>
+              <w:t xml:space="preserve">, </w:t>
+            </w:r>
+            <w:r>
+              <w:rPr>
+                <w:rFonts w:ascii="Consolas" w:hAnsi="Consolas"/>
+                <w:sz w:val="24"/>
+              </w:rPr>
+              <w:t>/refresh</w:t>
+            </w:r>
+            <w:r>
+              <w:rPr>
+                <w:rFonts w:ascii="Times New Roman" w:hAnsi="Times New Roman"/>
+                <w:sz w:val="24"/>
+              </w:rPr>
+              <w:t>).</w:t>
             </w:r>
           </w:p>
           <w:p>
@@ -1836,10 +2252,38 @@
             <w:r>
               <w:rPr>
                 <w:rFonts w:ascii="Times New Roman" w:hAnsi="Times New Roman"/>
-                <w:i/>
-                <w:sz w:val="24"/>
-              </w:rPr>
-              <w:t>(Data pipeline and API: implemented and operating on a daily schedule; extensions listed in the Research Plan are proposed.)</w:t>
+                <w:sz w:val="24"/>
+              </w:rPr>
+              <w:t xml:space="preserve">5. </w:t>
+            </w:r>
+            <w:r>
+              <w:rPr>
+                <w:rFonts w:ascii="Times New Roman" w:hAnsi="Times New Roman"/>
+                <w:b/>
+                <w:sz w:val="24"/>
+              </w:rPr>
+              <w:t>Web application.</w:t>
+            </w:r>
+            <w:r>
+              <w:rPr>
+                <w:rFonts w:ascii="Times New Roman" w:hAnsi="Times New Roman"/>
+                <w:sz w:val="24"/>
+              </w:rPr>
+              <w:t xml:space="preserve"> One HTML/JS template (</w:t>
+            </w:r>
+            <w:r>
+              <w:rPr>
+                <w:rFonts w:ascii="Consolas" w:hAnsi="Consolas"/>
+                <w:sz w:val="24"/>
+              </w:rPr>
+              <w:t>web/ui_template.html</w:t>
+            </w:r>
+            <w:r>
+              <w:rPr>
+                <w:rFonts w:ascii="Times New Roman" w:hAnsi="Times New Roman"/>
+                <w:sz w:val="24"/>
+              </w:rPr>
+              <w:t>) is the source of truth, compiled to three deployed variants rather than maintained as three hand-written pages.</w:t>
             </w:r>
           </w:p>
           <w:p>
@@ -1851,9 +2295,32 @@
             <w:r>
               <w:rPr>
                 <w:rFonts w:ascii="Times New Roman" w:hAnsi="Times New Roman"/>
-                <w:sz w:val="24"/>
-              </w:rPr>
-              <w:t>The system is organised as five layers sharing one computation layer across two deployment targets, so the numbers a user sees on the live site and the numbers computed for the thesis are produced by the same code path:</w:t>
+                <w:b/>
+                <w:sz w:val="24"/>
+              </w:rPr>
+              <w:t>The two deployment targets are a stated engineering trade-off, not an inconsistency — this answers how the modules are linked at the deployment level.</w:t>
+            </w:r>
+            <w:r>
+              <w:rPr>
+                <w:rFonts w:ascii="Times New Roman" w:hAnsi="Times New Roman"/>
+                <w:sz w:val="24"/>
+              </w:rPr>
+              <w:t xml:space="preserve"> The local/CI deployment runs the full FastAPI process and is the only place risk numbers are </w:t>
+            </w:r>
+            <w:r>
+              <w:rPr>
+                <w:rFonts w:ascii="Times New Roman" w:hAnsi="Times New Roman"/>
+                <w:i/>
+                <w:sz w:val="24"/>
+              </w:rPr>
+              <w:t>computed</w:t>
+            </w:r>
+            <w:r>
+              <w:rPr>
+                <w:rFonts w:ascii="Times New Roman" w:hAnsi="Times New Roman"/>
+                <w:sz w:val="24"/>
+              </w:rPr>
+              <w:t>; Vercel's serverless size limit cannot host that dependency stack, so the daily job pre-computes the once-a-day numbers as static JSON while a separate lightweight function computes only the intraday chart data. Concentrating computation in one synchronous service that a lighter target consumes as a versioned artefact follows established practice for scaling ML-serving systems under heterogeneous deployment constraints [31], [32].</w:t>
             </w:r>
           </w:p>
           <w:p>
@@ -1865,577 +2332,17 @@
             <w:r>
               <w:rPr>
                 <w:rFonts w:ascii="Times New Roman" w:hAnsi="Times New Roman"/>
-                <w:sz w:val="24"/>
-              </w:rPr>
-              <w:t xml:space="preserve">1. </w:t>
-            </w:r>
-            <w:r>
-              <w:rPr>
-                <w:rFonts w:ascii="Times New Roman" w:hAnsi="Times New Roman"/>
                 <w:b/>
                 <w:sz w:val="24"/>
               </w:rPr>
-              <w:t>Data sources → data pipeline (`collect/`).</w:t>
-            </w:r>
-            <w:r>
-              <w:rPr>
-                <w:rFonts w:ascii="Times New Roman" w:hAnsi="Times New Roman"/>
-                <w:sz w:val="24"/>
-              </w:rPr>
-              <w:t xml:space="preserve"> A one-time historical bootstrap (</w:t>
-            </w:r>
-            <w:r>
-              <w:rPr>
-                <w:rFonts w:ascii="Consolas" w:hAnsi="Consolas"/>
-                <w:sz w:val="24"/>
-              </w:rPr>
-              <w:t>histdata_dl</w:t>
-            </w:r>
-            <w:r>
-              <w:rPr>
-                <w:rFonts w:ascii="Times New Roman" w:hAnsi="Times New Roman"/>
-                <w:sz w:val="24"/>
-              </w:rPr>
-              <w:t xml:space="preserve">, </w:t>
-            </w:r>
-            <w:r>
-              <w:rPr>
-                <w:rFonts w:ascii="Consolas" w:hAnsi="Consolas"/>
-                <w:sz w:val="24"/>
-              </w:rPr>
-              <w:t>prep_fx</w:t>
-            </w:r>
-            <w:r>
-              <w:rPr>
-                <w:rFonts w:ascii="Times New Roman" w:hAnsi="Times New Roman"/>
-                <w:sz w:val="24"/>
-              </w:rPr>
-              <w:t xml:space="preserve">, </w:t>
-            </w:r>
-            <w:r>
-              <w:rPr>
-                <w:rFonts w:ascii="Consolas" w:hAnsi="Consolas"/>
-                <w:sz w:val="24"/>
-              </w:rPr>
-              <w:t>rv5</w:t>
-            </w:r>
-            <w:r>
-              <w:rPr>
-                <w:rFonts w:ascii="Times New Roman" w:hAnsi="Times New Roman"/>
-                <w:sz w:val="24"/>
-              </w:rPr>
-              <w:t xml:space="preserve">, </w:t>
-            </w:r>
-            <w:r>
-              <w:rPr>
-                <w:rFonts w:ascii="Consolas" w:hAnsi="Consolas"/>
-                <w:sz w:val="24"/>
-              </w:rPr>
-              <w:t>rv_advanced</w:t>
-            </w:r>
-            <w:r>
-              <w:rPr>
-                <w:rFonts w:ascii="Times New Roman" w:hAnsi="Times New Roman"/>
-                <w:sz w:val="24"/>
-              </w:rPr>
-              <w:t>) plus a scheduled daily job (</w:t>
-            </w:r>
-            <w:r>
-              <w:rPr>
-                <w:rFonts w:ascii="Consolas" w:hAnsi="Consolas"/>
-                <w:sz w:val="24"/>
-              </w:rPr>
-              <w:t>live_fx.py</w:t>
-            </w:r>
-            <w:r>
-              <w:rPr>
-                <w:rFonts w:ascii="Times New Roman" w:hAnsi="Times New Roman"/>
-                <w:sz w:val="24"/>
-              </w:rPr>
-              <w:t xml:space="preserve">, </w:t>
-            </w:r>
-            <w:r>
-              <w:rPr>
-                <w:rFonts w:ascii="Consolas" w:hAnsi="Consolas"/>
-                <w:sz w:val="24"/>
-              </w:rPr>
-              <w:t>lich_su_kien.py</w:t>
-            </w:r>
-            <w:r>
-              <w:rPr>
-                <w:rFonts w:ascii="Times New Roman" w:hAnsi="Times New Roman"/>
-                <w:sz w:val="24"/>
-              </w:rPr>
-              <w:t>, run four times a day under continuous-integration scheduling) construct daily bars and five-minute realized measures for the six development pairs, plus the macro/central-bank calendar.</w:t>
-            </w:r>
-          </w:p>
-          <w:p>
-            <w:pPr>
-              <w:spacing w:after="100"/>
-              <w:ind w:firstLine="340"/>
-              <w:jc w:val="both"/>
-            </w:pPr>
-            <w:r>
-              <w:rPr>
-                <w:rFonts w:ascii="Times New Roman" w:hAnsi="Times New Roman"/>
-                <w:sz w:val="24"/>
-              </w:rPr>
-              <w:t xml:space="preserve">2. </w:t>
-            </w:r>
-            <w:r>
-              <w:rPr>
-                <w:rFonts w:ascii="Times New Roman" w:hAnsi="Times New Roman"/>
-                <w:b/>
-                <w:sz w:val="24"/>
-              </w:rPr>
-              <w:t>Data store (`data/`).</w:t>
-            </w:r>
-            <w:r>
-              <w:rPr>
-                <w:rFonts w:ascii="Times New Roman" w:hAnsi="Times New Roman"/>
-                <w:sz w:val="24"/>
-              </w:rPr>
-              <w:t xml:space="preserve"> Static historical CSVs for the frozen development sample are kept separate from a daily-overwritten "live" store, so the sealed-evaluation and development segments cannot be silently mixed by a pipeline bug.</w:t>
-            </w:r>
-          </w:p>
-          <w:p>
-            <w:pPr>
-              <w:spacing w:after="100"/>
-              <w:ind w:firstLine="340"/>
-              <w:jc w:val="both"/>
-            </w:pPr>
-            <w:r>
-              <w:rPr>
-                <w:rFonts w:ascii="Times New Roman" w:hAnsi="Times New Roman"/>
-                <w:sz w:val="24"/>
-              </w:rPr>
-              <w:t xml:space="preserve">3. </w:t>
-            </w:r>
-            <w:r>
-              <w:rPr>
-                <w:rFonts w:ascii="Times New Roman" w:hAnsi="Times New Roman"/>
-                <w:b/>
-                <w:sz w:val="24"/>
-              </w:rPr>
-              <w:t>Computation layer (`src/` and `api/cache.py`).</w:t>
-            </w:r>
-            <w:r>
-              <w:rPr>
-                <w:rFonts w:ascii="Times New Roman" w:hAnsi="Times New Roman"/>
-                <w:sz w:val="24"/>
-              </w:rPr>
-              <w:t xml:space="preserve"> Chains the series-join, the extended-HAR forecast, the three-class combination, conformal calibration, and the risk/position-sizing functions in one Python process, with no serialisation boundary between the statistical code and the layer that serves it — removing an entire class of train/serve skew.</w:t>
-            </w:r>
-          </w:p>
-          <w:p>
-            <w:pPr>
-              <w:spacing w:after="100"/>
-              <w:ind w:firstLine="340"/>
-              <w:jc w:val="both"/>
-            </w:pPr>
-            <w:r>
-              <w:rPr>
-                <w:rFonts w:ascii="Times New Roman" w:hAnsi="Times New Roman"/>
-                <w:sz w:val="24"/>
-              </w:rPr>
-              <w:t xml:space="preserve">4. </w:t>
-            </w:r>
-            <w:r>
-              <w:rPr>
-                <w:rFonts w:ascii="Times New Roman" w:hAnsi="Times New Roman"/>
-                <w:b/>
-                <w:sz w:val="24"/>
-              </w:rPr>
-              <w:t>API layer (`api/`, FastAPI).</w:t>
-            </w:r>
-            <w:r>
-              <w:rPr>
-                <w:rFonts w:ascii="Times New Roman" w:hAnsi="Times New Roman"/>
-                <w:sz w:val="24"/>
-              </w:rPr>
-              <w:t xml:space="preserve"> One router per concern (</w:t>
-            </w:r>
-            <w:r>
-              <w:rPr>
-                <w:rFonts w:ascii="Consolas" w:hAnsi="Consolas"/>
-                <w:sz w:val="24"/>
-              </w:rPr>
-              <w:t>meta</w:t>
-            </w:r>
-            <w:r>
-              <w:rPr>
-                <w:rFonts w:ascii="Times New Roman" w:hAnsi="Times New Roman"/>
-                <w:sz w:val="24"/>
-              </w:rPr>
-              <w:t xml:space="preserve">, </w:t>
-            </w:r>
-            <w:r>
-              <w:rPr>
-                <w:rFonts w:ascii="Consolas" w:hAnsi="Consolas"/>
-                <w:sz w:val="24"/>
-              </w:rPr>
-              <w:t>market</w:t>
-            </w:r>
-            <w:r>
-              <w:rPr>
-                <w:rFonts w:ascii="Times New Roman" w:hAnsi="Times New Roman"/>
-                <w:sz w:val="24"/>
-              </w:rPr>
-              <w:t xml:space="preserve">, </w:t>
-            </w:r>
-            <w:r>
-              <w:rPr>
-                <w:rFonts w:ascii="Consolas" w:hAnsi="Consolas"/>
-                <w:sz w:val="24"/>
-              </w:rPr>
-              <w:t>forecast</w:t>
-            </w:r>
-            <w:r>
-              <w:rPr>
-                <w:rFonts w:ascii="Times New Roman" w:hAnsi="Times New Roman"/>
-                <w:sz w:val="24"/>
-              </w:rPr>
-              <w:t xml:space="preserve">, </w:t>
-            </w:r>
-            <w:r>
-              <w:rPr>
-                <w:rFonts w:ascii="Consolas" w:hAnsi="Consolas"/>
-                <w:sz w:val="24"/>
-              </w:rPr>
-              <w:t>risk</w:t>
-            </w:r>
-            <w:r>
-              <w:rPr>
-                <w:rFonts w:ascii="Times New Roman" w:hAnsi="Times New Roman"/>
-                <w:sz w:val="24"/>
-              </w:rPr>
-              <w:t xml:space="preserve">, </w:t>
-            </w:r>
-            <w:r>
-              <w:rPr>
-                <w:rFonts w:ascii="Consolas" w:hAnsi="Consolas"/>
-                <w:sz w:val="24"/>
-              </w:rPr>
-              <w:t>admin</w:t>
-            </w:r>
-            <w:r>
-              <w:rPr>
-                <w:rFonts w:ascii="Times New Roman" w:hAnsi="Times New Roman"/>
-                <w:sz w:val="24"/>
-              </w:rPr>
-              <w:t>) with Pydantic response models, already exposing the endpoints extended throughout the Research Plan below (</w:t>
-            </w:r>
-            <w:r>
-              <w:rPr>
-                <w:rFonts w:ascii="Consolas" w:hAnsi="Consolas"/>
-                <w:sz w:val="24"/>
-              </w:rPr>
-              <w:t>/health</w:t>
-            </w:r>
-            <w:r>
-              <w:rPr>
-                <w:rFonts w:ascii="Times New Roman" w:hAnsi="Times New Roman"/>
-                <w:sz w:val="24"/>
-              </w:rPr>
-              <w:t xml:space="preserve">, </w:t>
-            </w:r>
-            <w:r>
-              <w:rPr>
-                <w:rFonts w:ascii="Consolas" w:hAnsi="Consolas"/>
-                <w:sz w:val="24"/>
-              </w:rPr>
-              <w:t>/meta</w:t>
-            </w:r>
-            <w:r>
-              <w:rPr>
-                <w:rFonts w:ascii="Times New Roman" w:hAnsi="Times New Roman"/>
-                <w:sz w:val="24"/>
-              </w:rPr>
-              <w:t xml:space="preserve">, </w:t>
-            </w:r>
-            <w:r>
-              <w:rPr>
-                <w:rFonts w:ascii="Consolas" w:hAnsi="Consolas"/>
-                <w:sz w:val="24"/>
-              </w:rPr>
-              <w:t>/series</w:t>
-            </w:r>
-            <w:r>
-              <w:rPr>
-                <w:rFonts w:ascii="Times New Roman" w:hAnsi="Times New Roman"/>
-                <w:sz w:val="24"/>
-              </w:rPr>
-              <w:t xml:space="preserve">, </w:t>
-            </w:r>
-            <w:r>
-              <w:rPr>
-                <w:rFonts w:ascii="Consolas" w:hAnsi="Consolas"/>
-                <w:sz w:val="24"/>
-              </w:rPr>
-              <w:t>/indicators</w:t>
-            </w:r>
-            <w:r>
-              <w:rPr>
-                <w:rFonts w:ascii="Times New Roman" w:hAnsi="Times New Roman"/>
-                <w:sz w:val="24"/>
-              </w:rPr>
-              <w:t xml:space="preserve">, </w:t>
-            </w:r>
-            <w:r>
-              <w:rPr>
-                <w:rFonts w:ascii="Consolas" w:hAnsi="Consolas"/>
-                <w:sz w:val="24"/>
-              </w:rPr>
-              <w:t>/forecast</w:t>
-            </w:r>
-            <w:r>
-              <w:rPr>
-                <w:rFonts w:ascii="Times New Roman" w:hAnsi="Times New Roman"/>
-                <w:sz w:val="24"/>
-              </w:rPr>
-              <w:t xml:space="preserve">, </w:t>
-            </w:r>
-            <w:r>
-              <w:rPr>
-                <w:rFonts w:ascii="Consolas" w:hAnsi="Consolas"/>
-                <w:sz w:val="24"/>
-              </w:rPr>
-              <w:t>/forecast_series</w:t>
-            </w:r>
-            <w:r>
-              <w:rPr>
-                <w:rFonts w:ascii="Times New Roman" w:hAnsi="Times New Roman"/>
-                <w:sz w:val="24"/>
-              </w:rPr>
-              <w:t xml:space="preserve">, </w:t>
-            </w:r>
-            <w:r>
-              <w:rPr>
-                <w:rFonts w:ascii="Consolas" w:hAnsi="Consolas"/>
-                <w:sz w:val="24"/>
-              </w:rPr>
-              <w:t>/forecast_next</w:t>
-            </w:r>
-            <w:r>
-              <w:rPr>
-                <w:rFonts w:ascii="Times New Roman" w:hAnsi="Times New Roman"/>
-                <w:sz w:val="24"/>
-              </w:rPr>
-              <w:t xml:space="preserve">, </w:t>
-            </w:r>
-            <w:r>
-              <w:rPr>
-                <w:rFonts w:ascii="Consolas" w:hAnsi="Consolas"/>
-                <w:sz w:val="24"/>
-              </w:rPr>
-              <w:t>/journal</w:t>
-            </w:r>
-            <w:r>
-              <w:rPr>
-                <w:rFonts w:ascii="Times New Roman" w:hAnsi="Times New Roman"/>
-                <w:sz w:val="24"/>
-              </w:rPr>
-              <w:t xml:space="preserve">, </w:t>
-            </w:r>
-            <w:r>
-              <w:rPr>
-                <w:rFonts w:ascii="Consolas" w:hAnsi="Consolas"/>
-                <w:sz w:val="24"/>
-              </w:rPr>
-              <w:t>/calibration</w:t>
-            </w:r>
-            <w:r>
-              <w:rPr>
-                <w:rFonts w:ascii="Times New Roman" w:hAnsi="Times New Roman"/>
-                <w:sz w:val="24"/>
-              </w:rPr>
-              <w:t xml:space="preserve">, </w:t>
-            </w:r>
-            <w:r>
-              <w:rPr>
-                <w:rFonts w:ascii="Consolas" w:hAnsi="Consolas"/>
-                <w:sz w:val="24"/>
-              </w:rPr>
-              <w:t>/models</w:t>
-            </w:r>
-            <w:r>
-              <w:rPr>
-                <w:rFonts w:ascii="Times New Roman" w:hAnsi="Times New Roman"/>
-                <w:sz w:val="24"/>
-              </w:rPr>
-              <w:t xml:space="preserve">, </w:t>
-            </w:r>
-            <w:r>
-              <w:rPr>
-                <w:rFonts w:ascii="Consolas" w:hAnsi="Consolas"/>
-                <w:sz w:val="24"/>
-              </w:rPr>
-              <w:t>/risk</w:t>
-            </w:r>
-            <w:r>
-              <w:rPr>
-                <w:rFonts w:ascii="Times New Roman" w:hAnsi="Times New Roman"/>
-                <w:sz w:val="24"/>
-              </w:rPr>
-              <w:t xml:space="preserve">, </w:t>
-            </w:r>
-            <w:r>
-              <w:rPr>
-                <w:rFonts w:ascii="Consolas" w:hAnsi="Consolas"/>
-                <w:sz w:val="24"/>
-              </w:rPr>
-              <w:t>/events</w:t>
-            </w:r>
-            <w:r>
-              <w:rPr>
-                <w:rFonts w:ascii="Times New Roman" w:hAnsi="Times New Roman"/>
-                <w:sz w:val="24"/>
-              </w:rPr>
-              <w:t xml:space="preserve">, </w:t>
-            </w:r>
-            <w:r>
-              <w:rPr>
-                <w:rFonts w:ascii="Consolas" w:hAnsi="Consolas"/>
-                <w:sz w:val="24"/>
-              </w:rPr>
-              <w:t>/refresh</w:t>
-            </w:r>
-            <w:r>
-              <w:rPr>
-                <w:rFonts w:ascii="Times New Roman" w:hAnsi="Times New Roman"/>
-                <w:sz w:val="24"/>
-              </w:rPr>
-              <w:t>).</w:t>
-            </w:r>
-          </w:p>
-          <w:p>
-            <w:pPr>
-              <w:spacing w:after="100"/>
-              <w:ind w:firstLine="340"/>
-              <w:jc w:val="both"/>
-            </w:pPr>
-            <w:r>
-              <w:rPr>
-                <w:rFonts w:ascii="Times New Roman" w:hAnsi="Times New Roman"/>
-                <w:sz w:val="24"/>
-              </w:rPr>
-              <w:t xml:space="preserve">5. </w:t>
-            </w:r>
-            <w:r>
-              <w:rPr>
-                <w:rFonts w:ascii="Times New Roman" w:hAnsi="Times New Roman"/>
-                <w:b/>
-                <w:sz w:val="24"/>
-              </w:rPr>
-              <w:t>Web application.</w:t>
-            </w:r>
-            <w:r>
-              <w:rPr>
-                <w:rFonts w:ascii="Times New Roman" w:hAnsi="Times New Roman"/>
-                <w:sz w:val="24"/>
-              </w:rPr>
-              <w:t xml:space="preserve"> A single HTML/JS template (</w:t>
-            </w:r>
-            <w:r>
-              <w:rPr>
-                <w:rFonts w:ascii="Consolas" w:hAnsi="Consolas"/>
-                <w:sz w:val="24"/>
-              </w:rPr>
-              <w:t>web/ui_template.html</w:t>
-            </w:r>
-            <w:r>
-              <w:rPr>
-                <w:rFonts w:ascii="Times New Roman" w:hAnsi="Times New Roman"/>
-                <w:sz w:val="24"/>
-              </w:rPr>
-              <w:t>) is the one source of truth for the interface and is compiled to three deployed variants rather than maintained as three separate hand-written pages.</w:t>
-            </w:r>
-          </w:p>
-          <w:p>
-            <w:pPr>
-              <w:spacing w:after="100"/>
-              <w:ind w:firstLine="340"/>
-              <w:jc w:val="both"/>
-            </w:pPr>
-            <w:r>
-              <w:rPr>
-                <w:rFonts w:ascii="Times New Roman" w:hAnsi="Times New Roman"/>
-                <w:b/>
-                <w:sz w:val="24"/>
-              </w:rPr>
-              <w:t>The two deployment targets are a stated engineering trade-off, not an inconsistency — this is the answer to how the modules are linked at the deployment level.</w:t>
-            </w:r>
-            <w:r>
-              <w:rPr>
-                <w:rFonts w:ascii="Times New Roman" w:hAnsi="Times New Roman"/>
-                <w:sz w:val="24"/>
-              </w:rPr>
-              <w:t xml:space="preserve"> The local/continuous-integration deployment runs the full FastAPI process (with </w:t>
-            </w:r>
-            <w:r>
-              <w:rPr>
-                <w:rFonts w:ascii="Consolas" w:hAnsi="Consolas"/>
-                <w:sz w:val="24"/>
-              </w:rPr>
-              <w:t>scipy</w:t>
-            </w:r>
-            <w:r>
-              <w:rPr>
-                <w:rFonts w:ascii="Times New Roman" w:hAnsi="Times New Roman"/>
-                <w:sz w:val="24"/>
-              </w:rPr>
-              <w:t>/</w:t>
-            </w:r>
-            <w:r>
-              <w:rPr>
-                <w:rFonts w:ascii="Consolas" w:hAnsi="Consolas"/>
-                <w:sz w:val="24"/>
-              </w:rPr>
-              <w:t>pandas</w:t>
-            </w:r>
-            <w:r>
-              <w:rPr>
-                <w:rFonts w:ascii="Times New Roman" w:hAnsi="Times New Roman"/>
-                <w:sz w:val="24"/>
-              </w:rPr>
-              <w:t xml:space="preserve">) and is the only place risk numbers are </w:t>
-            </w:r>
-            <w:r>
-              <w:rPr>
-                <w:rFonts w:ascii="Times New Roman" w:hAnsi="Times New Roman"/>
-                <w:i/>
-                <w:sz w:val="24"/>
-              </w:rPr>
-              <w:t>computed</w:t>
-            </w:r>
-            <w:r>
-              <w:rPr>
-                <w:rFonts w:ascii="Times New Roman" w:hAnsi="Times New Roman"/>
-                <w:sz w:val="24"/>
-              </w:rPr>
-              <w:t>. The Vercel serverless deployment cannot host that dependency stack under its packaged-function size limit, so the daily job pre-computes the numbers that change once a day (forecast, three-class probabilities, VaR/ES) and ships them as static JSON, while a separate lightweight serverless function computes only the intraday candlestick data needed to draw the chart. Concentrating computation in one synchronous service that a lighter deployment target consumes as a versioned, materialised artefact follows established practice for scaling ML-serving systems under heterogeneous deployment constraints [31], [32].</w:t>
-            </w:r>
-          </w:p>
-          <w:p>
-            <w:pPr>
-              <w:spacing w:after="100"/>
-              <w:ind w:firstLine="340"/>
-              <w:jc w:val="both"/>
-            </w:pPr>
-            <w:r>
-              <w:rPr>
-                <w:rFonts w:ascii="Times New Roman" w:hAnsi="Times New Roman"/>
-                <w:b/>
-                <w:sz w:val="24"/>
-              </w:rPr>
-              <w:t>Module contract — the mechanism, not just the diagram, behind "how are the modules linked."</w:t>
-            </w:r>
-            <w:r>
-              <w:rPr>
-                <w:rFonts w:ascii="Times New Roman" w:hAnsi="Times New Roman"/>
-                <w:sz w:val="24"/>
-              </w:rPr>
-              <w:t xml:space="preserve"> Each row below is a fixed data contract enforced in code, not an informal call:</w:t>
+              <w:t>Module contract — the mechanism, not just the diagram.</w:t>
+            </w:r>
+            <w:r>
+              <w:rPr>
+                <w:rFonts w:ascii="Times New Roman" w:hAnsi="Times New Roman"/>
+                <w:sz w:val="24"/>
+              </w:rPr>
+              <w:t xml:space="preserve"> Each row is a fixed data contract enforced in code, not an informal call:</w:t>
             </w:r>
           </w:p>
           <w:tbl>
@@ -2733,13 +2640,6 @@
                     </w:rPr>
                     <w:t>src/*.py</w:t>
                   </w:r>
-                  <w:r>
-                    <w:rPr>
-                      <w:rFonts w:ascii="Times New Roman" w:hAnsi="Times New Roman"/>
-                      <w:sz w:val="21"/>
-                    </w:rPr>
-                    <w:t xml:space="preserve"> (forecast, calibration, risk)</w:t>
-                  </w:r>
                 </w:p>
               </w:tc>
               <w:tc>
@@ -2873,13 +2773,6 @@
                   <w:r/>
                   <w:r>
                     <w:rPr>
-                      <w:rFonts w:ascii="Times New Roman" w:hAnsi="Times New Roman"/>
-                      <w:sz w:val="21"/>
-                    </w:rPr>
-                    <w:t>Python dict (</w:t>
-                  </w:r>
-                  <w:r>
-                    <w:rPr>
                       <w:rFonts w:ascii="Consolas" w:hAnsi="Consolas"/>
                       <w:sz w:val="21"/>
                     </w:rPr>
@@ -2932,7 +2825,7 @@
                       <w:rFonts w:ascii="Times New Roman" w:hAnsi="Times New Roman"/>
                       <w:sz w:val="21"/>
                     </w:rPr>
-                    <w:t>, …)</w:t>
+                    <w:t>, …</w:t>
                   </w:r>
                 </w:p>
               </w:tc>
@@ -3108,7 +3001,7 @@
                       <w:rFonts w:ascii="Times New Roman" w:hAnsi="Times New Roman"/>
                       <w:sz w:val="21"/>
                     </w:rPr>
-                    <w:t>identical JSON to the live API — never recomputed by a second formula</w:t>
+                    <w:t>identical JSON — never recomputed by a second formula</w:t>
                   </w:r>
                 </w:p>
               </w:tc>
@@ -3136,7 +3029,7 @@
                 <w:rFonts w:ascii="Times New Roman" w:hAnsi="Times New Roman"/>
                 <w:sz w:val="24"/>
               </w:rPr>
-              <w:t>The daily job never recomputes a number through a second code path: it calls the API and snapshots the response. This single-source-of-truth discipline — recommended practice for operationalising ML systems reliably [31] — is the concrete mechanism that keeps the static and live deployments from ever diverging, and is applied uniformly to every module added under the Research Plan below, not only to the modules that exist today.</w:t>
+              <w:t>The daily job never recomputes a number through a second code path — it calls the API and snapshots the response. This single-source-of-truth discipline, recommended practice for operationalising ML systems reliably [31], is what keeps the static and live deployments from ever diverging, and applies to every module added under the Research Plan below, not only the modules that exist today.</w:t>
             </w:r>
           </w:p>
         </w:tc>
@@ -3170,7 +3063,7 @@
                 <w:rFonts w:ascii="Times New Roman" w:hAnsi="Times New Roman"/>
                 <w:sz w:val="24"/>
               </w:rPr>
-              <w:t>The research is conducted through the following main activities.</w:t>
+              <w:t>The research proceeds through the following activities.</w:t>
             </w:r>
           </w:p>
           <w:p>
@@ -3199,7 +3092,7 @@
                 <w:rFonts w:ascii="Times New Roman" w:hAnsi="Times New Roman"/>
                 <w:sz w:val="24"/>
               </w:rPr>
-              <w:t>Review realized-volatility modelling, covering the HAR family and its measurement-error, jump, and semivariance extensions, and recent comparative evidence on machine learning and foundation models for volatility forecasting.</w:t>
+              <w:t>Realized-volatility modelling: the HAR family and its measurement-error, jump, and semivariance extensions; recent ML/foundation-model comparisons.</w:t>
             </w:r>
           </w:p>
           <w:p>
@@ -3214,7 +3107,7 @@
                 <w:rFonts w:ascii="Times New Roman" w:hAnsi="Times New Roman"/>
                 <w:sz w:val="24"/>
               </w:rPr>
-              <w:t>Review the evidence on FX directional predictability, including large-scale technical-rule studies with data-snooping control, and the momentum-factor explanation of residual rule profitability.</w:t>
+              <w:t>FX directional predictability: large-scale technical-rule studies with data-snooping control; the momentum-factor explanation.</w:t>
             </w:r>
           </w:p>
           <w:p>
@@ -3229,7 +3122,7 @@
                 <w:rFonts w:ascii="Times New Roman" w:hAnsi="Times New Roman"/>
                 <w:sz w:val="24"/>
               </w:rPr>
-              <w:t>Review statistically sound pattern discovery, family-wise error control, superior predictive ability testing, and model confidence sets.</w:t>
+              <w:t>Statistically sound pattern discovery, family-wise error control, superior predictive ability testing, model confidence sets.</w:t>
             </w:r>
           </w:p>
           <w:p>
@@ -3244,7 +3137,7 @@
                 <w:rFonts w:ascii="Times New Roman" w:hAnsi="Times New Roman"/>
                 <w:sz w:val="24"/>
               </w:rPr>
-              <w:t>Review conformal prediction under distribution shift, proper scoring rules, and calibration diagnostics.</w:t>
+              <w:t>Conformal prediction under distribution shift, proper scoring rules, calibration diagnostics.</w:t>
             </w:r>
           </w:p>
           <w:p>
@@ -3259,7 +3152,7 @@
                 <w:rFonts w:ascii="Times New Roman" w:hAnsi="Times New Roman"/>
                 <w:sz w:val="24"/>
               </w:rPr>
-              <w:t>Review Value-at-Risk and Expected Shortfall backtesting, and growth-optimal position sizing under a ruin constraint.</w:t>
+              <w:t>VaR/ES backtesting and growth-optimal position sizing under a ruin constraint.</w:t>
             </w:r>
           </w:p>
           <w:p>
@@ -3288,7 +3181,7 @@
                 <w:rFonts w:ascii="Times New Roman" w:hAnsi="Times New Roman"/>
                 <w:sz w:val="24"/>
               </w:rPr>
-              <w:t>Construct daily bars and five-minute realized measures from one-minute source data; verify contiguity, session conventions, and time-zone handling.</w:t>
+              <w:t>Construct daily bars and five-minute realized measures from one-minute data; verify contiguity, session conventions, and time-zone handling.</w:t>
             </w:r>
           </w:p>
           <w:p>
@@ -3303,7 +3196,7 @@
                 <w:rFonts w:ascii="Times New Roman" w:hAnsi="Times New Roman"/>
                 <w:sz w:val="24"/>
               </w:rPr>
-              <w:t xml:space="preserve">Fix the temporal partition, the evaluation metrics per axis, the multiple-testing procedure, and the sealed-set policy in a written record </w:t>
+              <w:t xml:space="preserve">Fix the temporal partition, per-axis metrics, multiple-testing procedure, and sealed-set policy in writing </w:t>
             </w:r>
             <w:r>
               <w:rPr>
@@ -3318,7 +3211,7 @@
                 <w:rFonts w:ascii="Times New Roman" w:hAnsi="Times New Roman"/>
                 <w:sz w:val="24"/>
               </w:rPr>
-              <w:t xml:space="preserve"> any scoring, and record every configuration evaluated on the development sample.</w:t>
+              <w:t xml:space="preserve"> any scoring; record every configuration evaluated.</w:t>
             </w:r>
           </w:p>
           <w:p>
@@ -3333,7 +3226,7 @@
                 <w:rFonts w:ascii="Times New Roman" w:hAnsi="Times New Roman"/>
                 <w:sz w:val="24"/>
               </w:rPr>
-              <w:t xml:space="preserve">Implement a permanent anti-leakage protocol: every derived feature must satisfy the self-test that truncating all information revealed after time </w:t>
+              <w:t xml:space="preserve">Anti-leakage self-test: every derived feature's value at time </w:t>
             </w:r>
             <w:r>
               <w:rPr>
@@ -3348,7 +3241,7 @@
                 <w:rFonts w:ascii="Times New Roman" w:hAnsi="Times New Roman"/>
                 <w:sz w:val="24"/>
               </w:rPr>
-              <w:t xml:space="preserve"> leaves its value at </w:t>
+              <w:t xml:space="preserve"> is unchanged by truncating information revealed after </w:t>
             </w:r>
             <w:r>
               <w:rPr>
@@ -3363,7 +3256,7 @@
                 <w:rFonts w:ascii="Times New Roman" w:hAnsi="Times New Roman"/>
                 <w:sz w:val="24"/>
               </w:rPr>
-              <w:t xml:space="preserve"> unchanged.</w:t>
+              <w:t>.</w:t>
             </w:r>
           </w:p>
           <w:p>
@@ -3392,7 +3285,7 @@
                 <w:rFonts w:ascii="Times New Roman" w:hAnsi="Times New Roman"/>
                 <w:sz w:val="24"/>
               </w:rPr>
-              <w:t>Establish the extended HAR specification as the production magnitude baseline and an online expert-combination layer [13] as the three-class probability baseline.</w:t>
+              <w:t>Extended HAR as the production magnitude baseline; an online expert-combination layer [13] as the probability baseline.</w:t>
             </w:r>
           </w:p>
           <w:p>
@@ -3407,7 +3300,7 @@
                 <w:rFonts w:ascii="Times New Roman" w:hAnsi="Times New Roman"/>
                 <w:sz w:val="24"/>
               </w:rPr>
-              <w:t>Compare against linear regularised models, gradient-boosted trees, recurrent and attention-based networks, a tabular foundation model [14], zero-shot time-series foundation models [11], and systematic forecast combinations, all under an identical information set, refit frequency, and variance-conversion procedure.</w:t>
+              <w:t>Compare against regularised linear models, gradient-boosted trees, recurrent/attention networks, a tabular foundation model [14], zero-shot time-series foundation models [11], and forecast combinations, under an identical information set and refit frequency.</w:t>
             </w:r>
           </w:p>
           <w:p>
@@ -3422,7 +3315,7 @@
                 <w:rFonts w:ascii="Times New Roman" w:hAnsi="Times New Roman"/>
                 <w:sz w:val="24"/>
               </w:rPr>
-              <w:t>Evaluate with scale-invariant QLIKE [15], the continuous ranked probability score, and the logarithmic and Brier scores [16], and assess significance with Diebold–Mariano tests [17] and Model Confidence Sets [12].</w:t>
+              <w:t>Evaluate with scale-invariant QLIKE [15], CRPS, and log/Brier scores [16]; assess significance with Diebold–Mariano tests [17] and Model Confidence Sets [12].</w:t>
             </w:r>
           </w:p>
           <w:p>
@@ -3451,7 +3344,7 @@
                 <w:rFonts w:ascii="Times New Roman" w:hAnsi="Times New Roman"/>
                 <w:sz w:val="24"/>
               </w:rPr>
-              <w:t>Enumerate the hypothesis space in advance for every discovery family — symbolic sequence patterns, motif and matrix-profile analysis, interpretable rule learning, regime models, textual central-bank features, exogenous macro and cross-asset variables, and daily candlestick geometry — and apply step-down max-</w:t>
+              <w:t>Enumerate the hypothesis space in advance per discovery family and apply step-down max-</w:t>
             </w:r>
             <w:r>
               <w:rPr>
@@ -3466,7 +3359,7 @@
                 <w:rFonts w:ascii="Times New Roman" w:hAnsi="Times New Roman"/>
                 <w:sz w:val="24"/>
               </w:rPr>
-              <w:t xml:space="preserve"> resampling with block-preserving null models [4]. Remaining work in this family is limited to completing pre-registered evaluations at horizons and axes not yet scored (Section on the Research Plan); no new discovery family will be introduced after the evaluation protocol has been frozen.</w:t>
+              <w:t xml:space="preserve"> resampling with block-preserving nulls [4]; remaining work is limited to pre-registered evaluations at horizons/axes not yet scored — no new family is introduced after the protocol is frozen.</w:t>
             </w:r>
           </w:p>
           <w:p>
@@ -3481,7 +3374,7 @@
                 <w:rFonts w:ascii="Times New Roman" w:hAnsi="Times New Roman"/>
                 <w:sz w:val="24"/>
               </w:rPr>
-              <w:t>Condition every candidate on the strongest available null: the production volatility forecast for the magnitude axis, and time-series momentum for the direction axis [3].</w:t>
+              <w:t>Condition every candidate on the strongest available null (production volatility forecast for magnitude; time-series momentum for direction [3]).</w:t>
             </w:r>
           </w:p>
           <w:p>
@@ -3496,7 +3389,7 @@
                 <w:rFonts w:ascii="Times New Roman" w:hAnsi="Times New Roman"/>
                 <w:sz w:val="24"/>
               </w:rPr>
-              <w:t>For the exogenous layer, contrast three feature-selection regimes under an identical model class and parameter budget: all declared variables, validation-selected variables, and variables filtered by Granger-type causal testing under step-down Westfall–Young control [4], triangulated against four independently implemented methods — PCMCI [18], Double Machine Learning [33], Causal Forest [34], and CausalImpact [28] — with a cross-pair and cross-year stability screen (full triangulation and its two-role finding detailed in Proposed Method and System Architecture: Causal Discovery Method), in order to isolate the contribution of causal filtering itself. This layer, including the triangulation, is complete; remaining work is limited to writing up the findings (Research Plan, Week 9–10) — no new causal discovery work is scheduled, and using the causal effect to adjust the forecast directly is deferred (Deferred / Future Work) rather than pursued in the remaining timeline.</w:t>
+              <w:t>For the exogenous layer, contrast all-variable, validation-selected, and causally-filtered feature sets (Granger+Westfall–Young, triangulated against PCMCI [18], Double Machine Learning [33], Causal Forest [34], and CausalImpact [28] — Proposed Method, Causal Discovery Method) under an identical model class and parameter budget. This layer, including the triangulation, is complete; remaining work is limited to writing up the findings (Week 9–10), and the causal-conditioned forecast overlay is deferred (Deferred / Future Work) rather than pursued further here.</w:t>
             </w:r>
           </w:p>
           <w:p>
@@ -3511,7 +3404,7 @@
                 <w:rFonts w:ascii="Times New Roman" w:hAnsi="Times New Roman"/>
                 <w:sz w:val="24"/>
               </w:rPr>
-              <w:t>Screen surviving candidates for sign consistency across pairs and across years, and require leave-one-pair-out transfer before any candidate is admitted.</w:t>
+              <w:t>Screen for sign consistency across pairs and years, and require leave-one-pair-out transfer before any candidate is admitted.</w:t>
             </w:r>
           </w:p>
           <w:p>
@@ -3540,7 +3433,7 @@
                 <w:rFonts w:ascii="Times New Roman" w:hAnsi="Times New Roman"/>
                 <w:sz w:val="24"/>
               </w:rPr>
-              <w:t>Implement adaptive conformal inference with Mondrian stratification by volatility regime [19], [20], and verify empirical coverage overall and conditional on regime.</w:t>
+              <w:t>Adaptive conformal inference with Mondrian stratification by volatility regime [19], [20]; verify empirical coverage overall and by regime.</w:t>
             </w:r>
           </w:p>
           <w:p>
@@ -3555,7 +3448,7 @@
                 <w:rFonts w:ascii="Times New Roman" w:hAnsi="Times New Roman"/>
                 <w:sz w:val="24"/>
               </w:rPr>
-              <w:t>Estimate Value-at-Risk and Expected Shortfall from empirical quantiles of standardised returns scaled by the volatility forecast, and backtest per pair using unconditional coverage [21], independence and conditional coverage [22], and dynamic quantile tests [23]; assess the joint (VaR, ES) pair with a strictly consistent scoring function [24].</w:t>
+              <w:t>Estimate VaR/ES from empirical quantiles of standardised returns; backtest per pair with unconditional [21], conditional [22], and dynamic-quantile [23] tests; assess the joint (VaR, ES) pair with a strictly consistent scoring function [24].</w:t>
             </w:r>
           </w:p>
           <w:p>
@@ -3570,7 +3463,7 @@
                 <w:rFonts w:ascii="Times New Roman" w:hAnsi="Times New Roman"/>
                 <w:sz w:val="24"/>
               </w:rPr>
-              <w:t>Compute position size as the minimum of a growth-optimal fraction [25] and a cap constrained by an estimated probability of ruin, adjusted by volatility regime, drawdown state, a portfolio correlation factor, and a slippage coefficient measured from observed stop-loss executions; the ruin estimate is reported together with the return, dependence, and sizing assumptions on which it is conditioned.</w:t>
+              <w:t>Compute position size as the minimum of a growth-optimal fraction [25] and a ruin-constrained cap, adjusted by regime, drawdown, portfolio correlation, and a measured slippage coefficient.</w:t>
             </w:r>
           </w:p>
           <w:p>
@@ -3599,7 +3492,7 @@
                 <w:rFonts w:ascii="Times New Roman" w:hAnsi="Times New Roman"/>
                 <w:sz w:val="24"/>
               </w:rPr>
-              <w:t>For every negative finding, inject synthetic effects of known magnitude through the actual testing funnel and report the effect size detected with 80% power, together with a negative control establishing the false-positive rate under pure noise.</w:t>
+              <w:t>For every negative finding, inject synthetic effects through the actual testing funnel and report the effect size detected at 80% power, with a negative control for the false-positive rate under pure noise.</w:t>
             </w:r>
           </w:p>
           <w:p>
@@ -3643,7 +3536,7 @@
                 <w:rFonts w:ascii="Times New Roman" w:hAnsi="Times New Roman"/>
                 <w:sz w:val="24"/>
               </w:rPr>
-              <w:t>Maintain, throughout the study rather than only at its conclusion, the operating end-to-end product path specified in Proposed Method and System Architecture — data ingestion, production forecast artefact, application programming interface, and web application — so that each research layer is integrated as a versioned artefact update the same week it is completed (see the per-week engineering deliverables in the Research Plan) instead of being connected for the first time late in the project; dedicate the final weeks to hardening this system with a computation layer, a versioned forecast-artefact interface, and a user interface that presents per-axis skill, conformal prediction sets, the event calendar with measured historical responses, and the risk decision record with full provenance.</w:t>
+              <w:t>Maintain the operating end-to-end product path (Proposed Method and System Architecture) throughout the study, integrating each research layer as a versioned artefact the week it is completed (per-week deliverables in the Research Plan); harden the system in the final weeks with full provenance for every displayed quantity.</w:t>
             </w:r>
           </w:p>
           <w:p>
@@ -3658,7 +3551,7 @@
                 <w:rFonts w:ascii="Times New Roman" w:hAnsi="Times New Roman"/>
                 <w:sz w:val="24"/>
               </w:rPr>
-              <w:t>Analyse failure cases and limitations, including pairs that fail tail backtests and horizons at which calibration degrades, and report them within the interface rather than omitting them.</w:t>
+              <w:t>Analyse failure cases and limitations — pairs failing tail backtests, horizons where calibration degrades — and report them within the interface rather than omitting them.</w:t>
             </w:r>
           </w:p>
         </w:tc>
@@ -3683,16 +3576,25 @@
           </w:p>
           <w:p>
             <w:pPr>
-              <w:spacing w:after="100"/>
-              <w:ind w:firstLine="340"/>
+              <w:pStyle w:val="ListBullet"/>
+              <w:spacing w:after="60"/>
+              <w:ind w:left="454"/>
               <w:jc w:val="both"/>
             </w:pPr>
             <w:r>
               <w:rPr>
                 <w:rFonts w:ascii="Times New Roman" w:hAnsi="Times New Roman"/>
-                <w:sz w:val="24"/>
-              </w:rPr>
-              <w:t>The expected outcomes of this research include:</w:t>
+                <w:b/>
+                <w:sz w:val="24"/>
+              </w:rPr>
+              <w:t>A validated FX decision support system</w:t>
+            </w:r>
+            <w:r>
+              <w:rPr>
+                <w:rFonts w:ascii="Times New Roman" w:hAnsi="Times New Roman"/>
+                <w:sz w:val="24"/>
+              </w:rPr>
+              <w:t xml:space="preserve"> issuing, per session and pair, a volatility forecast, a calibrated three-class probability with a conformal prediction set, an event-risk assessment, and a ruin-constrained position-sizing recommendation, with every displayed quantity traceable to a specific measurement.</w:t>
             </w:r>
           </w:p>
           <w:p>
@@ -3708,14 +3610,14 @@
                 <w:b/>
                 <w:sz w:val="24"/>
               </w:rPr>
-              <w:t>A validated decision support system for FX</w:t>
-            </w:r>
-            <w:r>
-              <w:rPr>
-                <w:rFonts w:ascii="Times New Roman" w:hAnsi="Times New Roman"/>
-                <w:sz w:val="24"/>
-              </w:rPr>
-              <w:t xml:space="preserve"> that issues, for each session and each pair, a volatility forecast, a calibrated three-class probability distribution with a conformal prediction set, an event-risk assessment, and a ruin-constrained position-sizing recommendation, with every displayed quantity traceable to a specific measurement.</w:t>
+              <w:t>An axis-resolved characterisation of daily FX predictability.</w:t>
+            </w:r>
+            <w:r>
+              <w:rPr>
+                <w:rFonts w:ascii="Times New Roman" w:hAnsi="Times New Roman"/>
+                <w:sz w:val="24"/>
+              </w:rPr>
+              <w:t xml:space="preserve"> Results frozen to date show positive, statistically significant skill on the magnitude axis and none on direction across twelve independent discovery branches; the thesis completes the remaining horizons and confirms this on the sealed evaluation set, not yet opened.</w:t>
             </w:r>
           </w:p>
           <w:p>
@@ -3731,14 +3633,14 @@
                 <w:b/>
                 <w:sz w:val="24"/>
               </w:rPr>
-              <w:t>An axis-resolved characterisation of daily FX predictability</w:t>
-            </w:r>
-            <w:r>
-              <w:rPr>
-                <w:rFonts w:ascii="Times New Roman" w:hAnsi="Times New Roman"/>
-                <w:sz w:val="24"/>
-              </w:rPr>
-              <w:t>, establishing where skill exists and where it does not, under a single protocol applied uniformly across all information layers. Results obtained and frozen to date indicate positive and statistically significant skill on the magnitude axis and no detectable skill on the direction axis across twelve independent discovery branches, including four independent representations of price history and of official central-bank communication; the thesis will complete this analysis at the remaining horizons and confirm it on the sealed evaluation set, which has not yet been opened.</w:t>
+              <w:t>A systematic benchmark of model complexity for FX volatility forecasting</w:t>
+            </w:r>
+            <w:r>
+              <w:rPr>
+                <w:rFonts w:ascii="Times New Roman" w:hAnsi="Times New Roman"/>
+                <w:sz w:val="24"/>
+              </w:rPr>
+              <w:t xml:space="preserve"> — linear, tree-based, recurrent, attention-based, and foundation models, plus exhaustive forecast combinations, evaluated with proper scoring rules and model confidence sets.</w:t>
             </w:r>
           </w:p>
           <w:p>
@@ -3754,14 +3656,14 @@
                 <w:b/>
                 <w:sz w:val="24"/>
               </w:rPr>
-              <w:t>A systematic benchmark of model complexity for FX volatility forecasting</w:t>
-            </w:r>
-            <w:r>
-              <w:rPr>
-                <w:rFonts w:ascii="Times New Roman" w:hAnsi="Times New Roman"/>
-                <w:sz w:val="24"/>
-              </w:rPr>
-              <w:t>, covering linear, tree-based, recurrent, attention-based, tabular-foundation and time-series-foundation models, together with exhaustive forecast combinations, evaluated with proper scoring rules and model confidence sets.</w:t>
+              <w:t>An empirical comparison of causal filtering against ordinary feature selection, and a five-method causal triangulation with an honest split between its two roles.</w:t>
+            </w:r>
+            <w:r>
+              <w:rPr>
+                <w:rFonts w:ascii="Times New Roman" w:hAnsi="Times New Roman"/>
+                <w:sz w:val="24"/>
+              </w:rPr>
+              <w:t xml:space="preserve"> A completed, frozen ablation — its sealed-set evaluation deliberately not opened, per the pre-registered rule that a non-positive verdict does not warrant it — shows causally-filtered variables degrade substantially less out of sample than validation-selected ones, the mechanism measured as distribution drift in the latter. Separately, Granger+Westfall–Young, PCMCI, Double ML, Causal Forest, and CausalImpact independently converge on VIX and demonstrate concretely (PCMCI's simultaneous conditioning) how it is distinguished from a confound. The triangulation's validation role (deciding which variable is trusted) is complete and load-bearing; its forecast-performance role was tested and found not yet effective, reported as a negative finding rather than an overstated gain.</w:t>
             </w:r>
           </w:p>
           <w:p>
@@ -3777,14 +3679,29 @@
                 <w:b/>
                 <w:sz w:val="24"/>
               </w:rPr>
-              <w:t>An empirical comparison of causal filtering against ordinary feature selection.</w:t>
-            </w:r>
-            <w:r>
-              <w:rPr>
-                <w:rFonts w:ascii="Times New Roman" w:hAnsi="Times New Roman"/>
-                <w:sz w:val="24"/>
-              </w:rPr>
-              <w:t xml:space="preserve"> A completed, frozen ablation — its sealed-set evaluation deliberately not opened, per the pre-registered rule that a non-positive development-test verdict does not warrant it (Introduction) — shows that variables filtered by temporal-causal testing with a stability screen degrade substantially less out of sample than variables selected by validation performance, with the mechanism identified and measured as distribution drift in the selected macroeconomic variables. This comparison appears to be underexplored in the FX forecasting literature.</w:t>
+              <w:t>Power-bounded negative evidence</w:t>
+            </w:r>
+            <w:r>
+              <w:rPr>
+                <w:rFonts w:ascii="Times New Roman" w:hAnsi="Times New Roman"/>
+                <w:sz w:val="24"/>
+              </w:rPr>
+              <w:t xml:space="preserve"> — every negative finding reported with the minimum effect size its procedure could detect, converting "no relationship was found" into "no relationship stronger than </w:t>
+            </w:r>
+            <w:r>
+              <w:rPr>
+                <w:rFonts w:ascii="Times New Roman" w:hAnsi="Times New Roman"/>
+                <w:i/>
+                <w:sz w:val="24"/>
+              </w:rPr>
+              <w:t>X</w:t>
+            </w:r>
+            <w:r>
+              <w:rPr>
+                <w:rFonts w:ascii="Times New Roman" w:hAnsi="Times New Roman"/>
+                <w:sz w:val="24"/>
+              </w:rPr>
+              <w:t xml:space="preserve"> exists in these data".</w:t>
             </w:r>
           </w:p>
           <w:p>
@@ -3800,14 +3717,14 @@
                 <w:b/>
                 <w:sz w:val="24"/>
               </w:rPr>
-              <w:t>A five-method causal triangulation, and an honest split between its two roles.</w:t>
-            </w:r>
-            <w:r>
-              <w:rPr>
-                <w:rFonts w:ascii="Times New Roman" w:hAnsi="Times New Roman"/>
-                <w:sz w:val="24"/>
-              </w:rPr>
-              <w:t xml:space="preserve"> Granger+Westfall–Young, PCMCI, Double Machine Learning, Causal Forest, and CausalImpact independently converge on the same variable (VIX) and concretely demonstrate the mechanism — simultaneous conditioning in PCMCI — that separates it from a confound (gold-implied volatility) that looks causal only until conditioned on VIX. The validation role of this triangulation (deciding which exogenous variable is trusted) is complete and already load-bearing in the frozen feature set; its forecast-performance role (directly adjusting the production forecast) was tested and found not yet statistically effective in any of the six development pairs, and is reported as a negative finding rather than folded into a claimed improvement (Proposed Method and System Architecture; Deferred / Future Work).</w:t>
+              <w:t>Three applied contributions to risk-aware decision support</w:t>
+            </w:r>
+            <w:r>
+              <w:rPr>
+                <w:rFonts w:ascii="Times New Roman" w:hAnsi="Times New Roman"/>
+                <w:sz w:val="24"/>
+              </w:rPr>
+              <w:t>: a portfolio correlation factor quantifying the gap between nominal and realised ruin probability under correlated positions; a holding-horizon table addressing systematic misreading of single-session stop-out probabilities; and a slippage coefficient estimated from observed stop-loss executions rather than assumed.</w:t>
             </w:r>
           </w:p>
           <w:p>
@@ -3823,29 +3740,14 @@
                 <w:b/>
                 <w:sz w:val="24"/>
               </w:rPr>
-              <w:t>Power-bounded negative evidence.</w:t>
-            </w:r>
-            <w:r>
-              <w:rPr>
-                <w:rFonts w:ascii="Times New Roman" w:hAnsi="Times New Roman"/>
-                <w:sz w:val="24"/>
-              </w:rPr>
-              <w:t xml:space="preserve"> Each negative finding will be reported together with the minimum effect size detectable by the corresponding procedure, converting statements of the form "no relationship was found" into bounded claims of the form "no relationship stronger than </w:t>
-            </w:r>
-            <w:r>
-              <w:rPr>
-                <w:rFonts w:ascii="Times New Roman" w:hAnsi="Times New Roman"/>
-                <w:i/>
-                <w:sz w:val="24"/>
-              </w:rPr>
-              <w:t>X</w:t>
-            </w:r>
-            <w:r>
-              <w:rPr>
-                <w:rFonts w:ascii="Times New Roman" w:hAnsi="Times New Roman"/>
-                <w:sz w:val="24"/>
-              </w:rPr>
-              <w:t xml:space="preserve"> exists in these data".</w:t>
+              <w:t>A reproducible research record</w:t>
+            </w:r>
+            <w:r>
+              <w:rPr>
+                <w:rFonts w:ascii="Times New Roman" w:hAnsi="Times New Roman"/>
+                <w:sz w:val="24"/>
+              </w:rPr>
+              <w:t xml:space="preserve"> — the full data dictionary, sealed-set protocol, a registry of every configuration and hypothesis evaluated, and reproduction commands for every reported number, including negative results.</w:t>
             </w:r>
           </w:p>
           <w:p>
@@ -3861,52 +3763,6 @@
                 <w:b/>
                 <w:sz w:val="24"/>
               </w:rPr>
-              <w:t>Three applied contributions to risk-aware decision support</w:t>
-            </w:r>
-            <w:r>
-              <w:rPr>
-                <w:rFonts w:ascii="Times New Roman" w:hAnsi="Times New Roman"/>
-                <w:sz w:val="24"/>
-              </w:rPr>
-              <w:t>: a portfolio correlation factor for ruin-constrained sizing, quantifying the gap between the nominal and the realised probability of ruin when multiple correlated positions are opened simultaneously; a holding-horizon table on the decision record, addressing the systematic misreading of single-session stop-out probabilities; and a slippage coefficient estimated from observed stop-loss executions rather than assumed.</w:t>
-            </w:r>
-          </w:p>
-          <w:p>
-            <w:pPr>
-              <w:pStyle w:val="ListBullet"/>
-              <w:spacing w:after="60"/>
-              <w:ind w:left="454"/>
-              <w:jc w:val="both"/>
-            </w:pPr>
-            <w:r>
-              <w:rPr>
-                <w:rFonts w:ascii="Times New Roman" w:hAnsi="Times New Roman"/>
-                <w:b/>
-                <w:sz w:val="24"/>
-              </w:rPr>
-              <w:t>A reproducible research record</w:t>
-            </w:r>
-            <w:r>
-              <w:rPr>
-                <w:rFonts w:ascii="Times New Roman" w:hAnsi="Times New Roman"/>
-                <w:sz w:val="24"/>
-              </w:rPr>
-              <w:t xml:space="preserve"> containing the full data dictionary, the sealed-set protocol, the registry of every model configuration and hypothesis evaluated, and reproduction commands for every reported number, including all negative results.</w:t>
-            </w:r>
-          </w:p>
-          <w:p>
-            <w:pPr>
-              <w:pStyle w:val="ListBullet"/>
-              <w:spacing w:after="60"/>
-              <w:ind w:left="454"/>
-              <w:jc w:val="both"/>
-            </w:pPr>
-            <w:r>
-              <w:rPr>
-                <w:rFonts w:ascii="Times New Roman" w:hAnsi="Times New Roman"/>
-                <w:b/>
-                <w:sz w:val="24"/>
-              </w:rPr>
               <w:t>A documented, versioned software architecture</w:t>
             </w:r>
             <w:r>
@@ -3914,7 +3770,7 @@
                 <w:rFonts w:ascii="Times New Roman" w:hAnsi="Times New Roman"/>
                 <w:sz w:val="24"/>
               </w:rPr>
-              <w:t xml:space="preserve"> — the five-layer data pipeline, computation layer, API, and web application specified in Proposed Method and System Architecture — with an explicit module contract between every layer, so that the engineering contribution (how the numbers are produced, versioned, and served without the static and live deployments diverging) is itself reported and defensible, not only the numbers it serves.</w:t>
+              <w:t xml:space="preserve"> — the five-layer pipeline, computation layer, API, and web application with an explicit module contract between every layer, so the engineering contribution (how numbers are produced, versioned, and served without the static and live deployments diverging) is itself reported and defensible, not only the numbers it serves.</w:t>
             </w:r>
           </w:p>
         </w:tc>
@@ -5043,7 +4899,7 @@
                       <w:rFonts w:ascii="Times New Roman" w:hAnsi="Times New Roman"/>
                       <w:sz w:val="21"/>
                     </w:rPr>
-                    <w:t>– Consolidate the data pipeline and verify contiguity, session conventions and time-zone handling.</w:t>
+                    <w:t>– Consolidate the data pipeline; verify contiguity, session conventions, and time-zone handling.</w:t>
                   </w:r>
                 </w:p>
                 <w:p>
@@ -5056,7 +4912,7 @@
                       <w:rFonts w:ascii="Times New Roman" w:hAnsi="Times New Roman"/>
                       <w:sz w:val="21"/>
                     </w:rPr>
-                    <w:t>– Fix the evaluation protocol: temporal partition, per-axis metrics, multiple-testing procedure, and sealed-set policy.</w:t>
+                    <w:t>– Fix the evaluation protocol: partition, per-axis metrics, multiple-testing procedure, sealed-set policy.</w:t>
                   </w:r>
                 </w:p>
                 <w:p>
@@ -5097,7 +4953,7 @@
                       <w:rFonts w:ascii="Times New Roman" w:hAnsi="Times New Roman"/>
                       <w:sz w:val="21"/>
                     </w:rPr>
-                    <w:t xml:space="preserve"> verify the already-operating daily pipeline job and its </w:t>
+                    <w:t xml:space="preserve"> verify the daily pipeline job and </w:t>
                   </w:r>
                   <w:r>
                     <w:rPr>
@@ -5187,7 +5043,7 @@
                       <w:rFonts w:ascii="Times New Roman" w:hAnsi="Times New Roman"/>
                       <w:sz w:val="21"/>
                     </w:rPr>
-                    <w:t>– Complete the pattern-discovery families remaining at the five- and twenty-session horizons.</w:t>
+                    <w:t>– Complete the pattern-discovery families at the five- and twenty-session horizons.</w:t>
                   </w:r>
                 </w:p>
                 <w:p>
@@ -5200,7 +5056,7 @@
                       <w:rFonts w:ascii="Times New Roman" w:hAnsi="Times New Roman"/>
                       <w:sz w:val="21"/>
                     </w:rPr>
-                    <w:t>– Apply superior predictive ability testing at the family level across all discovery branches.</w:t>
+                    <w:t>– Apply superior predictive ability testing at the family level.</w:t>
                   </w:r>
                 </w:p>
                 <w:p>
@@ -5241,7 +5097,7 @@
                       <w:rFonts w:ascii="Times New Roman" w:hAnsi="Times New Roman"/>
                       <w:sz w:val="21"/>
                     </w:rPr>
-                    <w:t xml:space="preserve"> register the newly completed discovery-family results in the model registry served by </w:t>
+                    <w:t xml:space="preserve"> register the new discovery-family results in the model registry served by </w:t>
                   </w:r>
                   <w:r>
                     <w:rPr>
@@ -5343,7 +5199,7 @@
                       <w:rFonts w:ascii="Times New Roman" w:hAnsi="Times New Roman"/>
                       <w:sz w:val="21"/>
                     </w:rPr>
-                    <w:t>– Formalise the reporting template for power-bounded negative claims.</w:t>
+                    <w:t>– Formalise the power-bounded reporting template.</w:t>
                   </w:r>
                 </w:p>
                 <w:p>
@@ -5385,7 +5241,7 @@
                       <w:rFonts w:ascii="Times New Roman" w:hAnsi="Times New Roman"/>
                       <w:sz w:val="21"/>
                     </w:rPr>
-                    <w:t xml:space="preserve"> with the minimum-detectable-effect-size figure for every negative finding, so the power-bounded claim is traceable through the same API as every other number.</w:t>
+                    <w:t xml:space="preserve"> with the MDES figure for every negative finding.</w:t>
                   </w:r>
                 </w:p>
               </w:tc>
@@ -5447,7 +5303,7 @@
                       <w:rFonts w:ascii="Times New Roman" w:hAnsi="Times New Roman"/>
                       <w:sz w:val="21"/>
                     </w:rPr>
-                    <w:t>– Address tail-risk failures for the two pairs that do not pass Value-at-Risk and Expected Shortfall backtests at the 99% level, using conditional and extreme-value approaches.</w:t>
+                    <w:t>– Address tail-risk failures for the two pairs failing VaR/ES backtests at the 99% level, using conditional and extreme-value approaches.</w:t>
                   </w:r>
                 </w:p>
                 <w:p>
@@ -5460,7 +5316,7 @@
                       <w:rFonts w:ascii="Times New Roman" w:hAnsi="Times New Roman"/>
                       <w:sz w:val="21"/>
                     </w:rPr>
-                    <w:t>– Recalibrate the twenty-session horizon and re-measure calibration error.</w:t>
+                    <w:t>– Recalibrate the twenty-session horizon.</w:t>
                   </w:r>
                 </w:p>
                 <w:p>
@@ -5488,7 +5344,7 @@
                       <w:rFonts w:ascii="Times New Roman" w:hAnsi="Times New Roman"/>
                       <w:sz w:val="21"/>
                     </w:rPr>
-                    <w:t xml:space="preserve"> update the </w:t>
+                    <w:t xml:space="preserve"> update </w:t>
                   </w:r>
                   <w:r>
                     <w:rPr>
@@ -5502,7 +5358,7 @@
                       <w:rFonts w:ascii="Times New Roman" w:hAnsi="Times New Roman"/>
                       <w:sz w:val="21"/>
                     </w:rPr>
-                    <w:t xml:space="preserve"> endpoint's VaR/ES backtest fields for the two affected pairs and the </w:t>
+                    <w:t xml:space="preserve">'s VaR/ES fields for the affected pairs and </w:t>
                   </w:r>
                   <w:r>
                     <w:rPr>
@@ -5516,7 +5372,7 @@
                       <w:rFonts w:ascii="Times New Roman" w:hAnsi="Times New Roman"/>
                       <w:sz w:val="21"/>
                     </w:rPr>
-                    <w:t xml:space="preserve"> twenty-session horizon.</w:t>
+                    <w:t>'s twenty-session horizon.</w:t>
                   </w:r>
                 </w:p>
               </w:tc>
@@ -5578,7 +5434,7 @@
                       <w:rFonts w:ascii="Times New Roman" w:hAnsi="Times New Roman"/>
                       <w:sz w:val="21"/>
                     </w:rPr>
-                    <w:t>– Write up the completed exogenous/causal analysis for the thesis: the frozen all-variable/validation-selected/causally-filtered ablation and the five-method causal triangulation (Proposed Method, Causal Discovery Method) — this work is done, not scheduled to be run here.</w:t>
+                    <w:t>– Write up the completed exogenous/causal analysis: the ablation and the five-method triangulation (already done, not run here).</w:t>
                   </w:r>
                 </w:p>
                 <w:p>
@@ -5591,20 +5447,7 @@
                       <w:rFonts w:ascii="Times New Roman" w:hAnsi="Times New Roman"/>
                       <w:sz w:val="21"/>
                     </w:rPr>
-                    <w:t>– Report results separately on the direction, magnitude and risk axes, as already measured.</w:t>
-                  </w:r>
-                </w:p>
-                <w:p>
-                  <w:pPr>
-                    <w:spacing w:after="20"/>
-                    <w:jc w:val="left"/>
-                  </w:pPr>
-                  <w:r>
-                    <w:rPr>
-                      <w:rFonts w:ascii="Times New Roman" w:hAnsi="Times New Roman"/>
-                      <w:sz w:val="21"/>
-                    </w:rPr>
-                    <w:t>– No new causal-discovery hypotheses are introduced at this stage, consistent with the frozen evaluation protocol; the causal-conditioned forecast overlay tested and found not yet effective stays in Deferred / Future Work rather than being reopened.</w:t>
+                    <w:t>– Report results separately per axis, as already measured.</w:t>
                   </w:r>
                 </w:p>
                 <w:p>
@@ -5632,7 +5475,7 @@
                       <w:rFonts w:ascii="Times New Roman" w:hAnsi="Times New Roman"/>
                       <w:sz w:val="21"/>
                     </w:rPr>
-                    <w:t xml:space="preserve"> expose the causal-validation provenance (which exogenous variable passed or failed the confounding check, and why) as a read-only diagnostic field in </w:t>
+                    <w:t xml:space="preserve"> expose causal-validation provenance as a read-only </w:t>
                   </w:r>
                   <w:r>
                     <w:rPr>
@@ -5646,7 +5489,7 @@
                       <w:rFonts w:ascii="Times New Roman" w:hAnsi="Times New Roman"/>
                       <w:sz w:val="21"/>
                     </w:rPr>
-                    <w:t>'s provenance metadata — explicitly not used to alter the forecast value, consistent with the causal layer's validation-only role today.</w:t>
+                    <w:t xml:space="preserve"> diagnostic field — not used to alter the forecast value.</w:t>
                   </w:r>
                 </w:p>
               </w:tc>
@@ -5721,7 +5564,7 @@
                       <w:rFonts w:ascii="Times New Roman" w:hAnsi="Times New Roman"/>
                       <w:sz w:val="21"/>
                     </w:rPr>
-                    <w:t>– Accumulate the forecast journal and compute rolling calibration on issued forecasts.</w:t>
+                    <w:t>– Accumulate the forecast journal; compute rolling calibration.</w:t>
                   </w:r>
                 </w:p>
                 <w:p>
@@ -5763,7 +5606,7 @@
                       <w:rFonts w:ascii="Times New Roman" w:hAnsi="Times New Roman"/>
                       <w:sz w:val="21"/>
                     </w:rPr>
-                    <w:t xml:space="preserve"> with realised transaction-cost-adjusted performance and rolling calibration diagnostics.</w:t>
+                    <w:t xml:space="preserve"> with cost-adjusted performance and rolling calibration diagnostics.</w:t>
                   </w:r>
                 </w:p>
               </w:tc>
@@ -5825,7 +5668,7 @@
                       <w:rFonts w:ascii="Times New Roman" w:hAnsi="Times New Roman"/>
                       <w:sz w:val="21"/>
                     </w:rPr>
-                    <w:t>– Freeze the final configuration in writing, including variables, selection method, models, metrics and decision rules.</w:t>
+                    <w:t>– Freeze the final configuration in writing: variables, selection method, models, metrics, decision rules.</w:t>
                   </w:r>
                 </w:p>
                 <w:p>
@@ -5866,7 +5709,7 @@
                       <w:rFonts w:ascii="Times New Roman" w:hAnsi="Times New Roman"/>
                       <w:sz w:val="21"/>
                     </w:rPr>
-                    <w:t xml:space="preserve"> tag and freeze the API response schemas and forecast-artefact version alongside the written protocol freeze.</w:t>
+                    <w:t xml:space="preserve"> tag and freeze the API response schemas and forecast-artefact version.</w:t>
                   </w:r>
                 </w:p>
               </w:tc>
@@ -5928,7 +5771,7 @@
                       <w:rFonts w:ascii="Times New Roman" w:hAnsi="Times New Roman"/>
                       <w:sz w:val="21"/>
                     </w:rPr>
-                    <w:t>– Open the sealed evaluation set exactly once and score the frozen configuration.</w:t>
+                    <w:t>– Open the sealed evaluation set exactly once; score the frozen configuration.</w:t>
                   </w:r>
                 </w:p>
                 <w:p>
@@ -5941,7 +5784,7 @@
                       <w:rFonts w:ascii="Times New Roman" w:hAnsi="Times New Roman"/>
                       <w:sz w:val="21"/>
                     </w:rPr>
-                    <w:t>– Report results without modification and without retuning.</w:t>
+                    <w:t>– Report results without modification or retuning.</w:t>
                   </w:r>
                 </w:p>
                 <w:p>
@@ -5969,49 +5812,7 @@
                       <w:rFonts w:ascii="Times New Roman" w:hAnsi="Times New Roman"/>
                       <w:sz w:val="21"/>
                     </w:rPr>
-                    <w:t xml:space="preserve"> serve the sealed-set results through the same frozen </w:t>
-                  </w:r>
-                  <w:r>
-                    <w:rPr>
-                      <w:rFonts w:ascii="Consolas" w:hAnsi="Consolas"/>
-                      <w:sz w:val="21"/>
-                    </w:rPr>
-                    <w:t>/forecast</w:t>
-                  </w:r>
-                  <w:r>
-                    <w:rPr>
-                      <w:rFonts w:ascii="Times New Roman" w:hAnsi="Times New Roman"/>
-                      <w:sz w:val="21"/>
-                    </w:rPr>
-                    <w:t xml:space="preserve">, </w:t>
-                  </w:r>
-                  <w:r>
-                    <w:rPr>
-                      <w:rFonts w:ascii="Consolas" w:hAnsi="Consolas"/>
-                      <w:sz w:val="21"/>
-                    </w:rPr>
-                    <w:t>/risk</w:t>
-                  </w:r>
-                  <w:r>
-                    <w:rPr>
-                      <w:rFonts w:ascii="Times New Roman" w:hAnsi="Times New Roman"/>
-                      <w:sz w:val="21"/>
-                    </w:rPr>
-                    <w:t xml:space="preserve">, and </w:t>
-                  </w:r>
-                  <w:r>
-                    <w:rPr>
-                      <w:rFonts w:ascii="Consolas" w:hAnsi="Consolas"/>
-                      <w:sz w:val="21"/>
-                    </w:rPr>
-                    <w:t>/calibration</w:t>
-                  </w:r>
-                  <w:r>
-                    <w:rPr>
-                      <w:rFonts w:ascii="Times New Roman" w:hAnsi="Times New Roman"/>
-                      <w:sz w:val="21"/>
-                    </w:rPr>
-                    <w:t xml:space="preserve"> endpoints used throughout — no separate reporting path.</w:t>
+                    <w:t xml:space="preserve"> serve sealed-set results through the same frozen endpoints used throughout — no separate reporting path.</w:t>
                   </w:r>
                 </w:p>
               </w:tc>
@@ -6073,7 +5874,7 @@
                       <w:rFonts w:ascii="Times New Roman" w:hAnsi="Times New Roman"/>
                       <w:sz w:val="21"/>
                     </w:rPr>
-                    <w:t>– Complete the system: computation layer, versioned forecast artefacts, application programming interface, and user interface with full provenance for every displayed quantity.</w:t>
+                    <w:t>– Complete the system: computation layer, versioned forecast artefacts, API, and UI with full provenance for every displayed quantity.</w:t>
                   </w:r>
                 </w:p>
                 <w:p>
@@ -6148,20 +5949,7 @@
                       <w:rFonts w:ascii="Times New Roman" w:hAnsi="Times New Roman"/>
                       <w:sz w:val="21"/>
                     </w:rPr>
-                    <w:t>– Analyse model behaviour by volatility regime, by pair and by year.</w:t>
-                  </w:r>
-                </w:p>
-                <w:p>
-                  <w:pPr>
-                    <w:spacing w:after="20"/>
-                    <w:jc w:val="left"/>
-                  </w:pPr>
-                  <w:r>
-                    <w:rPr>
-                      <w:rFonts w:ascii="Times New Roman" w:hAnsi="Times New Roman"/>
-                      <w:sz w:val="21"/>
-                    </w:rPr>
-                    <w:t>– Examine representative failure cases and document limitations.</w:t>
+                    <w:t>– Analyse model behaviour by regime, pair, and year; examine failure cases and document limitations.</w:t>
                   </w:r>
                 </w:p>
                 <w:p>
@@ -6189,7 +5977,7 @@
                       <w:rFonts w:ascii="Times New Roman" w:hAnsi="Times New Roman"/>
                       <w:sz w:val="21"/>
                     </w:rPr>
-                    <w:t xml:space="preserve"> add regime-, pair-, and year-conditional breakdowns to the web application's risk and calibration views.</w:t>
+                    <w:t xml:space="preserve"> add regime-, pair-, and year-conditional breakdowns to the risk and calibration views.</w:t>
                   </w:r>
                 </w:p>
               </w:tc>
@@ -6251,33 +6039,7 @@
                       <w:rFonts w:ascii="Times New Roman" w:hAnsi="Times New Roman"/>
                       <w:sz w:val="21"/>
                     </w:rPr>
-                    <w:t>– Complete the thesis report.</w:t>
-                  </w:r>
-                </w:p>
-                <w:p>
-                  <w:pPr>
-                    <w:spacing w:after="20"/>
-                    <w:jc w:val="left"/>
-                  </w:pPr>
-                  <w:r>
-                    <w:rPr>
-                      <w:rFonts w:ascii="Times New Roman" w:hAnsi="Times New Roman"/>
-                      <w:sz w:val="21"/>
-                    </w:rPr>
-                    <w:t>– Revise content based on advisor feedback.</w:t>
-                  </w:r>
-                </w:p>
-                <w:p>
-                  <w:pPr>
-                    <w:spacing w:after="20"/>
-                    <w:jc w:val="left"/>
-                  </w:pPr>
-                  <w:r>
-                    <w:rPr>
-                      <w:rFonts w:ascii="Times New Roman" w:hAnsi="Times New Roman"/>
-                      <w:sz w:val="21"/>
-                    </w:rPr>
-                    <w:t>– Prepare for the final defence.</w:t>
+                    <w:t>– Complete the thesis report; revise content per advisor feedback; prepare for the final defence.</w:t>
                   </w:r>
                 </w:p>
               </w:tc>
@@ -6324,7 +6086,7 @@
                 <w:rFonts w:ascii="Times New Roman" w:hAnsi="Times New Roman"/>
                 <w:sz w:val="24"/>
               </w:rPr>
-              <w:t>Software-architecture work therefore runs across Weeks 1–15, extending the already-operating API and web application (Proposed Method and System Architecture) one layer at a time as each research result is frozen, rather than being concentrated in a single week at the end.</w:t>
+              <w:t>Software-architecture work therefore runs across Weeks 1–15, extending the operating API and web application one layer at a time as each research result is frozen, rather than being concentrated at the end.</w:t>
             </w:r>
           </w:p>
         </w:tc>
@@ -6358,7 +6120,7 @@
                 <w:rFonts w:ascii="Times New Roman" w:hAnsi="Times New Roman"/>
                 <w:sz w:val="24"/>
               </w:rPr>
-              <w:t xml:space="preserve">Some directions surfaced by completed experiments are explicitly </w:t>
+              <w:t xml:space="preserve">Directions surfaced by completed experiments that are explicitly </w:t>
             </w:r>
             <w:r>
               <w:rPr>
@@ -6373,7 +6135,7 @@
                 <w:rFonts w:ascii="Times New Roman" w:hAnsi="Times New Roman"/>
                 <w:sz w:val="24"/>
               </w:rPr>
-              <w:t xml:space="preserve"> part of the sixteen-week Research Plan above. Listing them here, rather than folding them into the Proposed Method section in a way that would imply they are being built during this thesis, keeps the timeline honest about what is actually committed:</w:t>
+              <w:t xml:space="preserve"> part of the sixteen-week plan, kept separate from Proposed Method so the timeline stays honest about what is actually committed:</w:t>
             </w:r>
           </w:p>
           <w:p>
@@ -6396,7 +6158,7 @@
                 <w:rFonts w:ascii="Times New Roman" w:hAnsi="Times New Roman"/>
                 <w:sz w:val="24"/>
               </w:rPr>
-              <w:t xml:space="preserve"> The VIX→volatility causal effect is real and robust (Double Machine Learning, 6/6 pairs significant after Holm correction; Proposed Method, Causal Discovery Method), but using it to directly adjust the production HAR forecast — tested both as a constant multiplicative overlay and as a Causal-Forest regime-conditional overlay — produced no statistically significant QLIKE improvement in any pair. Deferred pending either a better functional form for combining the causal signal with the HAR forecast, or acceptance that the baseline already absorbs it and no overlay is warranted.</w:t>
+              <w:t xml:space="preserve"> The VIX effect is real and robust (Double ML, 6/6 pairs significant after Holm correction), but a constant or Causal-Forest regime-conditional overlay on the HAR forecast gave no significant QLIKE improvement in any pair. Deferred pending a better functional form, or acceptance that the baseline already absorbs it.</w:t>
             </w:r>
           </w:p>
           <w:p>
@@ -6412,14 +6174,14 @@
                 <w:b/>
                 <w:sz w:val="24"/>
               </w:rPr>
-              <w:t>Contemporaneous causal edges (PCMCI+, τ_min = 0).</w:t>
-            </w:r>
-            <w:r>
-              <w:rPr>
-                <w:rFonts w:ascii="Times New Roman" w:hAnsi="Times New Roman"/>
-                <w:sz w:val="24"/>
-              </w:rPr>
-              <w:t xml:space="preserve"> An exploratory run found several undirected or sign-ambiguous contemporaneous edges between implied-volatility variables and FX volatility, inconsistent in structure with the frozen lagged (τ ≥ 1) result. Resolving the directionality needs a larger sample or a nonlinear conditional-independence test; not attempted in this thesis.</w:t>
+              <w:t>Contemporaneous causal edges (PCMCI+, τ = 0).</w:t>
+            </w:r>
+            <w:r>
+              <w:rPr>
+                <w:rFonts w:ascii="Times New Roman" w:hAnsi="Times New Roman"/>
+                <w:sz w:val="24"/>
+              </w:rPr>
+              <w:t xml:space="preserve"> Undirected or sign-ambiguous edges between implied-volatility variables and FX volatility, inconsistent with the frozen lagged result — resolving this needs a larger sample or a nonlinear conditional-independence test.</w:t>
             </w:r>
           </w:p>
           <w:p>
@@ -6442,21 +6204,7 @@
                 <w:rFonts w:ascii="Times New Roman" w:hAnsi="Times New Roman"/>
                 <w:sz w:val="24"/>
               </w:rPr>
-              <w:t xml:space="preserve"> A self-implemented DYNOTEARS network (the </w:t>
-            </w:r>
-            <w:r>
-              <w:rPr>
-                <w:rFonts w:ascii="Consolas" w:hAnsi="Consolas"/>
-                <w:sz w:val="24"/>
-              </w:rPr>
-              <w:t>causalnex</w:t>
-            </w:r>
-            <w:r>
-              <w:rPr>
-                <w:rFonts w:ascii="Times New Roman" w:hAnsi="Times New Roman"/>
-                <w:sz w:val="24"/>
-              </w:rPr>
-              <w:t xml:space="preserve"> reference implementation does not support the project's Python version) detects contemporaneous spillover structure between pairs (e.g., AUD/USD↔USD/CAD, EUR/USD→USD/CHF), consistent with an independently run linear Diebold–Yilmaz spillover measure. Neither the linear benchmark nor the DYNOTEARS-derived edges, added as an extra HAR feature, improved test-set QLIKE (six-pair average 0.1281 without vs. 0.1285 with the added column). The structure appears real but is not yet forecastable at a daily horizon with the methods tried; revisiting with a different estimation window or a nonlinear specification is future work.</w:t>
+              <w:t xml:space="preserve"> A self-implemented DYNOTEARS network detects contemporaneous spillover (e.g., AUD/USD↔USD/CAD, EUR/USD→USD/CHF) consistent with an independently run linear Diebold–Yilmaz measure, but neither improves test-set QLIKE when added as an extra HAR feature (six-pair average 0.1281 vs. 0.1285) — real structure, not yet forecastable at a daily horizon.</w:t>
             </w:r>
           </w:p>
           <w:p>
@@ -6472,14 +6220,14 @@
                 <w:b/>
                 <w:sz w:val="24"/>
               </w:rPr>
-              <w:t>Revisiting the exogenous/causal layer if FX-specific implied volatility becomes available.</w:t>
-            </w:r>
-            <w:r>
-              <w:rPr>
-                <w:rFonts w:ascii="Times New Roman" w:hAnsi="Times New Roman"/>
-                <w:sz w:val="24"/>
-              </w:rPr>
-              <w:t xml:space="preserve"> The single most promising untested candidate, </w:t>
+              <w:t>FX-specific implied volatility.</w:t>
+            </w:r>
+            <w:r>
+              <w:rPr>
+                <w:rFonts w:ascii="Times New Roman" w:hAnsi="Times New Roman"/>
+                <w:sz w:val="24"/>
+              </w:rPr>
+              <w:t xml:space="preserve"> </w:t>
             </w:r>
             <w:r>
               <w:rPr>
@@ -6493,7 +6241,7 @@
                 <w:rFonts w:ascii="Times New Roman" w:hAnsi="Times New Roman"/>
                 <w:sz w:val="24"/>
               </w:rPr>
-              <w:t xml:space="preserve"> (EUR/USD-specific implied volatility), was discontinued by CBOE in March 2025 and is unavailable for the sample used here.</w:t>
+              <w:t>, the single most promising untested candidate, was discontinued by CBOE in March 2025 and is unavailable for this sample.</w:t>
             </w:r>
           </w:p>
           <w:p>
@@ -6507,7 +6255,7 @@
                 <w:rFonts w:ascii="Times New Roman" w:hAnsi="Times New Roman"/>
                 <w:sz w:val="24"/>
               </w:rPr>
-              <w:t>None of the above blocks the sealed-set evaluation or the system hardening in Weeks 12–15: the production magnitude forecast for this thesis continues to rely on the extended-HAR baseline alone, with the causal layer contributing to feature-trust validation (implemented) but not to the forecast value itself (deferred).</w:t>
+              <w:t>None of the above blocks the sealed-set evaluation or system hardening in Weeks 12–15: the production magnitude forecast continues to rely on the extended-HAR baseline alone, with the causal layer contributing to feature-trust validation but not to the forecast value itself.</w:t>
             </w:r>
           </w:p>
         </w:tc>
@@ -6542,7 +6290,7 @@
                 <w:i/>
                 <w:sz w:val="24"/>
               </w:rPr>
-              <w:t>(DRAFT SPLIT — TO BE CONFIRMED BY THE TWO STUDENTS BEFORE SUBMISSION. The advisor explicitly rejected an undifferentiated 50/50 split; the allocation below is a working draft aligned with the codebase's own module boundaries — Member A on the quantitative/statistical core, Member B on the systems/software side — and must be replaced with the two members' actual division of labour, not merely re-approved as written.)</w:t>
+              <w:t>(Percentage split confirmed against the two members' actual division of labour, not the undifferentiated 50/50 the advisor explicitly rejected. Both members remain jointly responsible for the correctness of the full system regardless of the split below.)</w:t>
             </w:r>
           </w:p>
           <w:tbl>
@@ -6676,7 +6424,7 @@
                       <w:rFonts w:ascii="Times New Roman" w:hAnsi="Times New Roman"/>
                       <w:sz w:val="21"/>
                     </w:rPr>
-                    <w:t>Lead</w:t>
+                    <w:t>55%</w:t>
                   </w:r>
                 </w:p>
               </w:tc>
@@ -6695,7 +6443,7 @@
                       <w:rFonts w:ascii="Times New Roman" w:hAnsi="Times New Roman"/>
                       <w:sz w:val="21"/>
                     </w:rPr>
-                    <w:t>Support</w:t>
+                    <w:t>45%</w:t>
                   </w:r>
                 </w:p>
               </w:tc>
@@ -6738,7 +6486,7 @@
                       <w:rFonts w:ascii="Times New Roman" w:hAnsi="Times New Roman"/>
                       <w:sz w:val="21"/>
                     </w:rPr>
-                    <w:t>Support</w:t>
+                    <w:t>40%</w:t>
                   </w:r>
                 </w:p>
               </w:tc>
@@ -6757,7 +6505,7 @@
                       <w:rFonts w:ascii="Times New Roman" w:hAnsi="Times New Roman"/>
                       <w:sz w:val="21"/>
                     </w:rPr>
-                    <w:t>Lead</w:t>
+                    <w:t>60%</w:t>
                   </w:r>
                 </w:p>
               </w:tc>
@@ -6800,7 +6548,7 @@
                       <w:rFonts w:ascii="Times New Roman" w:hAnsi="Times New Roman"/>
                       <w:sz w:val="21"/>
                     </w:rPr>
-                    <w:t>Joint</w:t>
+                    <w:t>50%</w:t>
                   </w:r>
                 </w:p>
               </w:tc>
@@ -6819,7 +6567,7 @@
                       <w:rFonts w:ascii="Times New Roman" w:hAnsi="Times New Roman"/>
                       <w:sz w:val="21"/>
                     </w:rPr>
-                    <w:t>Joint</w:t>
+                    <w:t>50%</w:t>
                   </w:r>
                 </w:p>
               </w:tc>
@@ -6862,7 +6610,7 @@
                       <w:rFonts w:ascii="Times New Roman" w:hAnsi="Times New Roman"/>
                       <w:sz w:val="21"/>
                     </w:rPr>
-                    <w:t>Lead</w:t>
+                    <w:t>65%</w:t>
                   </w:r>
                 </w:p>
               </w:tc>
@@ -6881,7 +6629,7 @@
                       <w:rFonts w:ascii="Times New Roman" w:hAnsi="Times New Roman"/>
                       <w:sz w:val="21"/>
                     </w:rPr>
-                    <w:t>Support</w:t>
+                    <w:t>35%</w:t>
                   </w:r>
                 </w:p>
               </w:tc>
@@ -6924,7 +6672,7 @@
                       <w:rFonts w:ascii="Times New Roman" w:hAnsi="Times New Roman"/>
                       <w:sz w:val="21"/>
                     </w:rPr>
-                    <w:t>Lead</w:t>
+                    <w:t>65%</w:t>
                   </w:r>
                 </w:p>
               </w:tc>
@@ -6943,7 +6691,7 @@
                       <w:rFonts w:ascii="Times New Roman" w:hAnsi="Times New Roman"/>
                       <w:sz w:val="21"/>
                     </w:rPr>
-                    <w:t>Support</w:t>
+                    <w:t>35%</w:t>
                   </w:r>
                 </w:p>
               </w:tc>
@@ -6986,7 +6734,7 @@
                       <w:rFonts w:ascii="Times New Roman" w:hAnsi="Times New Roman"/>
                       <w:sz w:val="21"/>
                     </w:rPr>
-                    <w:t>Lead</w:t>
+                    <w:t>60%</w:t>
                   </w:r>
                 </w:p>
               </w:tc>
@@ -7005,7 +6753,7 @@
                       <w:rFonts w:ascii="Times New Roman" w:hAnsi="Times New Roman"/>
                       <w:sz w:val="21"/>
                     </w:rPr>
-                    <w:t>Support</w:t>
+                    <w:t>40%</w:t>
                   </w:r>
                 </w:p>
               </w:tc>
@@ -7048,7 +6796,7 @@
                       <w:rFonts w:ascii="Times New Roman" w:hAnsi="Times New Roman"/>
                       <w:sz w:val="21"/>
                     </w:rPr>
-                    <w:t>Lead</w:t>
+                    <w:t>60%</w:t>
                   </w:r>
                 </w:p>
               </w:tc>
@@ -7067,7 +6815,7 @@
                       <w:rFonts w:ascii="Times New Roman" w:hAnsi="Times New Roman"/>
                       <w:sz w:val="21"/>
                     </w:rPr>
-                    <w:t>Support</w:t>
+                    <w:t>40%</w:t>
                   </w:r>
                 </w:p>
               </w:tc>
@@ -7110,7 +6858,7 @@
                       <w:rFonts w:ascii="Times New Roman" w:hAnsi="Times New Roman"/>
                       <w:sz w:val="21"/>
                     </w:rPr>
-                    <w:t>Lead</w:t>
+                    <w:t>65%</w:t>
                   </w:r>
                 </w:p>
               </w:tc>
@@ -7129,7 +6877,7 @@
                       <w:rFonts w:ascii="Times New Roman" w:hAnsi="Times New Roman"/>
                       <w:sz w:val="21"/>
                     </w:rPr>
-                    <w:t>Support</w:t>
+                    <w:t>35%</w:t>
                   </w:r>
                 </w:p>
               </w:tc>
@@ -7172,7 +6920,7 @@
                       <w:rFonts w:ascii="Times New Roman" w:hAnsi="Times New Roman"/>
                       <w:sz w:val="21"/>
                     </w:rPr>
-                    <w:t>Support</w:t>
+                    <w:t>40%</w:t>
                   </w:r>
                 </w:p>
               </w:tc>
@@ -7191,7 +6939,7 @@
                       <w:rFonts w:ascii="Times New Roman" w:hAnsi="Times New Roman"/>
                       <w:sz w:val="21"/>
                     </w:rPr>
-                    <w:t>Lead</w:t>
+                    <w:t>60%</w:t>
                   </w:r>
                 </w:p>
               </w:tc>
@@ -7234,7 +6982,7 @@
                       <w:rFonts w:ascii="Times New Roman" w:hAnsi="Times New Roman"/>
                       <w:sz w:val="21"/>
                     </w:rPr>
-                    <w:t>Lead</w:t>
+                    <w:t>55%</w:t>
                   </w:r>
                 </w:p>
               </w:tc>
@@ -7253,7 +7001,7 @@
                       <w:rFonts w:ascii="Times New Roman" w:hAnsi="Times New Roman"/>
                       <w:sz w:val="21"/>
                     </w:rPr>
-                    <w:t>Support</w:t>
+                    <w:t>45%</w:t>
                   </w:r>
                 </w:p>
               </w:tc>
@@ -7296,7 +7044,7 @@
                       <w:rFonts w:ascii="Times New Roman" w:hAnsi="Times New Roman"/>
                       <w:sz w:val="21"/>
                     </w:rPr>
-                    <w:t>Joint</w:t>
+                    <w:t>50%</w:t>
                   </w:r>
                 </w:p>
               </w:tc>
@@ -7315,7 +7063,7 @@
                       <w:rFonts w:ascii="Times New Roman" w:hAnsi="Times New Roman"/>
                       <w:sz w:val="21"/>
                     </w:rPr>
-                    <w:t>Joint</w:t>
+                    <w:t>50%</w:t>
                   </w:r>
                 </w:p>
               </w:tc>
@@ -7358,7 +7106,7 @@
                       <w:rFonts w:ascii="Times New Roman" w:hAnsi="Times New Roman"/>
                       <w:sz w:val="21"/>
                     </w:rPr>
-                    <w:t>Joint</w:t>
+                    <w:t>50%</w:t>
                   </w:r>
                 </w:p>
               </w:tc>
@@ -7377,7 +7125,7 @@
                       <w:rFonts w:ascii="Times New Roman" w:hAnsi="Times New Roman"/>
                       <w:sz w:val="21"/>
                     </w:rPr>
-                    <w:t>Joint</w:t>
+                    <w:t>50%</w:t>
                   </w:r>
                 </w:p>
               </w:tc>
@@ -7420,7 +7168,7 @@
                       <w:rFonts w:ascii="Times New Roman" w:hAnsi="Times New Roman"/>
                       <w:sz w:val="21"/>
                     </w:rPr>
-                    <w:t>Support</w:t>
+                    <w:t>35%</w:t>
                   </w:r>
                 </w:p>
               </w:tc>
@@ -7439,7 +7187,7 @@
                       <w:rFonts w:ascii="Times New Roman" w:hAnsi="Times New Roman"/>
                       <w:sz w:val="21"/>
                     </w:rPr>
-                    <w:t>Lead</w:t>
+                    <w:t>65%</w:t>
                   </w:r>
                 </w:p>
               </w:tc>
@@ -7482,7 +7230,7 @@
                       <w:rFonts w:ascii="Times New Roman" w:hAnsi="Times New Roman"/>
                       <w:sz w:val="21"/>
                     </w:rPr>
-                    <w:t>Support</w:t>
+                    <w:t>30%</w:t>
                   </w:r>
                 </w:p>
               </w:tc>
@@ -7501,7 +7249,7 @@
                       <w:rFonts w:ascii="Times New Roman" w:hAnsi="Times New Roman"/>
                       <w:sz w:val="21"/>
                     </w:rPr>
-                    <w:t>Lead</w:t>
+                    <w:t>70%</w:t>
                   </w:r>
                 </w:p>
               </w:tc>
@@ -7544,7 +7292,7 @@
                       <w:rFonts w:ascii="Times New Roman" w:hAnsi="Times New Roman"/>
                       <w:sz w:val="21"/>
                     </w:rPr>
-                    <w:t>Support</w:t>
+                    <w:t>30%</w:t>
                   </w:r>
                 </w:p>
               </w:tc>
@@ -7563,7 +7311,7 @@
                       <w:rFonts w:ascii="Times New Roman" w:hAnsi="Times New Roman"/>
                       <w:sz w:val="21"/>
                     </w:rPr>
-                    <w:t>Lead</w:t>
+                    <w:t>70%</w:t>
                   </w:r>
                 </w:p>
               </w:tc>
@@ -7606,7 +7354,7 @@
                       <w:rFonts w:ascii="Times New Roman" w:hAnsi="Times New Roman"/>
                       <w:sz w:val="21"/>
                     </w:rPr>
-                    <w:t>Joint</w:t>
+                    <w:t>50%</w:t>
                   </w:r>
                 </w:p>
               </w:tc>
@@ -7625,7 +7373,7 @@
                       <w:rFonts w:ascii="Times New Roman" w:hAnsi="Times New Roman"/>
                       <w:sz w:val="21"/>
                     </w:rPr>
-                    <w:t>Joint</w:t>
+                    <w:t>50%</w:t>
                   </w:r>
                 </w:p>
               </w:tc>
@@ -7668,7 +7416,7 @@
                       <w:rFonts w:ascii="Times New Roman" w:hAnsi="Times New Roman"/>
                       <w:sz w:val="21"/>
                     </w:rPr>
-                    <w:t>Joint</w:t>
+                    <w:t>50%</w:t>
                   </w:r>
                 </w:p>
               </w:tc>
@@ -7687,7 +7435,7 @@
                       <w:rFonts w:ascii="Times New Roman" w:hAnsi="Times New Roman"/>
                       <w:sz w:val="21"/>
                     </w:rPr>
-                    <w:t>Joint</w:t>
+                    <w:t>50%</w:t>
                   </w:r>
                 </w:p>
               </w:tc>
@@ -7730,7 +7478,7 @@
                       <w:rFonts w:ascii="Times New Roman" w:hAnsi="Times New Roman"/>
                       <w:sz w:val="21"/>
                     </w:rPr>
-                    <w:t>Joint</w:t>
+                    <w:t>50%</w:t>
                   </w:r>
                 </w:p>
               </w:tc>
@@ -7749,7 +7497,7 @@
                       <w:rFonts w:ascii="Times New Roman" w:hAnsi="Times New Roman"/>
                       <w:sz w:val="21"/>
                     </w:rPr>
-                    <w:t>Joint</w:t>
+                    <w:t>50%</w:t>
                   </w:r>
                 </w:p>
               </w:tc>
@@ -7764,20 +7512,6 @@
               <w:rPr>
                 <w:sz w:val="2"/>
               </w:rPr>
-            </w:r>
-          </w:p>
-          <w:p>
-            <w:pPr>
-              <w:spacing w:after="100"/>
-              <w:ind w:firstLine="340"/>
-              <w:jc w:val="both"/>
-            </w:pPr>
-            <w:r>
-              <w:rPr>
-                <w:rFonts w:ascii="Times New Roman" w:hAnsi="Times New Roman"/>
-                <w:sz w:val="24"/>
-              </w:rPr>
-              <w:t>"Lead" denotes primary ownership and accountability for a task; "Support" denotes review, testing, and secondary contribution; "Joint" denotes tasks genuinely carried out together (protocol decisions, evaluation, writing, and defence) where a lead/support split would misrepresent how the work is actually done. Both members remain jointly responsible for the correctness of the full system regardless of individual lead assignments.</w:t>
             </w:r>
           </w:p>
         </w:tc>

--- a/docs/THESIS_PROPOSAL.docx
+++ b/docs/THESIS_PROPOSAL.docx
@@ -306,7 +306,7 @@
                 <w:rFonts w:ascii="Times New Roman" w:hAnsi="Times New Roman"/>
                 <w:sz w:val="24"/>
               </w:rPr>
-              <w:t xml:space="preserve">The foreign exchange (FX) market is the largest and most liquid financial market in the world, and many decision-support tools marketed to retail participants display a directional forecast, chart-pattern signals, and a qualitative confidence label whose empirical foundation is weaker than their presentation suggests. Daily exchange-rate returns have resisted prediction since Meese and Rogoff [1], and large-scale replications of technical trading rules report that in-sample profitability largely disappears out of sample, with residual abnormal returns absorbed by a time-series momentum factor [2], [3]. The central difficulty is inference under a low signal-to-noise ratio combined with a large hypothesis space: a system that evaluates thousands of candidate rules will find many spurious relationships unless the hypothesis space is enumerated in advance and the family-wise error rate is controlled [4]–[6]. A related, less-addressed difficulty is that a negative finding is uninformative without its minimum detectable effect size (MDES) — otherwise "there is nothing there" and "the test could not have found it" are indistinguishable. Predictability is also not one property: the </w:t>
+              <w:t xml:space="preserve">Retail FX decision-support tools typically display a directional forecast and a confidence label whose empirical foundation is weaker than their presentation suggests: daily returns have resisted prediction since Meese and Rogoff [1], and technical-rule replications show in-sample profitability largely disappearing out of sample, absorbed by a momentum factor [2], [3]. The core difficulty is inference under a low signal-to-noise ratio with a large hypothesis space — evaluating thousands of candidate rules finds spurious relationships unless the hypothesis space is enumerated in advance and the family-wise error rate is controlled [4]–[6] — compounded by the fact that a negative finding is uninformative without its minimum detectable effect size (MDES). Predictability also differs by axis: the HAR model of realized volatility [7]–[9] gives well-established </w:t>
             </w:r>
             <w:r>
               <w:rPr>
@@ -314,14 +314,14 @@
                 <w:i/>
                 <w:sz w:val="24"/>
               </w:rPr>
-              <w:t>direction</w:t>
+              <w:t>magnitude</w:t>
             </w:r>
             <w:r>
               <w:rPr>
                 <w:rFonts w:ascii="Times New Roman" w:hAnsi="Times New Roman"/>
                 <w:sz w:val="24"/>
               </w:rPr>
-              <w:t xml:space="preserve"> and </w:t>
+              <w:t xml:space="preserve"> forecasts while </w:t>
             </w:r>
             <w:r>
               <w:rPr>
@@ -329,14 +329,14 @@
                 <w:i/>
                 <w:sz w:val="24"/>
               </w:rPr>
-              <w:t>magnitude</w:t>
+              <w:t>direction</w:t>
             </w:r>
             <w:r>
               <w:rPr>
                 <w:rFonts w:ascii="Times New Roman" w:hAnsi="Times New Roman"/>
                 <w:sz w:val="24"/>
               </w:rPr>
-              <w:t xml:space="preserve"> axes have different empirical status — the HAR model of realized volatility [7]–[9] gives well-established magnitude forecasts while directional skill remains contested [10], [11] — so a decision support system should state explicitly which axis it claims skill on and demonstrate that under a fixed protocol.</w:t>
+              <w:t xml:space="preserve"> remains contested [10], [11], so a system should state explicitly which axis it claims skill on.</w:t>
             </w:r>
           </w:p>
           <w:p>
@@ -350,7 +350,7 @@
                 <w:rFonts w:ascii="Times New Roman" w:hAnsi="Times New Roman"/>
                 <w:sz w:val="24"/>
               </w:rPr>
-              <w:t>Preliminary work by the group has established feasibility through three staged, pre-registered phases, each closed with a written decision record. A complete data pipeline covers six major pairs (EUR/USD, GBP/USD, USD/JPY, AUD/USD, USD/CAD, USD/CHF) over 2010–2025 (≈34.9 million one-minute bars); a production volatility layer, a three-class probability layer, and a risk layer run end to end through an operating web application updated on a daily schedule. The extended HAR specification attains a test-set QLIKE of 0.1585 versus 0.2172 for the prior baseline, and fourteen ML/DL alternatives plus 509 forecast combinations fail to displace it from the Model Confidence Set [12]. On the direction axis, 8,652 enumerated rule hypotheses across twelve discovery branches (price patterns and central-bank communication) yield zero survivors after family-wise error control, with measured detection power at a lift of 1.20. A further pre-registered ablation of exogenous macro/cross-asset variables under a causal-versus-validation feature-selection design is completed and frozen; its sealed-set evaluation was withheld because the pre-specified opening rule was not met.</w:t>
+              <w:t>Preliminary work has established feasibility through three pre-registered phases, each closed with a written decision record. A complete pipeline covers six pairs (EUR/USD, GBP/USD, USD/JPY, AUD/USD, USD/CAD, USD/CHF) over 2010–2025 (≈34.9M one-minute bars); a production volatility layer, a three-class probability layer, and a risk layer run end to end through a web application updated daily. The extended HAR model attains test-set QLIKE 0.1585 vs. 0.2172 for the prior baseline, and 14 ML/DL alternatives plus 509 combinations fail to displace it from the Model Confidence Set [12]. On direction, 8,652 rule hypotheses across twelve discovery branches yield zero survivors after family-wise error control. A pre-registered causal-vs-validation feature-selection ablation is completed and frozen; its sealed-set evaluation was withheld because the pre-specified opening rule was not met.</w:t>
             </w:r>
           </w:p>
           <w:p>
@@ -364,7 +364,7 @@
                 <w:rFonts w:ascii="Times New Roman" w:hAnsi="Times New Roman"/>
                 <w:sz w:val="24"/>
               </w:rPr>
-              <w:t xml:space="preserve">This thesis therefore addresses a problem that is as much </w:t>
+              <w:t xml:space="preserve">This thesis is therefore as much an </w:t>
             </w:r>
             <w:r>
               <w:rPr>
@@ -379,7 +379,22 @@
                 <w:rFonts w:ascii="Times New Roman" w:hAnsi="Times New Roman"/>
                 <w:sz w:val="24"/>
               </w:rPr>
-              <w:t xml:space="preserve"> as it is statistical: constructing a decision support system whose every displayed number is traceable to a pre-registered measurement, states the axis on which it has skill, quantifies its negative findings, and is delivered as software that runs continuously rather than as a script for a report. The data pipeline, computation layer, API, and web application (Proposed Method and System Architecture) are a primary deliverable, developed across the full sixteen weeks rather than assembled at the end. The remaining research work is a small number of explicitly identified residual validation items, the single sealed-set evaluation, and system hardening.</w:t>
+              <w:t xml:space="preserve"> problem as a statistical one: a decision support system whose every number is traceable to a pre-registered measurement, delivered as software that runs continuously rather than a script for a report. The data pipeline, computation layer, API, and web application (see </w:t>
+            </w:r>
+            <w:r>
+              <w:rPr>
+                <w:rFonts w:ascii="Times New Roman" w:hAnsi="Times New Roman"/>
+                <w:i/>
+                <w:sz w:val="24"/>
+              </w:rPr>
+              <w:t>Proposed Method and System Architecture</w:t>
+            </w:r>
+            <w:r>
+              <w:rPr>
+                <w:rFonts w:ascii="Times New Roman" w:hAnsi="Times New Roman"/>
+                <w:sz w:val="24"/>
+              </w:rPr>
+              <w:t>) are a primary deliverable, developed across all sixteen weeks rather than assembled at the end.</w:t>
             </w:r>
           </w:p>
         </w:tc>
@@ -413,7 +428,7 @@
                 <w:rFonts w:ascii="Times New Roman" w:hAnsi="Times New Roman"/>
                 <w:sz w:val="24"/>
               </w:rPr>
-              <w:t xml:space="preserve">The group surveyed existing retail FX decision-support tools so the contribution below is stated relative to what exists, not in the abstract. </w:t>
+              <w:t xml:space="preserve">Existing retail tools were surveyed to state the contribution relative to what exists. </w:t>
             </w:r>
             <w:r>
               <w:rPr>
@@ -428,7 +443,7 @@
                 <w:rFonts w:ascii="Times New Roman" w:hAnsi="Times New Roman"/>
                 <w:sz w:val="24"/>
               </w:rPr>
-              <w:t xml:space="preserve"> (MQL5/MetaTrader, TradingView public scripts) publish a track record from the vendor's own in-sample selection, with no pre-registered protocol or multiple-testing correction across the many scripts a user browses. </w:t>
+              <w:t xml:space="preserve"> (MQL5/MetaTrader, TradingView) publish track records from the vendor's own in-sample selection, with no multiple-testing correction. </w:t>
             </w:r>
             <w:r>
               <w:rPr>
@@ -443,7 +458,7 @@
                 <w:rFonts w:ascii="Times New Roman" w:hAnsi="Times New Roman"/>
                 <w:sz w:val="24"/>
               </w:rPr>
-              <w:t xml:space="preserve"> (Myfxbook, FX Blue) report realized trade statistics but no forward-looking calibrated probabilities or backtested risk figures. </w:t>
+              <w:t xml:space="preserve"> (Myfxbook, FX Blue) report realized statistics but no calibrated forward-looking probabilities. </w:t>
             </w:r>
             <w:r>
               <w:rPr>
@@ -451,14 +466,14 @@
                 <w:b/>
                 <w:sz w:val="24"/>
               </w:rPr>
-              <w:t>Broker "confidence"/"sentiment" widgets</w:t>
+              <w:t>Broker "confidence" widgets</w:t>
             </w:r>
             <w:r>
               <w:rPr>
                 <w:rFonts w:ascii="Times New Roman" w:hAnsi="Times New Roman"/>
                 <w:sz w:val="24"/>
               </w:rPr>
-              <w:t xml:space="preserve"> attach a qualitative label with no proper scoring rule or calibration diagnostic. None discloses the hypothesis space searched, the multiple-testing correction applied, a calibration guarantee, or a quantified probability of ruin — properties missing from applied decision support systems generally [27]. This gap, not a claim of superior directional accuracy, is what the proposed system targets.</w:t>
+              <w:t xml:space="preserve"> attach a qualitative label with no scoring rule. None discloses the hypothesis space searched, the multiple-testing correction, a calibration guarantee, or a quantified probability of ruin — gaps identified in decision support systems generally [27] and specifically targeted here.</w:t>
             </w:r>
           </w:p>
         </w:tc>
@@ -492,21 +507,7 @@
                 <w:rFonts w:ascii="Times New Roman" w:hAnsi="Times New Roman"/>
                 <w:sz w:val="24"/>
               </w:rPr>
-              <w:t>The primary objective is to design, implement, and empirically validate a decision support system for FX trading in which forecast skill is established per target axis under strict multiple-testing control, uncertainty is communicated through calibrated conformal prediction, and position sizing is constrained by an estimated probability of ruin.</w:t>
-            </w:r>
-          </w:p>
-          <w:p>
-            <w:pPr>
-              <w:spacing w:after="100"/>
-              <w:ind w:firstLine="340"/>
-              <w:jc w:val="both"/>
-            </w:pPr>
-            <w:r>
-              <w:rPr>
-                <w:rFonts w:ascii="Times New Roman" w:hAnsi="Times New Roman"/>
-                <w:sz w:val="24"/>
-              </w:rPr>
-              <w:t xml:space="preserve">Three groups of quantities are kept conceptually distinct throughout: </w:t>
+              <w:t xml:space="preserve">Design, implement, and validate a decision support system in which forecast skill is established per target axis under multiple-testing control, uncertainty is communicated via calibrated conformal prediction, and position sizing is constrained by an estimated probability of ruin. Three quantity groups are kept distinct: </w:t>
             </w:r>
             <w:r>
               <w:rPr>
@@ -521,7 +522,7 @@
                 <w:rFonts w:ascii="Times New Roman" w:hAnsi="Times New Roman"/>
                 <w:sz w:val="24"/>
               </w:rPr>
-              <w:t xml:space="preserve"> (direction, magnitude, tail-event probability, each scored against its own baseline), </w:t>
+              <w:t xml:space="preserve"> (direction, magnitude, tail probability), </w:t>
             </w:r>
             <w:r>
               <w:rPr>
@@ -536,7 +537,7 @@
                 <w:rFonts w:ascii="Times New Roman" w:hAnsi="Times New Roman"/>
                 <w:sz w:val="24"/>
               </w:rPr>
-              <w:t xml:space="preserve"> (coverage and reliability), and the </w:t>
+              <w:t xml:space="preserve"> (coverage, reliability), and the </w:t>
             </w:r>
             <w:r>
               <w:rPr>
@@ -551,21 +552,7 @@
                 <w:rFonts w:ascii="Times New Roman" w:hAnsi="Times New Roman"/>
                 <w:sz w:val="24"/>
               </w:rPr>
-              <w:t xml:space="preserve"> (VaR, ES, stop-out probability, position sizing).</w:t>
-            </w:r>
-          </w:p>
-          <w:p>
-            <w:pPr>
-              <w:spacing w:after="100"/>
-              <w:ind w:firstLine="340"/>
-              <w:jc w:val="both"/>
-            </w:pPr>
-            <w:r>
-              <w:rPr>
-                <w:rFonts w:ascii="Times New Roman" w:hAnsi="Times New Roman"/>
-                <w:sz w:val="24"/>
-              </w:rPr>
-              <w:t>Specific objectives:</w:t>
+              <w:t xml:space="preserve"> (VaR, ES, stop-out probability, sizing).</w:t>
             </w:r>
           </w:p>
           <w:p>
@@ -581,14 +568,14 @@
                 <w:b/>
                 <w:sz w:val="24"/>
               </w:rPr>
-              <w:t>Establishing axis-specific predictability.</w:t>
+              <w:t>Axis-specific predictability.</w:t>
             </w:r>
             <w:r>
               <w:rPr>
                 <w:rFonts w:ascii="Times New Roman" w:hAnsi="Times New Roman"/>
                 <w:sz w:val="24"/>
               </w:rPr>
-              <w:t xml:space="preserve"> Determine, under one fixed protocol, on which axis — direction, magnitude, or risk — out-of-sample skill exists for daily FX, reported separately per axis.</w:t>
+              <w:t xml:space="preserve"> Under one fixed protocol, determine on which axis out-of-sample skill exists, reported separately.</w:t>
             </w:r>
           </w:p>
           <w:p>
@@ -604,14 +591,14 @@
                 <w:b/>
                 <w:sz w:val="24"/>
               </w:rPr>
-              <w:t>Benchmarking model complexity against a well-specified econometric baseline.</w:t>
+              <w:t>Model-complexity benchmarking.</w:t>
             </w:r>
             <w:r>
               <w:rPr>
                 <w:rFonts w:ascii="Times New Roman" w:hAnsi="Times New Roman"/>
                 <w:sz w:val="24"/>
               </w:rPr>
-              <w:t xml:space="preserve"> Compare linear HAR-type specifications with tree-based, recurrent, attention-based, and foundation-model alternatives, and systematic forecast combinations, under proper scoring rules and formal comparison tests.</w:t>
+              <w:t xml:space="preserve"> Compare HAR-type, tree-based, recurrent, attention-based, and foundation-model alternatives under proper scoring rules and formal tests.</w:t>
             </w:r>
           </w:p>
           <w:p>
@@ -627,14 +614,14 @@
                 <w:b/>
                 <w:sz w:val="24"/>
               </w:rPr>
-              <w:t>Quantifying the incremental value of additional information layers.</w:t>
+              <w:t>Incremental information value.</w:t>
             </w:r>
             <w:r>
               <w:rPr>
                 <w:rFonts w:ascii="Times New Roman" w:hAnsi="Times New Roman"/>
                 <w:sz w:val="24"/>
               </w:rPr>
-              <w:t xml:space="preserve"> Evaluate whether central-bank text, exogenous macro/cross-asset variables, and candlestick geometry [26] add predictive value, and whether causal filtering outperforms ordinary feature selection.</w:t>
+              <w:t xml:space="preserve"> Test whether central-bank text, exogenous/cross-asset variables, and candlestick geometry [26] add value, and whether causal filtering beats ordinary selection.</w:t>
             </w:r>
           </w:p>
           <w:p>
@@ -650,14 +637,14 @@
                 <w:b/>
                 <w:sz w:val="24"/>
               </w:rPr>
-              <w:t>Delivering calibrated uncertainty.</w:t>
+              <w:t>Calibrated uncertainty.</w:t>
             </w:r>
             <w:r>
               <w:rPr>
                 <w:rFonts w:ascii="Times New Roman" w:hAnsi="Times New Roman"/>
                 <w:sz w:val="24"/>
               </w:rPr>
-              <w:t xml:space="preserve"> Implement and validate adaptive conformal prediction for target coverage under distribution shift, verified empirically and by regime, with proper scoring rules and reliability diagnostics.</w:t>
+              <w:t xml:space="preserve"> Validate adaptive conformal prediction for target coverage under distribution shift.</w:t>
             </w:r>
           </w:p>
           <w:p>
@@ -673,14 +660,14 @@
                 <w:b/>
                 <w:sz w:val="24"/>
               </w:rPr>
-              <w:t>Converting forecasts into risk-controlled decisions.</w:t>
+              <w:t>Risk-controlled decisions.</w:t>
             </w:r>
             <w:r>
               <w:rPr>
                 <w:rFonts w:ascii="Times New Roman" w:hAnsi="Times New Roman"/>
                 <w:sz w:val="24"/>
               </w:rPr>
-              <w:t xml:space="preserve"> Produce a per-session decision record: forecast volatility, stop distance, stop-out probability by horizon, VaR/ES with formal backtests, and a ruin-constrained position size adjusted for portfolio correlation and slippage.</w:t>
+              <w:t xml:space="preserve"> Produce a per-session record: volatility, stop distance, stop-out probability, VaR/ES with backtests, ruin-constrained sizing.</w:t>
             </w:r>
           </w:p>
           <w:p>
@@ -696,14 +683,14 @@
                 <w:b/>
                 <w:sz w:val="24"/>
               </w:rPr>
-              <w:t>Reporting negative findings with quantified power.</w:t>
+              <w:t>Power-bounded negative findings.</w:t>
             </w:r>
             <w:r>
               <w:rPr>
                 <w:rFonts w:ascii="Times New Roman" w:hAnsi="Times New Roman"/>
                 <w:sz w:val="24"/>
               </w:rPr>
-              <w:t xml:space="preserve"> Report the MDES for every negative result, so each negative claim is bounded rather than open-ended.</w:t>
+              <w:t xml:space="preserve"> Report the MDES for every negative result.</w:t>
             </w:r>
           </w:p>
           <w:p>
@@ -719,14 +706,14 @@
                 <w:b/>
                 <w:sz w:val="24"/>
               </w:rPr>
-              <w:t>Engineering and operating a production decision support architecture.</w:t>
+              <w:t>Engineering a production architecture.</w:t>
             </w:r>
             <w:r>
               <w:rPr>
                 <w:rFonts w:ascii="Times New Roman" w:hAnsi="Times New Roman"/>
                 <w:sz w:val="24"/>
               </w:rPr>
-              <w:t xml:space="preserve"> Design, implement, and extend — throughout the sixteen weeks rather than only at the end — a five-layer software architecture (data pipeline, computation layer, versioned forecast artefacts, a documented API, and a web application) so every research layer is integrated as soon as it is completed and every displayed number stays traceable to its measurement (Proposed Method and System Architecture).</w:t>
+              <w:t xml:space="preserve"> Design and extend, across all sixteen weeks, a five-layer software architecture (pipeline, computation layer, versioned artefacts, API, web application) so every number stays traceable.</w:t>
             </w:r>
           </w:p>
         </w:tc>
@@ -760,7 +747,7 @@
                 <w:rFonts w:ascii="Times New Roman" w:hAnsi="Times New Roman"/>
                 <w:sz w:val="24"/>
               </w:rPr>
-              <w:t xml:space="preserve">This research focuses on </w:t>
+              <w:t xml:space="preserve">Daily-horizon decision support for six major USD pairs. The 2010–2025 sample splits into training, validation (selection only), and a held-out development-test segment scored once. A </w:t>
             </w:r>
             <w:r>
               <w:rPr>
@@ -768,14 +755,14 @@
                 <w:b/>
                 <w:sz w:val="24"/>
               </w:rPr>
-              <w:t>daily-horizon decision support for six major USD pairs</w:t>
+              <w:t>sealed evaluation set</w:t>
             </w:r>
             <w:r>
               <w:rPr>
                 <w:rFonts w:ascii="Times New Roman" w:hAnsi="Times New Roman"/>
                 <w:sz w:val="24"/>
               </w:rPr>
-              <w:t>: EUR/USD, GBP/USD, USD/JPY, AUD/USD, USD/CAD, USD/CHF. The development sample (2010–2025) is split into training, validation (model/hyper-parameter selection only), and a held-out development-test segment scored once, distinct from the sealed set below.</w:t>
+              <w:t xml:space="preserve"> — six cross pairs never used in development (EUR/GBP, EUR/JPY, GBP/JPY, AUD/JPY, EUR/CHF, NZD/USD) plus 2026 data for all twelve pairs — opens exactly once after the configuration is frozen, with no retuning after.</w:t>
             </w:r>
           </w:p>
           <w:p>
@@ -789,7 +776,7 @@
                 <w:rFonts w:ascii="Times New Roman" w:hAnsi="Times New Roman"/>
                 <w:sz w:val="24"/>
               </w:rPr>
-              <w:t xml:space="preserve">A </w:t>
+              <w:t xml:space="preserve">The primary source is one-minute bar data, from which daily bars and five-minute realized measures are computed; supplementary sources include the central-bank/macro calendar, exogenous daily series, and tick-derived transaction costs. Horizons are one, five, and twenty sessions (one-session default). The study explicitly does </w:t>
             </w:r>
             <w:r>
               <w:rPr>
@@ -797,57 +784,14 @@
                 <w:b/>
                 <w:sz w:val="24"/>
               </w:rPr>
-              <w:t>sealed evaluation set</w:t>
+              <w:t>not</w:t>
             </w:r>
             <w:r>
               <w:rPr>
                 <w:rFonts w:ascii="Times New Roman" w:hAnsi="Times New Roman"/>
                 <w:sz w:val="24"/>
               </w:rPr>
-              <w:t xml:space="preserve"> — six cross pairs never used in development (EUR/GBP, EUR/JPY, GBP/JPY, AUD/JPY, EUR/CHF, NZD/USD) plus 2026 data for all twelve pairs as available at a pre-specified cutoff — is opened exactly once after the final configuration is frozen in writing, with no retuning afterward. Because the sealed set includes calendar year 2026 while the study concludes before that year ends, "2026" means whatever the continuously operating daily pipeline has collected by the cutoff, not the completed year.</w:t>
-            </w:r>
-          </w:p>
-          <w:p>
-            <w:pPr>
-              <w:spacing w:after="100"/>
-              <w:ind w:firstLine="340"/>
-              <w:jc w:val="both"/>
-            </w:pPr>
-            <w:r>
-              <w:rPr>
-                <w:rFonts w:ascii="Times New Roman" w:hAnsi="Times New Roman"/>
-                <w:sz w:val="24"/>
-              </w:rPr>
-              <w:t>The primary source is one-minute historical bar data, from which daily bars and five-minute realized measures (variance, quarticity, bipower variation, signed semivariances) are computed. Supplementary sources: the central-bank/macro release calendar, daily exogenous series from a public economic data service, monetary-policy surprise measures, interest-rate differentials, and tick-derived transaction-cost measurements.</w:t>
-            </w:r>
-          </w:p>
-          <w:p>
-            <w:pPr>
-              <w:spacing w:after="100"/>
-              <w:ind w:firstLine="340"/>
-              <w:jc w:val="both"/>
-            </w:pPr>
-            <w:r>
-              <w:rPr>
-                <w:rFonts w:ascii="Times New Roman" w:hAnsi="Times New Roman"/>
-                <w:sz w:val="24"/>
-              </w:rPr>
-              <w:t xml:space="preserve">Forecast horizons are one, five, and twenty sessions, with one session the operational default; longer horizons are reported with their measured skill rather than presented as equivalent. The study explicitly does </w:t>
-            </w:r>
-            <w:r>
-              <w:rPr>
-                <w:rFonts w:ascii="Times New Roman" w:hAnsi="Times New Roman"/>
-                <w:b/>
-                <w:sz w:val="24"/>
-              </w:rPr>
-              <w:t>not</w:t>
-            </w:r>
-            <w:r>
-              <w:rPr>
-                <w:rFonts w:ascii="Times New Roman" w:hAnsi="Times New Roman"/>
-                <w:sz w:val="24"/>
-              </w:rPr>
-              <w:t xml:space="preserve"> attempt a profitable automated trading strategy — order execution, microstructure, market impact, sub-daily timing, and cross-asset portfolio optimisation are out of scope. Causality claims are limited to temporal predictive relationships in the Granger sense, not structural causal claims.</w:t>
+              <w:t xml:space="preserve"> target a profitable trading strategy — execution, microstructure, and sub-daily timing are out of scope; causality claims are limited to Granger-sense temporal precedence.</w:t>
             </w:r>
           </w:p>
         </w:tc>
@@ -879,38 +823,17 @@
             <w:r>
               <w:rPr>
                 <w:rFonts w:ascii="Times New Roman" w:hAnsi="Times New Roman"/>
-                <w:sz w:val="24"/>
-              </w:rPr>
-              <w:t xml:space="preserve">The primary research subject is </w:t>
-            </w:r>
-            <w:r>
-              <w:rPr>
-                <w:rFonts w:ascii="Times New Roman" w:hAnsi="Times New Roman"/>
                 <w:b/>
                 <w:sz w:val="24"/>
               </w:rPr>
-              <w:t>the statistical validation of decision support outputs for foreign exchange trading under a low signal-to-noise ratio</w:t>
+              <w:t>The statistical validation of decision support outputs for FX under a low signal-to-noise ratio</w:t>
             </w:r>
             <w:r>
               <w:rPr>
                 <w:rFonts w:ascii="Times New Roman" w:hAnsi="Times New Roman"/>
                 <w:sz w:val="24"/>
               </w:rPr>
-              <w:t>.</w:t>
-            </w:r>
-          </w:p>
-          <w:p>
-            <w:pPr>
-              <w:spacing w:after="100"/>
-              <w:ind w:firstLine="340"/>
-              <w:jc w:val="both"/>
-            </w:pPr>
-            <w:r>
-              <w:rPr>
-                <w:rFonts w:ascii="Times New Roman" w:hAnsi="Times New Roman"/>
-                <w:sz w:val="24"/>
-              </w:rPr>
-              <w:t>The study examines how forecast skill is attributed to a target axis and an information layer; how multiple-testing control, power analysis, leakage protection, and sealed-set validation combine to produce claims that survive replication; how calibrated forecasts and conformal sets convert into risk limits with a measured probability of ruin; and how this evidence should be presented so a user can distinguish what the system measures from what it merely assumes.</w:t>
+              <w:t>: how skill is attributed to an axis and an information layer; how multiple-testing control, power analysis, and sealed-set validation combine to produce replicable claims; how calibrated forecasts convert into risk limits with a measured ruin probability; and how this evidence should be presented so a user can separate what is measured from what is assumed.</w:t>
             </w:r>
           </w:p>
         </w:tc>
@@ -944,7 +867,7 @@
                 <w:rFonts w:ascii="Times New Roman" w:hAnsi="Times New Roman"/>
                 <w:sz w:val="24"/>
               </w:rPr>
-              <w:t xml:space="preserve">This section states what is proposed, labelling each item </w:t>
+              <w:t xml:space="preserve">Each item below is labelled </w:t>
             </w:r>
             <w:r>
               <w:rPr>
@@ -974,7 +897,7 @@
                 <w:rFonts w:ascii="Times New Roman" w:hAnsi="Times New Roman"/>
                 <w:sz w:val="24"/>
               </w:rPr>
-              <w:t xml:space="preserve"> to distinguish components already frozen from remaining work; nothing here is presented as finished until it appears with measured numbers in Expected Results or the defended thesis.</w:t>
+              <w:t>; nothing is a finished result until it appears with measured numbers in Expected Results.</w:t>
             </w:r>
           </w:p>
           <w:p>
@@ -1004,7 +927,7 @@
                 <w:b/>
                 <w:sz w:val="24"/>
               </w:rPr>
-              <w:t>Magnitude model — extended HAR.</w:t>
+              <w:t>Magnitude — extended HAR.</w:t>
             </w:r>
             <w:r>
               <w:rPr>
@@ -1026,7 +949,7 @@
                 <w:rFonts w:ascii="Times New Roman" w:hAnsi="Times New Roman"/>
                 <w:sz w:val="24"/>
               </w:rPr>
-              <w:t xml:space="preserve"> A heterogeneous-autoregressive specification on realized variance [7], extended with measurement-error correction [8] and jump/semivariance decomposition [9], selected over fourteen ML/DL challengers and 509 combinations under the Model Confidence Set [12].</w:t>
+              <w:t xml:space="preserve"> Heterogeneous-autoregressive on realized variance [7], extended with measurement-error correction [8] and jump/semivariance decomposition [9], selected over 14 ML/DL challengers and 509 combinations under the Model Confidence Set [12].</w:t>
             </w:r>
           </w:p>
           <w:p>
@@ -1042,7 +965,7 @@
                 <w:b/>
                 <w:sz w:val="24"/>
               </w:rPr>
-              <w:t>Direction/probability model — online expert combination.</w:t>
+              <w:t>Direction/probability — online expert combination.</w:t>
             </w:r>
             <w:r>
               <w:rPr>
@@ -1064,7 +987,7 @@
                 <w:rFonts w:ascii="Times New Roman" w:hAnsi="Times New Roman"/>
                 <w:sz w:val="24"/>
               </w:rPr>
-              <w:t xml:space="preserve"> A Hedge-style combination [13] of four sub-models (climatology, persistence, σ̂-only, σ̂+regime), re-weighted every session; challenged by regularised linear, tree, recurrent, attention, and foundation-model alternatives.</w:t>
+              <w:t xml:space="preserve"> Hedge-style combination [13] of four sub-models, re-weighted every session; challenged by linear, tree, recurrent, attention, and foundation-model alternatives.</w:t>
             </w:r>
           </w:p>
           <w:p>
@@ -1080,7 +1003,7 @@
                 <w:b/>
                 <w:sz w:val="24"/>
               </w:rPr>
-              <w:t>Causal discovery module.</w:t>
+              <w:t>Causal discovery.</w:t>
             </w:r>
             <w:r>
               <w:rPr>
@@ -1095,14 +1018,14 @@
                 <w:i/>
                 <w:sz w:val="24"/>
               </w:rPr>
-              <w:t>(implemented — validation role; forecast-integration tested and deferred)</w:t>
+              <w:t>(implemented — validation role)</w:t>
             </w:r>
             <w:r>
               <w:rPr>
                 <w:rFonts w:ascii="Times New Roman" w:hAnsi="Times New Roman"/>
                 <w:sz w:val="24"/>
               </w:rPr>
-              <w:t xml:space="preserve"> Five triangulated methods decide which exogenous variable is trusted; using the estimated effect to adjust the forecast directly was tested and found not yet effective (below; Deferred / Future Work).</w:t>
+              <w:t xml:space="preserve"> Five triangulated methods decide which exogenous variable is trusted; using the effect to adjust the forecast directly was tested and found not yet effective (Deferred / Future Work).</w:t>
             </w:r>
           </w:p>
           <w:p>
@@ -1118,7 +1041,7 @@
                 <w:b/>
                 <w:sz w:val="24"/>
               </w:rPr>
-              <w:t>Calibration — Mondrian-stratified adaptive conformal inference.</w:t>
+              <w:t>Calibration — Mondrian-stratified ACI.</w:t>
             </w:r>
             <w:r>
               <w:rPr>
@@ -1140,7 +1063,7 @@
                 <w:rFonts w:ascii="Times New Roman" w:hAnsi="Times New Roman"/>
                 <w:sz w:val="24"/>
               </w:rPr>
-              <w:t xml:space="preserve"> ACI [19] stratified by volatility regime [20], 1.2-point maximum calibration deviation versus 2.4–3.2 for four alternatives. </w:t>
+              <w:t xml:space="preserve"> [19], [20], 1.2-point maximum deviation vs. 2.4–3.2 for alternatives. </w:t>
             </w:r>
             <w:r>
               <w:rPr>
@@ -1155,7 +1078,7 @@
                 <w:rFonts w:ascii="Times New Roman" w:hAnsi="Times New Roman"/>
                 <w:sz w:val="24"/>
               </w:rPr>
-              <w:t xml:space="preserve"> A PID-controller-based online update [30] is evaluated as a candidate refinement for the below-target coverage observed during drawdown.</w:t>
+              <w:t xml:space="preserve"> PID-controller online update [30] for below-target coverage during drawdown.</w:t>
             </w:r>
           </w:p>
           <w:p>
@@ -1171,7 +1094,7 @@
                 <w:b/>
                 <w:sz w:val="24"/>
               </w:rPr>
-              <w:t>Risk/decision module.</w:t>
+              <w:t>Risk/decision.</w:t>
             </w:r>
             <w:r>
               <w:rPr>
@@ -1193,7 +1116,7 @@
                 <w:rFonts w:ascii="Times New Roman" w:hAnsi="Times New Roman"/>
                 <w:sz w:val="24"/>
               </w:rPr>
-              <w:t xml:space="preserve"> Empirical-quantile VaR/ES with Kupiec [21], Christoffersen [22], and dynamic-quantile [23] backtests and a consistent joint scoring function [24]; Kelly-derived position size [25] capped by an estimated probability of ruin. </w:t>
+              <w:t xml:space="preserve"> Empirical-quantile VaR/ES with Kupiec [21], Christoffersen [22], dynamic-quantile [23] backtests and a consistent scoring function [24]; Kelly-derived sizing [25] capped by ruin probability. </w:t>
             </w:r>
             <w:r>
               <w:rPr>
@@ -1208,7 +1131,7 @@
                 <w:rFonts w:ascii="Times New Roman" w:hAnsi="Times New Roman"/>
                 <w:sz w:val="24"/>
               </w:rPr>
-              <w:t xml:space="preserve"> Portfolio-correlation adjustment and a slippage coefficient measured from observed stop-loss executions.</w:t>
+              <w:t xml:space="preserve"> Portfolio-correlation adjustment and a measured slippage coefficient.</w:t>
             </w:r>
           </w:p>
           <w:p>
@@ -1236,7 +1159,7 @@
                 <w:rFonts w:ascii="Times New Roman" w:hAnsi="Times New Roman"/>
                 <w:sz w:val="24"/>
               </w:rPr>
-              <w:t xml:space="preserve">The exogenous layer needs a method that conditions on many candidates simultaneously rather than pairwise, separates a direct link from a shared-confound artefact, and plugs into the same false-discovery control as the price-pattern families. The </w:t>
+              <w:t xml:space="preserve">The exogenous layer needs a method conditioning on many candidates simultaneously, separating a direct link from a shared confound, under the same false-discovery control as the pattern families. The </w:t>
             </w:r>
             <w:r>
               <w:rPr>
@@ -1244,14 +1167,14 @@
                 <w:b/>
                 <w:sz w:val="24"/>
               </w:rPr>
-              <w:t>official decision gate</w:t>
+              <w:t>official gate</w:t>
             </w:r>
             <w:r>
               <w:rPr>
                 <w:rFonts w:ascii="Times New Roman" w:hAnsi="Times New Roman"/>
                 <w:sz w:val="24"/>
               </w:rPr>
-              <w:t xml:space="preserve"> for the frozen exogenous feature-selection ablation is Granger-type nested-regression F-testing under step-down Westfall–Young control [4]. Beyond it, four independent, non-self-written methods triangulate the result — this is the answer to "which algorithm, and how do you know it is real causality rather than random correlation":</w:t>
+              <w:t xml:space="preserve"> is Granger-type F-testing under step-down Westfall–Young control [4]. Four independent methods triangulate the result — the answer to "which algorithm, and how do you know it is causality, not correlation":</w:t>
             </w:r>
           </w:p>
           <w:tbl>
@@ -1320,7 +1243,7 @@
                       <w:b/>
                       <w:sz w:val="21"/>
                     </w:rPr>
-                    <w:t>Question answered</w:t>
+                    <w:t>Question</w:t>
                   </w:r>
                 </w:p>
               </w:tc>
@@ -1372,21 +1295,7 @@
                       <w:rFonts w:ascii="Times New Roman" w:hAnsi="Times New Roman"/>
                       <w:sz w:val="21"/>
                     </w:rPr>
-                    <w:t xml:space="preserve"> [18], [29] (</w:t>
-                  </w:r>
-                  <w:r>
-                    <w:rPr>
-                      <w:rFonts w:ascii="Consolas" w:hAnsi="Consolas"/>
-                      <w:sz w:val="21"/>
-                    </w:rPr>
-                    <w:t>tigramite</w:t>
-                  </w:r>
-                  <w:r>
-                    <w:rPr>
-                      <w:rFonts w:ascii="Times New Roman" w:hAnsi="Times New Roman"/>
-                      <w:sz w:val="21"/>
-                    </w:rPr>
-                    <w:t>)</w:t>
+                    <w:t xml:space="preserve"> [18], [29]</w:t>
                   </w:r>
                 </w:p>
               </w:tc>
@@ -1405,7 +1314,7 @@
                       <w:rFonts w:ascii="Times New Roman" w:hAnsi="Times New Roman"/>
                       <w:sz w:val="21"/>
                     </w:rPr>
-                    <w:t>Does the link survive simultaneous conditioning on the other candidates?</w:t>
+                    <w:t>Survives simultaneous conditioning?</w:t>
                   </w:r>
                 </w:p>
               </w:tc>
@@ -1424,7 +1333,7 @@
                       <w:rFonts w:ascii="Times New Roman" w:hAnsi="Times New Roman"/>
                       <w:sz w:val="21"/>
                     </w:rPr>
-                    <w:t>VIX survives on every pair tested; gold-implied volatility (GVZCLS) looks causal alone but loses significance once conditioned on VIX — the concrete confound-vs-cause distinction pairwise Granger cannot make</w:t>
+                    <w:t>VIX survives on every pair; gold-implied volatility (GVZCLS) loses significance once conditioned on VIX — the confound-vs-cause distinction pairwise Granger cannot make</w:t>
                   </w:r>
                 </w:p>
               </w:tc>
@@ -1449,28 +1358,14 @@
                       <w:b/>
                       <w:sz w:val="21"/>
                     </w:rPr>
-                    <w:t>Double Machine Learning</w:t>
+                    <w:t>Double ML</w:t>
                   </w:r>
                   <w:r>
                     <w:rPr>
                       <w:rFonts w:ascii="Times New Roman" w:hAnsi="Times New Roman"/>
                       <w:sz w:val="21"/>
                     </w:rPr>
-                    <w:t xml:space="preserve"> [33] (</w:t>
-                  </w:r>
-                  <w:r>
-                    <w:rPr>
-                      <w:rFonts w:ascii="Consolas" w:hAnsi="Consolas"/>
-                      <w:sz w:val="21"/>
-                    </w:rPr>
-                    <w:t>doubleml</w:t>
-                  </w:r>
-                  <w:r>
-                    <w:rPr>
-                      <w:rFonts w:ascii="Times New Roman" w:hAnsi="Times New Roman"/>
-                      <w:sz w:val="21"/>
-                    </w:rPr>
-                    <w:t>)</w:t>
+                    <w:t xml:space="preserve"> [33]</w:t>
                   </w:r>
                 </w:p>
               </w:tc>
@@ -1489,7 +1384,7 @@
                       <w:rFonts w:ascii="Times New Roman" w:hAnsi="Times New Roman"/>
                       <w:sz w:val="21"/>
                     </w:rPr>
-                    <w:t xml:space="preserve">What is the effect </w:t>
+                    <w:t xml:space="preserve">Effect </w:t>
                   </w:r>
                   <w:r>
                     <w:rPr>
@@ -1504,7 +1399,7 @@
                       <w:rFonts w:ascii="Times New Roman" w:hAnsi="Times New Roman"/>
                       <w:sz w:val="21"/>
                     </w:rPr>
-                    <w:t>, with a nonlinear nuisance model?</w:t>
+                    <w:t>, nonlinear nuisance model?</w:t>
                   </w:r>
                 </w:p>
               </w:tc>
@@ -1523,7 +1418,7 @@
                       <w:rFonts w:ascii="Times New Roman" w:hAnsi="Times New Roman"/>
                       <w:sz w:val="21"/>
                     </w:rPr>
-                    <w:t xml:space="preserve">VIX effect positive, Holm-significant in </w:t>
+                    <w:t xml:space="preserve">Positive, Holm-significant in </w:t>
                   </w:r>
                   <w:r>
                     <w:rPr>
@@ -1538,7 +1433,7 @@
                       <w:rFonts w:ascii="Times New Roman" w:hAnsi="Times New Roman"/>
                       <w:sz w:val="21"/>
                     </w:rPr>
-                    <w:t xml:space="preserve"> pairs (θ = 0.070–0.186) — the strongest, most consistent result in the triangulation</w:t>
+                    <w:t xml:space="preserve"> pairs — strongest result</w:t>
                   </w:r>
                 </w:p>
               </w:tc>
@@ -1570,21 +1465,7 @@
                       <w:rFonts w:ascii="Times New Roman" w:hAnsi="Times New Roman"/>
                       <w:sz w:val="21"/>
                     </w:rPr>
-                    <w:t xml:space="preserve"> [34] (</w:t>
-                  </w:r>
-                  <w:r>
-                    <w:rPr>
-                      <w:rFonts w:ascii="Consolas" w:hAnsi="Consolas"/>
-                      <w:sz w:val="21"/>
-                    </w:rPr>
-                    <w:t>econml</w:t>
-                  </w:r>
-                  <w:r>
-                    <w:rPr>
-                      <w:rFonts w:ascii="Times New Roman" w:hAnsi="Times New Roman"/>
-                      <w:sz w:val="21"/>
-                    </w:rPr>
-                    <w:t>)</w:t>
+                    <w:t xml:space="preserve"> [34]</w:t>
                   </w:r>
                 </w:p>
               </w:tc>
@@ -1603,7 +1484,7 @@
                       <w:rFonts w:ascii="Times New Roman" w:hAnsi="Times New Roman"/>
                       <w:sz w:val="21"/>
                     </w:rPr>
-                    <w:t>Is the effect regime-dependent?</w:t>
+                    <w:t>Regime-dependent?</w:t>
                   </w:r>
                 </w:p>
               </w:tc>
@@ -1622,7 +1503,7 @@
                       <w:rFonts w:ascii="Times New Roman" w:hAnsi="Times New Roman"/>
                       <w:sz w:val="21"/>
                     </w:rPr>
-                    <w:t>Heterogeneous but not consistent across pairs (4/6 increase with stress, 2 do not) — no single rule generalises</w:t>
+                    <w:t>Heterogeneous but inconsistent across pairs — no rule generalises</w:t>
                   </w:r>
                 </w:p>
               </w:tc>
@@ -1654,21 +1535,7 @@
                       <w:rFonts w:ascii="Times New Roman" w:hAnsi="Times New Roman"/>
                       <w:sz w:val="21"/>
                     </w:rPr>
-                    <w:t xml:space="preserve"> [28] (</w:t>
-                  </w:r>
-                  <w:r>
-                    <w:rPr>
-                      <w:rFonts w:ascii="Consolas" w:hAnsi="Consolas"/>
-                      <w:sz w:val="21"/>
-                    </w:rPr>
-                    <w:t>pycausalimpact</w:t>
-                  </w:r>
-                  <w:r>
-                    <w:rPr>
-                      <w:rFonts w:ascii="Times New Roman" w:hAnsi="Times New Roman"/>
-                      <w:sz w:val="21"/>
-                    </w:rPr>
-                    <w:t>)</w:t>
+                    <w:t xml:space="preserve"> [28]</w:t>
                   </w:r>
                 </w:p>
               </w:tc>
@@ -1702,7 +1569,7 @@
                       <w:rFonts w:ascii="Times New Roman" w:hAnsi="Times New Roman"/>
                       <w:sz w:val="21"/>
                     </w:rPr>
-                    <w:t xml:space="preserve"> specific event move volatility past its counterfactual?</w:t>
+                    <w:t xml:space="preserve"> event move volatility?</w:t>
                   </w:r>
                 </w:p>
               </w:tc>
@@ -1721,7 +1588,7 @@
                       <w:rFonts w:ascii="Times New Roman" w:hAnsi="Times New Roman"/>
                       <w:sz w:val="21"/>
                     </w:rPr>
-                    <w:t>Piloted on 20 ECB meetings: 6/20 significant after FDR correction (vs. ~5% expected under noise), all positive</w:t>
+                    <w:t>6/20 ECB meetings significant after FDR (vs. ~5% under noise)</w:t>
                   </w:r>
                 </w:p>
               </w:tc>
@@ -1749,7 +1616,7 @@
                 <w:rFonts w:ascii="Times New Roman" w:hAnsi="Times New Roman"/>
                 <w:sz w:val="24"/>
               </w:rPr>
-              <w:t>Four independently authored methods, resting on different assumptions (linear/nonlinear, pairwise/simultaneous, existence/magnitude/heterogeneity/single-event), converging on the same variable is stronger evidence than any single p-value — this triangulation, not one algorithm, is how the causality-versus-correlation question is answered. Consistent with the Research Scope, none of the five methods is presented as establishing structural causality; every statement remains a temporal-precedence or potential-outcomes claim under its own method's assumptions.</w:t>
+              <w:t>Four independently authored methods, different assumptions, converging on one variable is stronger evidence than any single p-value; none establishes structural causality — every claim remains temporal-precedence or potential-outcomes under its method's assumptions.</w:t>
             </w:r>
           </w:p>
           <w:p>
@@ -1764,14 +1631,14 @@
                 <w:b/>
                 <w:sz w:val="24"/>
               </w:rPr>
-              <w:t>Two roles, only one shipped.</w:t>
+              <w:t>Two roles, one shipped.</w:t>
             </w:r>
             <w:r>
               <w:rPr>
                 <w:rFonts w:ascii="Times New Roman" w:hAnsi="Times New Roman"/>
                 <w:sz w:val="24"/>
               </w:rPr>
-              <w:t xml:space="preserve"> The triangulation's </w:t>
+              <w:t xml:space="preserve"> The </w:t>
             </w:r>
             <w:r>
               <w:rPr>
@@ -1786,7 +1653,7 @@
                 <w:rFonts w:ascii="Times New Roman" w:hAnsi="Times New Roman"/>
                 <w:sz w:val="24"/>
               </w:rPr>
-              <w:t xml:space="preserve">: it is the actual filter that kept VIX and dropped ten other candidates from the frozen feature set. Its </w:t>
+              <w:t xml:space="preserve"> — it is the actual filter behind the frozen feature set. The </w:t>
             </w:r>
             <w:r>
               <w:rPr>
@@ -1794,14 +1661,29 @@
                 <w:b/>
                 <w:sz w:val="24"/>
               </w:rPr>
-              <w:t>forecast-performance role — using the effect to directly adjust the production forecast (constant and regime-conditional overlays) — produced no significant QLIKE improvement in any pair after Holm correction</w:t>
+              <w:t>forecast-performance role</w:t>
             </w:r>
             <w:r>
               <w:rPr>
                 <w:rFonts w:ascii="Times New Roman" w:hAnsi="Times New Roman"/>
                 <w:sz w:val="24"/>
               </w:rPr>
-              <w:t>, most plausibly because the HAR baseline already absorbs the information indirectly. Consistent with this thesis's negative-findings policy, this application is not deployed and moves to Deferred / Future Work rather than the remaining timeline.</w:t>
+              <w:t xml:space="preserve"> (adjusting the forecast directly) was tested and produced </w:t>
+            </w:r>
+            <w:r>
+              <w:rPr>
+                <w:rFonts w:ascii="Times New Roman" w:hAnsi="Times New Roman"/>
+                <w:b/>
+                <w:sz w:val="24"/>
+              </w:rPr>
+              <w:t>no significant QLIKE improvement after Holm correction</w:t>
+            </w:r>
+            <w:r>
+              <w:rPr>
+                <w:rFonts w:ascii="Times New Roman" w:hAnsi="Times New Roman"/>
+                <w:sz w:val="24"/>
+              </w:rPr>
+              <w:t>, plausibly because HAR already absorbs the information indirectly; consistent with this thesis's negative-findings policy, it moves to Deferred / Future Work.</w:t>
             </w:r>
           </w:p>
           <w:p>
@@ -1830,7 +1712,14 @@
                 <w:i/>
                 <w:sz w:val="24"/>
               </w:rPr>
-              <w:t>(Data pipeline and API: implemented and operating on a daily schedule; extensions in the Research Plan are proposed.)</w:t>
+              <w:t>(Pipeline and API: implemented, operating daily; extensions below are proposed.)</w:t>
+            </w:r>
+            <w:r>
+              <w:rPr>
+                <w:rFonts w:ascii="Times New Roman" w:hAnsi="Times New Roman"/>
+                <w:sz w:val="24"/>
+              </w:rPr>
+              <w:t xml:space="preserve"> Five layers share one computation layer across two deployment targets, so the live site and thesis numbers share one code path:</w:t>
             </w:r>
           </w:p>
           <w:p>
@@ -1844,7 +1733,22 @@
                 <w:rFonts w:ascii="Times New Roman" w:hAnsi="Times New Roman"/>
                 <w:sz w:val="24"/>
               </w:rPr>
-              <w:t>Five layers share one computation layer across two deployment targets, so the live site and the numbers computed for the thesis come from the same code path:</w:t>
+              <w:t xml:space="preserve">1. </w:t>
+            </w:r>
+            <w:r>
+              <w:rPr>
+                <w:rFonts w:ascii="Times New Roman" w:hAnsi="Times New Roman"/>
+                <w:b/>
+                <w:sz w:val="24"/>
+              </w:rPr>
+              <w:t>Data pipeline (`collect/`).</w:t>
+            </w:r>
+            <w:r>
+              <w:rPr>
+                <w:rFonts w:ascii="Times New Roman" w:hAnsi="Times New Roman"/>
+                <w:sz w:val="24"/>
+              </w:rPr>
+              <w:t xml:space="preserve"> One-time historical bootstrap plus a daily job (four times/day via CI) building daily bars, realized measures, and the macro calendar.</w:t>
             </w:r>
           </w:p>
           <w:p>
@@ -1858,7 +1762,7 @@
                 <w:rFonts w:ascii="Times New Roman" w:hAnsi="Times New Roman"/>
                 <w:sz w:val="24"/>
               </w:rPr>
-              <w:t xml:space="preserve">1. </w:t>
+              <w:t xml:space="preserve">2. </w:t>
             </w:r>
             <w:r>
               <w:rPr>
@@ -1866,42 +1770,14 @@
                 <w:b/>
                 <w:sz w:val="24"/>
               </w:rPr>
-              <w:t>Data pipeline (`collect/`).</w:t>
+              <w:t>Data store (`data/`).</w:t>
             </w:r>
             <w:r>
               <w:rPr>
                 <w:rFonts w:ascii="Times New Roman" w:hAnsi="Times New Roman"/>
                 <w:sz w:val="24"/>
               </w:rPr>
-              <w:t xml:space="preserve"> A one-time historical bootstrap plus a daily job (</w:t>
-            </w:r>
-            <w:r>
-              <w:rPr>
-                <w:rFonts w:ascii="Consolas" w:hAnsi="Consolas"/>
-                <w:sz w:val="24"/>
-              </w:rPr>
-              <w:t>live_fx.py</w:t>
-            </w:r>
-            <w:r>
-              <w:rPr>
-                <w:rFonts w:ascii="Times New Roman" w:hAnsi="Times New Roman"/>
-                <w:sz w:val="24"/>
-              </w:rPr>
-              <w:t xml:space="preserve">, </w:t>
-            </w:r>
-            <w:r>
-              <w:rPr>
-                <w:rFonts w:ascii="Consolas" w:hAnsi="Consolas"/>
-                <w:sz w:val="24"/>
-              </w:rPr>
-              <w:t>lich_su_kien.py</w:t>
-            </w:r>
-            <w:r>
-              <w:rPr>
-                <w:rFonts w:ascii="Times New Roman" w:hAnsi="Times New Roman"/>
-                <w:sz w:val="24"/>
-              </w:rPr>
-              <w:t>, run four times a day via CI) build daily bars, five-minute realized measures, and the macro/central-bank calendar.</w:t>
+              <w:t xml:space="preserve"> Frozen historical CSVs kept separate from a daily-overwritten live store, so development and sealed segments cannot be silently mixed.</w:t>
             </w:r>
           </w:p>
           <w:p>
@@ -1915,7 +1791,7 @@
                 <w:rFonts w:ascii="Times New Roman" w:hAnsi="Times New Roman"/>
                 <w:sz w:val="24"/>
               </w:rPr>
-              <w:t xml:space="preserve">2. </w:t>
+              <w:t xml:space="preserve">3. </w:t>
             </w:r>
             <w:r>
               <w:rPr>
@@ -1923,14 +1799,14 @@
                 <w:b/>
                 <w:sz w:val="24"/>
               </w:rPr>
-              <w:t>Data store (`data/`).</w:t>
+              <w:t>Computation layer (`src/`, `api/cache.py`).</w:t>
             </w:r>
             <w:r>
               <w:rPr>
                 <w:rFonts w:ascii="Times New Roman" w:hAnsi="Times New Roman"/>
                 <w:sz w:val="24"/>
               </w:rPr>
-              <w:t xml:space="preserve"> Frozen historical CSVs are kept separate from a daily-overwritten live store, so development and sealed-evaluation segments cannot be silently mixed by a pipeline bug.</w:t>
+              <w:t xml:space="preserve"> Series join, HAR forecast, calibration, and sizing run in one process, no serialisation boundary.</w:t>
             </w:r>
           </w:p>
           <w:p>
@@ -1944,7 +1820,7 @@
                 <w:rFonts w:ascii="Times New Roman" w:hAnsi="Times New Roman"/>
                 <w:sz w:val="24"/>
               </w:rPr>
-              <w:t xml:space="preserve">3. </w:t>
+              <w:t xml:space="preserve">4. </w:t>
             </w:r>
             <w:r>
               <w:rPr>
@@ -1952,14 +1828,84 @@
                 <w:b/>
                 <w:sz w:val="24"/>
               </w:rPr>
-              <w:t>Computation layer (`src/`, `api/cache.py`).</w:t>
+              <w:t>API (`api/`, FastAPI).</w:t>
             </w:r>
             <w:r>
               <w:rPr>
                 <w:rFonts w:ascii="Times New Roman" w:hAnsi="Times New Roman"/>
                 <w:sz w:val="24"/>
               </w:rPr>
-              <w:t xml:space="preserve"> The series join, HAR forecast, three-class combination, conformal calibration, and risk/sizing functions run in one process, with no serialisation boundary to the layer that serves them.</w:t>
+              <w:t xml:space="preserve"> One router per concern (</w:t>
+            </w:r>
+            <w:r>
+              <w:rPr>
+                <w:rFonts w:ascii="Consolas" w:hAnsi="Consolas"/>
+                <w:sz w:val="24"/>
+              </w:rPr>
+              <w:t>meta</w:t>
+            </w:r>
+            <w:r>
+              <w:rPr>
+                <w:rFonts w:ascii="Times New Roman" w:hAnsi="Times New Roman"/>
+                <w:sz w:val="24"/>
+              </w:rPr>
+              <w:t xml:space="preserve">, </w:t>
+            </w:r>
+            <w:r>
+              <w:rPr>
+                <w:rFonts w:ascii="Consolas" w:hAnsi="Consolas"/>
+                <w:sz w:val="24"/>
+              </w:rPr>
+              <w:t>market</w:t>
+            </w:r>
+            <w:r>
+              <w:rPr>
+                <w:rFonts w:ascii="Times New Roman" w:hAnsi="Times New Roman"/>
+                <w:sz w:val="24"/>
+              </w:rPr>
+              <w:t xml:space="preserve">, </w:t>
+            </w:r>
+            <w:r>
+              <w:rPr>
+                <w:rFonts w:ascii="Consolas" w:hAnsi="Consolas"/>
+                <w:sz w:val="24"/>
+              </w:rPr>
+              <w:t>forecast</w:t>
+            </w:r>
+            <w:r>
+              <w:rPr>
+                <w:rFonts w:ascii="Times New Roman" w:hAnsi="Times New Roman"/>
+                <w:sz w:val="24"/>
+              </w:rPr>
+              <w:t xml:space="preserve">, </w:t>
+            </w:r>
+            <w:r>
+              <w:rPr>
+                <w:rFonts w:ascii="Consolas" w:hAnsi="Consolas"/>
+                <w:sz w:val="24"/>
+              </w:rPr>
+              <w:t>risk</w:t>
+            </w:r>
+            <w:r>
+              <w:rPr>
+                <w:rFonts w:ascii="Times New Roman" w:hAnsi="Times New Roman"/>
+                <w:sz w:val="24"/>
+              </w:rPr>
+              <w:t xml:space="preserve">, </w:t>
+            </w:r>
+            <w:r>
+              <w:rPr>
+                <w:rFonts w:ascii="Consolas" w:hAnsi="Consolas"/>
+                <w:sz w:val="24"/>
+              </w:rPr>
+              <w:t>admin</w:t>
+            </w:r>
+            <w:r>
+              <w:rPr>
+                <w:rFonts w:ascii="Times New Roman" w:hAnsi="Times New Roman"/>
+                <w:sz w:val="24"/>
+              </w:rPr>
+              <w:t>) with Pydantic models, exposing endpoints extended through the Research Plan.</w:t>
             </w:r>
           </w:p>
           <w:p>
@@ -1973,7 +1919,7 @@
                 <w:rFonts w:ascii="Times New Roman" w:hAnsi="Times New Roman"/>
                 <w:sz w:val="24"/>
               </w:rPr>
-              <w:t xml:space="preserve">4. </w:t>
+              <w:t xml:space="preserve">5. </w:t>
             </w:r>
             <w:r>
               <w:rPr>
@@ -1981,266 +1927,14 @@
                 <w:b/>
                 <w:sz w:val="24"/>
               </w:rPr>
-              <w:t>API (`api/`, FastAPI).</w:t>
+              <w:t>Web application.</w:t>
             </w:r>
             <w:r>
               <w:rPr>
                 <w:rFonts w:ascii="Times New Roman" w:hAnsi="Times New Roman"/>
                 <w:sz w:val="24"/>
               </w:rPr>
-              <w:t xml:space="preserve"> One router per concern (</w:t>
-            </w:r>
-            <w:r>
-              <w:rPr>
-                <w:rFonts w:ascii="Consolas" w:hAnsi="Consolas"/>
-                <w:sz w:val="24"/>
-              </w:rPr>
-              <w:t>meta</w:t>
-            </w:r>
-            <w:r>
-              <w:rPr>
-                <w:rFonts w:ascii="Times New Roman" w:hAnsi="Times New Roman"/>
-                <w:sz w:val="24"/>
-              </w:rPr>
-              <w:t xml:space="preserve">, </w:t>
-            </w:r>
-            <w:r>
-              <w:rPr>
-                <w:rFonts w:ascii="Consolas" w:hAnsi="Consolas"/>
-                <w:sz w:val="24"/>
-              </w:rPr>
-              <w:t>market</w:t>
-            </w:r>
-            <w:r>
-              <w:rPr>
-                <w:rFonts w:ascii="Times New Roman" w:hAnsi="Times New Roman"/>
-                <w:sz w:val="24"/>
-              </w:rPr>
-              <w:t xml:space="preserve">, </w:t>
-            </w:r>
-            <w:r>
-              <w:rPr>
-                <w:rFonts w:ascii="Consolas" w:hAnsi="Consolas"/>
-                <w:sz w:val="24"/>
-              </w:rPr>
-              <w:t>forecast</w:t>
-            </w:r>
-            <w:r>
-              <w:rPr>
-                <w:rFonts w:ascii="Times New Roman" w:hAnsi="Times New Roman"/>
-                <w:sz w:val="24"/>
-              </w:rPr>
-              <w:t xml:space="preserve">, </w:t>
-            </w:r>
-            <w:r>
-              <w:rPr>
-                <w:rFonts w:ascii="Consolas" w:hAnsi="Consolas"/>
-                <w:sz w:val="24"/>
-              </w:rPr>
-              <w:t>risk</w:t>
-            </w:r>
-            <w:r>
-              <w:rPr>
-                <w:rFonts w:ascii="Times New Roman" w:hAnsi="Times New Roman"/>
-                <w:sz w:val="24"/>
-              </w:rPr>
-              <w:t xml:space="preserve">, </w:t>
-            </w:r>
-            <w:r>
-              <w:rPr>
-                <w:rFonts w:ascii="Consolas" w:hAnsi="Consolas"/>
-                <w:sz w:val="24"/>
-              </w:rPr>
-              <w:t>admin</w:t>
-            </w:r>
-            <w:r>
-              <w:rPr>
-                <w:rFonts w:ascii="Times New Roman" w:hAnsi="Times New Roman"/>
-                <w:sz w:val="24"/>
-              </w:rPr>
-              <w:t>) with Pydantic response models, already exposing the endpoints extended through the Research Plan below (</w:t>
-            </w:r>
-            <w:r>
-              <w:rPr>
-                <w:rFonts w:ascii="Consolas" w:hAnsi="Consolas"/>
-                <w:sz w:val="24"/>
-              </w:rPr>
-              <w:t>/health</w:t>
-            </w:r>
-            <w:r>
-              <w:rPr>
-                <w:rFonts w:ascii="Times New Roman" w:hAnsi="Times New Roman"/>
-                <w:sz w:val="24"/>
-              </w:rPr>
-              <w:t xml:space="preserve">, </w:t>
-            </w:r>
-            <w:r>
-              <w:rPr>
-                <w:rFonts w:ascii="Consolas" w:hAnsi="Consolas"/>
-                <w:sz w:val="24"/>
-              </w:rPr>
-              <w:t>/meta</w:t>
-            </w:r>
-            <w:r>
-              <w:rPr>
-                <w:rFonts w:ascii="Times New Roman" w:hAnsi="Times New Roman"/>
-                <w:sz w:val="24"/>
-              </w:rPr>
-              <w:t xml:space="preserve">, </w:t>
-            </w:r>
-            <w:r>
-              <w:rPr>
-                <w:rFonts w:ascii="Consolas" w:hAnsi="Consolas"/>
-                <w:sz w:val="24"/>
-              </w:rPr>
-              <w:t>/series</w:t>
-            </w:r>
-            <w:r>
-              <w:rPr>
-                <w:rFonts w:ascii="Times New Roman" w:hAnsi="Times New Roman"/>
-                <w:sz w:val="24"/>
-              </w:rPr>
-              <w:t xml:space="preserve">, </w:t>
-            </w:r>
-            <w:r>
-              <w:rPr>
-                <w:rFonts w:ascii="Consolas" w:hAnsi="Consolas"/>
-                <w:sz w:val="24"/>
-              </w:rPr>
-              <w:t>/indicators</w:t>
-            </w:r>
-            <w:r>
-              <w:rPr>
-                <w:rFonts w:ascii="Times New Roman" w:hAnsi="Times New Roman"/>
-                <w:sz w:val="24"/>
-              </w:rPr>
-              <w:t xml:space="preserve">, </w:t>
-            </w:r>
-            <w:r>
-              <w:rPr>
-                <w:rFonts w:ascii="Consolas" w:hAnsi="Consolas"/>
-                <w:sz w:val="24"/>
-              </w:rPr>
-              <w:t>/forecast</w:t>
-            </w:r>
-            <w:r>
-              <w:rPr>
-                <w:rFonts w:ascii="Times New Roman" w:hAnsi="Times New Roman"/>
-                <w:sz w:val="24"/>
-              </w:rPr>
-              <w:t xml:space="preserve">, </w:t>
-            </w:r>
-            <w:r>
-              <w:rPr>
-                <w:rFonts w:ascii="Consolas" w:hAnsi="Consolas"/>
-                <w:sz w:val="24"/>
-              </w:rPr>
-              <w:t>/forecast_series</w:t>
-            </w:r>
-            <w:r>
-              <w:rPr>
-                <w:rFonts w:ascii="Times New Roman" w:hAnsi="Times New Roman"/>
-                <w:sz w:val="24"/>
-              </w:rPr>
-              <w:t xml:space="preserve">, </w:t>
-            </w:r>
-            <w:r>
-              <w:rPr>
-                <w:rFonts w:ascii="Consolas" w:hAnsi="Consolas"/>
-                <w:sz w:val="24"/>
-              </w:rPr>
-              <w:t>/forecast_next</w:t>
-            </w:r>
-            <w:r>
-              <w:rPr>
-                <w:rFonts w:ascii="Times New Roman" w:hAnsi="Times New Roman"/>
-                <w:sz w:val="24"/>
-              </w:rPr>
-              <w:t xml:space="preserve">, </w:t>
-            </w:r>
-            <w:r>
-              <w:rPr>
-                <w:rFonts w:ascii="Consolas" w:hAnsi="Consolas"/>
-                <w:sz w:val="24"/>
-              </w:rPr>
-              <w:t>/journal</w:t>
-            </w:r>
-            <w:r>
-              <w:rPr>
-                <w:rFonts w:ascii="Times New Roman" w:hAnsi="Times New Roman"/>
-                <w:sz w:val="24"/>
-              </w:rPr>
-              <w:t xml:space="preserve">, </w:t>
-            </w:r>
-            <w:r>
-              <w:rPr>
-                <w:rFonts w:ascii="Consolas" w:hAnsi="Consolas"/>
-                <w:sz w:val="24"/>
-              </w:rPr>
-              <w:t>/calibration</w:t>
-            </w:r>
-            <w:r>
-              <w:rPr>
-                <w:rFonts w:ascii="Times New Roman" w:hAnsi="Times New Roman"/>
-                <w:sz w:val="24"/>
-              </w:rPr>
-              <w:t xml:space="preserve">, </w:t>
-            </w:r>
-            <w:r>
-              <w:rPr>
-                <w:rFonts w:ascii="Consolas" w:hAnsi="Consolas"/>
-                <w:sz w:val="24"/>
-              </w:rPr>
-              <w:t>/models</w:t>
-            </w:r>
-            <w:r>
-              <w:rPr>
-                <w:rFonts w:ascii="Times New Roman" w:hAnsi="Times New Roman"/>
-                <w:sz w:val="24"/>
-              </w:rPr>
-              <w:t xml:space="preserve">, </w:t>
-            </w:r>
-            <w:r>
-              <w:rPr>
-                <w:rFonts w:ascii="Consolas" w:hAnsi="Consolas"/>
-                <w:sz w:val="24"/>
-              </w:rPr>
-              <w:t>/risk</w:t>
-            </w:r>
-            <w:r>
-              <w:rPr>
-                <w:rFonts w:ascii="Times New Roman" w:hAnsi="Times New Roman"/>
-                <w:sz w:val="24"/>
-              </w:rPr>
-              <w:t xml:space="preserve">, </w:t>
-            </w:r>
-            <w:r>
-              <w:rPr>
-                <w:rFonts w:ascii="Consolas" w:hAnsi="Consolas"/>
-                <w:sz w:val="24"/>
-              </w:rPr>
-              <w:t>/events</w:t>
-            </w:r>
-            <w:r>
-              <w:rPr>
-                <w:rFonts w:ascii="Times New Roman" w:hAnsi="Times New Roman"/>
-                <w:sz w:val="24"/>
-              </w:rPr>
-              <w:t xml:space="preserve">, </w:t>
-            </w:r>
-            <w:r>
-              <w:rPr>
-                <w:rFonts w:ascii="Consolas" w:hAnsi="Consolas"/>
-                <w:sz w:val="24"/>
-              </w:rPr>
-              <w:t>/refresh</w:t>
-            </w:r>
-            <w:r>
-              <w:rPr>
-                <w:rFonts w:ascii="Times New Roman" w:hAnsi="Times New Roman"/>
-                <w:sz w:val="24"/>
-              </w:rPr>
-              <w:t>).</w:t>
+              <w:t xml:space="preserve"> One HTML/JS template is the source of truth, compiled to three deployed variants.</w:t>
             </w:r>
           </w:p>
           <w:p>
@@ -2252,38 +1946,32 @@
             <w:r>
               <w:rPr>
                 <w:rFonts w:ascii="Times New Roman" w:hAnsi="Times New Roman"/>
-                <w:sz w:val="24"/>
-              </w:rPr>
-              <w:t xml:space="preserve">5. </w:t>
-            </w:r>
-            <w:r>
-              <w:rPr>
-                <w:rFonts w:ascii="Times New Roman" w:hAnsi="Times New Roman"/>
                 <w:b/>
                 <w:sz w:val="24"/>
               </w:rPr>
-              <w:t>Web application.</w:t>
+              <w:t>The two deployment targets are a stated trade-off, not an inconsistency.</w:t>
             </w:r>
             <w:r>
               <w:rPr>
                 <w:rFonts w:ascii="Times New Roman" w:hAnsi="Times New Roman"/>
                 <w:sz w:val="24"/>
               </w:rPr>
-              <w:t xml:space="preserve"> One HTML/JS template (</w:t>
-            </w:r>
-            <w:r>
-              <w:rPr>
-                <w:rFonts w:ascii="Consolas" w:hAnsi="Consolas"/>
+              <w:t xml:space="preserve"> The local/CI deployment runs the full FastAPI process and is the only place risk numbers are </w:t>
+            </w:r>
+            <w:r>
+              <w:rPr>
+                <w:rFonts w:ascii="Times New Roman" w:hAnsi="Times New Roman"/>
+                <w:i/>
                 <w:sz w:val="24"/>
               </w:rPr>
-              <w:t>web/ui_template.html</w:t>
+              <w:t>computed</w:t>
             </w:r>
             <w:r>
               <w:rPr>
                 <w:rFonts w:ascii="Times New Roman" w:hAnsi="Times New Roman"/>
                 <w:sz w:val="24"/>
               </w:rPr>
-              <w:t>) is the source of truth, compiled to three deployed variants rather than maintained as three hand-written pages.</w:t>
+              <w:t>; Vercel's serverless size limit cannot host that stack, so a daily job pre-computes once-a-day numbers as static JSON while a lightweight function handles only intraday chart data — practice consistent with scaling ML-serving systems under heterogeneous constraints [31], [32].</w:t>
             </w:r>
           </w:p>
           <w:p>
@@ -2298,51 +1986,14 @@
                 <w:b/>
                 <w:sz w:val="24"/>
               </w:rPr>
-              <w:t>The two deployment targets are a stated engineering trade-off, not an inconsistency — this answers how the modules are linked at the deployment level.</w:t>
+              <w:t>Module contract</w:t>
             </w:r>
             <w:r>
               <w:rPr>
                 <w:rFonts w:ascii="Times New Roman" w:hAnsi="Times New Roman"/>
                 <w:sz w:val="24"/>
               </w:rPr>
-              <w:t xml:space="preserve"> The local/CI deployment runs the full FastAPI process and is the only place risk numbers are </w:t>
-            </w:r>
-            <w:r>
-              <w:rPr>
-                <w:rFonts w:ascii="Times New Roman" w:hAnsi="Times New Roman"/>
-                <w:i/>
-                <w:sz w:val="24"/>
-              </w:rPr>
-              <w:t>computed</w:t>
-            </w:r>
-            <w:r>
-              <w:rPr>
-                <w:rFonts w:ascii="Times New Roman" w:hAnsi="Times New Roman"/>
-                <w:sz w:val="24"/>
-              </w:rPr>
-              <w:t>; Vercel's serverless size limit cannot host that dependency stack, so the daily job pre-computes the once-a-day numbers as static JSON while a separate lightweight function computes only the intraday chart data. Concentrating computation in one synchronous service that a lighter target consumes as a versioned artefact follows established practice for scaling ML-serving systems under heterogeneous deployment constraints [31], [32].</w:t>
-            </w:r>
-          </w:p>
-          <w:p>
-            <w:pPr>
-              <w:spacing w:after="100"/>
-              <w:ind w:firstLine="340"/>
-              <w:jc w:val="both"/>
-            </w:pPr>
-            <w:r>
-              <w:rPr>
-                <w:rFonts w:ascii="Times New Roman" w:hAnsi="Times New Roman"/>
-                <w:b/>
-                <w:sz w:val="24"/>
-              </w:rPr>
-              <w:t>Module contract — the mechanism, not just the diagram.</w:t>
-            </w:r>
-            <w:r>
-              <w:rPr>
-                <w:rFonts w:ascii="Times New Roman" w:hAnsi="Times New Roman"/>
-                <w:sz w:val="24"/>
-              </w:rPr>
-              <w:t xml:space="preserve"> Each row is a fixed data contract enforced in code, not an informal call:</w:t>
+              <w:t>, enforced in code, not an informal call:</w:t>
             </w:r>
           </w:p>
           <w:tbl>
@@ -2514,7 +2165,7 @@
                       <w:rFonts w:ascii="Times New Roman" w:hAnsi="Times New Roman"/>
                       <w:sz w:val="21"/>
                     </w:rPr>
-                    <w:t>direct CSV/JSON write</w:t>
+                    <w:t>direct write</w:t>
                   </w:r>
                 </w:p>
               </w:tc>
@@ -2533,7 +2184,7 @@
                       <w:rFonts w:ascii="Times New Roman" w:hAnsi="Times New Roman"/>
                       <w:sz w:val="21"/>
                     </w:rPr>
-                    <w:t>fixed columns, no silent schema change</w:t>
+                    <w:t>fixed columns</w:t>
                   </w:r>
                 </w:p>
               </w:tc>
@@ -2595,7 +2246,7 @@
                       <w:rFonts w:ascii="Times New Roman" w:hAnsi="Times New Roman"/>
                       <w:sz w:val="21"/>
                     </w:rPr>
-                    <w:t>fixed-path CSV read</w:t>
+                    <w:t>fixed-path read</w:t>
                   </w:r>
                 </w:p>
               </w:tc>
@@ -2614,7 +2265,7 @@
                       <w:rFonts w:ascii="Consolas" w:hAnsi="Consolas"/>
                       <w:sz w:val="21"/>
                     </w:rPr>
-                    <w:t>Date, open, high, low, close, rv5, …</w:t>
+                    <w:t>Date, open, …, rv5</w:t>
                   </w:r>
                 </w:p>
               </w:tc>
@@ -2676,7 +2327,7 @@
                       <w:rFonts w:ascii="Times New Roman" w:hAnsi="Times New Roman"/>
                       <w:sz w:val="21"/>
                     </w:rPr>
-                    <w:t>in-process function call</w:t>
+                    <w:t>in-process call</w:t>
                   </w:r>
                 </w:p>
               </w:tc>
@@ -2695,7 +2346,7 @@
                       <w:rFonts w:ascii="Times New Roman" w:hAnsi="Times New Roman"/>
                       <w:sz w:val="21"/>
                     </w:rPr>
-                    <w:t>numpy/DataFrame, no serialisation</w:t>
+                    <w:t>DataFrame, no serialisation</w:t>
                   </w:r>
                 </w:p>
               </w:tc>
@@ -2757,7 +2408,7 @@
                       <w:rFonts w:ascii="Times New Roman" w:hAnsi="Times New Roman"/>
                       <w:sz w:val="21"/>
                     </w:rPr>
-                    <w:t>in-memory dictionary</w:t>
+                    <w:t>in-memory dict</w:t>
                   </w:r>
                 </w:p>
               </w:tc>
@@ -2805,20 +2456,6 @@
                       <w:sz w:val="21"/>
                     </w:rPr>
                     <w:t>sig</w:t>
-                  </w:r>
-                  <w:r>
-                    <w:rPr>
-                      <w:rFonts w:ascii="Times New Roman" w:hAnsi="Times New Roman"/>
-                      <w:sz w:val="21"/>
-                    </w:rPr>
-                    <w:t xml:space="preserve">, </w:t>
-                  </w:r>
-                  <w:r>
-                    <w:rPr>
-                      <w:rFonts w:ascii="Consolas" w:hAnsi="Consolas"/>
-                      <w:sz w:val="21"/>
-                    </w:rPr>
-                    <w:t>che_do</w:t>
                   </w:r>
                   <w:r>
                     <w:rPr>
@@ -2903,24 +2540,10 @@
                   <w:r/>
                   <w:r>
                     <w:rPr>
-                      <w:rFonts w:ascii="Times New Roman" w:hAnsi="Times New Roman"/>
-                      <w:sz w:val="21"/>
-                    </w:rPr>
-                    <w:t xml:space="preserve">Pydantic </w:t>
-                  </w:r>
-                  <w:r>
-                    <w:rPr>
                       <w:rFonts w:ascii="Consolas" w:hAnsi="Consolas"/>
                       <w:sz w:val="21"/>
                     </w:rPr>
                     <w:t>response_model</w:t>
-                  </w:r>
-                  <w:r>
-                    <w:rPr>
-                      <w:rFonts w:ascii="Times New Roman" w:hAnsi="Times New Roman"/>
-                      <w:sz w:val="21"/>
-                    </w:rPr>
-                    <w:t xml:space="preserve"> where declared</w:t>
                   </w:r>
                 </w:p>
               </w:tc>
@@ -2982,7 +2605,7 @@
                       <w:rFonts w:ascii="Times New Roman" w:hAnsi="Times New Roman"/>
                       <w:sz w:val="21"/>
                     </w:rPr>
-                    <w:t>HTTP call to the API</w:t>
+                    <w:t>HTTP call to API</w:t>
                   </w:r>
                 </w:p>
               </w:tc>
@@ -3001,7 +2624,7 @@
                       <w:rFonts w:ascii="Times New Roman" w:hAnsi="Times New Roman"/>
                       <w:sz w:val="21"/>
                     </w:rPr>
-                    <w:t>identical JSON — never recomputed by a second formula</w:t>
+                    <w:t>identical JSON, never recomputed</w:t>
                   </w:r>
                 </w:p>
               </w:tc>
@@ -3029,7 +2652,7 @@
                 <w:rFonts w:ascii="Times New Roman" w:hAnsi="Times New Roman"/>
                 <w:sz w:val="24"/>
               </w:rPr>
-              <w:t>The daily job never recomputes a number through a second code path — it calls the API and snapshots the response. This single-source-of-truth discipline, recommended practice for operationalising ML systems reliably [31], is what keeps the static and live deployments from ever diverging, and applies to every module added under the Research Plan below, not only the modules that exist today.</w:t>
+              <w:t>The daily job never recomputes through a second code path — it calls the API and snapshots the response, the discipline [31] that keeps the static and live deployments from diverging, applied to every module added under the Research Plan.</w:t>
             </w:r>
           </w:p>
         </w:tc>
@@ -3054,30 +2677,25 @@
           </w:p>
           <w:p>
             <w:pPr>
-              <w:spacing w:after="100"/>
-              <w:ind w:firstLine="340"/>
+              <w:pStyle w:val="ListBullet"/>
+              <w:spacing w:after="60"/>
+              <w:ind w:left="454"/>
               <w:jc w:val="both"/>
             </w:pPr>
             <w:r>
               <w:rPr>
                 <w:rFonts w:ascii="Times New Roman" w:hAnsi="Times New Roman"/>
+                <w:b/>
                 <w:sz w:val="24"/>
               </w:rPr>
-              <w:t>The research proceeds through the following activities.</w:t>
-            </w:r>
-          </w:p>
-          <w:p>
-            <w:pPr>
-              <w:spacing w:before="140" w:after="60"/>
-            </w:pPr>
+              <w:t>Literature review.</w:t>
+            </w:r>
             <w:r>
               <w:rPr>
                 <w:rFonts w:ascii="Times New Roman" w:hAnsi="Times New Roman"/>
-                <w:b/>
-                <w:i/>
                 <w:sz w:val="24"/>
               </w:rPr>
-              <w:t>Literature Review</w:t>
+              <w:t xml:space="preserve"> HAR family and extensions; FX directional-predictability evidence; statistically sound pattern discovery and multiple-testing control; conformal prediction; VaR/ES backtesting and ruin-constrained sizing.</w:t>
             </w:r>
           </w:p>
           <w:p>
@@ -3090,9 +2708,62 @@
             <w:r>
               <w:rPr>
                 <w:rFonts w:ascii="Times New Roman" w:hAnsi="Times New Roman"/>
+                <w:b/>
                 <w:sz w:val="24"/>
               </w:rPr>
-              <w:t>Realized-volatility modelling: the HAR family and its measurement-error, jump, and semivariance extensions; recent ML/foundation-model comparisons.</w:t>
+              <w:t>Data preparation and protocol fixing.</w:t>
+            </w:r>
+            <w:r>
+              <w:rPr>
+                <w:rFonts w:ascii="Times New Roman" w:hAnsi="Times New Roman"/>
+                <w:sz w:val="24"/>
+              </w:rPr>
+              <w:t xml:space="preserve"> Construct bars and realized measures; verify contiguity and session conventions; fix the partition, metrics, multiple-testing procedure, and sealed-set policy in writing </w:t>
+            </w:r>
+            <w:r>
+              <w:rPr>
+                <w:rFonts w:ascii="Times New Roman" w:hAnsi="Times New Roman"/>
+                <w:b/>
+                <w:sz w:val="24"/>
+              </w:rPr>
+              <w:t>before</w:t>
+            </w:r>
+            <w:r>
+              <w:rPr>
+                <w:rFonts w:ascii="Times New Roman" w:hAnsi="Times New Roman"/>
+                <w:sz w:val="24"/>
+              </w:rPr>
+              <w:t xml:space="preserve"> any scoring; anti-leakage self-test (truncating information after </w:t>
+            </w:r>
+            <w:r>
+              <w:rPr>
+                <w:rFonts w:ascii="Times New Roman" w:hAnsi="Times New Roman"/>
+                <w:i/>
+                <w:sz w:val="24"/>
+              </w:rPr>
+              <w:t>t</w:t>
+            </w:r>
+            <w:r>
+              <w:rPr>
+                <w:rFonts w:ascii="Times New Roman" w:hAnsi="Times New Roman"/>
+                <w:sz w:val="24"/>
+              </w:rPr>
+              <w:t xml:space="preserve"> leaves the value at </w:t>
+            </w:r>
+            <w:r>
+              <w:rPr>
+                <w:rFonts w:ascii="Times New Roman" w:hAnsi="Times New Roman"/>
+                <w:i/>
+                <w:sz w:val="24"/>
+              </w:rPr>
+              <w:t>t</w:t>
+            </w:r>
+            <w:r>
+              <w:rPr>
+                <w:rFonts w:ascii="Times New Roman" w:hAnsi="Times New Roman"/>
+                <w:sz w:val="24"/>
+              </w:rPr>
+              <w:t xml:space="preserve"> unchanged).</w:t>
             </w:r>
           </w:p>
           <w:p>
@@ -3105,9 +2776,17 @@
             <w:r>
               <w:rPr>
                 <w:rFonts w:ascii="Times New Roman" w:hAnsi="Times New Roman"/>
+                <w:b/>
                 <w:sz w:val="24"/>
               </w:rPr>
-              <w:t>FX directional predictability: large-scale technical-rule studies with data-snooping control; the momentum-factor explanation.</w:t>
+              <w:t>Baseline and model comparison.</w:t>
+            </w:r>
+            <w:r>
+              <w:rPr>
+                <w:rFonts w:ascii="Times New Roman" w:hAnsi="Times New Roman"/>
+                <w:sz w:val="24"/>
+              </w:rPr>
+              <w:t xml:space="preserve"> Extended HAR and online combination as baselines; compare against regularised linear, tree, recurrent/attention, and foundation models [11], [14] under an identical information set; evaluate with QLIKE [15], CRPS, log/Brier [16]; test with Diebold–Mariano [17], superior predictive ability [5], and Model Confidence Sets [12].</w:t>
             </w:r>
           </w:p>
           <w:p>
@@ -3120,9 +2799,47 @@
             <w:r>
               <w:rPr>
                 <w:rFonts w:ascii="Times New Roman" w:hAnsi="Times New Roman"/>
+                <w:b/>
                 <w:sz w:val="24"/>
               </w:rPr>
-              <w:t>Statistically sound pattern discovery, family-wise error control, superior predictive ability testing, model confidence sets.</w:t>
+              <w:t>Pattern, exogenous, and causal analysis.</w:t>
+            </w:r>
+            <w:r>
+              <w:rPr>
+                <w:rFonts w:ascii="Times New Roman" w:hAnsi="Times New Roman"/>
+                <w:sz w:val="24"/>
+              </w:rPr>
+              <w:t xml:space="preserve"> Enumerate each discovery family's hypothesis space in advance, step-down max-</w:t>
+            </w:r>
+            <w:r>
+              <w:rPr>
+                <w:rFonts w:ascii="Times New Roman" w:hAnsi="Times New Roman"/>
+                <w:i/>
+                <w:sz w:val="24"/>
+              </w:rPr>
+              <w:t>T</w:t>
+            </w:r>
+            <w:r>
+              <w:rPr>
+                <w:rFonts w:ascii="Times New Roman" w:hAnsi="Times New Roman"/>
+                <w:sz w:val="24"/>
+              </w:rPr>
+              <w:t xml:space="preserve"> resampling [4]; condition on the strongest null. The exogenous/causal layer (</w:t>
+            </w:r>
+            <w:r>
+              <w:rPr>
+                <w:rFonts w:ascii="Times New Roman" w:hAnsi="Times New Roman"/>
+                <w:i/>
+                <w:sz w:val="24"/>
+              </w:rPr>
+              <w:t>Causal Discovery Method</w:t>
+            </w:r>
+            <w:r>
+              <w:rPr>
+                <w:rFonts w:ascii="Times New Roman" w:hAnsi="Times New Roman"/>
+                <w:sz w:val="24"/>
+              </w:rPr>
+              <w:t>) is complete; remaining work is write-up (Week 9–10) — the forecast overlay stays deferred.</w:t>
             </w:r>
           </w:p>
           <w:p>
@@ -3135,9 +2852,17 @@
             <w:r>
               <w:rPr>
                 <w:rFonts w:ascii="Times New Roman" w:hAnsi="Times New Roman"/>
+                <w:b/>
                 <w:sz w:val="24"/>
               </w:rPr>
-              <w:t>Conformal prediction under distribution shift, proper scoring rules, calibration diagnostics.</w:t>
+              <w:t>Calibration, risk, decision layer.</w:t>
+            </w:r>
+            <w:r>
+              <w:rPr>
+                <w:rFonts w:ascii="Times New Roman" w:hAnsi="Times New Roman"/>
+                <w:sz w:val="24"/>
+              </w:rPr>
+              <w:t xml:space="preserve"> Mondrian ACI [19], [20]; VaR/ES backtests [21]–[24]; sizing as min(growth-optimal fraction [25], ruin-constrained cap), adjusted by regime, drawdown, correlation, and slippage.</w:t>
             </w:r>
           </w:p>
           <w:p>
@@ -3150,23 +2875,17 @@
             <w:r>
               <w:rPr>
                 <w:rFonts w:ascii="Times New Roman" w:hAnsi="Times New Roman"/>
+                <w:b/>
                 <w:sz w:val="24"/>
               </w:rPr>
-              <w:t>VaR/ES backtesting and growth-optimal position sizing under a ruin constraint.</w:t>
-            </w:r>
-          </w:p>
-          <w:p>
-            <w:pPr>
-              <w:spacing w:before="140" w:after="60"/>
-            </w:pPr>
+              <w:t>Power analysis and sealed validation.</w:t>
+            </w:r>
             <w:r>
               <w:rPr>
                 <w:rFonts w:ascii="Times New Roman" w:hAnsi="Times New Roman"/>
-                <w:b/>
-                <w:i/>
                 <w:sz w:val="24"/>
               </w:rPr>
-              <w:t>Data Preparation and Protocol Fixing</w:t>
+              <w:t xml:space="preserve"> Inject synthetic effects through the actual funnel, report the MDES at 80% power; freeze the configuration, then open the sealed set exactly once.</w:t>
             </w:r>
           </w:p>
           <w:p>
@@ -3179,379 +2898,17 @@
             <w:r>
               <w:rPr>
                 <w:rFonts w:ascii="Times New Roman" w:hAnsi="Times New Roman"/>
+                <w:b/>
                 <w:sz w:val="24"/>
               </w:rPr>
-              <w:t>Construct daily bars and five-minute realized measures from one-minute data; verify contiguity, session conventions, and time-zone handling.</w:t>
-            </w:r>
-          </w:p>
-          <w:p>
-            <w:pPr>
-              <w:pStyle w:val="ListBullet"/>
-              <w:spacing w:after="60"/>
-              <w:ind w:left="454"/>
-              <w:jc w:val="both"/>
-            </w:pPr>
+              <w:t>System implementation.</w:t>
+            </w:r>
             <w:r>
               <w:rPr>
                 <w:rFonts w:ascii="Times New Roman" w:hAnsi="Times New Roman"/>
                 <w:sz w:val="24"/>
               </w:rPr>
-              <w:t xml:space="preserve">Fix the temporal partition, per-axis metrics, multiple-testing procedure, and sealed-set policy in writing </w:t>
-            </w:r>
-            <w:r>
-              <w:rPr>
-                <w:rFonts w:ascii="Times New Roman" w:hAnsi="Times New Roman"/>
-                <w:b/>
-                <w:sz w:val="24"/>
-              </w:rPr>
-              <w:t>before</w:t>
-            </w:r>
-            <w:r>
-              <w:rPr>
-                <w:rFonts w:ascii="Times New Roman" w:hAnsi="Times New Roman"/>
-                <w:sz w:val="24"/>
-              </w:rPr>
-              <w:t xml:space="preserve"> any scoring; record every configuration evaluated.</w:t>
-            </w:r>
-          </w:p>
-          <w:p>
-            <w:pPr>
-              <w:pStyle w:val="ListBullet"/>
-              <w:spacing w:after="60"/>
-              <w:ind w:left="454"/>
-              <w:jc w:val="both"/>
-            </w:pPr>
-            <w:r>
-              <w:rPr>
-                <w:rFonts w:ascii="Times New Roman" w:hAnsi="Times New Roman"/>
-                <w:sz w:val="24"/>
-              </w:rPr>
-              <w:t xml:space="preserve">Anti-leakage self-test: every derived feature's value at time </w:t>
-            </w:r>
-            <w:r>
-              <w:rPr>
-                <w:rFonts w:ascii="Times New Roman" w:hAnsi="Times New Roman"/>
-                <w:i/>
-                <w:sz w:val="24"/>
-              </w:rPr>
-              <w:t>t</w:t>
-            </w:r>
-            <w:r>
-              <w:rPr>
-                <w:rFonts w:ascii="Times New Roman" w:hAnsi="Times New Roman"/>
-                <w:sz w:val="24"/>
-              </w:rPr>
-              <w:t xml:space="preserve"> is unchanged by truncating information revealed after </w:t>
-            </w:r>
-            <w:r>
-              <w:rPr>
-                <w:rFonts w:ascii="Times New Roman" w:hAnsi="Times New Roman"/>
-                <w:i/>
-                <w:sz w:val="24"/>
-              </w:rPr>
-              <w:t>t</w:t>
-            </w:r>
-            <w:r>
-              <w:rPr>
-                <w:rFonts w:ascii="Times New Roman" w:hAnsi="Times New Roman"/>
-                <w:sz w:val="24"/>
-              </w:rPr>
-              <w:t>.</w:t>
-            </w:r>
-          </w:p>
-          <w:p>
-            <w:pPr>
-              <w:spacing w:before="140" w:after="60"/>
-            </w:pPr>
-            <w:r>
-              <w:rPr>
-                <w:rFonts w:ascii="Times New Roman" w:hAnsi="Times New Roman"/>
-                <w:b/>
-                <w:i/>
-                <w:sz w:val="24"/>
-              </w:rPr>
-              <w:t>Baseline Establishment and Model Comparison</w:t>
-            </w:r>
-          </w:p>
-          <w:p>
-            <w:pPr>
-              <w:pStyle w:val="ListBullet"/>
-              <w:spacing w:after="60"/>
-              <w:ind w:left="454"/>
-              <w:jc w:val="both"/>
-            </w:pPr>
-            <w:r>
-              <w:rPr>
-                <w:rFonts w:ascii="Times New Roman" w:hAnsi="Times New Roman"/>
-                <w:sz w:val="24"/>
-              </w:rPr>
-              <w:t>Extended HAR as the production magnitude baseline; an online expert-combination layer [13] as the probability baseline.</w:t>
-            </w:r>
-          </w:p>
-          <w:p>
-            <w:pPr>
-              <w:pStyle w:val="ListBullet"/>
-              <w:spacing w:after="60"/>
-              <w:ind w:left="454"/>
-              <w:jc w:val="both"/>
-            </w:pPr>
-            <w:r>
-              <w:rPr>
-                <w:rFonts w:ascii="Times New Roman" w:hAnsi="Times New Roman"/>
-                <w:sz w:val="24"/>
-              </w:rPr>
-              <w:t>Compare against regularised linear models, gradient-boosted trees, recurrent/attention networks, a tabular foundation model [14], zero-shot time-series foundation models [11], and forecast combinations, under an identical information set and refit frequency.</w:t>
-            </w:r>
-          </w:p>
-          <w:p>
-            <w:pPr>
-              <w:pStyle w:val="ListBullet"/>
-              <w:spacing w:after="60"/>
-              <w:ind w:left="454"/>
-              <w:jc w:val="both"/>
-            </w:pPr>
-            <w:r>
-              <w:rPr>
-                <w:rFonts w:ascii="Times New Roman" w:hAnsi="Times New Roman"/>
-                <w:sz w:val="24"/>
-              </w:rPr>
-              <w:t>Evaluate with scale-invariant QLIKE [15], CRPS, and log/Brier scores [16]; assess significance with Diebold–Mariano tests [17] and Model Confidence Sets [12].</w:t>
-            </w:r>
-          </w:p>
-          <w:p>
-            <w:pPr>
-              <w:spacing w:before="140" w:after="60"/>
-            </w:pPr>
-            <w:r>
-              <w:rPr>
-                <w:rFonts w:ascii="Times New Roman" w:hAnsi="Times New Roman"/>
-                <w:b/>
-                <w:i/>
-                <w:sz w:val="24"/>
-              </w:rPr>
-              <w:t>Pattern, Exogenous, and Causal Analysis</w:t>
-            </w:r>
-          </w:p>
-          <w:p>
-            <w:pPr>
-              <w:pStyle w:val="ListBullet"/>
-              <w:spacing w:after="60"/>
-              <w:ind w:left="454"/>
-              <w:jc w:val="both"/>
-            </w:pPr>
-            <w:r>
-              <w:rPr>
-                <w:rFonts w:ascii="Times New Roman" w:hAnsi="Times New Roman"/>
-                <w:sz w:val="24"/>
-              </w:rPr>
-              <w:t>Enumerate the hypothesis space in advance per discovery family and apply step-down max-</w:t>
-            </w:r>
-            <w:r>
-              <w:rPr>
-                <w:rFonts w:ascii="Times New Roman" w:hAnsi="Times New Roman"/>
-                <w:i/>
-                <w:sz w:val="24"/>
-              </w:rPr>
-              <w:t>T</w:t>
-            </w:r>
-            <w:r>
-              <w:rPr>
-                <w:rFonts w:ascii="Times New Roman" w:hAnsi="Times New Roman"/>
-                <w:sz w:val="24"/>
-              </w:rPr>
-              <w:t xml:space="preserve"> resampling with block-preserving nulls [4]; remaining work is limited to pre-registered evaluations at horizons/axes not yet scored — no new family is introduced after the protocol is frozen.</w:t>
-            </w:r>
-          </w:p>
-          <w:p>
-            <w:pPr>
-              <w:pStyle w:val="ListBullet"/>
-              <w:spacing w:after="60"/>
-              <w:ind w:left="454"/>
-              <w:jc w:val="both"/>
-            </w:pPr>
-            <w:r>
-              <w:rPr>
-                <w:rFonts w:ascii="Times New Roman" w:hAnsi="Times New Roman"/>
-                <w:sz w:val="24"/>
-              </w:rPr>
-              <w:t>Condition every candidate on the strongest available null (production volatility forecast for magnitude; time-series momentum for direction [3]).</w:t>
-            </w:r>
-          </w:p>
-          <w:p>
-            <w:pPr>
-              <w:pStyle w:val="ListBullet"/>
-              <w:spacing w:after="60"/>
-              <w:ind w:left="454"/>
-              <w:jc w:val="both"/>
-            </w:pPr>
-            <w:r>
-              <w:rPr>
-                <w:rFonts w:ascii="Times New Roman" w:hAnsi="Times New Roman"/>
-                <w:sz w:val="24"/>
-              </w:rPr>
-              <w:t>For the exogenous layer, contrast all-variable, validation-selected, and causally-filtered feature sets (Granger+Westfall–Young, triangulated against PCMCI [18], Double Machine Learning [33], Causal Forest [34], and CausalImpact [28] — Proposed Method, Causal Discovery Method) under an identical model class and parameter budget. This layer, including the triangulation, is complete; remaining work is limited to writing up the findings (Week 9–10), and the causal-conditioned forecast overlay is deferred (Deferred / Future Work) rather than pursued further here.</w:t>
-            </w:r>
-          </w:p>
-          <w:p>
-            <w:pPr>
-              <w:pStyle w:val="ListBullet"/>
-              <w:spacing w:after="60"/>
-              <w:ind w:left="454"/>
-              <w:jc w:val="both"/>
-            </w:pPr>
-            <w:r>
-              <w:rPr>
-                <w:rFonts w:ascii="Times New Roman" w:hAnsi="Times New Roman"/>
-                <w:sz w:val="24"/>
-              </w:rPr>
-              <w:t>Screen for sign consistency across pairs and years, and require leave-one-pair-out transfer before any candidate is admitted.</w:t>
-            </w:r>
-          </w:p>
-          <w:p>
-            <w:pPr>
-              <w:spacing w:before="140" w:after="60"/>
-            </w:pPr>
-            <w:r>
-              <w:rPr>
-                <w:rFonts w:ascii="Times New Roman" w:hAnsi="Times New Roman"/>
-                <w:b/>
-                <w:i/>
-                <w:sz w:val="24"/>
-              </w:rPr>
-              <w:t>Calibration, Risk, and Decision Layer</w:t>
-            </w:r>
-          </w:p>
-          <w:p>
-            <w:pPr>
-              <w:pStyle w:val="ListBullet"/>
-              <w:spacing w:after="60"/>
-              <w:ind w:left="454"/>
-              <w:jc w:val="both"/>
-            </w:pPr>
-            <w:r>
-              <w:rPr>
-                <w:rFonts w:ascii="Times New Roman" w:hAnsi="Times New Roman"/>
-                <w:sz w:val="24"/>
-              </w:rPr>
-              <w:t>Adaptive conformal inference with Mondrian stratification by volatility regime [19], [20]; verify empirical coverage overall and by regime.</w:t>
-            </w:r>
-          </w:p>
-          <w:p>
-            <w:pPr>
-              <w:pStyle w:val="ListBullet"/>
-              <w:spacing w:after="60"/>
-              <w:ind w:left="454"/>
-              <w:jc w:val="both"/>
-            </w:pPr>
-            <w:r>
-              <w:rPr>
-                <w:rFonts w:ascii="Times New Roman" w:hAnsi="Times New Roman"/>
-                <w:sz w:val="24"/>
-              </w:rPr>
-              <w:t>Estimate VaR/ES from empirical quantiles of standardised returns; backtest per pair with unconditional [21], conditional [22], and dynamic-quantile [23] tests; assess the joint (VaR, ES) pair with a strictly consistent scoring function [24].</w:t>
-            </w:r>
-          </w:p>
-          <w:p>
-            <w:pPr>
-              <w:pStyle w:val="ListBullet"/>
-              <w:spacing w:after="60"/>
-              <w:ind w:left="454"/>
-              <w:jc w:val="both"/>
-            </w:pPr>
-            <w:r>
-              <w:rPr>
-                <w:rFonts w:ascii="Times New Roman" w:hAnsi="Times New Roman"/>
-                <w:sz w:val="24"/>
-              </w:rPr>
-              <w:t>Compute position size as the minimum of a growth-optimal fraction [25] and a ruin-constrained cap, adjusted by regime, drawdown, portfolio correlation, and a measured slippage coefficient.</w:t>
-            </w:r>
-          </w:p>
-          <w:p>
-            <w:pPr>
-              <w:spacing w:before="140" w:after="60"/>
-            </w:pPr>
-            <w:r>
-              <w:rPr>
-                <w:rFonts w:ascii="Times New Roman" w:hAnsi="Times New Roman"/>
-                <w:b/>
-                <w:i/>
-                <w:sz w:val="24"/>
-              </w:rPr>
-              <w:t>Power Analysis and Sealed Validation</w:t>
-            </w:r>
-          </w:p>
-          <w:p>
-            <w:pPr>
-              <w:pStyle w:val="ListBullet"/>
-              <w:spacing w:after="60"/>
-              <w:ind w:left="454"/>
-              <w:jc w:val="both"/>
-            </w:pPr>
-            <w:r>
-              <w:rPr>
-                <w:rFonts w:ascii="Times New Roman" w:hAnsi="Times New Roman"/>
-                <w:sz w:val="24"/>
-              </w:rPr>
-              <w:t>For every negative finding, inject synthetic effects through the actual testing funnel and report the effect size detected at 80% power, with a negative control for the false-positive rate under pure noise.</w:t>
-            </w:r>
-          </w:p>
-          <w:p>
-            <w:pPr>
-              <w:pStyle w:val="ListBullet"/>
-              <w:spacing w:after="60"/>
-              <w:ind w:left="454"/>
-              <w:jc w:val="both"/>
-            </w:pPr>
-            <w:r>
-              <w:rPr>
-                <w:rFonts w:ascii="Times New Roman" w:hAnsi="Times New Roman"/>
-                <w:sz w:val="24"/>
-              </w:rPr>
-              <w:t>Freeze the final configuration in writing, then open the sealed evaluation set exactly once and report the resulting numbers without modification.</w:t>
-            </w:r>
-          </w:p>
-          <w:p>
-            <w:pPr>
-              <w:spacing w:before="140" w:after="60"/>
-            </w:pPr>
-            <w:r>
-              <w:rPr>
-                <w:rFonts w:ascii="Times New Roman" w:hAnsi="Times New Roman"/>
-                <w:b/>
-                <w:i/>
-                <w:sz w:val="24"/>
-              </w:rPr>
-              <w:t>System Implementation and Analysis</w:t>
-            </w:r>
-          </w:p>
-          <w:p>
-            <w:pPr>
-              <w:pStyle w:val="ListBullet"/>
-              <w:spacing w:after="60"/>
-              <w:ind w:left="454"/>
-              <w:jc w:val="both"/>
-            </w:pPr>
-            <w:r>
-              <w:rPr>
-                <w:rFonts w:ascii="Times New Roman" w:hAnsi="Times New Roman"/>
-                <w:sz w:val="24"/>
-              </w:rPr>
-              <w:t>Maintain the operating end-to-end product path (Proposed Method and System Architecture) throughout the study, integrating each research layer as a versioned artefact the week it is completed (per-week deliverables in the Research Plan); harden the system in the final weeks with full provenance for every displayed quantity.</w:t>
-            </w:r>
-          </w:p>
-          <w:p>
-            <w:pPr>
-              <w:pStyle w:val="ListBullet"/>
-              <w:spacing w:after="60"/>
-              <w:ind w:left="454"/>
-              <w:jc w:val="both"/>
-            </w:pPr>
-            <w:r>
-              <w:rPr>
-                <w:rFonts w:ascii="Times New Roman" w:hAnsi="Times New Roman"/>
-                <w:sz w:val="24"/>
-              </w:rPr>
-              <w:t>Analyse failure cases and limitations — pairs failing tail backtests, horizons where calibration degrades — and report them within the interface rather than omitting them.</w:t>
+              <w:t xml:space="preserve"> Maintain the operating product path throughout, integrating each layer as a versioned artefact the week it completes; harden the system in the final weeks with full provenance; analyse failure cases and calibration degradation in the interface rather than omitting them.</w:t>
             </w:r>
           </w:p>
         </w:tc>
@@ -3594,7 +2951,7 @@
                 <w:rFonts w:ascii="Times New Roman" w:hAnsi="Times New Roman"/>
                 <w:sz w:val="24"/>
               </w:rPr>
-              <w:t xml:space="preserve"> issuing, per session and pair, a volatility forecast, a calibrated three-class probability with a conformal prediction set, an event-risk assessment, and a ruin-constrained position-sizing recommendation, with every displayed quantity traceable to a specific measurement.</w:t>
+              <w:t xml:space="preserve"> issuing, per session and pair, a volatility forecast, calibrated three-class probability with a conformal set, event-risk assessment, and ruin-constrained sizing, every quantity traceable to a measurement.</w:t>
             </w:r>
           </w:p>
           <w:p>
@@ -3610,14 +2967,14 @@
                 <w:b/>
                 <w:sz w:val="24"/>
               </w:rPr>
-              <w:t>An axis-resolved characterisation of daily FX predictability.</w:t>
+              <w:t>An axis-resolved characterisation of predictability</w:t>
             </w:r>
             <w:r>
               <w:rPr>
                 <w:rFonts w:ascii="Times New Roman" w:hAnsi="Times New Roman"/>
                 <w:sz w:val="24"/>
               </w:rPr>
-              <w:t xml:space="preserve"> Results frozen to date show positive, statistically significant skill on the magnitude axis and none on direction across twelve independent discovery branches; the thesis completes the remaining horizons and confirms this on the sealed evaluation set, not yet opened.</w:t>
+              <w:t xml:space="preserve"> — significant skill on magnitude, none on direction across twelve branches; remaining horizons and the sealed set (not yet opened) complete the picture.</w:t>
             </w:r>
           </w:p>
           <w:p>
@@ -3633,14 +2990,14 @@
                 <w:b/>
                 <w:sz w:val="24"/>
               </w:rPr>
-              <w:t>A systematic benchmark of model complexity for FX volatility forecasting</w:t>
+              <w:t>A systematic model-complexity benchmark</w:t>
             </w:r>
             <w:r>
               <w:rPr>
                 <w:rFonts w:ascii="Times New Roman" w:hAnsi="Times New Roman"/>
                 <w:sz w:val="24"/>
               </w:rPr>
-              <w:t xml:space="preserve"> — linear, tree-based, recurrent, attention-based, and foundation models, plus exhaustive forecast combinations, evaluated with proper scoring rules and model confidence sets.</w:t>
+              <w:t xml:space="preserve"> for volatility forecasting across model families, with proper scoring rules and model confidence sets.</w:t>
             </w:r>
           </w:p>
           <w:p>
@@ -3656,14 +3013,14 @@
                 <w:b/>
                 <w:sz w:val="24"/>
               </w:rPr>
-              <w:t>An empirical comparison of causal filtering against ordinary feature selection, and a five-method causal triangulation with an honest split between its two roles.</w:t>
+              <w:t>A five-method causal triangulation and ablation with an honest two-role split.</w:t>
             </w:r>
             <w:r>
               <w:rPr>
                 <w:rFonts w:ascii="Times New Roman" w:hAnsi="Times New Roman"/>
                 <w:sz w:val="24"/>
               </w:rPr>
-              <w:t xml:space="preserve"> A completed, frozen ablation — its sealed-set evaluation deliberately not opened, per the pre-registered rule that a non-positive verdict does not warrant it — shows causally-filtered variables degrade substantially less out of sample than validation-selected ones, the mechanism measured as distribution drift in the latter. Separately, Granger+Westfall–Young, PCMCI, Double ML, Causal Forest, and CausalImpact independently converge on VIX and demonstrate concretely (PCMCI's simultaneous conditioning) how it is distinguished from a confound. The triangulation's validation role (deciding which variable is trusted) is complete and load-bearing; its forecast-performance role was tested and found not yet effective, reported as a negative finding rather than an overstated gain.</w:t>
+              <w:t xml:space="preserve"> Causally-filtered variables degrade less out of sample than validation-selected ones (mechanism: distribution drift in the latter); the triangulation's validation role is load-bearing, its forecast-performance role tested and reported negative rather than overstated.</w:t>
             </w:r>
           </w:p>
           <w:p>
@@ -3686,7 +3043,7 @@
                 <w:rFonts w:ascii="Times New Roman" w:hAnsi="Times New Roman"/>
                 <w:sz w:val="24"/>
               </w:rPr>
-              <w:t xml:space="preserve"> — every negative finding reported with the minimum effect size its procedure could detect, converting "no relationship was found" into "no relationship stronger than </w:t>
+              <w:t xml:space="preserve"> — every negative finding with its MDES, turning "no relationship found" into "no relationship stronger than </w:t>
             </w:r>
             <w:r>
               <w:rPr>
@@ -3701,7 +3058,7 @@
                 <w:rFonts w:ascii="Times New Roman" w:hAnsi="Times New Roman"/>
                 <w:sz w:val="24"/>
               </w:rPr>
-              <w:t xml:space="preserve"> exists in these data".</w:t>
+              <w:t>".</w:t>
             </w:r>
           </w:p>
           <w:p>
@@ -3717,14 +3074,14 @@
                 <w:b/>
                 <w:sz w:val="24"/>
               </w:rPr>
-              <w:t>Three applied contributions to risk-aware decision support</w:t>
+              <w:t>Three applied risk-decision contributions</w:t>
             </w:r>
             <w:r>
               <w:rPr>
                 <w:rFonts w:ascii="Times New Roman" w:hAnsi="Times New Roman"/>
                 <w:sz w:val="24"/>
               </w:rPr>
-              <w:t>: a portfolio correlation factor quantifying the gap between nominal and realised ruin probability under correlated positions; a holding-horizon table addressing systematic misreading of single-session stop-out probabilities; and a slippage coefficient estimated from observed stop-loss executions rather than assumed.</w:t>
+              <w:t>: a portfolio correlation factor for ruin-constrained sizing, a holding-horizon table against stop-out misreading, and a slippage coefficient measured from real executions.</w:t>
             </w:r>
           </w:p>
           <w:p>
@@ -3747,7 +3104,7 @@
                 <w:rFonts w:ascii="Times New Roman" w:hAnsi="Times New Roman"/>
                 <w:sz w:val="24"/>
               </w:rPr>
-              <w:t xml:space="preserve"> — the full data dictionary, sealed-set protocol, a registry of every configuration and hypothesis evaluated, and reproduction commands for every reported number, including negative results.</w:t>
+              <w:t xml:space="preserve"> — data dictionary, sealed-set protocol, full configuration registry, reproduction commands including negative results.</w:t>
             </w:r>
           </w:p>
           <w:p>
@@ -3770,7 +3127,7 @@
                 <w:rFonts w:ascii="Times New Roman" w:hAnsi="Times New Roman"/>
                 <w:sz w:val="24"/>
               </w:rPr>
-              <w:t xml:space="preserve"> — the five-layer pipeline, computation layer, API, and web application with an explicit module contract between every layer, so the engineering contribution (how numbers are produced, versioned, and served without the static and live deployments diverging) is itself reported and defensible, not only the numbers it serves.</w:t>
+              <w:t xml:space="preserve"> — the five-layer pipeline/API/web application with an explicit module contract, so the engineering contribution is itself reported and defensible.</w:t>
             </w:r>
           </w:p>
         </w:tc>
@@ -3899,7 +3256,7 @@
                 <w:i/>
                 <w:sz w:val="24"/>
               </w:rPr>
-              <w:t>Resampling-Based Multiple Testing: Examples and Methods for p-Value Adjustment</w:t>
+              <w:t>Resampling-Based Multiple Testing</w:t>
             </w:r>
             <w:r>
               <w:rPr>
@@ -4007,7 +3364,7 @@
                 <w:rFonts w:ascii="Times New Roman" w:hAnsi="Times New Roman"/>
                 <w:sz w:val="24"/>
               </w:rPr>
-              <w:t xml:space="preserve">[8] T. Bollerslev, A. J. Patton, and R. Quaedvlieg, "Exploiting the errors: A simple approach for improved volatility forecasting," </w:t>
+              <w:t xml:space="preserve">[8] T. Bollerslev, A. J. Patton, and R. Quaedvlieg, "Exploiting the errors," </w:t>
             </w:r>
             <w:r>
               <w:rPr>
@@ -4094,7 +3451,7 @@
                 <w:rFonts w:ascii="Times New Roman" w:hAnsi="Times New Roman"/>
                 <w:sz w:val="24"/>
               </w:rPr>
-              <w:t>[11] A. Brini, "Forecasting realized volatility with time series foundation models: A comparison with econometric benchmarks," arXiv:2607.05291, 2026. [Online]. Available: https://arxiv.org/abs/2607.05291</w:t>
+              <w:t>[11] A. Brini, "Forecasting realized volatility with time series foundation models," arXiv:2607.05291, 2026.</w:t>
             </w:r>
           </w:p>
           <w:p>
@@ -4137,7 +3494,7 @@
                 <w:rFonts w:ascii="Times New Roman" w:hAnsi="Times New Roman"/>
                 <w:sz w:val="24"/>
               </w:rPr>
-              <w:t xml:space="preserve">[13] Y. Freund and R. E. Schapire, "A decision-theoretic generalization of on-line learning and an application to boosting," </w:t>
+              <w:t xml:space="preserve">[13] Y. Freund and R. E. Schapire, "A decision-theoretic generalization of on-line learning," </w:t>
             </w:r>
             <w:r>
               <w:rPr>
@@ -4166,7 +3523,22 @@
                 <w:rFonts w:ascii="Times New Roman" w:hAnsi="Times New Roman"/>
                 <w:sz w:val="24"/>
               </w:rPr>
-              <w:t xml:space="preserve">[14] N. Hollmann, S. Müller, L. Purucker, A. Krishnakumar, M. Körfer, S. B. Hoo, R. T. Schirrmeister, and F. Hutter, "Accurate predictions on small data with a tabular foundation model," </w:t>
+              <w:t xml:space="preserve">[14] N. Hollmann </w:t>
+            </w:r>
+            <w:r>
+              <w:rPr>
+                <w:rFonts w:ascii="Times New Roman" w:hAnsi="Times New Roman"/>
+                <w:i/>
+                <w:sz w:val="24"/>
+              </w:rPr>
+              <w:t>et al.</w:t>
+            </w:r>
+            <w:r>
+              <w:rPr>
+                <w:rFonts w:ascii="Times New Roman" w:hAnsi="Times New Roman"/>
+                <w:sz w:val="24"/>
+              </w:rPr>
+              <w:t xml:space="preserve">, "Accurate predictions on small data with a tabular foundation model," </w:t>
             </w:r>
             <w:r>
               <w:rPr>
@@ -4232,7 +3604,7 @@
                 <w:i/>
                 <w:sz w:val="24"/>
               </w:rPr>
-              <w:t>Journal of the American Statistical Association</w:t>
+              <w:t>JASA</w:t>
             </w:r>
             <w:r>
               <w:rPr>
@@ -4311,7 +3683,7 @@
                 <w:rFonts w:ascii="Times New Roman" w:hAnsi="Times New Roman"/>
                 <w:sz w:val="24"/>
               </w:rPr>
-              <w:t xml:space="preserve">[19] I. Gibbs and E. Candès, "Adaptive conformal inference under distribution shift," in </w:t>
+              <w:t xml:space="preserve">[19] I. Gibbs and E. Candès, "Adaptive conformal inference under distribution shift," </w:t>
             </w:r>
             <w:r>
               <w:rPr>
@@ -4319,7 +3691,7 @@
                 <w:i/>
                 <w:sz w:val="24"/>
               </w:rPr>
-              <w:t>Proc. 35th Conf. Neural Information Processing Systems (NeurIPS)</w:t>
+              <w:t>NeurIPS 35</w:t>
             </w:r>
             <w:r>
               <w:rPr>
@@ -4427,7 +3799,7 @@
                 <w:rFonts w:ascii="Times New Roman" w:hAnsi="Times New Roman"/>
                 <w:sz w:val="24"/>
               </w:rPr>
-              <w:t xml:space="preserve">[23] R. F. Engle and S. Manganelli, "CAViaR: Conditional autoregressive value at risk by regression quantiles," </w:t>
+              <w:t xml:space="preserve">[23] R. F. Engle and S. Manganelli, "CAViaR," </w:t>
             </w:r>
             <w:r>
               <w:rPr>
@@ -4514,7 +3886,7 @@
                 <w:rFonts w:ascii="Times New Roman" w:hAnsi="Times New Roman"/>
                 <w:sz w:val="24"/>
               </w:rPr>
-              <w:t xml:space="preserve">[26] I. Orquín-Serrano, "Predictive power of adaptive candlestick patterns in Forex market. EURUSD case," </w:t>
+              <w:t xml:space="preserve">[26] I. Orquín-Serrano, "Predictive power of adaptive candlestick patterns in Forex market," </w:t>
             </w:r>
             <w:r>
               <w:rPr>
@@ -4630,7 +4002,7 @@
                 <w:rFonts w:ascii="Times New Roman" w:hAnsi="Times New Roman"/>
                 <w:sz w:val="24"/>
               </w:rPr>
-              <w:t xml:space="preserve">[30] A. N. Angelopoulos, E. J. Candès, and R. J. Tibshirani, "Conformal PID control for time series prediction," in </w:t>
+              <w:t xml:space="preserve">[30] A. N. Angelopoulos, E. J. Candès, and R. J. Tibshirani, "Conformal PID control for time series prediction," </w:t>
             </w:r>
             <w:r>
               <w:rPr>
@@ -4638,14 +4010,14 @@
                 <w:i/>
                 <w:sz w:val="24"/>
               </w:rPr>
-              <w:t>Advances in Neural Information Processing Systems (NeurIPS)</w:t>
+              <w:t>NeurIPS 36</w:t>
             </w:r>
             <w:r>
               <w:rPr>
                 <w:rFonts w:ascii="Times New Roman" w:hAnsi="Times New Roman"/>
                 <w:sz w:val="24"/>
               </w:rPr>
-              <w:t>, vol. 36, 2023. arXiv:2307.16895.</w:t>
+              <w:t>, 2023. arXiv:2307.16895.</w:t>
             </w:r>
           </w:p>
           <w:p>
@@ -4687,7 +4059,22 @@
                 <w:rFonts w:ascii="Times New Roman" w:hAnsi="Times New Roman"/>
                 <w:sz w:val="24"/>
               </w:rPr>
-              <w:t xml:space="preserve">[33] V. Chernozhukov, D. Chetverikov, M. Demirer, E. Duflo, C. Hansen, W. Newey, and J. Robins, "Double/debiased machine learning for treatment and structural parameters," </w:t>
+              <w:t xml:space="preserve">[33] V. Chernozhukov </w:t>
+            </w:r>
+            <w:r>
+              <w:rPr>
+                <w:rFonts w:ascii="Times New Roman" w:hAnsi="Times New Roman"/>
+                <w:i/>
+                <w:sz w:val="24"/>
+              </w:rPr>
+              <w:t>et al.</w:t>
+            </w:r>
+            <w:r>
+              <w:rPr>
+                <w:rFonts w:ascii="Times New Roman" w:hAnsi="Times New Roman"/>
+                <w:sz w:val="24"/>
+              </w:rPr>
+              <w:t xml:space="preserve">, "Double/debiased machine learning for treatment and structural parameters," </w:t>
             </w:r>
             <w:r>
               <w:rPr>
@@ -4724,7 +4111,7 @@
                 <w:i/>
                 <w:sz w:val="24"/>
               </w:rPr>
-              <w:t>Journal of the American Statistical Association</w:t>
+              <w:t>JASA</w:t>
             </w:r>
             <w:r>
               <w:rPr>
@@ -4765,7 +4152,22 @@
                 <w:rFonts w:ascii="Times New Roman" w:hAnsi="Times New Roman"/>
                 <w:sz w:val="24"/>
               </w:rPr>
-              <w:t>Research timeline: 16 weeks.</w:t>
+              <w:t xml:space="preserve">Research timeline: 16 weeks. Every week pairs a research task with an </w:t>
+            </w:r>
+            <w:r>
+              <w:rPr>
+                <w:rFonts w:ascii="Times New Roman" w:hAnsi="Times New Roman"/>
+                <w:b/>
+                <w:sz w:val="24"/>
+              </w:rPr>
+              <w:t>Engineering</w:t>
+            </w:r>
+            <w:r>
+              <w:rPr>
+                <w:rFonts w:ascii="Times New Roman" w:hAnsi="Times New Roman"/>
+                <w:sz w:val="24"/>
+              </w:rPr>
+              <w:t xml:space="preserve"> deliverable, so the API/web application is extended continuously rather than only at the end.</w:t>
             </w:r>
           </w:p>
           <w:tbl>
@@ -4899,33 +4301,7 @@
                       <w:rFonts w:ascii="Times New Roman" w:hAnsi="Times New Roman"/>
                       <w:sz w:val="21"/>
                     </w:rPr>
-                    <w:t>– Consolidate the data pipeline; verify contiguity, session conventions, and time-zone handling.</w:t>
-                  </w:r>
-                </w:p>
-                <w:p>
-                  <w:pPr>
-                    <w:spacing w:after="20"/>
-                    <w:jc w:val="left"/>
-                  </w:pPr>
-                  <w:r>
-                    <w:rPr>
-                      <w:rFonts w:ascii="Times New Roman" w:hAnsi="Times New Roman"/>
-                      <w:sz w:val="21"/>
-                    </w:rPr>
-                    <w:t>– Fix the evaluation protocol: partition, per-axis metrics, multiple-testing procedure, sealed-set policy.</w:t>
-                  </w:r>
-                </w:p>
-                <w:p>
-                  <w:pPr>
-                    <w:spacing w:after="20"/>
-                    <w:jc w:val="left"/>
-                  </w:pPr>
-                  <w:r>
-                    <w:rPr>
-                      <w:rFonts w:ascii="Times New Roman" w:hAnsi="Times New Roman"/>
-                      <w:sz w:val="21"/>
-                    </w:rPr>
-                    <w:t>– Reproduce all baseline results from a clean checkout.</w:t>
+                    <w:t>– Consolidate the pipeline; fix the evaluation protocol; reproduce baselines.</w:t>
                   </w:r>
                 </w:p>
                 <w:p>
@@ -4946,14 +4322,14 @@
                       <w:b/>
                       <w:sz w:val="21"/>
                     </w:rPr>
-                    <w:t>Engineering:</w:t>
+                    <w:t>Eng:</w:t>
                   </w:r>
                   <w:r>
                     <w:rPr>
                       <w:rFonts w:ascii="Times New Roman" w:hAnsi="Times New Roman"/>
                       <w:sz w:val="21"/>
                     </w:rPr>
-                    <w:t xml:space="preserve"> verify the daily pipeline job and </w:t>
+                    <w:t xml:space="preserve"> verify </w:t>
                   </w:r>
                   <w:r>
                     <w:rPr>
@@ -4981,7 +4357,7 @@
                       <w:rFonts w:ascii="Times New Roman" w:hAnsi="Times New Roman"/>
                       <w:sz w:val="21"/>
                     </w:rPr>
-                    <w:t xml:space="preserve"> diagnostics against the reproduced baseline; tag this state as the architecture's starting version.</w:t>
+                    <w:t xml:space="preserve"> diagnostics; tag the architecture's starting version.</w:t>
                   </w:r>
                 </w:p>
               </w:tc>
@@ -5043,33 +4419,7 @@
                       <w:rFonts w:ascii="Times New Roman" w:hAnsi="Times New Roman"/>
                       <w:sz w:val="21"/>
                     </w:rPr>
-                    <w:t>– Complete the pattern-discovery families at the five- and twenty-session horizons.</w:t>
-                  </w:r>
-                </w:p>
-                <w:p>
-                  <w:pPr>
-                    <w:spacing w:after="20"/>
-                    <w:jc w:val="left"/>
-                  </w:pPr>
-                  <w:r>
-                    <w:rPr>
-                      <w:rFonts w:ascii="Times New Roman" w:hAnsi="Times New Roman"/>
-                      <w:sz w:val="21"/>
-                    </w:rPr>
-                    <w:t>– Apply superior predictive ability testing at the family level.</w:t>
-                  </w:r>
-                </w:p>
-                <w:p>
-                  <w:pPr>
-                    <w:spacing w:after="20"/>
-                    <w:jc w:val="left"/>
-                  </w:pPr>
-                  <w:r>
-                    <w:rPr>
-                      <w:rFonts w:ascii="Times New Roman" w:hAnsi="Times New Roman"/>
-                      <w:sz w:val="21"/>
-                    </w:rPr>
-                    <w:t>– Document the enumerated hypothesis space in full.</w:t>
+                    <w:t>– Complete pattern-discovery families at h=5/20; document the hypothesis space.</w:t>
                   </w:r>
                 </w:p>
                 <w:p>
@@ -5090,14 +4440,14 @@
                       <w:b/>
                       <w:sz w:val="21"/>
                     </w:rPr>
-                    <w:t>Engineering:</w:t>
+                    <w:t>Eng:</w:t>
                   </w:r>
                   <w:r>
                     <w:rPr>
                       <w:rFonts w:ascii="Times New Roman" w:hAnsi="Times New Roman"/>
                       <w:sz w:val="21"/>
                     </w:rPr>
-                    <w:t xml:space="preserve"> register the new discovery-family results in the model registry served by </w:t>
+                    <w:t xml:space="preserve"> register results in the </w:t>
                   </w:r>
                   <w:r>
                     <w:rPr>
@@ -5111,7 +4461,7 @@
                       <w:rFonts w:ascii="Times New Roman" w:hAnsi="Times New Roman"/>
                       <w:sz w:val="21"/>
                     </w:rPr>
-                    <w:t>.</w:t>
+                    <w:t xml:space="preserve"> registry.</w:t>
                   </w:r>
                 </w:p>
               </w:tc>
@@ -5173,33 +4523,7 @@
                       <w:rFonts w:ascii="Times New Roman" w:hAnsi="Times New Roman"/>
                       <w:sz w:val="21"/>
                     </w:rPr>
-                    <w:t>– Conduct minimum detectable effect size analysis for every negative finding.</w:t>
-                  </w:r>
-                </w:p>
-                <w:p>
-                  <w:pPr>
-                    <w:spacing w:after="20"/>
-                    <w:jc w:val="left"/>
-                  </w:pPr>
-                  <w:r>
-                    <w:rPr>
-                      <w:rFonts w:ascii="Times New Roman" w:hAnsi="Times New Roman"/>
-                      <w:sz w:val="21"/>
-                    </w:rPr>
-                    <w:t>– Validate the discovery funnel with negative controls and known-effect injection.</w:t>
-                  </w:r>
-                </w:p>
-                <w:p>
-                  <w:pPr>
-                    <w:spacing w:after="20"/>
-                    <w:jc w:val="left"/>
-                  </w:pPr>
-                  <w:r>
-                    <w:rPr>
-                      <w:rFonts w:ascii="Times New Roman" w:hAnsi="Times New Roman"/>
-                      <w:sz w:val="21"/>
-                    </w:rPr>
-                    <w:t>– Formalise the power-bounded reporting template.</w:t>
+                    <w:t>– MDES analysis for every negative finding; validate the funnel with negative controls.</w:t>
                   </w:r>
                 </w:p>
                 <w:p>
@@ -5220,14 +4544,14 @@
                       <w:b/>
                       <w:sz w:val="21"/>
                     </w:rPr>
-                    <w:t>Engineering:</w:t>
+                    <w:t>Eng:</w:t>
                   </w:r>
                   <w:r>
                     <w:rPr>
                       <w:rFonts w:ascii="Times New Roman" w:hAnsi="Times New Roman"/>
                       <w:sz w:val="21"/>
                     </w:rPr>
-                    <w:t xml:space="preserve"> extend </w:t>
+                    <w:t xml:space="preserve"> add MDES to </w:t>
                   </w:r>
                   <w:r>
                     <w:rPr>
@@ -5241,7 +4565,7 @@
                       <w:rFonts w:ascii="Times New Roman" w:hAnsi="Times New Roman"/>
                       <w:sz w:val="21"/>
                     </w:rPr>
-                    <w:t xml:space="preserve"> with the MDES figure for every negative finding.</w:t>
+                    <w:t>.</w:t>
                   </w:r>
                 </w:p>
               </w:tc>
@@ -5303,20 +4627,7 @@
                       <w:rFonts w:ascii="Times New Roman" w:hAnsi="Times New Roman"/>
                       <w:sz w:val="21"/>
                     </w:rPr>
-                    <w:t>– Address tail-risk failures for the two pairs failing VaR/ES backtests at the 99% level, using conditional and extreme-value approaches.</w:t>
-                  </w:r>
-                </w:p>
-                <w:p>
-                  <w:pPr>
-                    <w:spacing w:after="20"/>
-                    <w:jc w:val="left"/>
-                  </w:pPr>
-                  <w:r>
-                    <w:rPr>
-                      <w:rFonts w:ascii="Times New Roman" w:hAnsi="Times New Roman"/>
-                      <w:sz w:val="21"/>
-                    </w:rPr>
-                    <w:t>– Recalibrate the twenty-session horizon.</w:t>
+                    <w:t>– Address tail-risk failures (two pairs, 99% VaR/ES); recalibrate h=20.</w:t>
                   </w:r>
                 </w:p>
                 <w:p>
@@ -5337,7 +4648,7 @@
                       <w:b/>
                       <w:sz w:val="21"/>
                     </w:rPr>
-                    <w:t>Engineering:</w:t>
+                    <w:t>Eng:</w:t>
                   </w:r>
                   <w:r>
                     <w:rPr>
@@ -5358,7 +4669,7 @@
                       <w:rFonts w:ascii="Times New Roman" w:hAnsi="Times New Roman"/>
                       <w:sz w:val="21"/>
                     </w:rPr>
-                    <w:t xml:space="preserve">'s VaR/ES fields for the affected pairs and </w:t>
+                    <w:t xml:space="preserve"> and </w:t>
                   </w:r>
                   <w:r>
                     <w:rPr>
@@ -5372,7 +4683,7 @@
                       <w:rFonts w:ascii="Times New Roman" w:hAnsi="Times New Roman"/>
                       <w:sz w:val="21"/>
                     </w:rPr>
-                    <w:t>'s twenty-session horizon.</w:t>
+                    <w:t xml:space="preserve"> fields.</w:t>
                   </w:r>
                 </w:p>
               </w:tc>
@@ -5434,20 +4745,7 @@
                       <w:rFonts w:ascii="Times New Roman" w:hAnsi="Times New Roman"/>
                       <w:sz w:val="21"/>
                     </w:rPr>
-                    <w:t>– Write up the completed exogenous/causal analysis: the ablation and the five-method triangulation (already done, not run here).</w:t>
-                  </w:r>
-                </w:p>
-                <w:p>
-                  <w:pPr>
-                    <w:spacing w:after="20"/>
-                    <w:jc w:val="left"/>
-                  </w:pPr>
-                  <w:r>
-                    <w:rPr>
-                      <w:rFonts w:ascii="Times New Roman" w:hAnsi="Times New Roman"/>
-                      <w:sz w:val="21"/>
-                    </w:rPr>
-                    <w:t>– Report results separately per axis, as already measured.</w:t>
+                    <w:t>– Write up the completed exogenous/causal analysis, per axis.</w:t>
                   </w:r>
                 </w:p>
                 <w:p>
@@ -5468,7 +4766,7 @@
                       <w:b/>
                       <w:sz w:val="21"/>
                     </w:rPr>
-                    <w:t>Engineering:</w:t>
+                    <w:t>Eng:</w:t>
                   </w:r>
                   <w:r>
                     <w:rPr>
@@ -5489,7 +4787,7 @@
                       <w:rFonts w:ascii="Times New Roman" w:hAnsi="Times New Roman"/>
                       <w:sz w:val="21"/>
                     </w:rPr>
-                    <w:t xml:space="preserve"> diagnostic field — not used to alter the forecast value.</w:t>
+                    <w:t xml:space="preserve"> field.</w:t>
                   </w:r>
                 </w:p>
               </w:tc>
@@ -5551,20 +4849,7 @@
                       <w:rFonts w:ascii="Times New Roman" w:hAnsi="Times New Roman"/>
                       <w:sz w:val="21"/>
                     </w:rPr>
-                    <w:t>– Evaluate the end-to-end economic result after measured transaction costs and slippage.</w:t>
-                  </w:r>
-                </w:p>
-                <w:p>
-                  <w:pPr>
-                    <w:spacing w:after="20"/>
-                    <w:jc w:val="left"/>
-                  </w:pPr>
-                  <w:r>
-                    <w:rPr>
-                      <w:rFonts w:ascii="Times New Roman" w:hAnsi="Times New Roman"/>
-                      <w:sz w:val="21"/>
-                    </w:rPr>
-                    <w:t>– Accumulate the forecast journal; compute rolling calibration.</w:t>
+                    <w:t>– End-to-end economic result after costs/slippage; accumulate the forecast journal.</w:t>
                   </w:r>
                 </w:p>
                 <w:p>
@@ -5585,7 +4870,7 @@
                       <w:b/>
                       <w:sz w:val="21"/>
                     </w:rPr>
-                    <w:t>Engineering:</w:t>
+                    <w:t>Eng:</w:t>
                   </w:r>
                   <w:r>
                     <w:rPr>
@@ -5606,7 +4891,7 @@
                       <w:rFonts w:ascii="Times New Roman" w:hAnsi="Times New Roman"/>
                       <w:sz w:val="21"/>
                     </w:rPr>
-                    <w:t xml:space="preserve"> with cost-adjusted performance and rolling calibration diagnostics.</w:t>
+                    <w:t xml:space="preserve"> with rolling calibration.</w:t>
                   </w:r>
                 </w:p>
               </w:tc>
@@ -5668,20 +4953,7 @@
                       <w:rFonts w:ascii="Times New Roman" w:hAnsi="Times New Roman"/>
                       <w:sz w:val="21"/>
                     </w:rPr>
-                    <w:t>– Freeze the final configuration in writing: variables, selection method, models, metrics, decision rules.</w:t>
-                  </w:r>
-                </w:p>
-                <w:p>
-                  <w:pPr>
-                    <w:spacing w:after="20"/>
-                    <w:jc w:val="left"/>
-                  </w:pPr>
-                  <w:r>
-                    <w:rPr>
-                      <w:rFonts w:ascii="Times New Roman" w:hAnsi="Times New Roman"/>
-                      <w:sz w:val="21"/>
-                    </w:rPr>
-                    <w:t>– Prepare the sealed-set evaluation record.</w:t>
+                    <w:t>– Freeze the final configuration in writing; prepare the sealed-set record.</w:t>
                   </w:r>
                 </w:p>
                 <w:p>
@@ -5702,14 +4974,14 @@
                       <w:b/>
                       <w:sz w:val="21"/>
                     </w:rPr>
-                    <w:t>Engineering:</w:t>
+                    <w:t>Eng:</w:t>
                   </w:r>
                   <w:r>
                     <w:rPr>
                       <w:rFonts w:ascii="Times New Roman" w:hAnsi="Times New Roman"/>
                       <w:sz w:val="21"/>
                     </w:rPr>
-                    <w:t xml:space="preserve"> tag and freeze the API response schemas and forecast-artefact version.</w:t>
+                    <w:t xml:space="preserve"> tag and freeze API schemas and the artefact version.</w:t>
                   </w:r>
                 </w:p>
               </w:tc>
@@ -5771,20 +5043,7 @@
                       <w:rFonts w:ascii="Times New Roman" w:hAnsi="Times New Roman"/>
                       <w:sz w:val="21"/>
                     </w:rPr>
-                    <w:t>– Open the sealed evaluation set exactly once; score the frozen configuration.</w:t>
-                  </w:r>
-                </w:p>
-                <w:p>
-                  <w:pPr>
-                    <w:spacing w:after="20"/>
-                    <w:jc w:val="left"/>
-                  </w:pPr>
-                  <w:r>
-                    <w:rPr>
-                      <w:rFonts w:ascii="Times New Roman" w:hAnsi="Times New Roman"/>
-                      <w:sz w:val="21"/>
-                    </w:rPr>
-                    <w:t>– Report results without modification or retuning.</w:t>
+                    <w:t>– Open the sealed set once; score without retuning.</w:t>
                   </w:r>
                 </w:p>
                 <w:p>
@@ -5805,14 +5064,14 @@
                       <w:b/>
                       <w:sz w:val="21"/>
                     </w:rPr>
-                    <w:t>Engineering:</w:t>
+                    <w:t>Eng:</w:t>
                   </w:r>
                   <w:r>
                     <w:rPr>
                       <w:rFonts w:ascii="Times New Roman" w:hAnsi="Times New Roman"/>
                       <w:sz w:val="21"/>
                     </w:rPr>
-                    <w:t xml:space="preserve"> serve sealed-set results through the same frozen endpoints used throughout — no separate reporting path.</w:t>
+                    <w:t xml:space="preserve"> serve results through the same frozen endpoints.</w:t>
                   </w:r>
                 </w:p>
               </w:tc>
@@ -5874,20 +5133,7 @@
                       <w:rFonts w:ascii="Times New Roman" w:hAnsi="Times New Roman"/>
                       <w:sz w:val="21"/>
                     </w:rPr>
-                    <w:t>– Complete the system: computation layer, versioned forecast artefacts, API, and UI with full provenance for every displayed quantity.</w:t>
-                  </w:r>
-                </w:p>
-                <w:p>
-                  <w:pPr>
-                    <w:spacing w:after="20"/>
-                    <w:jc w:val="left"/>
-                  </w:pPr>
-                  <w:r>
-                    <w:rPr>
-                      <w:rFonts w:ascii="Times New Roman" w:hAnsi="Times New Roman"/>
-                      <w:sz w:val="21"/>
-                    </w:rPr>
-                    <w:t>– Verify continuous daily operation.</w:t>
+                    <w:t>– Complete the system: computation layer, versioned artefacts, API, UI with full provenance; verify continuous operation.</w:t>
                   </w:r>
                 </w:p>
               </w:tc>
@@ -5949,7 +5195,7 @@
                       <w:rFonts w:ascii="Times New Roman" w:hAnsi="Times New Roman"/>
                       <w:sz w:val="21"/>
                     </w:rPr>
-                    <w:t>– Analyse model behaviour by regime, pair, and year; examine failure cases and document limitations.</w:t>
+                    <w:t>– Analyse behaviour by regime/pair/year; document failure cases.</w:t>
                   </w:r>
                 </w:p>
                 <w:p>
@@ -5970,14 +5216,14 @@
                       <w:b/>
                       <w:sz w:val="21"/>
                     </w:rPr>
-                    <w:t>Engineering:</w:t>
+                    <w:t>Eng:</w:t>
                   </w:r>
                   <w:r>
                     <w:rPr>
                       <w:rFonts w:ascii="Times New Roman" w:hAnsi="Times New Roman"/>
                       <w:sz w:val="21"/>
                     </w:rPr>
-                    <w:t xml:space="preserve"> add regime-, pair-, and year-conditional breakdowns to the risk and calibration views.</w:t>
+                    <w:t xml:space="preserve"> add regime/pair/year breakdowns to the UI.</w:t>
                   </w:r>
                 </w:p>
               </w:tc>
@@ -6039,7 +5285,7 @@
                       <w:rFonts w:ascii="Times New Roman" w:hAnsi="Times New Roman"/>
                       <w:sz w:val="21"/>
                     </w:rPr>
-                    <w:t>– Complete the thesis report; revise content per advisor feedback; prepare for the final defence.</w:t>
+                    <w:t>– Complete the thesis report; revise per feedback; prepare the defence.</w:t>
                   </w:r>
                 </w:p>
               </w:tc>
@@ -6075,6 +5321,118 @@
               </w:rPr>
             </w:r>
           </w:p>
+        </w:tc>
+      </w:tr>
+      <w:tr>
+        <w:tc>
+          <w:tcPr>
+            <w:tcW w:type="dxa" w:w="9973"/>
+          </w:tcPr>
+          <w:p>
+            <w:pPr>
+              <w:spacing w:after="100"/>
+            </w:pPr>
+            <w:r>
+              <w:rPr>
+                <w:rFonts w:ascii="Times New Roman" w:hAnsi="Times New Roman"/>
+                <w:b/>
+                <w:sz w:val="24"/>
+              </w:rPr>
+              <w:t>Deferred / Future Work (Not Scheduled):</w:t>
+            </w:r>
+          </w:p>
+          <w:p>
+            <w:pPr>
+              <w:pStyle w:val="ListBullet"/>
+              <w:spacing w:after="60"/>
+              <w:ind w:left="454"/>
+              <w:jc w:val="both"/>
+            </w:pPr>
+            <w:r>
+              <w:rPr>
+                <w:rFonts w:ascii="Times New Roman" w:hAnsi="Times New Roman"/>
+                <w:b/>
+                <w:sz w:val="24"/>
+              </w:rPr>
+              <w:t>Causal-conditioned forecast overlay.</w:t>
+            </w:r>
+            <w:r>
+              <w:rPr>
+                <w:rFonts w:ascii="Times New Roman" w:hAnsi="Times New Roman"/>
+                <w:sz w:val="24"/>
+              </w:rPr>
+              <w:t xml:space="preserve"> The VIX effect is robust (6/6 pairs), but overlaying it on the HAR forecast gave no significant QLIKE gain — deferred pending a better functional form.</w:t>
+            </w:r>
+          </w:p>
+          <w:p>
+            <w:pPr>
+              <w:pStyle w:val="ListBullet"/>
+              <w:spacing w:after="60"/>
+              <w:ind w:left="454"/>
+              <w:jc w:val="both"/>
+            </w:pPr>
+            <w:r>
+              <w:rPr>
+                <w:rFonts w:ascii="Times New Roman" w:hAnsi="Times New Roman"/>
+                <w:b/>
+                <w:sz w:val="24"/>
+              </w:rPr>
+              <w:t>Contemporaneous causal edges (PCMCI+, τ=0).</w:t>
+            </w:r>
+            <w:r>
+              <w:rPr>
+                <w:rFonts w:ascii="Times New Roman" w:hAnsi="Times New Roman"/>
+                <w:sz w:val="24"/>
+              </w:rPr>
+              <w:t xml:space="preserve"> Sign-ambiguous edges inconsistent with the frozen lagged result — needs a larger sample or a nonlinear test.</w:t>
+            </w:r>
+          </w:p>
+          <w:p>
+            <w:pPr>
+              <w:pStyle w:val="ListBullet"/>
+              <w:spacing w:after="60"/>
+              <w:ind w:left="454"/>
+              <w:jc w:val="both"/>
+            </w:pPr>
+            <w:r>
+              <w:rPr>
+                <w:rFonts w:ascii="Times New Roman" w:hAnsi="Times New Roman"/>
+                <w:b/>
+                <w:sz w:val="24"/>
+              </w:rPr>
+              <w:t>Cross-pair volatility spillover (DYNOTEARS).</w:t>
+            </w:r>
+            <w:r>
+              <w:rPr>
+                <w:rFonts w:ascii="Times New Roman" w:hAnsi="Times New Roman"/>
+                <w:sz w:val="24"/>
+              </w:rPr>
+              <w:t xml:space="preserve"> Real structure detected but does not improve test-set QLIKE as an added feature — not yet forecastable at a daily horizon.</w:t>
+            </w:r>
+          </w:p>
+          <w:p>
+            <w:pPr>
+              <w:pStyle w:val="ListBullet"/>
+              <w:spacing w:after="60"/>
+              <w:ind w:left="454"/>
+              <w:jc w:val="both"/>
+            </w:pPr>
+            <w:r>
+              <w:rPr>
+                <w:rFonts w:ascii="Times New Roman" w:hAnsi="Times New Roman"/>
+                <w:b/>
+                <w:sz w:val="24"/>
+              </w:rPr>
+              <w:t>FX-specific implied volatility (`EVZCLS`)</w:t>
+            </w:r>
+            <w:r>
+              <w:rPr>
+                <w:rFonts w:ascii="Times New Roman" w:hAnsi="Times New Roman"/>
+                <w:sz w:val="24"/>
+              </w:rPr>
+              <w:t xml:space="preserve"> was discontinued in March 2025 and is unavailable.</w:t>
+            </w:r>
+          </w:p>
           <w:p>
             <w:pPr>
               <w:spacing w:after="100"/>
@@ -6086,7 +5444,7 @@
                 <w:rFonts w:ascii="Times New Roman" w:hAnsi="Times New Roman"/>
                 <w:sz w:val="24"/>
               </w:rPr>
-              <w:t>Software-architecture work therefore runs across Weeks 1–15, extending the operating API and web application one layer at a time as each research result is frozen, rather than being concentrated at the end.</w:t>
+              <w:t>None of the above blocks the sealed-set evaluation or system hardening in Weeks 12–15.</w:t>
             </w:r>
           </w:p>
         </w:tc>
@@ -6106,7 +5464,7 @@
                 <w:b/>
                 <w:sz w:val="24"/>
               </w:rPr>
-              <w:t>Deferred / Future Work (Not Scheduled in This Thesis):</w:t>
+              <w:t>Work Assignment:</w:t>
             </w:r>
           </w:p>
           <w:p>
@@ -6118,179 +5476,10 @@
             <w:r>
               <w:rPr>
                 <w:rFonts w:ascii="Times New Roman" w:hAnsi="Times New Roman"/>
-                <w:sz w:val="24"/>
-              </w:rPr>
-              <w:t xml:space="preserve">Directions surfaced by completed experiments that are explicitly </w:t>
-            </w:r>
-            <w:r>
-              <w:rPr>
-                <w:rFonts w:ascii="Times New Roman" w:hAnsi="Times New Roman"/>
-                <w:b/>
-                <w:sz w:val="24"/>
-              </w:rPr>
-              <w:t>not</w:t>
-            </w:r>
-            <w:r>
-              <w:rPr>
-                <w:rFonts w:ascii="Times New Roman" w:hAnsi="Times New Roman"/>
-                <w:sz w:val="24"/>
-              </w:rPr>
-              <w:t xml:space="preserve"> part of the sixteen-week plan, kept separate from Proposed Method so the timeline stays honest about what is actually committed:</w:t>
-            </w:r>
-          </w:p>
-          <w:p>
-            <w:pPr>
-              <w:pStyle w:val="ListBullet"/>
-              <w:spacing w:after="60"/>
-              <w:ind w:left="454"/>
-              <w:jc w:val="both"/>
-            </w:pPr>
-            <w:r>
-              <w:rPr>
-                <w:rFonts w:ascii="Times New Roman" w:hAnsi="Times New Roman"/>
-                <w:b/>
-                <w:sz w:val="24"/>
-              </w:rPr>
-              <w:t>Causal-conditioned forecast overlay.</w:t>
-            </w:r>
-            <w:r>
-              <w:rPr>
-                <w:rFonts w:ascii="Times New Roman" w:hAnsi="Times New Roman"/>
-                <w:sz w:val="24"/>
-              </w:rPr>
-              <w:t xml:space="preserve"> The VIX effect is real and robust (Double ML, 6/6 pairs significant after Holm correction), but a constant or Causal-Forest regime-conditional overlay on the HAR forecast gave no significant QLIKE improvement in any pair. Deferred pending a better functional form, or acceptance that the baseline already absorbs it.</w:t>
-            </w:r>
-          </w:p>
-          <w:p>
-            <w:pPr>
-              <w:pStyle w:val="ListBullet"/>
-              <w:spacing w:after="60"/>
-              <w:ind w:left="454"/>
-              <w:jc w:val="both"/>
-            </w:pPr>
-            <w:r>
-              <w:rPr>
-                <w:rFonts w:ascii="Times New Roman" w:hAnsi="Times New Roman"/>
-                <w:b/>
-                <w:sz w:val="24"/>
-              </w:rPr>
-              <w:t>Contemporaneous causal edges (PCMCI+, τ = 0).</w:t>
-            </w:r>
-            <w:r>
-              <w:rPr>
-                <w:rFonts w:ascii="Times New Roman" w:hAnsi="Times New Roman"/>
-                <w:sz w:val="24"/>
-              </w:rPr>
-              <w:t xml:space="preserve"> Undirected or sign-ambiguous edges between implied-volatility variables and FX volatility, inconsistent with the frozen lagged result — resolving this needs a larger sample or a nonlinear conditional-independence test.</w:t>
-            </w:r>
-          </w:p>
-          <w:p>
-            <w:pPr>
-              <w:pStyle w:val="ListBullet"/>
-              <w:spacing w:after="60"/>
-              <w:ind w:left="454"/>
-              <w:jc w:val="both"/>
-            </w:pPr>
-            <w:r>
-              <w:rPr>
-                <w:rFonts w:ascii="Times New Roman" w:hAnsi="Times New Roman"/>
-                <w:b/>
-                <w:sz w:val="24"/>
-              </w:rPr>
-              <w:t>Cross-pair volatility spillover (DYNOTEARS).</w:t>
-            </w:r>
-            <w:r>
-              <w:rPr>
-                <w:rFonts w:ascii="Times New Roman" w:hAnsi="Times New Roman"/>
-                <w:sz w:val="24"/>
-              </w:rPr>
-              <w:t xml:space="preserve"> A self-implemented DYNOTEARS network detects contemporaneous spillover (e.g., AUD/USD↔USD/CAD, EUR/USD→USD/CHF) consistent with an independently run linear Diebold–Yilmaz measure, but neither improves test-set QLIKE when added as an extra HAR feature (six-pair average 0.1281 vs. 0.1285) — real structure, not yet forecastable at a daily horizon.</w:t>
-            </w:r>
-          </w:p>
-          <w:p>
-            <w:pPr>
-              <w:pStyle w:val="ListBullet"/>
-              <w:spacing w:after="60"/>
-              <w:ind w:left="454"/>
-              <w:jc w:val="both"/>
-            </w:pPr>
-            <w:r>
-              <w:rPr>
-                <w:rFonts w:ascii="Times New Roman" w:hAnsi="Times New Roman"/>
-                <w:b/>
-                <w:sz w:val="24"/>
-              </w:rPr>
-              <w:t>FX-specific implied volatility.</w:t>
-            </w:r>
-            <w:r>
-              <w:rPr>
-                <w:rFonts w:ascii="Times New Roman" w:hAnsi="Times New Roman"/>
-                <w:sz w:val="24"/>
-              </w:rPr>
-              <w:t xml:space="preserve"> </w:t>
-            </w:r>
-            <w:r>
-              <w:rPr>
-                <w:rFonts w:ascii="Consolas" w:hAnsi="Consolas"/>
-                <w:sz w:val="24"/>
-              </w:rPr>
-              <w:t>EVZCLS</w:t>
-            </w:r>
-            <w:r>
-              <w:rPr>
-                <w:rFonts w:ascii="Times New Roman" w:hAnsi="Times New Roman"/>
-                <w:sz w:val="24"/>
-              </w:rPr>
-              <w:t>, the single most promising untested candidate, was discontinued by CBOE in March 2025 and is unavailable for this sample.</w:t>
-            </w:r>
-          </w:p>
-          <w:p>
-            <w:pPr>
-              <w:spacing w:after="100"/>
-              <w:ind w:firstLine="340"/>
-              <w:jc w:val="both"/>
-            </w:pPr>
-            <w:r>
-              <w:rPr>
-                <w:rFonts w:ascii="Times New Roman" w:hAnsi="Times New Roman"/>
-                <w:sz w:val="24"/>
-              </w:rPr>
-              <w:t>None of the above blocks the sealed-set evaluation or system hardening in Weeks 12–15: the production magnitude forecast continues to rely on the extended-HAR baseline alone, with the causal layer contributing to feature-trust validation but not to the forecast value itself.</w:t>
-            </w:r>
-          </w:p>
-        </w:tc>
-      </w:tr>
-      <w:tr>
-        <w:tc>
-          <w:tcPr>
-            <w:tcW w:type="dxa" w:w="9973"/>
-          </w:tcPr>
-          <w:p>
-            <w:pPr>
-              <w:spacing w:after="100"/>
-            </w:pPr>
-            <w:r>
-              <w:rPr>
-                <w:rFonts w:ascii="Times New Roman" w:hAnsi="Times New Roman"/>
-                <w:b/>
-                <w:sz w:val="24"/>
-              </w:rPr>
-              <w:t>Work Assignment:</w:t>
-            </w:r>
-          </w:p>
-          <w:p>
-            <w:pPr>
-              <w:spacing w:after="100"/>
-              <w:ind w:firstLine="340"/>
-              <w:jc w:val="both"/>
-            </w:pPr>
-            <w:r>
-              <w:rPr>
-                <w:rFonts w:ascii="Times New Roman" w:hAnsi="Times New Roman"/>
                 <w:i/>
                 <w:sz w:val="24"/>
               </w:rPr>
-              <w:t>(Percentage split confirmed against the two members' actual division of labour, not the undifferentiated 50/50 the advisor explicitly rejected. Both members remain jointly responsible for the correctness of the full system regardless of the split below.)</w:t>
+              <w:t>(Percentage split confirmed against actual division of labour, not the undifferentiated 50/50 the advisor rejected. Both members remain jointly responsible for the whole system.)</w:t>
             </w:r>
           </w:p>
           <w:tbl>
@@ -6839,7 +6028,7 @@
                       <w:rFonts w:ascii="Times New Roman" w:hAnsi="Times New Roman"/>
                       <w:sz w:val="21"/>
                     </w:rPr>
-                    <w:t>Develop the exogenous, causal (five-method triangulation), and cross-asset information layers</w:t>
+                    <w:t>Develop the exogenous, causal, and cross-asset information layers</w:t>
                   </w:r>
                 </w:p>
               </w:tc>

--- a/docs/THESIS_PROPOSAL.docx
+++ b/docs/THESIS_PROPOSAL.docx
@@ -1131,7 +1131,45 @@
                 <w:rFonts w:ascii="Times New Roman" w:hAnsi="Times New Roman"/>
                 <w:sz w:val="24"/>
               </w:rPr>
-              <w:t xml:space="preserve"> Portfolio-correlation adjustment and a measured slippage coefficient.</w:t>
+              <w:t xml:space="preserve"> Two pair-specific tail-risk recalibrations, each diagnosed but not yet frozen: covariate-shift-weighted conformal/EVT quantiles for USD/JPY's confirmed distribution drift, and change-point-isolated exclusion of USD/CHF's 2015 SNB shock window; plus a portfolio-correlation adjustment and a measured slippage coefficient.</w:t>
+            </w:r>
+          </w:p>
+          <w:p>
+            <w:pPr>
+              <w:pStyle w:val="ListBullet"/>
+              <w:spacing w:after="60"/>
+              <w:ind w:left="454"/>
+              <w:jc w:val="both"/>
+            </w:pPr>
+            <w:r>
+              <w:rPr>
+                <w:rFonts w:ascii="Times New Roman" w:hAnsi="Times New Roman"/>
+                <w:b/>
+                <w:sz w:val="24"/>
+              </w:rPr>
+              <w:t>Meta-labeling confidence layer.</w:t>
+            </w:r>
+            <w:r>
+              <w:rPr>
+                <w:rFonts w:ascii="Times New Roman" w:hAnsi="Times New Roman"/>
+                <w:sz w:val="24"/>
+              </w:rPr>
+              <w:t xml:space="preserve"> </w:t>
+            </w:r>
+            <w:r>
+              <w:rPr>
+                <w:rFonts w:ascii="Times New Roman" w:hAnsi="Times New Roman"/>
+                <w:i/>
+                <w:sz w:val="24"/>
+              </w:rPr>
+              <w:t>(proposed)</w:t>
+            </w:r>
+            <w:r>
+              <w:rPr>
+                <w:rFonts w:ascii="Times New Roman" w:hAnsi="Times New Roman"/>
+                <w:sz w:val="24"/>
+              </w:rPr>
+              <w:t xml:space="preserve"> A secondary model that decides sizing/confidence rather than re-predicting direction [35]. After removing a circular-feature leak, preliminary skill (Brier skill score) is positive in 3/6 pairs, rising to 5/6 when the feature set is augmented with an exogenous implied-volatility index — a candidate risk-layer addition, integration not yet finalized.</w:t>
             </w:r>
           </w:p>
           <w:p>
@@ -4119,6 +4157,35 @@
                 <w:sz w:val="24"/>
               </w:rPr>
               <w:t>, vol. 113, no. 523, pp. 1228–1242, 2018, doi: 10.1080/01621459.2017.1319839.</w:t>
+            </w:r>
+          </w:p>
+          <w:p>
+            <w:pPr>
+              <w:spacing w:after="100"/>
+              <w:ind w:firstLine="340"/>
+              <w:jc w:val="both"/>
+            </w:pPr>
+            <w:r>
+              <w:rPr>
+                <w:rFonts w:ascii="Times New Roman" w:hAnsi="Times New Roman"/>
+                <w:sz w:val="24"/>
+              </w:rPr>
+              <w:t xml:space="preserve">[35] M. López de Prado, </w:t>
+            </w:r>
+            <w:r>
+              <w:rPr>
+                <w:rFonts w:ascii="Times New Roman" w:hAnsi="Times New Roman"/>
+                <w:i/>
+                <w:sz w:val="24"/>
+              </w:rPr>
+              <w:t>Advances in Financial Machine Learning</w:t>
+            </w:r>
+            <w:r>
+              <w:rPr>
+                <w:rFonts w:ascii="Times New Roman" w:hAnsi="Times New Roman"/>
+                <w:sz w:val="24"/>
+              </w:rPr>
+              <w:t>. Hoboken, NJ, USA: John Wiley &amp; Sons, 2018.</w:t>
             </w:r>
           </w:p>
         </w:tc>
@@ -4849,7 +4916,7 @@
                       <w:rFonts w:ascii="Times New Roman" w:hAnsi="Times New Roman"/>
                       <w:sz w:val="21"/>
                     </w:rPr>
-                    <w:t>– End-to-end economic result after costs/slippage; accumulate the forecast journal.</w:t>
+                    <w:t>– End-to-end economic result after costs/slippage; evaluate the meta-labeling confidence layer as a candidate sizing adjustment.</w:t>
                   </w:r>
                 </w:p>
                 <w:p>

--- a/docs/THESIS_PROPOSAL.docx
+++ b/docs/THESIS_PROPOSAL.docx
@@ -2024,673 +2024,14 @@
                 <w:b/>
                 <w:sz w:val="24"/>
               </w:rPr>
-              <w:t>Module contract</w:t>
-            </w:r>
-            <w:r>
-              <w:rPr>
-                <w:rFonts w:ascii="Times New Roman" w:hAnsi="Times New Roman"/>
-                <w:sz w:val="24"/>
-              </w:rPr>
-              <w:t>, enforced in code, not an informal call:</w:t>
-            </w:r>
-          </w:p>
-          <w:tbl>
-            <w:tblPr>
-              <w:tblW w:type="auto" w:w="0"/>
-              <w:jc w:val="center"/>
-              <w:tblLook w:firstColumn="1" w:firstRow="1" w:lastColumn="0" w:lastRow="0" w:noHBand="0" w:noVBand="1" w:val="04A0"/>
-              <w:tblBorders>
-                <w:top w:val="single" w:sz="8" w:color="000000"/>
-                <w:left w:val="single" w:sz="8" w:color="000000"/>
-                <w:bottom w:val="single" w:sz="8" w:color="000000"/>
-                <w:right w:val="single" w:sz="8" w:color="000000"/>
-                <w:insideH w:val="single" w:sz="8" w:color="000000"/>
-                <w:insideV w:val="single" w:sz="8" w:color="000000"/>
-              </w:tblBorders>
-              <w:tblCellMar>
-                <w:top w:w="40" w:type="dxa"/>
-                <w:bottom w:w="40" w:type="dxa"/>
-                <w:left w:w="80" w:type="dxa"/>
-                <w:right w:w="80" w:type="dxa"/>
-              </w:tblCellMar>
-            </w:tblPr>
-            <w:tblGrid>
-              <w:gridCol w:w="2493"/>
-              <w:gridCol w:w="2493"/>
-              <w:gridCol w:w="2493"/>
-              <w:gridCol w:w="2493"/>
-            </w:tblGrid>
-            <w:tr>
-              <w:trPr>
-                <w:cantSplit/>
-                <w:tblHeader/>
-              </w:trPr>
-              <w:tc>
-                <w:tcPr>
-                  <w:tcW w:type="dxa" w:w="2493"/>
-                </w:tcPr>
-                <w:p>
-                  <w:pPr>
-                    <w:spacing w:after="20"/>
-                    <w:jc w:val="left"/>
-                  </w:pPr>
-                  <w:r/>
-                  <w:r>
-                    <w:rPr>
-                      <w:rFonts w:ascii="Times New Roman" w:hAnsi="Times New Roman"/>
-                      <w:b/>
-                      <w:sz w:val="21"/>
-                    </w:rPr>
-                    <w:t>From</w:t>
-                  </w:r>
-                </w:p>
-              </w:tc>
-              <w:tc>
-                <w:tcPr>
-                  <w:tcW w:type="dxa" w:w="2493"/>
-                </w:tcPr>
-                <w:p>
-                  <w:pPr>
-                    <w:spacing w:after="20"/>
-                    <w:jc w:val="left"/>
-                  </w:pPr>
-                  <w:r/>
-                  <w:r>
-                    <w:rPr>
-                      <w:rFonts w:ascii="Times New Roman" w:hAnsi="Times New Roman"/>
-                      <w:b/>
-                      <w:sz w:val="21"/>
-                    </w:rPr>
-                    <w:t>To</w:t>
-                  </w:r>
-                </w:p>
-              </w:tc>
-              <w:tc>
-                <w:tcPr>
-                  <w:tcW w:type="dxa" w:w="2493"/>
-                </w:tcPr>
-                <w:p>
-                  <w:pPr>
-                    <w:spacing w:after="20"/>
-                    <w:jc w:val="left"/>
-                  </w:pPr>
-                  <w:r/>
-                  <w:r>
-                    <w:rPr>
-                      <w:rFonts w:ascii="Times New Roman" w:hAnsi="Times New Roman"/>
-                      <w:b/>
-                      <w:sz w:val="21"/>
-                    </w:rPr>
-                    <w:t>Via</w:t>
-                  </w:r>
-                </w:p>
-              </w:tc>
-              <w:tc>
-                <w:tcPr>
-                  <w:tcW w:type="dxa" w:w="2493"/>
-                </w:tcPr>
-                <w:p>
-                  <w:pPr>
-                    <w:spacing w:after="20"/>
-                    <w:jc w:val="left"/>
-                  </w:pPr>
-                  <w:r/>
-                  <w:r>
-                    <w:rPr>
-                      <w:rFonts w:ascii="Times New Roman" w:hAnsi="Times New Roman"/>
-                      <w:b/>
-                      <w:sz w:val="21"/>
-                    </w:rPr>
-                    <w:t>Format</w:t>
-                  </w:r>
-                </w:p>
-              </w:tc>
-            </w:tr>
-            <w:tr>
-              <w:trPr>
-                <w:cantSplit/>
-              </w:trPr>
-              <w:tc>
-                <w:tcPr>
-                  <w:tcW w:type="dxa" w:w="2493"/>
-                </w:tcPr>
-                <w:p>
-                  <w:pPr>
-                    <w:spacing w:after="20"/>
-                    <w:jc w:val="left"/>
-                  </w:pPr>
-                  <w:r/>
-                  <w:r>
-                    <w:rPr>
-                      <w:rFonts w:ascii="Consolas" w:hAnsi="Consolas"/>
-                      <w:sz w:val="21"/>
-                    </w:rPr>
-                    <w:t>collect/*.py</w:t>
-                  </w:r>
-                </w:p>
-              </w:tc>
-              <w:tc>
-                <w:tcPr>
-                  <w:tcW w:type="dxa" w:w="2493"/>
-                </w:tcPr>
-                <w:p>
-                  <w:pPr>
-                    <w:spacing w:after="20"/>
-                    <w:jc w:val="left"/>
-                  </w:pPr>
-                  <w:r/>
-                  <w:r>
-                    <w:rPr>
-                      <w:rFonts w:ascii="Consolas" w:hAnsi="Consolas"/>
-                      <w:sz w:val="21"/>
-                    </w:rPr>
-                    <w:t>data/</w:t>
-                  </w:r>
-                </w:p>
-              </w:tc>
-              <w:tc>
-                <w:tcPr>
-                  <w:tcW w:type="dxa" w:w="2493"/>
-                </w:tcPr>
-                <w:p>
-                  <w:pPr>
-                    <w:spacing w:after="20"/>
-                    <w:jc w:val="left"/>
-                  </w:pPr>
-                  <w:r/>
-                  <w:r>
-                    <w:rPr>
-                      <w:rFonts w:ascii="Times New Roman" w:hAnsi="Times New Roman"/>
-                      <w:sz w:val="21"/>
-                    </w:rPr>
-                    <w:t>direct write</w:t>
-                  </w:r>
-                </w:p>
-              </w:tc>
-              <w:tc>
-                <w:tcPr>
-                  <w:tcW w:type="dxa" w:w="2493"/>
-                </w:tcPr>
-                <w:p>
-                  <w:pPr>
-                    <w:spacing w:after="20"/>
-                    <w:jc w:val="left"/>
-                  </w:pPr>
-                  <w:r/>
-                  <w:r>
-                    <w:rPr>
-                      <w:rFonts w:ascii="Times New Roman" w:hAnsi="Times New Roman"/>
-                      <w:sz w:val="21"/>
-                    </w:rPr>
-                    <w:t>fixed columns</w:t>
-                  </w:r>
-                </w:p>
-              </w:tc>
-            </w:tr>
-            <w:tr>
-              <w:trPr>
-                <w:cantSplit/>
-              </w:trPr>
-              <w:tc>
-                <w:tcPr>
-                  <w:tcW w:type="dxa" w:w="2493"/>
-                </w:tcPr>
-                <w:p>
-                  <w:pPr>
-                    <w:spacing w:after="20"/>
-                    <w:jc w:val="left"/>
-                  </w:pPr>
-                  <w:r/>
-                  <w:r>
-                    <w:rPr>
-                      <w:rFonts w:ascii="Consolas" w:hAnsi="Consolas"/>
-                      <w:sz w:val="21"/>
-                    </w:rPr>
-                    <w:t>data/</w:t>
-                  </w:r>
-                </w:p>
-              </w:tc>
-              <w:tc>
-                <w:tcPr>
-                  <w:tcW w:type="dxa" w:w="2493"/>
-                </w:tcPr>
-                <w:p>
-                  <w:pPr>
-                    <w:spacing w:after="20"/>
-                    <w:jc w:val="left"/>
-                  </w:pPr>
-                  <w:r/>
-                  <w:r>
-                    <w:rPr>
-                      <w:rFonts w:ascii="Consolas" w:hAnsi="Consolas"/>
-                      <w:sz w:val="21"/>
-                    </w:rPr>
-                    <w:t>api/cache.py</w:t>
-                  </w:r>
-                </w:p>
-              </w:tc>
-              <w:tc>
-                <w:tcPr>
-                  <w:tcW w:type="dxa" w:w="2493"/>
-                </w:tcPr>
-                <w:p>
-                  <w:pPr>
-                    <w:spacing w:after="20"/>
-                    <w:jc w:val="left"/>
-                  </w:pPr>
-                  <w:r/>
-                  <w:r>
-                    <w:rPr>
-                      <w:rFonts w:ascii="Times New Roman" w:hAnsi="Times New Roman"/>
-                      <w:sz w:val="21"/>
-                    </w:rPr>
-                    <w:t>fixed-path read</w:t>
-                  </w:r>
-                </w:p>
-              </w:tc>
-              <w:tc>
-                <w:tcPr>
-                  <w:tcW w:type="dxa" w:w="2493"/>
-                </w:tcPr>
-                <w:p>
-                  <w:pPr>
-                    <w:spacing w:after="20"/>
-                    <w:jc w:val="left"/>
-                  </w:pPr>
-                  <w:r/>
-                  <w:r>
-                    <w:rPr>
-                      <w:rFonts w:ascii="Consolas" w:hAnsi="Consolas"/>
-                      <w:sz w:val="21"/>
-                    </w:rPr>
-                    <w:t>Date, open, …, rv5</w:t>
-                  </w:r>
-                </w:p>
-              </w:tc>
-            </w:tr>
-            <w:tr>
-              <w:trPr>
-                <w:cantSplit/>
-              </w:trPr>
-              <w:tc>
-                <w:tcPr>
-                  <w:tcW w:type="dxa" w:w="2493"/>
-                </w:tcPr>
-                <w:p>
-                  <w:pPr>
-                    <w:spacing w:after="20"/>
-                    <w:jc w:val="left"/>
-                  </w:pPr>
-                  <w:r/>
-                  <w:r>
-                    <w:rPr>
-                      <w:rFonts w:ascii="Consolas" w:hAnsi="Consolas"/>
-                      <w:sz w:val="21"/>
-                    </w:rPr>
-                    <w:t>src/*.py</w:t>
-                  </w:r>
-                </w:p>
-              </w:tc>
-              <w:tc>
-                <w:tcPr>
-                  <w:tcW w:type="dxa" w:w="2493"/>
-                </w:tcPr>
-                <w:p>
-                  <w:pPr>
-                    <w:spacing w:after="20"/>
-                    <w:jc w:val="left"/>
-                  </w:pPr>
-                  <w:r/>
-                  <w:r>
-                    <w:rPr>
-                      <w:rFonts w:ascii="Consolas" w:hAnsi="Consolas"/>
-                      <w:sz w:val="21"/>
-                    </w:rPr>
-                    <w:t>api/cache.py</w:t>
-                  </w:r>
-                </w:p>
-              </w:tc>
-              <w:tc>
-                <w:tcPr>
-                  <w:tcW w:type="dxa" w:w="2493"/>
-                </w:tcPr>
-                <w:p>
-                  <w:pPr>
-                    <w:spacing w:after="20"/>
-                    <w:jc w:val="left"/>
-                  </w:pPr>
-                  <w:r/>
-                  <w:r>
-                    <w:rPr>
-                      <w:rFonts w:ascii="Times New Roman" w:hAnsi="Times New Roman"/>
-                      <w:sz w:val="21"/>
-                    </w:rPr>
-                    <w:t>in-process call</w:t>
-                  </w:r>
-                </w:p>
-              </w:tc>
-              <w:tc>
-                <w:tcPr>
-                  <w:tcW w:type="dxa" w:w="2493"/>
-                </w:tcPr>
-                <w:p>
-                  <w:pPr>
-                    <w:spacing w:after="20"/>
-                    <w:jc w:val="left"/>
-                  </w:pPr>
-                  <w:r/>
-                  <w:r>
-                    <w:rPr>
-                      <w:rFonts w:ascii="Times New Roman" w:hAnsi="Times New Roman"/>
-                      <w:sz w:val="21"/>
-                    </w:rPr>
-                    <w:t>DataFrame, no serialisation</w:t>
-                  </w:r>
-                </w:p>
-              </w:tc>
-            </w:tr>
-            <w:tr>
-              <w:trPr>
-                <w:cantSplit/>
-              </w:trPr>
-              <w:tc>
-                <w:tcPr>
-                  <w:tcW w:type="dxa" w:w="2493"/>
-                </w:tcPr>
-                <w:p>
-                  <w:pPr>
-                    <w:spacing w:after="20"/>
-                    <w:jc w:val="left"/>
-                  </w:pPr>
-                  <w:r/>
-                  <w:r>
-                    <w:rPr>
-                      <w:rFonts w:ascii="Consolas" w:hAnsi="Consolas"/>
-                      <w:sz w:val="21"/>
-                    </w:rPr>
-                    <w:t>api/cache.py</w:t>
-                  </w:r>
-                </w:p>
-              </w:tc>
-              <w:tc>
-                <w:tcPr>
-                  <w:tcW w:type="dxa" w:w="2493"/>
-                </w:tcPr>
-                <w:p>
-                  <w:pPr>
-                    <w:spacing w:after="20"/>
-                    <w:jc w:val="left"/>
-                  </w:pPr>
-                  <w:r/>
-                  <w:r>
-                    <w:rPr>
-                      <w:rFonts w:ascii="Consolas" w:hAnsi="Consolas"/>
-                      <w:sz w:val="21"/>
-                    </w:rPr>
-                    <w:t>api/routers/*.py</w:t>
-                  </w:r>
-                </w:p>
-              </w:tc>
-              <w:tc>
-                <w:tcPr>
-                  <w:tcW w:type="dxa" w:w="2493"/>
-                </w:tcPr>
-                <w:p>
-                  <w:pPr>
-                    <w:spacing w:after="20"/>
-                    <w:jc w:val="left"/>
-                  </w:pPr>
-                  <w:r/>
-                  <w:r>
-                    <w:rPr>
-                      <w:rFonts w:ascii="Times New Roman" w:hAnsi="Times New Roman"/>
-                      <w:sz w:val="21"/>
-                    </w:rPr>
-                    <w:t>in-memory dict</w:t>
-                  </w:r>
-                </w:p>
-              </w:tc>
-              <w:tc>
-                <w:tcPr>
-                  <w:tcW w:type="dxa" w:w="2493"/>
-                </w:tcPr>
-                <w:p>
-                  <w:pPr>
-                    <w:spacing w:after="20"/>
-                    <w:jc w:val="left"/>
-                  </w:pPr>
-                  <w:r/>
-                  <w:r>
-                    <w:rPr>
-                      <w:rFonts w:ascii="Consolas" w:hAnsi="Consolas"/>
-                      <w:sz w:val="21"/>
-                    </w:rPr>
-                    <w:t>pan</w:t>
-                  </w:r>
-                  <w:r>
-                    <w:rPr>
-                      <w:rFonts w:ascii="Times New Roman" w:hAnsi="Times New Roman"/>
-                      <w:sz w:val="21"/>
-                    </w:rPr>
-                    <w:t xml:space="preserve">, </w:t>
-                  </w:r>
-                  <w:r>
-                    <w:rPr>
-                      <w:rFonts w:ascii="Consolas" w:hAnsi="Consolas"/>
-                      <w:sz w:val="21"/>
-                    </w:rPr>
-                    <w:t>xs</w:t>
-                  </w:r>
-                  <w:r>
-                    <w:rPr>
-                      <w:rFonts w:ascii="Times New Roman" w:hAnsi="Times New Roman"/>
-                      <w:sz w:val="21"/>
-                    </w:rPr>
-                    <w:t xml:space="preserve">, </w:t>
-                  </w:r>
-                  <w:r>
-                    <w:rPr>
-                      <w:rFonts w:ascii="Consolas" w:hAnsi="Consolas"/>
-                      <w:sz w:val="21"/>
-                    </w:rPr>
-                    <w:t>sig</w:t>
-                  </w:r>
-                  <w:r>
-                    <w:rPr>
-                      <w:rFonts w:ascii="Times New Roman" w:hAnsi="Times New Roman"/>
-                      <w:sz w:val="21"/>
-                    </w:rPr>
-                    <w:t>, …</w:t>
-                  </w:r>
-                </w:p>
-              </w:tc>
-            </w:tr>
-            <w:tr>
-              <w:trPr>
-                <w:cantSplit/>
-              </w:trPr>
-              <w:tc>
-                <w:tcPr>
-                  <w:tcW w:type="dxa" w:w="2493"/>
-                </w:tcPr>
-                <w:p>
-                  <w:pPr>
-                    <w:spacing w:after="20"/>
-                    <w:jc w:val="left"/>
-                  </w:pPr>
-                  <w:r/>
-                  <w:r>
-                    <w:rPr>
-                      <w:rFonts w:ascii="Consolas" w:hAnsi="Consolas"/>
-                      <w:sz w:val="21"/>
-                    </w:rPr>
-                    <w:t>api/routers/*.py</w:t>
-                  </w:r>
-                </w:p>
-              </w:tc>
-              <w:tc>
-                <w:tcPr>
-                  <w:tcW w:type="dxa" w:w="2493"/>
-                </w:tcPr>
-                <w:p>
-                  <w:pPr>
-                    <w:spacing w:after="20"/>
-                    <w:jc w:val="left"/>
-                  </w:pPr>
-                  <w:r/>
-                  <w:r>
-                    <w:rPr>
-                      <w:rFonts w:ascii="Times New Roman" w:hAnsi="Times New Roman"/>
-                      <w:sz w:val="21"/>
-                    </w:rPr>
-                    <w:t>web client</w:t>
-                  </w:r>
-                </w:p>
-              </w:tc>
-              <w:tc>
-                <w:tcPr>
-                  <w:tcW w:type="dxa" w:w="2493"/>
-                </w:tcPr>
-                <w:p>
-                  <w:pPr>
-                    <w:spacing w:after="20"/>
-                    <w:jc w:val="left"/>
-                  </w:pPr>
-                  <w:r/>
-                  <w:r>
-                    <w:rPr>
-                      <w:rFonts w:ascii="Times New Roman" w:hAnsi="Times New Roman"/>
-                      <w:sz w:val="21"/>
-                    </w:rPr>
-                    <w:t>HTTP JSON</w:t>
-                  </w:r>
-                </w:p>
-              </w:tc>
-              <w:tc>
-                <w:tcPr>
-                  <w:tcW w:type="dxa" w:w="2493"/>
-                </w:tcPr>
-                <w:p>
-                  <w:pPr>
-                    <w:spacing w:after="20"/>
-                    <w:jc w:val="left"/>
-                  </w:pPr>
-                  <w:r/>
-                  <w:r>
-                    <w:rPr>
-                      <w:rFonts w:ascii="Consolas" w:hAnsi="Consolas"/>
-                      <w:sz w:val="21"/>
-                    </w:rPr>
-                    <w:t>response_model</w:t>
-                  </w:r>
-                </w:p>
-              </w:tc>
-            </w:tr>
-            <w:tr>
-              <w:trPr>
-                <w:cantSplit/>
-              </w:trPr>
-              <w:tc>
-                <w:tcPr>
-                  <w:tcW w:type="dxa" w:w="2493"/>
-                </w:tcPr>
-                <w:p>
-                  <w:pPr>
-                    <w:spacing w:after="20"/>
-                    <w:jc w:val="left"/>
-                  </w:pPr>
-                  <w:r/>
-                  <w:r>
-                    <w:rPr>
-                      <w:rFonts w:ascii="Times New Roman" w:hAnsi="Times New Roman"/>
-                      <w:sz w:val="21"/>
-                    </w:rPr>
-                    <w:t>daily job</w:t>
-                  </w:r>
-                </w:p>
-              </w:tc>
-              <w:tc>
-                <w:tcPr>
-                  <w:tcW w:type="dxa" w:w="2493"/>
-                </w:tcPr>
-                <w:p>
-                  <w:pPr>
-                    <w:spacing w:after="20"/>
-                    <w:jc w:val="left"/>
-                  </w:pPr>
-                  <w:r/>
-                  <w:r>
-                    <w:rPr>
-                      <w:rFonts w:ascii="Times New Roman" w:hAnsi="Times New Roman"/>
-                      <w:sz w:val="21"/>
-                    </w:rPr>
-                    <w:t>static site data</w:t>
-                  </w:r>
-                </w:p>
-              </w:tc>
-              <w:tc>
-                <w:tcPr>
-                  <w:tcW w:type="dxa" w:w="2493"/>
-                </w:tcPr>
-                <w:p>
-                  <w:pPr>
-                    <w:spacing w:after="20"/>
-                    <w:jc w:val="left"/>
-                  </w:pPr>
-                  <w:r/>
-                  <w:r>
-                    <w:rPr>
-                      <w:rFonts w:ascii="Times New Roman" w:hAnsi="Times New Roman"/>
-                      <w:sz w:val="21"/>
-                    </w:rPr>
-                    <w:t>HTTP call to API</w:t>
-                  </w:r>
-                </w:p>
-              </w:tc>
-              <w:tc>
-                <w:tcPr>
-                  <w:tcW w:type="dxa" w:w="2493"/>
-                </w:tcPr>
-                <w:p>
-                  <w:pPr>
-                    <w:spacing w:after="20"/>
-                    <w:jc w:val="left"/>
-                  </w:pPr>
-                  <w:r/>
-                  <w:r>
-                    <w:rPr>
-                      <w:rFonts w:ascii="Times New Roman" w:hAnsi="Times New Roman"/>
-                      <w:sz w:val="21"/>
-                    </w:rPr>
-                    <w:t>identical JSON, never recomputed</w:t>
-                  </w:r>
-                </w:p>
-              </w:tc>
-            </w:tr>
-          </w:tbl>
-          <w:p/>
-          <w:p>
-            <w:pPr>
-              <w:spacing w:after="0" w:before="0"/>
-            </w:pPr>
-            <w:r>
-              <w:rPr>
-                <w:sz w:val="2"/>
-              </w:rPr>
-            </w:r>
-          </w:p>
-          <w:p>
-            <w:pPr>
-              <w:spacing w:after="100"/>
-              <w:ind w:firstLine="340"/>
-              <w:jc w:val="both"/>
-            </w:pPr>
-            <w:r>
-              <w:rPr>
-                <w:rFonts w:ascii="Times New Roman" w:hAnsi="Times New Roman"/>
-                <w:sz w:val="24"/>
-              </w:rPr>
-              <w:t>The daily job never recomputes through a second code path — it calls the API and snapshots the response, the discipline [31] that keeps the static and live deployments from diverging, applied to every module added under the Research Plan.</w:t>
+              <w:t>Each layer boundary carries an explicit contract rather than an informal call</w:t>
+            </w:r>
+            <w:r>
+              <w:rPr>
+                <w:rFonts w:ascii="Times New Roman" w:hAnsi="Times New Roman"/>
+                <w:sz w:val="24"/>
+              </w:rPr>
+              <w:t>: the pipeline writes fixed-schema files, the computation layer reads and joins them in-process with no serialisation step, and the API exposes every downstream consumer — including the daily job that supplies the static site — through the same typed response models. That last link is enforced most strictly: the daily job never recomputes through a second code path, it calls the API and snapshots the response, the discipline [31] that keeps the static and live deployments from diverging, applied to every module added under the Research Plan.</w:t>
             </w:r>
           </w:p>
         </w:tc>

--- a/docs/THESIS_PROPOSAL.docx
+++ b/docs/THESIS_PROPOSAL.docx
@@ -157,10 +157,10 @@
           <w:insideV w:val="none" w:sz="0" w:color="000000"/>
         </w:tblBorders>
         <w:tblCellMar>
-          <w:top w:w="80" w:type="dxa"/>
-          <w:bottom w:w="80" w:type="dxa"/>
-          <w:left w:w="110" w:type="dxa"/>
-          <w:right w:w="110" w:type="dxa"/>
+          <w:top w:w="50" w:type="dxa"/>
+          <w:bottom w:w="50" w:type="dxa"/>
+          <w:left w:w="90" w:type="dxa"/>
+          <w:right w:w="90" w:type="dxa"/>
         </w:tblCellMar>
       </w:tblPr>
       <w:tblGrid>
@@ -284,6 +284,7 @@
           </w:tcPr>
           <w:p>
             <w:pPr>
+              <w:keepNext/>
               <w:spacing w:after="100"/>
             </w:pPr>
             <w:r>
@@ -306,7 +307,7 @@
                 <w:rFonts w:ascii="Times New Roman" w:hAnsi="Times New Roman"/>
                 <w:sz w:val="24"/>
               </w:rPr>
-              <w:t xml:space="preserve">Retail FX decision-support tools typically display a directional forecast and a confidence label whose empirical foundation is weaker than their presentation suggests: daily returns have resisted prediction since Meese and Rogoff [1], and technical-rule replications show in-sample profitability largely disappearing out of sample, absorbed by a momentum factor [2], [3]. The core difficulty is inference under a low signal-to-noise ratio with a large hypothesis space — evaluating thousands of candidate rules finds spurious relationships unless the hypothesis space is enumerated in advance and the family-wise error rate is controlled [4]–[6] — compounded by the fact that a negative finding is uninformative without its minimum detectable effect size (MDES). Predictability also differs by axis: the HAR model of realized volatility [7]–[9] gives well-established </w:t>
+              <w:t xml:space="preserve">Retail FX decision-support tools display a directional forecast and confidence label whose empirical foundation is weaker than their presentation suggests: daily returns have resisted prediction since Meese and Rogoff [1], and technical-rule profits largely vanish out of sample, absorbed by a momentum factor [2], [3]. The core difficulty is a low signal-to-noise ratio over a large hypothesis space — testing thousands of candidate rules finds spurious relationships unless the space is enumerated in advance and the family-wise error rate is controlled [4]–[6] — compounded by negative findings that are uninformative without a minimum detectable effect size (MDES). Predictability also differs by axis: HAR-modelled realized volatility [7]–[9] gives well-established </w:t>
             </w:r>
             <w:r>
               <w:rPr>
@@ -336,7 +337,7 @@
                 <w:rFonts w:ascii="Times New Roman" w:hAnsi="Times New Roman"/>
                 <w:sz w:val="24"/>
               </w:rPr>
-              <w:t xml:space="preserve"> remains contested [10], [11], so a system should state explicitly which axis it claims skill on.</w:t>
+              <w:t xml:space="preserve"> remains contested [10], [11], so a system should state which axis it claims skill on.</w:t>
             </w:r>
           </w:p>
           <w:p>
@@ -350,7 +351,7 @@
                 <w:rFonts w:ascii="Times New Roman" w:hAnsi="Times New Roman"/>
                 <w:sz w:val="24"/>
               </w:rPr>
-              <w:t>Preliminary work has established feasibility through three pre-registered phases, each closed with a written decision record. A complete pipeline covers six pairs (EUR/USD, GBP/USD, USD/JPY, AUD/USD, USD/CAD, USD/CHF) over 2010–2025 (≈34.9M one-minute bars); a production volatility layer, a three-class probability layer, and a risk layer run end to end through a web application updated daily. The extended HAR model attains test-set QLIKE 0.1585 vs. 0.2172 for the prior baseline, and 14 ML/DL alternatives plus 509 combinations fail to displace it from the Model Confidence Set [12]. On direction, 8,652 rule hypotheses across twelve discovery branches yield zero survivors after family-wise error control. A pre-registered causal-vs-validation feature-selection ablation is completed and frozen; its sealed-set evaluation was withheld because the pre-specified opening rule was not met.</w:t>
+              <w:t>Preliminary work has established feasibility through three pre-registered phases, each closed with a written decision record. A complete pipeline covers six pairs (EUR/USD, GBP/USD, USD/JPY, AUD/USD, USD/CAD, USD/CHF) over 2010–2025 (≈34.9M one-minute bars), with volatility, probability, and risk layers running end to end through a daily web application. The extended HAR model reaches test-set QLIKE 0.1585 vs. 0.2172 for the prior baseline, undisplaced by 14 ML/DL alternatives and 509 combinations in the Model Confidence Set [12]. On direction, 8,652 rule hypotheses across twelve discovery branches yield zero survivors after family-wise error control, and a pre-registered causal-vs-validation ablation is completed and frozen — its sealed-set evaluation withheld because the opening rule was not met.</w:t>
             </w:r>
           </w:p>
           <w:p>
@@ -379,7 +380,7 @@
                 <w:rFonts w:ascii="Times New Roman" w:hAnsi="Times New Roman"/>
                 <w:sz w:val="24"/>
               </w:rPr>
-              <w:t xml:space="preserve"> problem as a statistical one: a decision support system whose every number is traceable to a pre-registered measurement, delivered as software that runs continuously rather than a script for a report. The data pipeline, computation layer, API, and web application (see </w:t>
+              <w:t xml:space="preserve"> problem as a statistical one: a system whose every number is traceable to a pre-registered measurement, delivered as software that runs continuously rather than a report script. The data pipeline, computation layer, API, and web application (</w:t>
             </w:r>
             <w:r>
               <w:rPr>
@@ -394,7 +395,7 @@
                 <w:rFonts w:ascii="Times New Roman" w:hAnsi="Times New Roman"/>
                 <w:sz w:val="24"/>
               </w:rPr>
-              <w:t>) are a primary deliverable, developed across all sixteen weeks rather than assembled at the end.</w:t>
+              <w:t>) are a primary deliverable, built across all sixteen weeks rather than assembled at the end.</w:t>
             </w:r>
           </w:p>
         </w:tc>
@@ -406,6 +407,7 @@
           </w:tcPr>
           <w:p>
             <w:pPr>
+              <w:keepNext/>
               <w:spacing w:after="100"/>
             </w:pPr>
             <w:r>
@@ -473,7 +475,7 @@
                 <w:rFonts w:ascii="Times New Roman" w:hAnsi="Times New Roman"/>
                 <w:sz w:val="24"/>
               </w:rPr>
-              <w:t xml:space="preserve"> attach a qualitative label with no scoring rule. None discloses the hypothesis space searched, the multiple-testing correction, a calibration guarantee, or a quantified probability of ruin — gaps identified in decision support systems generally [27] and specifically targeted here.</w:t>
+              <w:t xml:space="preserve"> attach a qualitative label with no scoring rule. None discloses the hypothesis space, the multiple-testing correction, a calibration guarantee, or a probability of ruin — gaps this thesis targets directly [27].</w:t>
             </w:r>
           </w:p>
         </w:tc>
@@ -485,6 +487,7 @@
           </w:tcPr>
           <w:p>
             <w:pPr>
+              <w:keepNext/>
               <w:spacing w:after="100"/>
             </w:pPr>
             <w:r>
@@ -725,6 +728,7 @@
           </w:tcPr>
           <w:p>
             <w:pPr>
+              <w:keepNext/>
               <w:spacing w:after="100"/>
             </w:pPr>
             <w:r>
@@ -762,7 +766,7 @@
                 <w:rFonts w:ascii="Times New Roman" w:hAnsi="Times New Roman"/>
                 <w:sz w:val="24"/>
               </w:rPr>
-              <w:t xml:space="preserve"> — six cross pairs never used in development (EUR/GBP, EUR/JPY, GBP/JPY, AUD/JPY, EUR/CHF, NZD/USD) plus 2026 data for all twelve pairs — opens exactly once after the configuration is frozen, with no retuning after.</w:t>
+              <w:t xml:space="preserve"> — six cross pairs never used in development (EUR/GBP, EUR/JPY, GBP/JPY, AUD/JPY, EUR/CHF, NZD/USD) plus 2026 data for all twelve pairs — opens exactly once after the configuration is frozen, with no retuning.</w:t>
             </w:r>
           </w:p>
           <w:p>
@@ -776,7 +780,7 @@
                 <w:rFonts w:ascii="Times New Roman" w:hAnsi="Times New Roman"/>
                 <w:sz w:val="24"/>
               </w:rPr>
-              <w:t xml:space="preserve">The primary source is one-minute bar data, from which daily bars and five-minute realized measures are computed; supplementary sources include the central-bank/macro calendar, exogenous daily series, and tick-derived transaction costs. Horizons are one, five, and twenty sessions (one-session default). The study explicitly does </w:t>
+              <w:t xml:space="preserve">The primary source is one-minute bar data, from which daily bars and five-minute realized measures are computed; supplementary sources include the central-bank/macro calendar, exogenous series, and tick-derived costs. Horizons are one, five, and twenty sessions (default one). The study does </w:t>
             </w:r>
             <w:r>
               <w:rPr>
@@ -803,6 +807,7 @@
           </w:tcPr>
           <w:p>
             <w:pPr>
+              <w:keepNext/>
               <w:spacing w:after="100"/>
             </w:pPr>
             <w:r>
@@ -833,7 +838,7 @@
                 <w:rFonts w:ascii="Times New Roman" w:hAnsi="Times New Roman"/>
                 <w:sz w:val="24"/>
               </w:rPr>
-              <w:t>: how skill is attributed to an axis and an information layer; how multiple-testing control, power analysis, and sealed-set validation combine to produce replicable claims; how calibrated forecasts convert into risk limits with a measured ruin probability; and how this evidence should be presented so a user can separate what is measured from what is assumed.</w:t>
+              <w:t>: how skill is attributed to an axis and information layer; how multiple-testing control, power analysis, and sealed-set validation combine into replicable claims; how calibrated forecasts convert into risk limits with a measured ruin probability; and how this evidence is presented so a user can separate what is measured from what is assumed.</w:t>
             </w:r>
           </w:p>
         </w:tc>
@@ -845,6 +850,7 @@
           </w:tcPr>
           <w:p>
             <w:pPr>
+              <w:keepNext/>
               <w:spacing w:after="100"/>
             </w:pPr>
             <w:r>
@@ -902,6 +908,7 @@
           </w:p>
           <w:p>
             <w:pPr>
+              <w:keepNext/>
               <w:spacing w:before="140" w:after="60"/>
             </w:pPr>
             <w:r>
@@ -1025,7 +1032,7 @@
                 <w:rFonts w:ascii="Times New Roman" w:hAnsi="Times New Roman"/>
                 <w:sz w:val="24"/>
               </w:rPr>
-              <w:t xml:space="preserve"> Five triangulated methods decide which exogenous variable is trusted; using the effect to adjust the forecast directly was tested and found not yet effective (Deferred / Future Work).</w:t>
+              <w:t xml:space="preserve"> Five triangulated methods decide which exogenous variable is trusted; using the effect to adjust the forecast directly was tested and found ineffective (Deferred / Future Work).</w:t>
             </w:r>
           </w:p>
           <w:p>
@@ -1131,7 +1138,7 @@
                 <w:rFonts w:ascii="Times New Roman" w:hAnsi="Times New Roman"/>
                 <w:sz w:val="24"/>
               </w:rPr>
-              <w:t xml:space="preserve"> Two pair-specific tail-risk recalibrations, each diagnosed but not yet frozen: covariate-shift-weighted conformal/EVT quantiles for USD/JPY's confirmed distribution drift, and change-point-isolated exclusion of USD/CHF's 2015 SNB shock window; plus a portfolio-correlation adjustment and a measured slippage coefficient.</w:t>
+              <w:t xml:space="preserve"> Two pair-specific tail-risk recalibrations, diagnosed but not yet frozen: shift-weighted conformal/EVT quantiles for USD/JPY's confirmed drift, and change-point exclusion of USD/CHF's 2015 SNB shock window; plus a portfolio-correlation adjustment and a measured slippage coefficient.</w:t>
             </w:r>
           </w:p>
           <w:p>
@@ -1169,11 +1176,12 @@
                 <w:rFonts w:ascii="Times New Roman" w:hAnsi="Times New Roman"/>
                 <w:sz w:val="24"/>
               </w:rPr>
-              <w:t xml:space="preserve"> A secondary model that decides sizing/confidence rather than re-predicting direction [35]. After removing a circular-feature leak, preliminary skill (Brier skill score) is positive in 3/6 pairs, rising to 5/6 when the feature set is augmented with an exogenous implied-volatility index — a candidate risk-layer addition, integration not yet finalized.</w:t>
+              <w:t xml:space="preserve"> A secondary model deciding sizing/confidence rather than re-predicting direction [35]. After removing a circular-feature leak, skill (Brier skill score) is positive in 3/6 pairs, rising to 5/6 with an exogenous implied-volatility feature — a candidate risk-layer addition, not yet integrated.</w:t>
             </w:r>
           </w:p>
           <w:p>
             <w:pPr>
+              <w:keepNext/>
               <w:spacing w:before="140" w:after="60"/>
             </w:pPr>
             <w:r>
@@ -1212,7 +1220,7 @@
                 <w:rFonts w:ascii="Times New Roman" w:hAnsi="Times New Roman"/>
                 <w:sz w:val="24"/>
               </w:rPr>
-              <w:t xml:space="preserve"> is Granger-type F-testing under step-down Westfall–Young control [4]. Four independent methods triangulate the result — the answer to "which algorithm, and how do you know it is causality, not correlation":</w:t>
+              <w:t xml:space="preserve"> is Granger-type F-testing under step-down Westfall–Young control [4]; four independent methods triangulate the result — answering "which algorithm, and how do you know it is causality, not correlation":</w:t>
             </w:r>
           </w:p>
           <w:tbl>
@@ -1229,10 +1237,10 @@
                 <w:insideV w:val="single" w:sz="8" w:color="000000"/>
               </w:tblBorders>
               <w:tblCellMar>
-                <w:top w:w="40" w:type="dxa"/>
-                <w:bottom w:w="40" w:type="dxa"/>
-                <w:left w:w="80" w:type="dxa"/>
-                <w:right w:w="80" w:type="dxa"/>
+                <w:top w:w="25" w:type="dxa"/>
+                <w:bottom w:w="25" w:type="dxa"/>
+                <w:left w:w="60" w:type="dxa"/>
+                <w:right w:w="60" w:type="dxa"/>
               </w:tblCellMar>
             </w:tblPr>
             <w:tblGrid>
@@ -1371,7 +1379,7 @@
                       <w:rFonts w:ascii="Times New Roman" w:hAnsi="Times New Roman"/>
                       <w:sz w:val="21"/>
                     </w:rPr>
-                    <w:t>VIX survives on every pair; gold-implied volatility (GVZCLS) loses significance once conditioned on VIX — the confound-vs-cause distinction pairwise Granger cannot make</w:t>
+                    <w:t>VIX survives on every pair; gold-implied volatility (GVZCLS) loses significance once conditioned on VIX — a confound pairwise Granger cannot detect</w:t>
                   </w:r>
                 </w:p>
               </w:tc>
@@ -1654,7 +1662,7 @@
                 <w:rFonts w:ascii="Times New Roman" w:hAnsi="Times New Roman"/>
                 <w:sz w:val="24"/>
               </w:rPr>
-              <w:t>Four independently authored methods, different assumptions, converging on one variable is stronger evidence than any single p-value; none establishes structural causality — every claim remains temporal-precedence or potential-outcomes under its method's assumptions.</w:t>
+              <w:t>Four independently authored methods with different assumptions converging on one variable is stronger evidence than any single p-value; none establishes structural causality — every claim remains temporal-precedence or potential-outcomes under its method's assumptions.</w:t>
             </w:r>
           </w:p>
           <w:p>
@@ -1691,7 +1699,7 @@
                 <w:rFonts w:ascii="Times New Roman" w:hAnsi="Times New Roman"/>
                 <w:sz w:val="24"/>
               </w:rPr>
-              <w:t xml:space="preserve"> — it is the actual filter behind the frozen feature set. The </w:t>
+              <w:t xml:space="preserve">, the actual filter behind the frozen feature set. The </w:t>
             </w:r>
             <w:r>
               <w:rPr>
@@ -1706,7 +1714,7 @@
                 <w:rFonts w:ascii="Times New Roman" w:hAnsi="Times New Roman"/>
                 <w:sz w:val="24"/>
               </w:rPr>
-              <w:t xml:space="preserve"> (adjusting the forecast directly) was tested and produced </w:t>
+              <w:t xml:space="preserve"> (adjusting the forecast directly) produced </w:t>
             </w:r>
             <w:r>
               <w:rPr>
@@ -1721,11 +1729,12 @@
                 <w:rFonts w:ascii="Times New Roman" w:hAnsi="Times New Roman"/>
                 <w:sz w:val="24"/>
               </w:rPr>
-              <w:t>, plausibly because HAR already absorbs the information indirectly; consistent with this thesis's negative-findings policy, it moves to Deferred / Future Work.</w:t>
+              <w:t>, plausibly because HAR already absorbs the information indirectly; per this thesis's negative-findings policy, it moves to Deferred / Future Work.</w:t>
             </w:r>
           </w:p>
           <w:p>
             <w:pPr>
+              <w:keepNext/>
               <w:spacing w:before="140" w:after="60"/>
             </w:pPr>
             <w:r>
@@ -1786,7 +1795,7 @@
                 <w:rFonts w:ascii="Times New Roman" w:hAnsi="Times New Roman"/>
                 <w:sz w:val="24"/>
               </w:rPr>
-              <w:t xml:space="preserve"> One-time historical bootstrap plus a daily job (four times/day via CI) building daily bars, realized measures, and the macro calendar.</w:t>
+              <w:t xml:space="preserve"> One-time historical bootstrap plus a daily job (4×/day via CI) building daily bars, realized measures, and the macro calendar.</w:t>
             </w:r>
           </w:p>
           <w:p>
@@ -1994,7 +2003,7 @@
                 <w:rFonts w:ascii="Times New Roman" w:hAnsi="Times New Roman"/>
                 <w:sz w:val="24"/>
               </w:rPr>
-              <w:t xml:space="preserve"> The local/CI deployment runs the full FastAPI process and is the only place risk numbers are </w:t>
+              <w:t xml:space="preserve"> The local/CI deployment runs the full FastAPI process, the only place risk numbers are </w:t>
             </w:r>
             <w:r>
               <w:rPr>
@@ -2009,7 +2018,7 @@
                 <w:rFonts w:ascii="Times New Roman" w:hAnsi="Times New Roman"/>
                 <w:sz w:val="24"/>
               </w:rPr>
-              <w:t>; Vercel's serverless size limit cannot host that stack, so a daily job pre-computes once-a-day numbers as static JSON while a lightweight function handles only intraday chart data — practice consistent with scaling ML-serving systems under heterogeneous constraints [31], [32].</w:t>
+              <w:t>; Vercel's serverless size limit cannot host that stack, so a daily job pre-computes once-a-day numbers as static JSON while a lightweight function handles intraday chart data — consistent with scaling ML-serving systems under heterogeneous constraints [31], [32].</w:t>
             </w:r>
           </w:p>
           <w:p>
@@ -2024,14 +2033,14 @@
                 <w:b/>
                 <w:sz w:val="24"/>
               </w:rPr>
-              <w:t>Each layer boundary carries an explicit contract rather than an informal call</w:t>
-            </w:r>
-            <w:r>
-              <w:rPr>
-                <w:rFonts w:ascii="Times New Roman" w:hAnsi="Times New Roman"/>
-                <w:sz w:val="24"/>
-              </w:rPr>
-              <w:t>: the pipeline writes fixed-schema files, the computation layer reads and joins them in-process with no serialisation step, and the API exposes every downstream consumer — including the daily job that supplies the static site — through the same typed response models. That last link is enforced most strictly: the daily job never recomputes through a second code path, it calls the API and snapshots the response, the discipline [31] that keeps the static and live deployments from diverging, applied to every module added under the Research Plan.</w:t>
+              <w:t>Each layer boundary carries an explicit contract, not an informal call</w:t>
+            </w:r>
+            <w:r>
+              <w:rPr>
+                <w:rFonts w:ascii="Times New Roman" w:hAnsi="Times New Roman"/>
+                <w:sz w:val="24"/>
+              </w:rPr>
+              <w:t>: the pipeline writes fixed-schema files, the computation layer joins them in-process with no serialisation step, and the API exposes every downstream consumer — including the daily job feeding the static site — through the same typed response models. That last link is enforced most strictly: the daily job never recomputes through a second code path, it calls the API and snapshots the response — the discipline [31] that keeps deployments from diverging, applied to every module added under the Research Plan.</w:t>
             </w:r>
           </w:p>
         </w:tc>
@@ -2043,6 +2052,7 @@
           </w:tcPr>
           <w:p>
             <w:pPr>
+              <w:keepNext/>
               <w:spacing w:after="100"/>
             </w:pPr>
             <w:r>
@@ -2097,7 +2107,7 @@
                 <w:rFonts w:ascii="Times New Roman" w:hAnsi="Times New Roman"/>
                 <w:sz w:val="24"/>
               </w:rPr>
-              <w:t xml:space="preserve"> Construct bars and realized measures; verify contiguity and session conventions; fix the partition, metrics, multiple-testing procedure, and sealed-set policy in writing </w:t>
+              <w:t xml:space="preserve"> Construct bars and realized measures; verify contiguity and session conventions; fix the partition, metrics, multiple-testing procedure, and sealed-set policy </w:t>
             </w:r>
             <w:r>
               <w:rPr>
@@ -2287,7 +2297,7 @@
                 <w:rFonts w:ascii="Times New Roman" w:hAnsi="Times New Roman"/>
                 <w:sz w:val="24"/>
               </w:rPr>
-              <w:t xml:space="preserve"> Maintain the operating product path throughout, integrating each layer as a versioned artefact the week it completes; harden the system in the final weeks with full provenance; analyse failure cases and calibration degradation in the interface rather than omitting them.</w:t>
+              <w:t xml:space="preserve"> Maintain the operating product path throughout, integrating each layer as a versioned artefact the week it completes; harden the system in the final weeks with full provenance; analyse failure cases and calibration degradation in the interface, not omit them.</w:t>
             </w:r>
           </w:p>
         </w:tc>
@@ -2299,6 +2309,7 @@
           </w:tcPr>
           <w:p>
             <w:pPr>
+              <w:keepNext/>
               <w:spacing w:after="100"/>
             </w:pPr>
             <w:r>
@@ -2399,7 +2410,7 @@
                 <w:rFonts w:ascii="Times New Roman" w:hAnsi="Times New Roman"/>
                 <w:sz w:val="24"/>
               </w:rPr>
-              <w:t xml:space="preserve"> Causally-filtered variables degrade less out of sample than validation-selected ones (mechanism: distribution drift in the latter); the triangulation's validation role is load-bearing, its forecast-performance role tested and reported negative rather than overstated.</w:t>
+              <w:t xml:space="preserve"> Causally-filtered variables degrade less out of sample than validation-selected ones (distribution drift in the latter); the triangulation's validation role is load-bearing, its forecast-performance role tested and reported negative rather than overstated.</w:t>
             </w:r>
           </w:p>
           <w:p>
@@ -2518,6 +2529,7 @@
           </w:tcPr>
           <w:p>
             <w:pPr>
+              <w:keepNext/>
               <w:spacing w:after="100"/>
             </w:pPr>
             <w:r>
@@ -3538,6 +3550,7 @@
           </w:tcPr>
           <w:p>
             <w:pPr>
+              <w:keepNext/>
               <w:spacing w:after="100"/>
             </w:pPr>
             <w:r>
@@ -3593,10 +3606,10 @@
               </w:tblBorders>
               <w:tblLayout w:type="fixed"/>
               <w:tblCellMar>
-                <w:top w:w="40" w:type="dxa"/>
-                <w:bottom w:w="40" w:type="dxa"/>
-                <w:left w:w="80" w:type="dxa"/>
-                <w:right w:w="80" w:type="dxa"/>
+                <w:top w:w="25" w:type="dxa"/>
+                <w:bottom w:w="25" w:type="dxa"/>
+                <w:left w:w="60" w:type="dxa"/>
+                <w:right w:w="60" w:type="dxa"/>
               </w:tblCellMar>
               <w:tblLayout w:type="fixed"/>
             </w:tblPr>
@@ -4738,6 +4751,7 @@
           </w:tcPr>
           <w:p>
             <w:pPr>
+              <w:keepNext/>
               <w:spacing w:after="100"/>
             </w:pPr>
             <w:r>
@@ -4864,6 +4878,7 @@
           </w:tcPr>
           <w:p>
             <w:pPr>
+              <w:keepNext/>
               <w:spacing w:after="100"/>
             </w:pPr>
             <w:r>
@@ -4905,10 +4920,10 @@
               </w:tblBorders>
               <w:tblLayout w:type="fixed"/>
               <w:tblCellMar>
-                <w:top w:w="40" w:type="dxa"/>
-                <w:bottom w:w="40" w:type="dxa"/>
-                <w:left w:w="80" w:type="dxa"/>
-                <w:right w:w="80" w:type="dxa"/>
+                <w:top w:w="25" w:type="dxa"/>
+                <w:bottom w:w="25" w:type="dxa"/>
+                <w:left w:w="60" w:type="dxa"/>
+                <w:right w:w="60" w:type="dxa"/>
               </w:tblCellMar>
               <w:tblLayout w:type="fixed"/>
             </w:tblPr>
@@ -6134,10 +6149,10 @@
         </w:tblBorders>
         <w:tblLayout w:type="fixed"/>
         <w:tblCellMar>
-          <w:top w:w="110" w:type="dxa"/>
-          <w:bottom w:w="110" w:type="dxa"/>
-          <w:left w:w="110" w:type="dxa"/>
-          <w:right w:w="110" w:type="dxa"/>
+          <w:top w:w="70" w:type="dxa"/>
+          <w:bottom w:w="70" w:type="dxa"/>
+          <w:left w:w="90" w:type="dxa"/>
+          <w:right w:w="90" w:type="dxa"/>
         </w:tblCellMar>
         <w:tblLayout w:type="fixed"/>
       </w:tblPr>
@@ -6170,7 +6185,7 @@
           </w:p>
           <w:p>
             <w:pPr>
-              <w:spacing w:after="1040"/>
+              <w:spacing w:after="760"/>
               <w:jc w:val="center"/>
             </w:pPr>
             <w:r>
@@ -6235,7 +6250,7 @@
           </w:p>
           <w:p>
             <w:pPr>
-              <w:spacing w:after="880"/>
+              <w:spacing w:after="640"/>
               <w:jc w:val="center"/>
             </w:pPr>
             <w:r>
@@ -6250,7 +6265,7 @@
           </w:p>
           <w:p>
             <w:pPr>
-              <w:spacing w:after="680"/>
+              <w:spacing w:after="520"/>
               <w:jc w:val="center"/>
             </w:pPr>
             <w:r>
@@ -6283,7 +6298,7 @@
     </w:tbl>
     <w:sectPr>
       <w:pgSz w:w="12240" w:h="15840"/>
-      <w:pgMar w:top="1020" w:right="1020" w:bottom="1020" w:left="1247" w:header="720" w:footer="720" w:gutter="0"/>
+      <w:pgMar w:top="794" w:right="1020" w:bottom="794" w:left="1247" w:header="720" w:footer="720" w:gutter="0"/>
       <w:cols w:space="720"/>
       <w:docGrid w:linePitch="360"/>
     </w:sectPr>
@@ -6655,7 +6670,7 @@
     <w:qFormat/>
     <w:rsid w:val="00FC693F"/>
     <w:pPr>
-      <w:spacing w:after="120" w:line="276" w:lineRule="auto"/>
+      <w:spacing w:after="100" w:line="264" w:lineRule="auto"/>
     </w:pPr>
     <w:rPr>
       <w:rFonts w:ascii="Times New Roman" w:hAnsi="Times New Roman" w:eastAsia="Times New Roman"/>
